--- a/6-过程管理/流程制度规范类文件/ZGS-06-11-信息安全管理制度.docx
+++ b/6-过程管理/流程制度规范类文件/ZGS-06-11-信息安全管理制度.docx
@@ -21,7 +21,7 @@
         <w:spacing w:before="3120" w:beforeLines="1000"/>
         <w:textAlignment w:val="baseline"/>
       </w:pPr>
-      <w:bookmarkStart w:id="0" w:name="_Toc17908"/>
+      <w:bookmarkStart w:id="0" w:name="_Toc13825"/>
       <w:r>
         <w:drawing>
           <wp:anchor distT="0" distB="0" distL="114300" distR="114300" simplePos="0" relativeHeight="251660288" behindDoc="1" locked="0" layoutInCell="1" allowOverlap="1">
@@ -49,7 +49,7 @@
                     </pic:cNvPicPr>
                   </pic:nvPicPr>
                   <pic:blipFill>
-                    <a:blip r:embed="rId7"/>
+                    <a:blip r:embed="rId12"/>
                     <a:stretch>
                       <a:fillRect/>
                     </a:stretch>
@@ -104,7 +104,7 @@
                     </pic:cNvPicPr>
                   </pic:nvPicPr>
                   <pic:blipFill>
-                    <a:blip r:embed="rId8">
+                    <a:blip r:embed="rId13">
                       <a:alphaModFix amt="58000"/>
                       <a:lum contrast="-52000"/>
                     </a:blip>
@@ -159,7 +159,7 @@
           <w:lang w:val="en-US" w:eastAsia="zh-CN"/>
         </w:rPr>
       </w:pPr>
-      <w:bookmarkStart w:id="1" w:name="_Toc4090"/>
+      <w:bookmarkStart w:id="1" w:name="_Toc10019"/>
       <w:r>
         <w:rPr>
           <w:rFonts w:hint="eastAsia"/>
@@ -205,69 +205,6 @@
           <w:szCs w:val="24"/>
         </w:rPr>
         <w:t>文件编号：ZGS-06-11</w:t>
-      </w:r>
-      <w:r>
-        <w:rPr>
-          <w:rFonts w:hint="eastAsia" w:ascii="宋体" w:hAnsi="宋体" w:eastAsia="宋体" w:cs="宋体"/>
-          <w:b/>
-          <w:bCs/>
-          <w:spacing w:val="-3"/>
-          <w:sz w:val="24"/>
-          <w:szCs w:val="24"/>
-          <w:lang w:val="en-US" w:eastAsia="zh-CN"/>
-        </w:rPr>
-      </w:r>
-      <w:r>
-        <w:rPr>
-          <w:rFonts w:ascii="宋体" w:hAnsi="宋体" w:eastAsia="宋体" w:cs="宋体"/>
-          <w:b/>
-          <w:bCs/>
-          <w:spacing w:val="-3"/>
-          <w:sz w:val="24"/>
-          <w:szCs w:val="24"/>
-        </w:rPr>
-      </w:r>
-      <w:r>
-        <w:rPr>
-          <w:rFonts w:hint="eastAsia" w:ascii="宋体" w:hAnsi="宋体" w:cs="宋体"/>
-          <w:b/>
-          <w:bCs/>
-          <w:spacing w:val="-3"/>
-          <w:sz w:val="24"/>
-          <w:szCs w:val="24"/>
-          <w:lang w:val="en-US" w:eastAsia="zh-CN"/>
-        </w:rPr>
-      </w:r>
-      <w:r>
-        <w:rPr>
-          <w:rFonts w:ascii="宋体" w:hAnsi="宋体" w:eastAsia="宋体" w:cs="宋体"/>
-          <w:b/>
-          <w:bCs/>
-          <w:spacing w:val="-3"/>
-          <w:sz w:val="24"/>
-          <w:szCs w:val="24"/>
-        </w:rPr>
-      </w:r>
-      <w:r>
-        <w:rPr>
-          <w:rFonts w:hint="eastAsia" w:ascii="宋体" w:hAnsi="宋体" w:cs="宋体"/>
-          <w:b/>
-          <w:bCs/>
-          <w:spacing w:val="-3"/>
-          <w:sz w:val="24"/>
-          <w:szCs w:val="24"/>
-          <w:lang w:val="en-US" w:eastAsia="zh-CN"/>
-        </w:rPr>
-      </w:r>
-      <w:r>
-        <w:rPr>
-          <w:rFonts w:ascii="宋体" w:hAnsi="宋体" w:eastAsia="宋体" w:cs="宋体"/>
-          <w:b/>
-          <w:bCs/>
-          <w:spacing w:val="-3"/>
-          <w:sz w:val="24"/>
-          <w:szCs w:val="24"/>
-        </w:rPr>
       </w:r>
     </w:p>
     <w:tbl>
@@ -568,17 +505,7 @@
                 <w:vertAlign w:val="baseline"/>
                 <w:lang w:val="en-US" w:eastAsia="zh-CN"/>
               </w:rPr>
-              <w:t>审核</w:t>
-            </w:r>
-            <w:bookmarkStart w:id="30" w:name="_GoBack"/>
-            <w:bookmarkEnd w:id="30"/>
-            <w:r>
-              <w:rPr>
-                <w:rFonts w:hint="eastAsia"/>
-                <w:vertAlign w:val="baseline"/>
-                <w:lang w:val="en-US" w:eastAsia="zh-CN"/>
-              </w:rPr>
-              <w:t>时间</w:t>
+              <w:t>审核时间</w:t>
             </w:r>
             <w:r>
               <w:rPr>
@@ -657,31 +584,6 @@
                 <w:lang w:val="en-US" w:eastAsia="zh-CN"/>
               </w:rPr>
               <w:t>批准人:宋海滨</w:t>
-            </w:r>
-            <w:r>
-              <w:rPr>
-                <w:rFonts w:hint="eastAsia"/>
-                <w:spacing w:val="1"/>
-                <w:kern w:val="0"/>
-                <w:vertAlign w:val="baseline"/>
-                <w:lang w:val="en-US" w:eastAsia="zh-CN"/>
-              </w:rPr>
-            </w:r>
-            <w:r>
-              <w:rPr>
-                <w:rFonts w:hint="eastAsia" w:asciiTheme="minorAscii" w:hAnsiTheme="minorAscii" w:eastAsiaTheme="minorEastAsia"/>
-                <w:spacing w:val="227"/>
-                <w:sz w:val="21"/>
-                <w:vertAlign w:val="baseline"/>
-                <w:lang w:val="en-US" w:eastAsia="zh-CN"/>
-              </w:rPr>
-            </w:r>
-            <w:r>
-              <w:rPr>
-                <w:rFonts w:hint="eastAsia"/>
-                <w:u w:val="single"/>
-                <w:lang w:val="en-US" w:eastAsia="zh-CN"/>
-              </w:rPr>
             </w:r>
           </w:p>
         </w:tc>
@@ -1647,6 +1549,8 @@
               <w:tab w:val="right" w:leader="dot" w:pos="8306"/>
             </w:tabs>
           </w:pPr>
+          <w:bookmarkStart w:id="34" w:name="_GoBack"/>
+          <w:bookmarkEnd w:id="34"/>
           <w:r>
             <w:rPr>
               <w:rFonts w:hint="eastAsia" w:ascii="宋体" w:hAnsi="宋体" w:eastAsia="宋体" w:cs="宋体"/>
@@ -1683,7 +1587,7 @@
               <w:rFonts w:hint="eastAsia" w:ascii="宋体" w:hAnsi="宋体" w:eastAsia="宋体" w:cs="宋体"/>
               <w:szCs w:val="24"/>
             </w:rPr>
-            <w:instrText xml:space="preserve"> HYPERLINK \l _Toc17908 </w:instrText>
+            <w:instrText xml:space="preserve"> HYPERLINK \l _Toc13825 </w:instrText>
           </w:r>
           <w:r>
             <w:rPr>
@@ -1706,7 +1610,7 @@
             <w:fldChar w:fldCharType="begin"/>
           </w:r>
           <w:r>
-            <w:instrText xml:space="preserve"> PAGEREF _Toc17908 \h </w:instrText>
+            <w:instrText xml:space="preserve"> PAGEREF _Toc13825 \h </w:instrText>
           </w:r>
           <w:r>
             <w:fldChar w:fldCharType="separate"/>
@@ -1744,7 +1648,7 @@
               <w:rFonts w:hint="eastAsia" w:ascii="宋体" w:hAnsi="宋体" w:eastAsia="宋体" w:cs="宋体"/>
               <w:szCs w:val="24"/>
             </w:rPr>
-            <w:instrText xml:space="preserve"> HYPERLINK \l _Toc4090 </w:instrText>
+            <w:instrText xml:space="preserve"> HYPERLINK \l _Toc10019 </w:instrText>
           </w:r>
           <w:r>
             <w:rPr>
@@ -1767,7 +1671,7 @@
             <w:fldChar w:fldCharType="begin"/>
           </w:r>
           <w:r>
-            <w:instrText xml:space="preserve"> PAGEREF _Toc4090 \h </w:instrText>
+            <w:instrText xml:space="preserve"> PAGEREF _Toc10019 \h </w:instrText>
           </w:r>
           <w:r>
             <w:fldChar w:fldCharType="separate"/>
@@ -1805,7 +1709,7 @@
               <w:rFonts w:hint="eastAsia" w:ascii="宋体" w:hAnsi="宋体" w:eastAsia="宋体" w:cs="宋体"/>
               <w:szCs w:val="24"/>
             </w:rPr>
-            <w:instrText xml:space="preserve"> HYPERLINK \l _Toc29910 </w:instrText>
+            <w:instrText xml:space="preserve"> HYPERLINK \l _Toc13999 </w:instrText>
           </w:r>
           <w:r>
             <w:rPr>
@@ -1834,13 +1738,13 @@
             <w:fldChar w:fldCharType="begin"/>
           </w:r>
           <w:r>
-            <w:instrText xml:space="preserve"> PAGEREF _Toc29910 \h </w:instrText>
+            <w:instrText xml:space="preserve"> PAGEREF _Toc13999 \h </w:instrText>
           </w:r>
           <w:r>
             <w:fldChar w:fldCharType="separate"/>
           </w:r>
           <w:r>
-            <w:t>4</w:t>
+            <w:t>5</w:t>
           </w:r>
           <w:r>
             <w:fldChar w:fldCharType="end"/>
@@ -1872,7 +1776,7 @@
               <w:rFonts w:hint="eastAsia" w:ascii="宋体" w:hAnsi="宋体" w:eastAsia="宋体" w:cs="宋体"/>
               <w:szCs w:val="24"/>
             </w:rPr>
-            <w:instrText xml:space="preserve"> HYPERLINK \l _Toc15018 </w:instrText>
+            <w:instrText xml:space="preserve"> HYPERLINK \l _Toc10078 </w:instrText>
           </w:r>
           <w:r>
             <w:rPr>
@@ -1902,13 +1806,13 @@
             <w:fldChar w:fldCharType="begin"/>
           </w:r>
           <w:r>
-            <w:instrText xml:space="preserve"> PAGEREF _Toc15018 \h </w:instrText>
+            <w:instrText xml:space="preserve"> PAGEREF _Toc10078 \h </w:instrText>
           </w:r>
           <w:r>
             <w:fldChar w:fldCharType="separate"/>
           </w:r>
           <w:r>
-            <w:t>4</w:t>
+            <w:t>5</w:t>
           </w:r>
           <w:r>
             <w:fldChar w:fldCharType="end"/>
@@ -1940,7 +1844,7 @@
               <w:rFonts w:hint="eastAsia" w:ascii="宋体" w:hAnsi="宋体" w:eastAsia="宋体" w:cs="宋体"/>
               <w:szCs w:val="24"/>
             </w:rPr>
-            <w:instrText xml:space="preserve"> HYPERLINK \l _Toc5224 </w:instrText>
+            <w:instrText xml:space="preserve"> HYPERLINK \l _Toc24265 </w:instrText>
           </w:r>
           <w:r>
             <w:rPr>
@@ -1970,13 +1874,13 @@
             <w:fldChar w:fldCharType="begin"/>
           </w:r>
           <w:r>
-            <w:instrText xml:space="preserve"> PAGEREF _Toc5224 \h </w:instrText>
+            <w:instrText xml:space="preserve"> PAGEREF _Toc24265 \h </w:instrText>
           </w:r>
           <w:r>
             <w:fldChar w:fldCharType="separate"/>
           </w:r>
           <w:r>
-            <w:t>4</w:t>
+            <w:t>5</w:t>
           </w:r>
           <w:r>
             <w:fldChar w:fldCharType="end"/>
@@ -2008,7 +1912,7 @@
               <w:rFonts w:hint="eastAsia" w:ascii="宋体" w:hAnsi="宋体" w:eastAsia="宋体" w:cs="宋体"/>
               <w:szCs w:val="24"/>
             </w:rPr>
-            <w:instrText xml:space="preserve"> HYPERLINK \l _Toc11311 </w:instrText>
+            <w:instrText xml:space="preserve"> HYPERLINK \l _Toc9685 </w:instrText>
           </w:r>
           <w:r>
             <w:rPr>
@@ -2038,13 +1942,13 @@
             <w:fldChar w:fldCharType="begin"/>
           </w:r>
           <w:r>
-            <w:instrText xml:space="preserve"> PAGEREF _Toc11311 \h </w:instrText>
+            <w:instrText xml:space="preserve"> PAGEREF _Toc9685 \h </w:instrText>
           </w:r>
           <w:r>
             <w:fldChar w:fldCharType="separate"/>
           </w:r>
           <w:r>
-            <w:t>4</w:t>
+            <w:t>5</w:t>
           </w:r>
           <w:r>
             <w:fldChar w:fldCharType="end"/>
@@ -2076,7 +1980,7 @@
               <w:rFonts w:hint="eastAsia" w:ascii="宋体" w:hAnsi="宋体" w:eastAsia="宋体" w:cs="宋体"/>
               <w:szCs w:val="24"/>
             </w:rPr>
-            <w:instrText xml:space="preserve"> HYPERLINK \l _Toc16836 </w:instrText>
+            <w:instrText xml:space="preserve"> HYPERLINK \l _Toc11196 </w:instrText>
           </w:r>
           <w:r>
             <w:rPr>
@@ -2106,13 +2010,13 @@
             <w:fldChar w:fldCharType="begin"/>
           </w:r>
           <w:r>
-            <w:instrText xml:space="preserve"> PAGEREF _Toc16836 \h </w:instrText>
+            <w:instrText xml:space="preserve"> PAGEREF _Toc11196 \h </w:instrText>
           </w:r>
           <w:r>
             <w:fldChar w:fldCharType="separate"/>
           </w:r>
           <w:r>
-            <w:t>4</w:t>
+            <w:t>5</w:t>
           </w:r>
           <w:r>
             <w:fldChar w:fldCharType="end"/>
@@ -2144,7 +2048,7 @@
               <w:rFonts w:hint="eastAsia" w:ascii="宋体" w:hAnsi="宋体" w:eastAsia="宋体" w:cs="宋体"/>
               <w:szCs w:val="24"/>
             </w:rPr>
-            <w:instrText xml:space="preserve"> HYPERLINK \l _Toc18041 </w:instrText>
+            <w:instrText xml:space="preserve"> HYPERLINK \l _Toc24595 </w:instrText>
           </w:r>
           <w:r>
             <w:rPr>
@@ -2174,13 +2078,13 @@
             <w:fldChar w:fldCharType="begin"/>
           </w:r>
           <w:r>
-            <w:instrText xml:space="preserve"> PAGEREF _Toc18041 \h </w:instrText>
+            <w:instrText xml:space="preserve"> PAGEREF _Toc24595 \h </w:instrText>
           </w:r>
           <w:r>
             <w:fldChar w:fldCharType="separate"/>
           </w:r>
           <w:r>
-            <w:t>4</w:t>
+            <w:t>5</w:t>
           </w:r>
           <w:r>
             <w:fldChar w:fldCharType="end"/>
@@ -2212,7 +2116,7 @@
               <w:rFonts w:hint="eastAsia" w:ascii="宋体" w:hAnsi="宋体" w:eastAsia="宋体" w:cs="宋体"/>
               <w:szCs w:val="24"/>
             </w:rPr>
-            <w:instrText xml:space="preserve"> HYPERLINK \l _Toc4975 </w:instrText>
+            <w:instrText xml:space="preserve"> HYPERLINK \l _Toc11098 </w:instrText>
           </w:r>
           <w:r>
             <w:rPr>
@@ -2242,13 +2146,13 @@
             <w:fldChar w:fldCharType="begin"/>
           </w:r>
           <w:r>
-            <w:instrText xml:space="preserve"> PAGEREF _Toc4975 \h </w:instrText>
+            <w:instrText xml:space="preserve"> PAGEREF _Toc11098 \h </w:instrText>
           </w:r>
           <w:r>
             <w:fldChar w:fldCharType="separate"/>
           </w:r>
           <w:r>
-            <w:t>4</w:t>
+            <w:t>5</w:t>
           </w:r>
           <w:r>
             <w:fldChar w:fldCharType="end"/>
@@ -2280,7 +2184,7 @@
               <w:rFonts w:hint="eastAsia" w:ascii="宋体" w:hAnsi="宋体" w:eastAsia="宋体" w:cs="宋体"/>
               <w:szCs w:val="24"/>
             </w:rPr>
-            <w:instrText xml:space="preserve"> HYPERLINK \l _Toc22785 </w:instrText>
+            <w:instrText xml:space="preserve"> HYPERLINK \l _Toc8526 </w:instrText>
           </w:r>
           <w:r>
             <w:rPr>
@@ -2301,7 +2205,7 @@
               <w:rFonts w:hint="eastAsia"/>
               <w:lang w:val="en-US" w:eastAsia="zh-CN"/>
             </w:rPr>
-            <w:t>引用依据</w:t>
+            <w:t>信息安全方针</w:t>
           </w:r>
           <w:r>
             <w:tab/>
@@ -2310,13 +2214,217 @@
             <w:fldChar w:fldCharType="begin"/>
           </w:r>
           <w:r>
-            <w:instrText xml:space="preserve"> PAGEREF _Toc22785 \h </w:instrText>
+            <w:instrText xml:space="preserve"> PAGEREF _Toc8526 \h </w:instrText>
           </w:r>
           <w:r>
             <w:fldChar w:fldCharType="separate"/>
           </w:r>
           <w:r>
-            <w:t>5</w:t>
+            <w:t>6</w:t>
+          </w:r>
+          <w:r>
+            <w:fldChar w:fldCharType="end"/>
+          </w:r>
+          <w:r>
+            <w:rPr>
+              <w:rFonts w:hint="eastAsia" w:ascii="宋体" w:hAnsi="宋体" w:eastAsia="宋体" w:cs="宋体"/>
+              <w:szCs w:val="24"/>
+            </w:rPr>
+            <w:fldChar w:fldCharType="end"/>
+          </w:r>
+        </w:p>
+        <w:p>
+          <w:pPr>
+            <w:pStyle w:val="17"/>
+            <w:tabs>
+              <w:tab w:val="right" w:leader="dot" w:pos="8306"/>
+            </w:tabs>
+          </w:pPr>
+          <w:r>
+            <w:rPr>
+              <w:rFonts w:hint="eastAsia" w:ascii="宋体" w:hAnsi="宋体" w:eastAsia="宋体" w:cs="宋体"/>
+              <w:szCs w:val="24"/>
+            </w:rPr>
+            <w:fldChar w:fldCharType="begin"/>
+          </w:r>
+          <w:r>
+            <w:rPr>
+              <w:rFonts w:hint="eastAsia" w:ascii="宋体" w:hAnsi="宋体" w:eastAsia="宋体" w:cs="宋体"/>
+              <w:szCs w:val="24"/>
+            </w:rPr>
+            <w:instrText xml:space="preserve"> HYPERLINK \l _Toc17922 </w:instrText>
+          </w:r>
+          <w:r>
+            <w:rPr>
+              <w:rFonts w:hint="eastAsia" w:ascii="宋体" w:hAnsi="宋体" w:eastAsia="宋体" w:cs="宋体"/>
+              <w:szCs w:val="24"/>
+            </w:rPr>
+            <w:fldChar w:fldCharType="separate"/>
+          </w:r>
+          <w:r>
+            <w:rPr>
+              <w:rFonts w:hint="default"/>
+              <w:lang w:val="en-US" w:eastAsia="zh-CN"/>
+            </w:rPr>
+            <w:t xml:space="preserve">2.1. </w:t>
+          </w:r>
+          <w:r>
+            <w:rPr>
+              <w:rFonts w:hint="eastAsia"/>
+              <w:lang w:val="en-US" w:eastAsia="zh-CN"/>
+            </w:rPr>
+            <w:t>方针声明</w:t>
+          </w:r>
+          <w:r>
+            <w:tab/>
+          </w:r>
+          <w:r>
+            <w:fldChar w:fldCharType="begin"/>
+          </w:r>
+          <w:r>
+            <w:instrText xml:space="preserve"> PAGEREF _Toc17922 \h </w:instrText>
+          </w:r>
+          <w:r>
+            <w:fldChar w:fldCharType="separate"/>
+          </w:r>
+          <w:r>
+            <w:t>6</w:t>
+          </w:r>
+          <w:r>
+            <w:fldChar w:fldCharType="end"/>
+          </w:r>
+          <w:r>
+            <w:rPr>
+              <w:rFonts w:hint="eastAsia" w:ascii="宋体" w:hAnsi="宋体" w:eastAsia="宋体" w:cs="宋体"/>
+              <w:szCs w:val="24"/>
+            </w:rPr>
+            <w:fldChar w:fldCharType="end"/>
+          </w:r>
+        </w:p>
+        <w:p>
+          <w:pPr>
+            <w:pStyle w:val="17"/>
+            <w:tabs>
+              <w:tab w:val="right" w:leader="dot" w:pos="8306"/>
+            </w:tabs>
+          </w:pPr>
+          <w:r>
+            <w:rPr>
+              <w:rFonts w:hint="eastAsia" w:ascii="宋体" w:hAnsi="宋体" w:eastAsia="宋体" w:cs="宋体"/>
+              <w:szCs w:val="24"/>
+            </w:rPr>
+            <w:fldChar w:fldCharType="begin"/>
+          </w:r>
+          <w:r>
+            <w:rPr>
+              <w:rFonts w:hint="eastAsia" w:ascii="宋体" w:hAnsi="宋体" w:eastAsia="宋体" w:cs="宋体"/>
+              <w:szCs w:val="24"/>
+            </w:rPr>
+            <w:instrText xml:space="preserve"> HYPERLINK \l _Toc23143 </w:instrText>
+          </w:r>
+          <w:r>
+            <w:rPr>
+              <w:rFonts w:hint="eastAsia" w:ascii="宋体" w:hAnsi="宋体" w:eastAsia="宋体" w:cs="宋体"/>
+              <w:szCs w:val="24"/>
+            </w:rPr>
+            <w:fldChar w:fldCharType="separate"/>
+          </w:r>
+          <w:r>
+            <w:rPr>
+              <w:rFonts w:hint="default"/>
+              <w:lang w:val="en-US" w:eastAsia="zh-CN"/>
+            </w:rPr>
+            <w:t xml:space="preserve">2.2. </w:t>
+          </w:r>
+          <w:r>
+            <w:rPr>
+              <w:rFonts w:hint="eastAsia"/>
+              <w:lang w:val="en-US" w:eastAsia="zh-CN"/>
+            </w:rPr>
+            <w:t>方针内容</w:t>
+          </w:r>
+          <w:r>
+            <w:tab/>
+          </w:r>
+          <w:r>
+            <w:fldChar w:fldCharType="begin"/>
+          </w:r>
+          <w:r>
+            <w:instrText xml:space="preserve"> PAGEREF _Toc23143 \h </w:instrText>
+          </w:r>
+          <w:r>
+            <w:fldChar w:fldCharType="separate"/>
+          </w:r>
+          <w:r>
+            <w:t>6</w:t>
+          </w:r>
+          <w:r>
+            <w:fldChar w:fldCharType="end"/>
+          </w:r>
+          <w:r>
+            <w:rPr>
+              <w:rFonts w:hint="eastAsia" w:ascii="宋体" w:hAnsi="宋体" w:eastAsia="宋体" w:cs="宋体"/>
+              <w:szCs w:val="24"/>
+            </w:rPr>
+            <w:fldChar w:fldCharType="end"/>
+          </w:r>
+        </w:p>
+        <w:p>
+          <w:pPr>
+            <w:pStyle w:val="17"/>
+            <w:tabs>
+              <w:tab w:val="right" w:leader="dot" w:pos="8306"/>
+            </w:tabs>
+          </w:pPr>
+          <w:r>
+            <w:rPr>
+              <w:rFonts w:hint="eastAsia" w:ascii="宋体" w:hAnsi="宋体" w:eastAsia="宋体" w:cs="宋体"/>
+              <w:szCs w:val="24"/>
+            </w:rPr>
+            <w:fldChar w:fldCharType="begin"/>
+          </w:r>
+          <w:r>
+            <w:rPr>
+              <w:rFonts w:hint="eastAsia" w:ascii="宋体" w:hAnsi="宋体" w:eastAsia="宋体" w:cs="宋体"/>
+              <w:szCs w:val="24"/>
+            </w:rPr>
+            <w:instrText xml:space="preserve"> HYPERLINK \l _Toc4904 </w:instrText>
+          </w:r>
+          <w:r>
+            <w:rPr>
+              <w:rFonts w:hint="eastAsia" w:ascii="宋体" w:hAnsi="宋体" w:eastAsia="宋体" w:cs="宋体"/>
+              <w:szCs w:val="24"/>
+            </w:rPr>
+            <w:fldChar w:fldCharType="separate"/>
+          </w:r>
+          <w:r>
+            <w:rPr>
+              <w:rFonts w:hint="default"/>
+              <w:lang w:val="en-US" w:eastAsia="zh-CN"/>
+            </w:rPr>
+            <w:t xml:space="preserve">2.3. </w:t>
+          </w:r>
+          <w:r>
+            <w:rPr>
+              <w:rFonts w:hint="eastAsia"/>
+              <w:lang w:val="en-US" w:eastAsia="zh-CN"/>
+            </w:rPr>
+            <w:t>方针管理</w:t>
+          </w:r>
+          <w:r>
+            <w:tab/>
+          </w:r>
+          <w:r>
+            <w:fldChar w:fldCharType="begin"/>
+          </w:r>
+          <w:r>
+            <w:instrText xml:space="preserve"> PAGEREF _Toc4904 \h </w:instrText>
+          </w:r>
+          <w:r>
+            <w:fldChar w:fldCharType="separate"/>
+          </w:r>
+          <w:r>
+            <w:t>6</w:t>
           </w:r>
           <w:r>
             <w:fldChar w:fldCharType="end"/>
@@ -2348,7 +2456,7 @@
               <w:rFonts w:hint="eastAsia" w:ascii="宋体" w:hAnsi="宋体" w:eastAsia="宋体" w:cs="宋体"/>
               <w:szCs w:val="24"/>
             </w:rPr>
-            <w:instrText xml:space="preserve"> HYPERLINK \l _Toc2523 </w:instrText>
+            <w:instrText xml:space="preserve"> HYPERLINK \l _Toc20171 </w:instrText>
           </w:r>
           <w:r>
             <w:rPr>
@@ -2360,6 +2468,7 @@
           <w:r>
             <w:rPr>
               <w:rFonts w:hint="default"/>
+              <w:lang w:val="en-US" w:eastAsia="zh-CN"/>
             </w:rPr>
             <w:t xml:space="preserve">3. </w:t>
           </w:r>
@@ -2368,6 +2477,73 @@
               <w:rFonts w:hint="eastAsia"/>
               <w:lang w:val="en-US" w:eastAsia="zh-CN"/>
             </w:rPr>
+            <w:t>引用依据</w:t>
+          </w:r>
+          <w:r>
+            <w:tab/>
+          </w:r>
+          <w:r>
+            <w:fldChar w:fldCharType="begin"/>
+          </w:r>
+          <w:r>
+            <w:instrText xml:space="preserve"> PAGEREF _Toc20171 \h </w:instrText>
+          </w:r>
+          <w:r>
+            <w:fldChar w:fldCharType="separate"/>
+          </w:r>
+          <w:r>
+            <w:t>7</w:t>
+          </w:r>
+          <w:r>
+            <w:fldChar w:fldCharType="end"/>
+          </w:r>
+          <w:r>
+            <w:rPr>
+              <w:rFonts w:hint="eastAsia" w:ascii="宋体" w:hAnsi="宋体" w:eastAsia="宋体" w:cs="宋体"/>
+              <w:szCs w:val="24"/>
+            </w:rPr>
+            <w:fldChar w:fldCharType="end"/>
+          </w:r>
+        </w:p>
+        <w:p>
+          <w:pPr>
+            <w:pStyle w:val="16"/>
+            <w:tabs>
+              <w:tab w:val="right" w:leader="dot" w:pos="8306"/>
+            </w:tabs>
+          </w:pPr>
+          <w:r>
+            <w:rPr>
+              <w:rFonts w:hint="eastAsia" w:ascii="宋体" w:hAnsi="宋体" w:eastAsia="宋体" w:cs="宋体"/>
+              <w:szCs w:val="24"/>
+            </w:rPr>
+            <w:fldChar w:fldCharType="begin"/>
+          </w:r>
+          <w:r>
+            <w:rPr>
+              <w:rFonts w:hint="eastAsia" w:ascii="宋体" w:hAnsi="宋体" w:eastAsia="宋体" w:cs="宋体"/>
+              <w:szCs w:val="24"/>
+            </w:rPr>
+            <w:instrText xml:space="preserve"> HYPERLINK \l _Toc21282 </w:instrText>
+          </w:r>
+          <w:r>
+            <w:rPr>
+              <w:rFonts w:hint="eastAsia" w:ascii="宋体" w:hAnsi="宋体" w:eastAsia="宋体" w:cs="宋体"/>
+              <w:szCs w:val="24"/>
+            </w:rPr>
+            <w:fldChar w:fldCharType="separate"/>
+          </w:r>
+          <w:r>
+            <w:rPr>
+              <w:rFonts w:hint="default"/>
+            </w:rPr>
+            <w:t xml:space="preserve">4. </w:t>
+          </w:r>
+          <w:r>
+            <w:rPr>
+              <w:rFonts w:hint="eastAsia"/>
+              <w:lang w:val="en-US" w:eastAsia="zh-CN"/>
+            </w:rPr>
             <w:t>定义与术语</w:t>
           </w:r>
           <w:r>
@@ -2377,13 +2553,13 @@
             <w:fldChar w:fldCharType="begin"/>
           </w:r>
           <w:r>
-            <w:instrText xml:space="preserve"> PAGEREF _Toc2523 \h </w:instrText>
+            <w:instrText xml:space="preserve"> PAGEREF _Toc21282 \h </w:instrText>
           </w:r>
           <w:r>
             <w:fldChar w:fldCharType="separate"/>
           </w:r>
           <w:r>
-            <w:t>5</w:t>
+            <w:t>7</w:t>
           </w:r>
           <w:r>
             <w:fldChar w:fldCharType="end"/>
@@ -2415,7 +2591,7 @@
               <w:rFonts w:hint="eastAsia" w:ascii="宋体" w:hAnsi="宋体" w:eastAsia="宋体" w:cs="宋体"/>
               <w:szCs w:val="24"/>
             </w:rPr>
-            <w:instrText xml:space="preserve"> HYPERLINK \l _Toc7625 </w:instrText>
+            <w:instrText xml:space="preserve"> HYPERLINK \l _Toc9614 </w:instrText>
           </w:r>
           <w:r>
             <w:rPr>
@@ -2428,7 +2604,7 @@
             <w:rPr>
               <w:rFonts w:hint="default"/>
             </w:rPr>
-            <w:t xml:space="preserve">3.1. </w:t>
+            <w:t xml:space="preserve">4.1. </w:t>
           </w:r>
           <w:r>
             <w:rPr>
@@ -2443,13 +2619,13 @@
             <w:fldChar w:fldCharType="begin"/>
           </w:r>
           <w:r>
-            <w:instrText xml:space="preserve"> PAGEREF _Toc7625 \h </w:instrText>
+            <w:instrText xml:space="preserve"> PAGEREF _Toc9614 \h </w:instrText>
           </w:r>
           <w:r>
             <w:fldChar w:fldCharType="separate"/>
           </w:r>
           <w:r>
-            <w:t>5</w:t>
+            <w:t>7</w:t>
           </w:r>
           <w:r>
             <w:fldChar w:fldCharType="end"/>
@@ -2481,7 +2657,7 @@
               <w:rFonts w:hint="eastAsia" w:ascii="宋体" w:hAnsi="宋体" w:eastAsia="宋体" w:cs="宋体"/>
               <w:szCs w:val="24"/>
             </w:rPr>
-            <w:instrText xml:space="preserve"> HYPERLINK \l _Toc11513 </w:instrText>
+            <w:instrText xml:space="preserve"> HYPERLINK \l _Toc16485 </w:instrText>
           </w:r>
           <w:r>
             <w:rPr>
@@ -2494,7 +2670,7 @@
             <w:rPr>
               <w:rFonts w:hint="default"/>
             </w:rPr>
-            <w:t xml:space="preserve">3.2. </w:t>
+            <w:t xml:space="preserve">4.2. </w:t>
           </w:r>
           <w:r>
             <w:rPr>
@@ -2509,13 +2685,13 @@
             <w:fldChar w:fldCharType="begin"/>
           </w:r>
           <w:r>
-            <w:instrText xml:space="preserve"> PAGEREF _Toc11513 \h </w:instrText>
+            <w:instrText xml:space="preserve"> PAGEREF _Toc16485 \h </w:instrText>
           </w:r>
           <w:r>
             <w:fldChar w:fldCharType="separate"/>
           </w:r>
           <w:r>
-            <w:t>5</w:t>
+            <w:t>7</w:t>
           </w:r>
           <w:r>
             <w:fldChar w:fldCharType="end"/>
@@ -2547,7 +2723,7 @@
               <w:rFonts w:hint="eastAsia" w:ascii="宋体" w:hAnsi="宋体" w:eastAsia="宋体" w:cs="宋体"/>
               <w:szCs w:val="24"/>
             </w:rPr>
-            <w:instrText xml:space="preserve"> HYPERLINK \l _Toc9004 </w:instrText>
+            <w:instrText xml:space="preserve"> HYPERLINK \l _Toc26683 </w:instrText>
           </w:r>
           <w:r>
             <w:rPr>
@@ -2560,7 +2736,7 @@
             <w:rPr>
               <w:rFonts w:hint="default"/>
             </w:rPr>
-            <w:t xml:space="preserve">3.3. </w:t>
+            <w:t xml:space="preserve">4.3. </w:t>
           </w:r>
           <w:r>
             <w:rPr>
@@ -2575,13 +2751,13 @@
             <w:fldChar w:fldCharType="begin"/>
           </w:r>
           <w:r>
-            <w:instrText xml:space="preserve"> PAGEREF _Toc9004 \h </w:instrText>
+            <w:instrText xml:space="preserve"> PAGEREF _Toc26683 \h </w:instrText>
           </w:r>
           <w:r>
             <w:fldChar w:fldCharType="separate"/>
           </w:r>
           <w:r>
-            <w:t>5</w:t>
+            <w:t>7</w:t>
           </w:r>
           <w:r>
             <w:fldChar w:fldCharType="end"/>
@@ -2613,7 +2789,7 @@
               <w:rFonts w:hint="eastAsia" w:ascii="宋体" w:hAnsi="宋体" w:eastAsia="宋体" w:cs="宋体"/>
               <w:szCs w:val="24"/>
             </w:rPr>
-            <w:instrText xml:space="preserve"> HYPERLINK \l _Toc1848 </w:instrText>
+            <w:instrText xml:space="preserve"> HYPERLINK \l _Toc15254 </w:instrText>
           </w:r>
           <w:r>
             <w:rPr>
@@ -2627,7 +2803,7 @@
               <w:rFonts w:hint="default"/>
               <w:lang w:val="en-US" w:eastAsia="zh-CN"/>
             </w:rPr>
-            <w:t xml:space="preserve">4. </w:t>
+            <w:t xml:space="preserve">5. </w:t>
           </w:r>
           <w:r>
             <w:rPr>
@@ -2643,13 +2819,13 @@
             <w:fldChar w:fldCharType="begin"/>
           </w:r>
           <w:r>
-            <w:instrText xml:space="preserve"> PAGEREF _Toc1848 \h </w:instrText>
+            <w:instrText xml:space="preserve"> PAGEREF _Toc15254 \h </w:instrText>
           </w:r>
           <w:r>
             <w:fldChar w:fldCharType="separate"/>
           </w:r>
           <w:r>
-            <w:t>5</w:t>
+            <w:t>7</w:t>
           </w:r>
           <w:r>
             <w:fldChar w:fldCharType="end"/>
@@ -2681,7 +2857,7 @@
               <w:rFonts w:hint="eastAsia" w:ascii="宋体" w:hAnsi="宋体" w:eastAsia="宋体" w:cs="宋体"/>
               <w:szCs w:val="24"/>
             </w:rPr>
-            <w:instrText xml:space="preserve"> HYPERLINK \l _Toc12630 </w:instrText>
+            <w:instrText xml:space="preserve"> HYPERLINK \l _Toc1316 </w:instrText>
           </w:r>
           <w:r>
             <w:rPr>
@@ -2695,7 +2871,7 @@
               <w:rFonts w:hint="default"/>
               <w:lang w:val="en-US" w:eastAsia="zh-CN"/>
             </w:rPr>
-            <w:t>4.1. 资产识别与分类</w:t>
+            <w:t>5.1. 资产识别与分类</w:t>
           </w:r>
           <w:r>
             <w:tab/>
@@ -2704,13 +2880,13 @@
             <w:fldChar w:fldCharType="begin"/>
           </w:r>
           <w:r>
-            <w:instrText xml:space="preserve"> PAGEREF _Toc12630 \h </w:instrText>
+            <w:instrText xml:space="preserve"> PAGEREF _Toc1316 \h </w:instrText>
           </w:r>
           <w:r>
             <w:fldChar w:fldCharType="separate"/>
           </w:r>
           <w:r>
-            <w:t>5</w:t>
+            <w:t>7</w:t>
           </w:r>
           <w:r>
             <w:fldChar w:fldCharType="end"/>
@@ -2742,7 +2918,7 @@
               <w:rFonts w:hint="eastAsia" w:ascii="宋体" w:hAnsi="宋体" w:eastAsia="宋体" w:cs="宋体"/>
               <w:szCs w:val="24"/>
             </w:rPr>
-            <w:instrText xml:space="preserve"> HYPERLINK \l _Toc29097 </w:instrText>
+            <w:instrText xml:space="preserve"> HYPERLINK \l _Toc12559 </w:instrText>
           </w:r>
           <w:r>
             <w:rPr>
@@ -2756,7 +2932,7 @@
               <w:rFonts w:hint="default"/>
               <w:lang w:val="en-US" w:eastAsia="zh-CN"/>
             </w:rPr>
-            <w:t>4.2. 风险识别与评估</w:t>
+            <w:t>5.2. 风险识别与评估</w:t>
           </w:r>
           <w:r>
             <w:tab/>
@@ -2765,13 +2941,13 @@
             <w:fldChar w:fldCharType="begin"/>
           </w:r>
           <w:r>
-            <w:instrText xml:space="preserve"> PAGEREF _Toc29097 \h </w:instrText>
+            <w:instrText xml:space="preserve"> PAGEREF _Toc12559 \h </w:instrText>
           </w:r>
           <w:r>
             <w:fldChar w:fldCharType="separate"/>
           </w:r>
           <w:r>
-            <w:t>5</w:t>
+            <w:t>7</w:t>
           </w:r>
           <w:r>
             <w:fldChar w:fldCharType="end"/>
@@ -2803,7 +2979,7 @@
               <w:rFonts w:hint="eastAsia" w:ascii="宋体" w:hAnsi="宋体" w:eastAsia="宋体" w:cs="宋体"/>
               <w:szCs w:val="24"/>
             </w:rPr>
-            <w:instrText xml:space="preserve"> HYPERLINK \l _Toc28767 </w:instrText>
+            <w:instrText xml:space="preserve"> HYPERLINK \l _Toc22843 </w:instrText>
           </w:r>
           <w:r>
             <w:rPr>
@@ -2817,7 +2993,7 @@
               <w:rFonts w:hint="default"/>
               <w:lang w:val="en-US" w:eastAsia="zh-CN"/>
             </w:rPr>
-            <w:t>4.2.1. 风险识别</w:t>
+            <w:t>5.2.1. 风险识别</w:t>
           </w:r>
           <w:r>
             <w:tab/>
@@ -2826,13 +3002,13 @@
             <w:fldChar w:fldCharType="begin"/>
           </w:r>
           <w:r>
-            <w:instrText xml:space="preserve"> PAGEREF _Toc28767 \h </w:instrText>
+            <w:instrText xml:space="preserve"> PAGEREF _Toc22843 \h </w:instrText>
           </w:r>
           <w:r>
             <w:fldChar w:fldCharType="separate"/>
           </w:r>
           <w:r>
-            <w:t>5</w:t>
+            <w:t>7</w:t>
           </w:r>
           <w:r>
             <w:fldChar w:fldCharType="end"/>
@@ -2864,7 +3040,7 @@
               <w:rFonts w:hint="eastAsia" w:ascii="宋体" w:hAnsi="宋体" w:eastAsia="宋体" w:cs="宋体"/>
               <w:szCs w:val="24"/>
             </w:rPr>
-            <w:instrText xml:space="preserve"> HYPERLINK \l _Toc545 </w:instrText>
+            <w:instrText xml:space="preserve"> HYPERLINK \l _Toc19420 </w:instrText>
           </w:r>
           <w:r>
             <w:rPr>
@@ -2878,7 +3054,7 @@
               <w:rFonts w:hint="default"/>
               <w:lang w:val="en-US" w:eastAsia="zh-CN"/>
             </w:rPr>
-            <w:t>4.2.2. 风险评估</w:t>
+            <w:t>5.2.2. 风险评估</w:t>
           </w:r>
           <w:r>
             <w:tab/>
@@ -2887,13 +3063,13 @@
             <w:fldChar w:fldCharType="begin"/>
           </w:r>
           <w:r>
-            <w:instrText xml:space="preserve"> PAGEREF _Toc545 \h </w:instrText>
+            <w:instrText xml:space="preserve"> PAGEREF _Toc19420 \h </w:instrText>
           </w:r>
           <w:r>
             <w:fldChar w:fldCharType="separate"/>
           </w:r>
           <w:r>
-            <w:t>6</w:t>
+            <w:t>8</w:t>
           </w:r>
           <w:r>
             <w:fldChar w:fldCharType="end"/>
@@ -2925,7 +3101,7 @@
               <w:rFonts w:hint="eastAsia" w:ascii="宋体" w:hAnsi="宋体" w:eastAsia="宋体" w:cs="宋体"/>
               <w:szCs w:val="24"/>
             </w:rPr>
-            <w:instrText xml:space="preserve"> HYPERLINK \l _Toc31837 </w:instrText>
+            <w:instrText xml:space="preserve"> HYPERLINK \l _Toc9664 </w:instrText>
           </w:r>
           <w:r>
             <w:rPr>
@@ -2938,7 +3114,7 @@
             <w:rPr>
               <w:rFonts w:hint="default"/>
             </w:rPr>
-            <w:t>4.3. 风险处置</w:t>
+            <w:t>5.3. 风险处置</w:t>
           </w:r>
           <w:r>
             <w:rPr>
@@ -2954,13 +3130,13 @@
             <w:fldChar w:fldCharType="begin"/>
           </w:r>
           <w:r>
-            <w:instrText xml:space="preserve"> PAGEREF _Toc31837 \h </w:instrText>
+            <w:instrText xml:space="preserve"> PAGEREF _Toc9664 \h </w:instrText>
           </w:r>
           <w:r>
             <w:fldChar w:fldCharType="separate"/>
           </w:r>
           <w:r>
-            <w:t>6</w:t>
+            <w:t>8</w:t>
           </w:r>
           <w:r>
             <w:fldChar w:fldCharType="end"/>
@@ -2992,7 +3168,7 @@
               <w:rFonts w:hint="eastAsia" w:ascii="宋体" w:hAnsi="宋体" w:eastAsia="宋体" w:cs="宋体"/>
               <w:szCs w:val="24"/>
             </w:rPr>
-            <w:instrText xml:space="preserve"> HYPERLINK \l _Toc13200 </w:instrText>
+            <w:instrText xml:space="preserve"> HYPERLINK \l _Toc26925 </w:instrText>
           </w:r>
           <w:r>
             <w:rPr>
@@ -3005,7 +3181,7 @@
             <w:rPr>
               <w:rFonts w:hint="default"/>
             </w:rPr>
-            <w:t>4.4. 安全事件管理</w:t>
+            <w:t>5.4. 安全事件管理</w:t>
           </w:r>
           <w:r>
             <w:tab/>
@@ -3014,13 +3190,13 @@
             <w:fldChar w:fldCharType="begin"/>
           </w:r>
           <w:r>
-            <w:instrText xml:space="preserve"> PAGEREF _Toc13200 \h </w:instrText>
+            <w:instrText xml:space="preserve"> PAGEREF _Toc26925 \h </w:instrText>
           </w:r>
           <w:r>
             <w:fldChar w:fldCharType="separate"/>
           </w:r>
           <w:r>
-            <w:t>7</w:t>
+            <w:t>9</w:t>
           </w:r>
           <w:r>
             <w:fldChar w:fldCharType="end"/>
@@ -3052,7 +3228,7 @@
               <w:rFonts w:hint="eastAsia" w:ascii="宋体" w:hAnsi="宋体" w:eastAsia="宋体" w:cs="宋体"/>
               <w:szCs w:val="24"/>
             </w:rPr>
-            <w:instrText xml:space="preserve"> HYPERLINK \l _Toc16109 </w:instrText>
+            <w:instrText xml:space="preserve"> HYPERLINK \l _Toc14404 </w:instrText>
           </w:r>
           <w:r>
             <w:rPr>
@@ -3065,7 +3241,7 @@
             <w:rPr>
               <w:rFonts w:hint="default"/>
             </w:rPr>
-            <w:t>4.5. 关键控制点与测量指标</w:t>
+            <w:t>5.5. 关键控制点与测量指标</w:t>
           </w:r>
           <w:r>
             <w:tab/>
@@ -3074,13 +3250,13 @@
             <w:fldChar w:fldCharType="begin"/>
           </w:r>
           <w:r>
-            <w:instrText xml:space="preserve"> PAGEREF _Toc16109 \h </w:instrText>
+            <w:instrText xml:space="preserve"> PAGEREF _Toc14404 \h </w:instrText>
           </w:r>
           <w:r>
             <w:fldChar w:fldCharType="separate"/>
           </w:r>
           <w:r>
-            <w:t>7</w:t>
+            <w:t>9</w:t>
           </w:r>
           <w:r>
             <w:fldChar w:fldCharType="end"/>
@@ -3112,7 +3288,7 @@
               <w:rFonts w:hint="eastAsia" w:ascii="宋体" w:hAnsi="宋体" w:eastAsia="宋体" w:cs="宋体"/>
               <w:szCs w:val="24"/>
             </w:rPr>
-            <w:instrText xml:space="preserve"> HYPERLINK \l _Toc25063 </w:instrText>
+            <w:instrText xml:space="preserve"> HYPERLINK \l _Toc6358 </w:instrText>
           </w:r>
           <w:r>
             <w:rPr>
@@ -3125,7 +3301,7 @@
             <w:rPr>
               <w:rFonts w:hint="default"/>
             </w:rPr>
-            <w:t>4.5.1. 关键控制点</w:t>
+            <w:t>5.5.1. 关键控制点</w:t>
           </w:r>
           <w:r>
             <w:tab/>
@@ -3134,13 +3310,13 @@
             <w:fldChar w:fldCharType="begin"/>
           </w:r>
           <w:r>
-            <w:instrText xml:space="preserve"> PAGEREF _Toc25063 \h </w:instrText>
+            <w:instrText xml:space="preserve"> PAGEREF _Toc6358 \h </w:instrText>
           </w:r>
           <w:r>
             <w:fldChar w:fldCharType="separate"/>
           </w:r>
           <w:r>
-            <w:t>7</w:t>
+            <w:t>9</w:t>
           </w:r>
           <w:r>
             <w:fldChar w:fldCharType="end"/>
@@ -3172,7 +3348,7 @@
               <w:rFonts w:hint="eastAsia" w:ascii="宋体" w:hAnsi="宋体" w:eastAsia="宋体" w:cs="宋体"/>
               <w:szCs w:val="24"/>
             </w:rPr>
-            <w:instrText xml:space="preserve"> HYPERLINK \l _Toc25079 </w:instrText>
+            <w:instrText xml:space="preserve"> HYPERLINK \l _Toc32717 </w:instrText>
           </w:r>
           <w:r>
             <w:rPr>
@@ -3185,7 +3361,7 @@
             <w:rPr>
               <w:rFonts w:hint="default"/>
             </w:rPr>
-            <w:t>4.5.2. 过程测量指标</w:t>
+            <w:t>5.5.2. 过程测量指标</w:t>
           </w:r>
           <w:r>
             <w:tab/>
@@ -3194,13 +3370,13 @@
             <w:fldChar w:fldCharType="begin"/>
           </w:r>
           <w:r>
-            <w:instrText xml:space="preserve"> PAGEREF _Toc25079 \h </w:instrText>
+            <w:instrText xml:space="preserve"> PAGEREF _Toc32717 \h </w:instrText>
           </w:r>
           <w:r>
             <w:fldChar w:fldCharType="separate"/>
           </w:r>
           <w:r>
-            <w:t>7</w:t>
+            <w:t>9</w:t>
           </w:r>
           <w:r>
             <w:fldChar w:fldCharType="end"/>
@@ -3232,7 +3408,7 @@
               <w:rFonts w:hint="eastAsia" w:ascii="宋体" w:hAnsi="宋体" w:eastAsia="宋体" w:cs="宋体"/>
               <w:szCs w:val="24"/>
             </w:rPr>
-            <w:instrText xml:space="preserve"> HYPERLINK \l _Toc15932 </w:instrText>
+            <w:instrText xml:space="preserve"> HYPERLINK \l _Toc6742 </w:instrText>
           </w:r>
           <w:r>
             <w:rPr>
@@ -3246,7 +3422,7 @@
               <w:rFonts w:hint="default" w:eastAsia="宋体"/>
               <w:lang w:val="en-US" w:eastAsia="zh-CN"/>
             </w:rPr>
-            <w:t xml:space="preserve">5. </w:t>
+            <w:t xml:space="preserve">6. </w:t>
           </w:r>
           <w:r>
             <w:rPr>
@@ -3262,13 +3438,13 @@
             <w:fldChar w:fldCharType="begin"/>
           </w:r>
           <w:r>
-            <w:instrText xml:space="preserve"> PAGEREF _Toc15932 \h </w:instrText>
+            <w:instrText xml:space="preserve"> PAGEREF _Toc6742 \h </w:instrText>
           </w:r>
           <w:r>
             <w:fldChar w:fldCharType="separate"/>
           </w:r>
           <w:r>
-            <w:t>7</w:t>
+            <w:t>9</w:t>
           </w:r>
           <w:r>
             <w:fldChar w:fldCharType="end"/>
@@ -3300,7 +3476,7 @@
               <w:rFonts w:hint="eastAsia" w:ascii="宋体" w:hAnsi="宋体" w:eastAsia="宋体" w:cs="宋体"/>
               <w:szCs w:val="24"/>
             </w:rPr>
-            <w:instrText xml:space="preserve"> HYPERLINK \l _Toc3525 </w:instrText>
+            <w:instrText xml:space="preserve"> HYPERLINK \l _Toc24611 </w:instrText>
           </w:r>
           <w:r>
             <w:rPr>
@@ -3314,7 +3490,7 @@
               <w:rFonts w:hint="default"/>
               <w:lang w:val="en-US" w:eastAsia="zh-CN"/>
             </w:rPr>
-            <w:t xml:space="preserve">6. </w:t>
+            <w:t xml:space="preserve">7. </w:t>
           </w:r>
           <w:r>
             <w:rPr>
@@ -3330,13 +3506,13 @@
             <w:fldChar w:fldCharType="begin"/>
           </w:r>
           <w:r>
-            <w:instrText xml:space="preserve"> PAGEREF _Toc3525 \h </w:instrText>
+            <w:instrText xml:space="preserve"> PAGEREF _Toc24611 \h </w:instrText>
           </w:r>
           <w:r>
             <w:fldChar w:fldCharType="separate"/>
           </w:r>
           <w:r>
-            <w:t>7</w:t>
+            <w:t>9</w:t>
           </w:r>
           <w:r>
             <w:fldChar w:fldCharType="end"/>
@@ -3368,7 +3544,7 @@
               <w:rFonts w:hint="eastAsia" w:ascii="宋体" w:hAnsi="宋体" w:eastAsia="宋体" w:cs="宋体"/>
               <w:szCs w:val="24"/>
             </w:rPr>
-            <w:instrText xml:space="preserve"> HYPERLINK \l _Toc17681 </w:instrText>
+            <w:instrText xml:space="preserve"> HYPERLINK \l _Toc881 </w:instrText>
           </w:r>
           <w:r>
             <w:rPr>
@@ -3382,7 +3558,7 @@
               <w:rFonts w:hint="default"/>
               <w:lang w:val="en-US" w:eastAsia="zh-CN"/>
             </w:rPr>
-            <w:t xml:space="preserve">7. </w:t>
+            <w:t xml:space="preserve">8. </w:t>
           </w:r>
           <w:r>
             <w:rPr>
@@ -3398,13 +3574,13 @@
             <w:fldChar w:fldCharType="begin"/>
           </w:r>
           <w:r>
-            <w:instrText xml:space="preserve"> PAGEREF _Toc17681 \h </w:instrText>
+            <w:instrText xml:space="preserve"> PAGEREF _Toc881 \h </w:instrText>
           </w:r>
           <w:r>
             <w:fldChar w:fldCharType="separate"/>
           </w:r>
           <w:r>
-            <w:t>8</w:t>
+            <w:t>10</w:t>
           </w:r>
           <w:r>
             <w:fldChar w:fldCharType="end"/>
@@ -3507,7 +3683,7 @@
         <w:snapToGrid w:val="0"/>
         <w:textAlignment w:val="baseline"/>
       </w:pPr>
-      <w:bookmarkStart w:id="2" w:name="_Toc29910"/>
+      <w:bookmarkStart w:id="2" w:name="_Toc13999"/>
       <w:r>
         <w:rPr>
           <w:rFonts w:hint="eastAsia"/>
@@ -3538,7 +3714,7 @@
           <w:lang w:val="en-US" w:eastAsia="zh-CN"/>
         </w:rPr>
       </w:pPr>
-      <w:bookmarkStart w:id="3" w:name="_Toc15018"/>
+      <w:bookmarkStart w:id="3" w:name="_Toc10078"/>
       <w:r>
         <w:rPr>
           <w:rFonts w:hint="eastAsia"/>
@@ -3598,7 +3774,7 @@
           <w:lang w:val="en-US" w:eastAsia="zh-CN"/>
         </w:rPr>
       </w:pPr>
-      <w:bookmarkStart w:id="4" w:name="_Toc5224"/>
+      <w:bookmarkStart w:id="4" w:name="_Toc24265"/>
       <w:r>
         <w:rPr>
           <w:rFonts w:hint="eastAsia"/>
@@ -3658,7 +3834,7 @@
           <w:lang w:val="en-US" w:eastAsia="zh-CN"/>
         </w:rPr>
       </w:pPr>
-      <w:bookmarkStart w:id="5" w:name="_Toc11311"/>
+      <w:bookmarkStart w:id="5" w:name="_Toc9685"/>
       <w:r>
         <w:rPr>
           <w:rFonts w:hint="eastAsia"/>
@@ -3825,7 +4001,7 @@
           <w:lang w:val="en-US" w:eastAsia="zh-CN"/>
         </w:rPr>
       </w:pPr>
-      <w:bookmarkStart w:id="6" w:name="_Toc16836"/>
+      <w:bookmarkStart w:id="6" w:name="_Toc11196"/>
       <w:r>
         <w:rPr>
           <w:rFonts w:hint="eastAsia"/>
@@ -3856,7 +4032,7 @@
           <w:lang w:val="en-US" w:eastAsia="zh-CN"/>
         </w:rPr>
       </w:pPr>
-      <w:bookmarkStart w:id="7" w:name="_Toc18041"/>
+      <w:bookmarkStart w:id="7" w:name="_Toc24595"/>
       <w:r>
         <w:rPr>
           <w:rFonts w:hint="eastAsia"/>
@@ -3989,7 +4165,7 @@
           <w:lang w:val="en-US" w:eastAsia="zh-CN"/>
         </w:rPr>
       </w:pPr>
-      <w:bookmarkStart w:id="8" w:name="_Toc4975"/>
+      <w:bookmarkStart w:id="8" w:name="_Toc11098"/>
       <w:r>
         <w:rPr>
           <w:rFonts w:hint="eastAsia"/>
@@ -4136,7 +4312,271 @@
           <w:lang w:val="en-US" w:eastAsia="zh-CN"/>
         </w:rPr>
       </w:pPr>
-      <w:bookmarkStart w:id="9" w:name="_Toc22785"/>
+      <w:bookmarkStart w:id="9" w:name="_Toc8526"/>
+      <w:r>
+        <w:rPr>
+          <w:rFonts w:hint="eastAsia"/>
+          <w:lang w:val="en-US" w:eastAsia="zh-CN"/>
+        </w:rPr>
+        <w:t>信息安全方针</w:t>
+      </w:r>
+      <w:bookmarkEnd w:id="9"/>
+    </w:p>
+    <w:p>
+      <w:pPr>
+        <w:pStyle w:val="30"/>
+        <w:bidi w:val="0"/>
+        <w:rPr>
+          <w:rFonts w:hint="eastAsia"/>
+          <w:lang w:val="en-US" w:eastAsia="zh-CN"/>
+        </w:rPr>
+      </w:pPr>
+      <w:bookmarkStart w:id="10" w:name="_Toc17922"/>
+      <w:r>
+        <w:rPr>
+          <w:rFonts w:hint="eastAsia"/>
+          <w:lang w:val="en-US" w:eastAsia="zh-CN"/>
+        </w:rPr>
+        <w:t>方针声明</w:t>
+      </w:r>
+      <w:bookmarkEnd w:id="10"/>
+    </w:p>
+    <w:p>
+      <w:pPr>
+        <w:pStyle w:val="29"/>
+        <w:rPr>
+          <w:rFonts w:hint="eastAsia"/>
+          <w:lang w:val="en-US" w:eastAsia="zh-CN"/>
+        </w:rPr>
+      </w:pPr>
+      <w:r>
+        <w:rPr>
+          <w:rFonts w:hint="eastAsia"/>
+          <w:lang w:val="en-US" w:eastAsia="zh-CN"/>
+        </w:rPr>
+        <w:t>公司信息安全方针为：</w:t>
+      </w:r>
+    </w:p>
+    <w:p>
+      <w:pPr>
+        <w:pStyle w:val="29"/>
+        <w:rPr>
+          <w:rFonts w:hint="eastAsia"/>
+          <w:lang w:val="en-US" w:eastAsia="zh-CN"/>
+        </w:rPr>
+      </w:pPr>
+      <w:r>
+        <w:rPr>
+          <w:rFonts w:hint="eastAsia"/>
+          <w:lang w:val="en-US" w:eastAsia="zh-CN"/>
+        </w:rPr>
+        <w:t>“预防为主，风险导向，全员参与，持续改进 —— 构筑安全可信的运维服务体系。”</w:t>
+      </w:r>
+    </w:p>
+    <w:p>
+      <w:pPr>
+        <w:pStyle w:val="30"/>
+        <w:bidi w:val="0"/>
+        <w:rPr>
+          <w:rFonts w:hint="eastAsia"/>
+          <w:lang w:val="en-US" w:eastAsia="zh-CN"/>
+        </w:rPr>
+      </w:pPr>
+      <w:bookmarkStart w:id="11" w:name="_Toc23143"/>
+      <w:r>
+        <w:rPr>
+          <w:rFonts w:hint="eastAsia"/>
+          <w:lang w:val="en-US" w:eastAsia="zh-CN"/>
+        </w:rPr>
+        <w:t>方针内容</w:t>
+      </w:r>
+      <w:bookmarkEnd w:id="11"/>
+    </w:p>
+    <w:p>
+      <w:pPr>
+        <w:pStyle w:val="29"/>
+        <w:rPr>
+          <w:rFonts w:hint="eastAsia"/>
+          <w:lang w:val="en-US" w:eastAsia="zh-CN"/>
+        </w:rPr>
+      </w:pPr>
+      <w:r>
+        <w:rPr>
+          <w:rFonts w:hint="eastAsia"/>
+          <w:lang w:val="en-US" w:eastAsia="zh-CN"/>
+        </w:rPr>
+        <w:t>合规守法：严格遵守国家信息安全相关法律法规、行业标准（包括但不限于GB/T 28827系列标准、T/CESA 1299—2023等）及合同约定的安全要求，确保公司信息安全管理工作合法合规。</w:t>
+      </w:r>
+    </w:p>
+    <w:p>
+      <w:pPr>
+        <w:pStyle w:val="29"/>
+        <w:rPr>
+          <w:rFonts w:hint="eastAsia"/>
+          <w:lang w:val="en-US" w:eastAsia="zh-CN"/>
+        </w:rPr>
+      </w:pPr>
+      <w:r>
+        <w:rPr>
+          <w:rFonts w:hint="eastAsia"/>
+          <w:lang w:val="en-US" w:eastAsia="zh-CN"/>
+        </w:rPr>
+        <w:t>资产保护：全面识别、分类并保护运维服务过程中涉及的所有信息资产，确保其免受未经授权的访问、使用、披露、破坏、修改或丢失。</w:t>
+      </w:r>
+    </w:p>
+    <w:p>
+      <w:pPr>
+        <w:pStyle w:val="29"/>
+        <w:rPr>
+          <w:rFonts w:hint="eastAsia"/>
+          <w:lang w:val="en-US" w:eastAsia="zh-CN"/>
+        </w:rPr>
+      </w:pPr>
+      <w:r>
+        <w:rPr>
+          <w:rFonts w:hint="eastAsia"/>
+          <w:lang w:val="en-US" w:eastAsia="zh-CN"/>
+        </w:rPr>
+        <w:t>风险管控：坚持以风险为导向的信息安全管理原则，系统性地识别、评估和处置信息安全风险，将风险控制在可接受水平。</w:t>
+      </w:r>
+    </w:p>
+    <w:p>
+      <w:pPr>
+        <w:pStyle w:val="29"/>
+        <w:rPr>
+          <w:rFonts w:hint="eastAsia"/>
+          <w:lang w:val="en-US" w:eastAsia="zh-CN"/>
+        </w:rPr>
+      </w:pPr>
+      <w:r>
+        <w:rPr>
+          <w:rFonts w:hint="eastAsia"/>
+          <w:lang w:val="en-US" w:eastAsia="zh-CN"/>
+        </w:rPr>
+        <w:t>事件管理：建立完善的信息安全事件管理机制，确保安全事件得到及时记录、有效处理和闭环跟踪，并从中汲取经验用于持续改进。</w:t>
+      </w:r>
+    </w:p>
+    <w:p>
+      <w:pPr>
+        <w:pStyle w:val="29"/>
+        <w:rPr>
+          <w:rFonts w:hint="eastAsia"/>
+          <w:lang w:val="en-US" w:eastAsia="zh-CN"/>
+        </w:rPr>
+      </w:pPr>
+      <w:r>
+        <w:rPr>
+          <w:rFonts w:hint="eastAsia"/>
+          <w:lang w:val="en-US" w:eastAsia="zh-CN"/>
+        </w:rPr>
+        <w:t>全员责任：信息安全是每一位员工的责任。公司持续开展信息安全意识教育和技能培训，确保全体员工理解并遵守本方针及相关制度。</w:t>
+      </w:r>
+    </w:p>
+    <w:p>
+      <w:pPr>
+        <w:pStyle w:val="29"/>
+        <w:rPr>
+          <w:rFonts w:hint="eastAsia"/>
+          <w:lang w:val="en-US" w:eastAsia="zh-CN"/>
+        </w:rPr>
+      </w:pPr>
+      <w:r>
+        <w:rPr>
+          <w:rFonts w:hint="eastAsia"/>
+          <w:lang w:val="en-US" w:eastAsia="zh-CN"/>
+        </w:rPr>
+        <w:t>持续改进：定期评审信息安全方针和管理体系的有效性，根据内外部环境变化不断优化完善，确保信息安全管理水平持续提升。</w:t>
+      </w:r>
+    </w:p>
+    <w:p>
+      <w:pPr>
+        <w:pStyle w:val="30"/>
+        <w:bidi w:val="0"/>
+        <w:rPr>
+          <w:rFonts w:hint="eastAsia"/>
+          <w:lang w:val="en-US" w:eastAsia="zh-CN"/>
+        </w:rPr>
+      </w:pPr>
+      <w:bookmarkStart w:id="12" w:name="_Toc4904"/>
+      <w:r>
+        <w:rPr>
+          <w:rFonts w:hint="eastAsia"/>
+          <w:lang w:val="en-US" w:eastAsia="zh-CN"/>
+        </w:rPr>
+        <w:t>方针管理</w:t>
+      </w:r>
+      <w:bookmarkEnd w:id="12"/>
+    </w:p>
+    <w:p>
+      <w:pPr>
+        <w:pStyle w:val="29"/>
+        <w:rPr>
+          <w:rFonts w:hint="eastAsia"/>
+          <w:lang w:val="en-US" w:eastAsia="zh-CN"/>
+        </w:rPr>
+      </w:pPr>
+      <w:r>
+        <w:rPr>
+          <w:rFonts w:hint="eastAsia"/>
+          <w:lang w:val="en-US" w:eastAsia="zh-CN"/>
+        </w:rPr>
+        <w:t>本方针由公司总经理（最高管理者）批准发布，是公司信息安全管理的最高纲领性文件。</w:t>
+      </w:r>
+    </w:p>
+    <w:p>
+      <w:pPr>
+        <w:pStyle w:val="29"/>
+        <w:rPr>
+          <w:rFonts w:hint="eastAsia"/>
+          <w:lang w:val="en-US" w:eastAsia="zh-CN"/>
+        </w:rPr>
+      </w:pPr>
+      <w:r>
+        <w:rPr>
+          <w:rFonts w:hint="eastAsia"/>
+          <w:lang w:val="en-US" w:eastAsia="zh-CN"/>
+        </w:rPr>
+        <w:t>本方针通过培训、内部宣贯等方式传达到公司全体员工，确保人人知晓、人人遵守。</w:t>
+      </w:r>
+    </w:p>
+    <w:p>
+      <w:pPr>
+        <w:pStyle w:val="29"/>
+        <w:rPr>
+          <w:rFonts w:hint="eastAsia"/>
+          <w:lang w:val="en-US" w:eastAsia="zh-CN"/>
+        </w:rPr>
+      </w:pPr>
+      <w:r>
+        <w:rPr>
+          <w:rFonts w:hint="eastAsia"/>
+          <w:lang w:val="en-US" w:eastAsia="zh-CN"/>
+        </w:rPr>
+        <w:t>本方针每年至少评审一次，必要时进行修订，以确保其持续适宜和有效。</w:t>
+      </w:r>
+    </w:p>
+    <w:p>
+      <w:pPr>
+        <w:pStyle w:val="28"/>
+        <w:keepNext w:val="0"/>
+        <w:keepLines w:val="0"/>
+        <w:pageBreakBefore w:val="0"/>
+        <w:widowControl w:val="0"/>
+        <w:kinsoku w:val="0"/>
+        <w:wordWrap/>
+        <w:overflowPunct/>
+        <w:autoSpaceDE w:val="0"/>
+        <w:autoSpaceDN w:val="0"/>
+        <w:bidi w:val="0"/>
+        <w:adjustRightInd w:val="0"/>
+        <w:snapToGrid w:val="0"/>
+        <w:textAlignment w:val="baseline"/>
+        <w:rPr>
+          <w:rFonts w:hint="eastAsia"/>
+          <w:lang w:val="en-US" w:eastAsia="zh-CN"/>
+        </w:rPr>
+      </w:pPr>
+      <w:bookmarkStart w:id="13" w:name="_Toc20171"/>
       <w:r>
         <w:rPr>
           <w:rFonts w:hint="eastAsia"/>
@@ -4144,7 +4584,7 @@
         </w:rPr>
         <w:t>引用依据</w:t>
       </w:r>
-      <w:bookmarkEnd w:id="9"/>
+      <w:bookmarkEnd w:id="13"/>
     </w:p>
     <w:p>
       <w:pPr>
@@ -4328,7 +4768,7 @@
         <w:snapToGrid w:val="0"/>
         <w:textAlignment w:val="baseline"/>
       </w:pPr>
-      <w:bookmarkStart w:id="10" w:name="_Toc2523"/>
+      <w:bookmarkStart w:id="14" w:name="_Toc21282"/>
       <w:r>
         <w:rPr>
           <w:rFonts w:hint="eastAsia"/>
@@ -4336,7 +4776,7 @@
         </w:rPr>
         <w:t>定义与术语</w:t>
       </w:r>
-      <w:bookmarkEnd w:id="10"/>
+      <w:bookmarkEnd w:id="14"/>
     </w:p>
     <w:p>
       <w:pPr>
@@ -4358,14 +4798,14 @@
           <w:rFonts w:hint="eastAsia"/>
         </w:rPr>
       </w:pPr>
-      <w:bookmarkStart w:id="11" w:name="_Toc7625"/>
+      <w:bookmarkStart w:id="15" w:name="_Toc9614"/>
       <w:r>
         <w:rPr>
           <w:rFonts w:hint="eastAsia"/>
         </w:rPr>
         <w:t>信息资产</w:t>
       </w:r>
-      <w:bookmarkEnd w:id="11"/>
+      <w:bookmarkEnd w:id="15"/>
     </w:p>
     <w:p>
       <w:pPr>
@@ -4414,14 +4854,14 @@
           <w:rFonts w:hint="eastAsia"/>
         </w:rPr>
       </w:pPr>
-      <w:bookmarkStart w:id="12" w:name="_Toc11513"/>
+      <w:bookmarkStart w:id="16" w:name="_Toc16485"/>
       <w:r>
         <w:rPr>
           <w:rFonts w:hint="eastAsia"/>
         </w:rPr>
         <w:t>信息安全事件</w:t>
       </w:r>
-      <w:bookmarkEnd w:id="12"/>
+      <w:bookmarkEnd w:id="16"/>
     </w:p>
     <w:p>
       <w:pPr>
@@ -4470,14 +4910,14 @@
           <w:rFonts w:hint="eastAsia"/>
         </w:rPr>
       </w:pPr>
-      <w:bookmarkStart w:id="13" w:name="_Toc9004"/>
+      <w:bookmarkStart w:id="17" w:name="_Toc26683"/>
       <w:r>
         <w:rPr>
           <w:rFonts w:hint="eastAsia"/>
         </w:rPr>
         <w:t>风险评估</w:t>
       </w:r>
-      <w:bookmarkEnd w:id="13"/>
+      <w:bookmarkEnd w:id="17"/>
     </w:p>
     <w:p>
       <w:pPr>
@@ -4524,7 +4964,7 @@
           <w:lang w:val="en-US" w:eastAsia="zh-CN"/>
         </w:rPr>
       </w:pPr>
-      <w:bookmarkStart w:id="14" w:name="_Toc1848"/>
+      <w:bookmarkStart w:id="18" w:name="_Toc15254"/>
       <w:r>
         <w:rPr>
           <w:rFonts w:hint="eastAsia"/>
@@ -4532,7 +4972,7 @@
         </w:rPr>
         <w:t>管理内容与要求</w:t>
       </w:r>
-      <w:bookmarkEnd w:id="14"/>
+      <w:bookmarkEnd w:id="18"/>
     </w:p>
     <w:p>
       <w:pPr>
@@ -4555,7 +4995,7 @@
           <w:lang w:val="en-US" w:eastAsia="zh-CN"/>
         </w:rPr>
       </w:pPr>
-      <w:bookmarkStart w:id="15" w:name="_Toc12630"/>
+      <w:bookmarkStart w:id="19" w:name="_Toc1316"/>
       <w:r>
         <w:rPr>
           <w:rFonts w:hint="default"/>
@@ -4563,7 +5003,7 @@
         </w:rPr>
         <w:t>资产识别与分类</w:t>
       </w:r>
-      <w:bookmarkEnd w:id="15"/>
+      <w:bookmarkEnd w:id="19"/>
     </w:p>
     <w:p>
       <w:pPr>
@@ -4622,7 +5062,7 @@
           <w:lang w:val="en-US" w:eastAsia="zh-CN"/>
         </w:rPr>
       </w:pPr>
-      <w:bookmarkStart w:id="16" w:name="_Toc29097"/>
+      <w:bookmarkStart w:id="20" w:name="_Toc12559"/>
       <w:r>
         <w:rPr>
           <w:rFonts w:hint="default"/>
@@ -4630,7 +5070,7 @@
         </w:rPr>
         <w:t>风险识别与评估</w:t>
       </w:r>
-      <w:bookmarkEnd w:id="16"/>
+      <w:bookmarkEnd w:id="20"/>
     </w:p>
     <w:p>
       <w:pPr>
@@ -4653,7 +5093,7 @@
           <w:lang w:val="en-US" w:eastAsia="zh-CN"/>
         </w:rPr>
       </w:pPr>
-      <w:bookmarkStart w:id="17" w:name="_Toc28767"/>
+      <w:bookmarkStart w:id="21" w:name="_Toc22843"/>
       <w:r>
         <w:rPr>
           <w:rFonts w:hint="default"/>
@@ -4661,7 +5101,7 @@
         </w:rPr>
         <w:t>风险识别</w:t>
       </w:r>
-      <w:bookmarkEnd w:id="17"/>
+      <w:bookmarkEnd w:id="21"/>
     </w:p>
     <w:p>
       <w:pPr>
@@ -4713,7 +5153,7 @@
           <w:lang w:val="en-US" w:eastAsia="zh-CN"/>
         </w:rPr>
       </w:pPr>
-      <w:bookmarkStart w:id="18" w:name="_Toc545"/>
+      <w:bookmarkStart w:id="22" w:name="_Toc19420"/>
       <w:r>
         <w:rPr>
           <w:rFonts w:hint="default"/>
@@ -4721,7 +5161,7 @@
         </w:rPr>
         <w:t>风险评估</w:t>
       </w:r>
-      <w:bookmarkEnd w:id="18"/>
+      <w:bookmarkEnd w:id="22"/>
     </w:p>
     <w:p>
       <w:pPr>
@@ -4837,7 +5277,7 @@
           <w:rFonts w:hint="eastAsia"/>
           <w:lang w:val="en-US" w:eastAsia="zh-CN"/>
         </w:rPr>
-        <w:t>4</w:t>
+        <w:t>5</w:t>
       </w:r>
       <w:r>
         <w:rPr>
@@ -4918,9 +5358,9 @@
         </w:tblCellMar>
       </w:tblPr>
       <w:tblGrid>
-        <w:gridCol w:w="2129"/>
-        <w:gridCol w:w="3552"/>
-        <w:gridCol w:w="2841"/>
+        <w:gridCol w:w="2081"/>
+        <w:gridCol w:w="3449"/>
+        <w:gridCol w:w="2766"/>
       </w:tblGrid>
       <w:tr>
         <w:tblPrEx>
@@ -5854,7 +6294,7 @@
           <w:rFonts w:hint="eastAsia"/>
           <w:lang w:val="en-US" w:eastAsia="zh-CN"/>
         </w:rPr>
-        <w:t>4</w:t>
+        <w:t>5</w:t>
       </w:r>
       <w:r>
         <w:rPr>
@@ -5935,8 +6375,8 @@
         </w:tblCellMar>
       </w:tblPr>
       <w:tblGrid>
-        <w:gridCol w:w="2875"/>
-        <w:gridCol w:w="5647"/>
+        <w:gridCol w:w="2836"/>
+        <w:gridCol w:w="5460"/>
       </w:tblGrid>
       <w:tr>
         <w:tblPrEx>
@@ -6583,7 +7023,7 @@
           <w:rFonts w:hint="default"/>
         </w:rPr>
       </w:pPr>
-      <w:bookmarkStart w:id="19" w:name="_Toc31837"/>
+      <w:bookmarkStart w:id="23" w:name="_Toc9664"/>
       <w:r>
         <w:rPr>
           <w:rFonts w:hint="default"/>
@@ -6597,7 +7037,7 @@
         </w:rPr>
         <w:t>策略</w:t>
       </w:r>
-      <w:bookmarkEnd w:id="19"/>
+      <w:bookmarkEnd w:id="23"/>
     </w:p>
     <w:p>
       <w:pPr>
@@ -6781,14 +7221,14 @@
           <w:rFonts w:hint="default"/>
         </w:rPr>
       </w:pPr>
-      <w:bookmarkStart w:id="20" w:name="_Toc13200"/>
+      <w:bookmarkStart w:id="24" w:name="_Toc26925"/>
       <w:r>
         <w:rPr>
           <w:rFonts w:hint="default"/>
         </w:rPr>
         <w:t>安全事件管理</w:t>
       </w:r>
-      <w:bookmarkEnd w:id="20"/>
+      <w:bookmarkEnd w:id="24"/>
     </w:p>
     <w:p>
       <w:pPr>
@@ -6850,14 +7290,14 @@
           <w:rFonts w:hint="default"/>
         </w:rPr>
       </w:pPr>
-      <w:bookmarkStart w:id="21" w:name="_Toc16109"/>
+      <w:bookmarkStart w:id="25" w:name="_Toc14404"/>
       <w:r>
         <w:rPr>
           <w:rFonts w:hint="default"/>
         </w:rPr>
         <w:t>关键控制点与测量指标</w:t>
       </w:r>
-      <w:bookmarkEnd w:id="21"/>
+      <w:bookmarkEnd w:id="25"/>
     </w:p>
     <w:p>
       <w:pPr>
@@ -6906,14 +7346,14 @@
           <w:rFonts w:hint="default"/>
         </w:rPr>
       </w:pPr>
-      <w:bookmarkStart w:id="22" w:name="_Toc25063"/>
+      <w:bookmarkStart w:id="26" w:name="_Toc6358"/>
       <w:r>
         <w:rPr>
           <w:rFonts w:hint="default"/>
         </w:rPr>
         <w:t>关键控制点</w:t>
       </w:r>
-      <w:bookmarkEnd w:id="22"/>
+      <w:bookmarkEnd w:id="26"/>
     </w:p>
     <w:p>
       <w:pPr>
@@ -7031,14 +7471,14 @@
           <w:rFonts w:hint="default"/>
         </w:rPr>
       </w:pPr>
-      <w:bookmarkStart w:id="23" w:name="_Toc25079"/>
+      <w:bookmarkStart w:id="27" w:name="_Toc32717"/>
       <w:r>
         <w:rPr>
           <w:rFonts w:hint="default"/>
         </w:rPr>
         <w:t>过程测量指标</w:t>
       </w:r>
-      <w:bookmarkEnd w:id="23"/>
+      <w:bookmarkEnd w:id="27"/>
     </w:p>
     <w:p>
       <w:pPr>
@@ -7125,7 +7565,7 @@
           <w:rFonts w:hint="eastAsia"/>
           <w:lang w:val="en-US" w:eastAsia="zh-CN"/>
         </w:rPr>
-        <w:t>4</w:t>
+        <w:t>5</w:t>
       </w:r>
       <w:r>
         <w:rPr>
@@ -7212,11 +7652,11 @@
         </w:tblCellMar>
       </w:tblPr>
       <w:tblGrid>
-        <w:gridCol w:w="841"/>
-        <w:gridCol w:w="1705"/>
-        <w:gridCol w:w="3771"/>
-        <w:gridCol w:w="1107"/>
-        <w:gridCol w:w="1094"/>
+        <w:gridCol w:w="826"/>
+        <w:gridCol w:w="1661"/>
+        <w:gridCol w:w="3655"/>
+        <w:gridCol w:w="1083"/>
+        <w:gridCol w:w="1071"/>
       </w:tblGrid>
       <w:tr>
         <w:tblPrEx>
@@ -7723,10 +8163,10 @@
           <w:lang w:val="en-US" w:eastAsia="zh-CN"/>
         </w:rPr>
       </w:pPr>
-      <w:bookmarkStart w:id="24" w:name="bookmark3"/>
-      <w:bookmarkEnd w:id="24"/>
-      <w:bookmarkStart w:id="25" w:name="_Toc17424"/>
-      <w:bookmarkStart w:id="26" w:name="_Toc15932"/>
+      <w:bookmarkStart w:id="28" w:name="bookmark3"/>
+      <w:bookmarkEnd w:id="28"/>
+      <w:bookmarkStart w:id="29" w:name="_Toc17424"/>
+      <w:bookmarkStart w:id="30" w:name="_Toc6742"/>
       <w:r>
         <w:rPr>
           <w:rStyle w:val="38"/>
@@ -7735,8 +8175,8 @@
         </w:rPr>
         <w:t>附则</w:t>
       </w:r>
-      <w:bookmarkEnd w:id="25"/>
-      <w:bookmarkEnd w:id="26"/>
+      <w:bookmarkEnd w:id="29"/>
+      <w:bookmarkEnd w:id="30"/>
     </w:p>
     <w:p>
       <w:pPr>
@@ -7853,9 +8293,9 @@
           <w:lang w:val="en-US" w:eastAsia="zh-CN"/>
         </w:rPr>
       </w:pPr>
-      <w:bookmarkStart w:id="27" w:name="bookmark14"/>
-      <w:bookmarkEnd w:id="27"/>
-      <w:bookmarkStart w:id="28" w:name="_Toc3525"/>
+      <w:bookmarkStart w:id="31" w:name="bookmark14"/>
+      <w:bookmarkEnd w:id="31"/>
+      <w:bookmarkStart w:id="32" w:name="_Toc24611"/>
       <w:r>
         <w:rPr>
           <w:rFonts w:hint="eastAsia"/>
@@ -7863,7 +8303,7 @@
         </w:rPr>
         <w:t>附件</w:t>
       </w:r>
-      <w:bookmarkEnd w:id="28"/>
+      <w:bookmarkEnd w:id="32"/>
     </w:p>
     <w:p>
       <w:pPr>
@@ -7988,7 +8428,7 @@
           <w:lang w:val="en-US" w:eastAsia="zh-CN"/>
         </w:rPr>
       </w:pPr>
-      <w:bookmarkStart w:id="29" w:name="_Toc17681"/>
+      <w:bookmarkStart w:id="33" w:name="_Toc881"/>
       <w:r>
         <w:rPr>
           <w:rFonts w:hint="eastAsia"/>
@@ -7996,7 +8436,7 @@
         </w:rPr>
         <w:t>记录</w:t>
       </w:r>
-      <w:bookmarkEnd w:id="29"/>
+      <w:bookmarkEnd w:id="33"/>
     </w:p>
     <w:p>
       <w:pPr>
@@ -8028,12 +8468,12 @@
       </w:r>
     </w:p>
     <w:sectPr>
+      <w:headerReference r:id="rId7" w:type="first"/>
+      <w:footerReference r:id="rId10" w:type="first"/>
       <w:headerReference r:id="rId5" w:type="default"/>
-      <w:footerReference w:type="default" r:id="rId11"/>
-      <w:headerReference w:type="first" r:id="rId12"/>
-      <w:footerReference w:type="first" r:id="rId13"/>
-      <w:headerReference w:type="even" r:id="rId14"/>
-      <w:footerReference w:type="even" r:id="rId15"/>
+      <w:footerReference r:id="rId8" w:type="default"/>
+      <w:headerReference r:id="rId6" w:type="even"/>
+      <w:footerReference r:id="rId9" w:type="even"/>
       <w:pgSz w:w="11906" w:h="16838"/>
       <w:pgMar w:top="1417" w:right="1800" w:bottom="1440" w:left="1800" w:header="1140" w:footer="992" w:gutter="0"/>
       <w:cols w:space="425" w:num="1"/>
@@ -8069,32 +8509,20 @@
 </file>
 
 <file path=word/footer1.xml><?xml version="1.0" encoding="utf-8"?>
-<w:ftr xmlns:m="http://schemas.openxmlformats.org/officeDocument/2006/math" xmlns:mc="http://schemas.openxmlformats.org/markup-compatibility/2006" xmlns:mo="http://schemas.microsoft.com/office/mac/office/2008/main" xmlns:mv="urn:schemas-microsoft-com:mac:vml" xmlns:o="urn:schemas-microsoft-com:office:office" xmlns:r="http://schemas.openxmlformats.org/officeDocument/2006/relationships" xmlns:v="urn:schemas-microsoft-com:vml" xmlns:w10="urn:schemas-microsoft-com:office:word" xmlns:w14="http://schemas.microsoft.com/office/word/2010/wordml" xmlns:w="http://schemas.openxmlformats.org/wordprocessingml/2006/main" xmlns:wne="http://schemas.microsoft.com/office/word/2006/wordml" xmlns:wp14="http://schemas.microsoft.com/office/word/2010/wordprocessingDrawing" xmlns:wp="http://schemas.openxmlformats.org/drawingml/2006/wordprocessingDrawing" xmlns:wpc="http://schemas.microsoft.com/office/word/2010/wordprocessingCanvas" xmlns:wpg="http://schemas.microsoft.com/office/word/2010/wordprocessingGroup" xmlns:wpi="http://schemas.microsoft.com/office/word/2010/wordprocessingInk" xmlns:wps="http://schemas.microsoft.com/office/word/2010/wordprocessingShape" mc:Ignorable="w14 wp14">
-  <w:p>
-    <w:pPr>
-      <w:pStyle w:val="Footer"/>
-    </w:pPr>
-  </w:p>
+<w:ftr xmlns:wpc="http://schemas.microsoft.com/office/word/2010/wordprocessingCanvas" xmlns:mc="http://schemas.openxmlformats.org/markup-compatibility/2006" xmlns:o="urn:schemas-microsoft-com:office:office" xmlns:r="http://schemas.openxmlformats.org/officeDocument/2006/relationships" xmlns:m="http://schemas.openxmlformats.org/officeDocument/2006/math" xmlns:v="urn:schemas-microsoft-com:vml" xmlns:wp14="http://schemas.microsoft.com/office/word/2010/wordprocessingDrawing" xmlns:wp="http://schemas.openxmlformats.org/drawingml/2006/wordprocessingDrawing" xmlns:w10="urn:schemas-microsoft-com:office:word" xmlns:w="http://schemas.openxmlformats.org/wordprocessingml/2006/main" xmlns:w14="http://schemas.microsoft.com/office/word/2010/wordml" xmlns:w15="http://schemas.microsoft.com/office/word/2012/wordml" xmlns:wpg="http://schemas.microsoft.com/office/word/2010/wordprocessingGroup" xmlns:wpi="http://schemas.microsoft.com/office/word/2010/wordprocessingInk" xmlns:wne="http://schemas.microsoft.com/office/word/2006/wordml" xmlns:wps="http://schemas.microsoft.com/office/word/2010/wordprocessingShape" xmlns:wpsCustomData="http://www.wps.cn/officeDocument/2013/wpsCustomData" mc:Ignorable="w14 w15 wp14">
+  <w:p/>
 </w:ftr>
 </file>
 
 <file path=word/footer2.xml><?xml version="1.0" encoding="utf-8"?>
-<w:ftr xmlns:m="http://schemas.openxmlformats.org/officeDocument/2006/math" xmlns:mc="http://schemas.openxmlformats.org/markup-compatibility/2006" xmlns:mo="http://schemas.microsoft.com/office/mac/office/2008/main" xmlns:mv="urn:schemas-microsoft-com:mac:vml" xmlns:o="urn:schemas-microsoft-com:office:office" xmlns:r="http://schemas.openxmlformats.org/officeDocument/2006/relationships" xmlns:v="urn:schemas-microsoft-com:vml" xmlns:w10="urn:schemas-microsoft-com:office:word" xmlns:w14="http://schemas.microsoft.com/office/word/2010/wordml" xmlns:w="http://schemas.openxmlformats.org/wordprocessingml/2006/main" xmlns:wne="http://schemas.microsoft.com/office/word/2006/wordml" xmlns:wp14="http://schemas.microsoft.com/office/word/2010/wordprocessingDrawing" xmlns:wp="http://schemas.openxmlformats.org/drawingml/2006/wordprocessingDrawing" xmlns:wpc="http://schemas.microsoft.com/office/word/2010/wordprocessingCanvas" xmlns:wpg="http://schemas.microsoft.com/office/word/2010/wordprocessingGroup" xmlns:wpi="http://schemas.microsoft.com/office/word/2010/wordprocessingInk" xmlns:wps="http://schemas.microsoft.com/office/word/2010/wordprocessingShape" mc:Ignorable="w14 wp14">
-  <w:p>
-    <w:pPr>
-      <w:pStyle w:val="Footer"/>
-    </w:pPr>
-  </w:p>
+<w:ftr xmlns:wpc="http://schemas.microsoft.com/office/word/2010/wordprocessingCanvas" xmlns:mc="http://schemas.openxmlformats.org/markup-compatibility/2006" xmlns:o="urn:schemas-microsoft-com:office:office" xmlns:r="http://schemas.openxmlformats.org/officeDocument/2006/relationships" xmlns:m="http://schemas.openxmlformats.org/officeDocument/2006/math" xmlns:v="urn:schemas-microsoft-com:vml" xmlns:wp14="http://schemas.microsoft.com/office/word/2010/wordprocessingDrawing" xmlns:wp="http://schemas.openxmlformats.org/drawingml/2006/wordprocessingDrawing" xmlns:w10="urn:schemas-microsoft-com:office:word" xmlns:w="http://schemas.openxmlformats.org/wordprocessingml/2006/main" xmlns:w14="http://schemas.microsoft.com/office/word/2010/wordml" xmlns:w15="http://schemas.microsoft.com/office/word/2012/wordml" xmlns:wpg="http://schemas.microsoft.com/office/word/2010/wordprocessingGroup" xmlns:wpi="http://schemas.microsoft.com/office/word/2010/wordprocessingInk" xmlns:wne="http://schemas.microsoft.com/office/word/2006/wordml" xmlns:wps="http://schemas.microsoft.com/office/word/2010/wordprocessingShape" xmlns:wpsCustomData="http://www.wps.cn/officeDocument/2013/wpsCustomData" mc:Ignorable="w14 w15 wp14">
+  <w:p/>
 </w:ftr>
 </file>
 
 <file path=word/footer3.xml><?xml version="1.0" encoding="utf-8"?>
-<w:ftr xmlns:m="http://schemas.openxmlformats.org/officeDocument/2006/math" xmlns:mc="http://schemas.openxmlformats.org/markup-compatibility/2006" xmlns:mo="http://schemas.microsoft.com/office/mac/office/2008/main" xmlns:mv="urn:schemas-microsoft-com:mac:vml" xmlns:o="urn:schemas-microsoft-com:office:office" xmlns:r="http://schemas.openxmlformats.org/officeDocument/2006/relationships" xmlns:v="urn:schemas-microsoft-com:vml" xmlns:w10="urn:schemas-microsoft-com:office:word" xmlns:w14="http://schemas.microsoft.com/office/word/2010/wordml" xmlns:w="http://schemas.openxmlformats.org/wordprocessingml/2006/main" xmlns:wne="http://schemas.microsoft.com/office/word/2006/wordml" xmlns:wp14="http://schemas.microsoft.com/office/word/2010/wordprocessingDrawing" xmlns:wp="http://schemas.openxmlformats.org/drawingml/2006/wordprocessingDrawing" xmlns:wpc="http://schemas.microsoft.com/office/word/2010/wordprocessingCanvas" xmlns:wpg="http://schemas.microsoft.com/office/word/2010/wordprocessingGroup" xmlns:wpi="http://schemas.microsoft.com/office/word/2010/wordprocessingInk" xmlns:wps="http://schemas.microsoft.com/office/word/2010/wordprocessingShape" mc:Ignorable="w14 wp14">
-  <w:p>
-    <w:pPr>
-      <w:pStyle w:val="Footer"/>
-    </w:pPr>
-  </w:p>
+<w:ftr xmlns:wpc="http://schemas.microsoft.com/office/word/2010/wordprocessingCanvas" xmlns:mc="http://schemas.openxmlformats.org/markup-compatibility/2006" xmlns:o="urn:schemas-microsoft-com:office:office" xmlns:r="http://schemas.openxmlformats.org/officeDocument/2006/relationships" xmlns:m="http://schemas.openxmlformats.org/officeDocument/2006/math" xmlns:v="urn:schemas-microsoft-com:vml" xmlns:wp14="http://schemas.microsoft.com/office/word/2010/wordprocessingDrawing" xmlns:wp="http://schemas.openxmlformats.org/drawingml/2006/wordprocessingDrawing" xmlns:w10="urn:schemas-microsoft-com:office:word" xmlns:w="http://schemas.openxmlformats.org/wordprocessingml/2006/main" xmlns:w14="http://schemas.microsoft.com/office/word/2010/wordml" xmlns:w15="http://schemas.microsoft.com/office/word/2012/wordml" xmlns:wpg="http://schemas.microsoft.com/office/word/2010/wordprocessingGroup" xmlns:wpi="http://schemas.microsoft.com/office/word/2010/wordprocessingInk" xmlns:wne="http://schemas.microsoft.com/office/word/2006/wordml" xmlns:wps="http://schemas.microsoft.com/office/word/2010/wordprocessingShape" xmlns:wpsCustomData="http://www.wps.cn/officeDocument/2013/wpsCustomData" mc:Ignorable="w14 w15 wp14">
+  <w:p/>
 </w:ftr>
 </file>
 
@@ -8147,42 +8575,34 @@
         <w:lang w:val="en-US" w:eastAsia="zh-CN"/>
       </w:rPr>
       <w:tab/>
-      <w:tab/>
-      <w:t>重庆市鹧鸪哨信息技术有限责任公司</w:t>
     </w:r>
     <w:r>
       <w:rPr>
         <w:rFonts w:hint="eastAsia" w:eastAsiaTheme="minorEastAsia"/>
         <w:lang w:val="en-US" w:eastAsia="zh-CN"/>
       </w:rPr>
+      <w:tab/>
     </w:r>
     <w:r>
       <w:rPr>
         <w:rFonts w:hint="eastAsia" w:eastAsiaTheme="minorEastAsia"/>
         <w:lang w:val="en-US" w:eastAsia="zh-CN"/>
       </w:rPr>
+      <w:t>重庆市鹧鸪哨信息技术有限责任公司</w:t>
     </w:r>
   </w:p>
 </w:hdr>
 </file>
 
 <file path=word/header2.xml><?xml version="1.0" encoding="utf-8"?>
-<w:hdr xmlns:m="http://schemas.openxmlformats.org/officeDocument/2006/math" xmlns:mc="http://schemas.openxmlformats.org/markup-compatibility/2006" xmlns:mo="http://schemas.microsoft.com/office/mac/office/2008/main" xmlns:mv="urn:schemas-microsoft-com:mac:vml" xmlns:o="urn:schemas-microsoft-com:office:office" xmlns:r="http://schemas.openxmlformats.org/officeDocument/2006/relationships" xmlns:v="urn:schemas-microsoft-com:vml" xmlns:w10="urn:schemas-microsoft-com:office:word" xmlns:w14="http://schemas.microsoft.com/office/word/2010/wordml" xmlns:w="http://schemas.openxmlformats.org/wordprocessingml/2006/main" xmlns:wne="http://schemas.microsoft.com/office/word/2006/wordml" xmlns:wp14="http://schemas.microsoft.com/office/word/2010/wordprocessingDrawing" xmlns:wp="http://schemas.openxmlformats.org/drawingml/2006/wordprocessingDrawing" xmlns:wpc="http://schemas.microsoft.com/office/word/2010/wordprocessingCanvas" xmlns:wpg="http://schemas.microsoft.com/office/word/2010/wordprocessingGroup" xmlns:wpi="http://schemas.microsoft.com/office/word/2010/wordprocessingInk" xmlns:wps="http://schemas.microsoft.com/office/word/2010/wordprocessingShape" mc:Ignorable="w14 wp14">
-  <w:p>
-    <w:pPr>
-      <w:pStyle w:val="Header"/>
-    </w:pPr>
-  </w:p>
+<w:hdr xmlns:wpc="http://schemas.microsoft.com/office/word/2010/wordprocessingCanvas" xmlns:mc="http://schemas.openxmlformats.org/markup-compatibility/2006" xmlns:o="urn:schemas-microsoft-com:office:office" xmlns:r="http://schemas.openxmlformats.org/officeDocument/2006/relationships" xmlns:m="http://schemas.openxmlformats.org/officeDocument/2006/math" xmlns:v="urn:schemas-microsoft-com:vml" xmlns:wp14="http://schemas.microsoft.com/office/word/2010/wordprocessingDrawing" xmlns:wp="http://schemas.openxmlformats.org/drawingml/2006/wordprocessingDrawing" xmlns:w10="urn:schemas-microsoft-com:office:word" xmlns:w="http://schemas.openxmlformats.org/wordprocessingml/2006/main" xmlns:w14="http://schemas.microsoft.com/office/word/2010/wordml" xmlns:w15="http://schemas.microsoft.com/office/word/2012/wordml" xmlns:wpg="http://schemas.microsoft.com/office/word/2010/wordprocessingGroup" xmlns:wpi="http://schemas.microsoft.com/office/word/2010/wordprocessingInk" xmlns:wne="http://schemas.microsoft.com/office/word/2006/wordml" xmlns:wps="http://schemas.microsoft.com/office/word/2010/wordprocessingShape" xmlns:wpsCustomData="http://www.wps.cn/officeDocument/2013/wpsCustomData" mc:Ignorable="w14 w15 wp14">
+  <w:p/>
 </w:hdr>
 </file>
 
 <file path=word/header3.xml><?xml version="1.0" encoding="utf-8"?>
-<w:hdr xmlns:m="http://schemas.openxmlformats.org/officeDocument/2006/math" xmlns:mc="http://schemas.openxmlformats.org/markup-compatibility/2006" xmlns:mo="http://schemas.microsoft.com/office/mac/office/2008/main" xmlns:mv="urn:schemas-microsoft-com:mac:vml" xmlns:o="urn:schemas-microsoft-com:office:office" xmlns:r="http://schemas.openxmlformats.org/officeDocument/2006/relationships" xmlns:v="urn:schemas-microsoft-com:vml" xmlns:w10="urn:schemas-microsoft-com:office:word" xmlns:w14="http://schemas.microsoft.com/office/word/2010/wordml" xmlns:w="http://schemas.openxmlformats.org/wordprocessingml/2006/main" xmlns:wne="http://schemas.microsoft.com/office/word/2006/wordml" xmlns:wp14="http://schemas.microsoft.com/office/word/2010/wordprocessingDrawing" xmlns:wp="http://schemas.openxmlformats.org/drawingml/2006/wordprocessingDrawing" xmlns:wpc="http://schemas.microsoft.com/office/word/2010/wordprocessingCanvas" xmlns:wpg="http://schemas.microsoft.com/office/word/2010/wordprocessingGroup" xmlns:wpi="http://schemas.microsoft.com/office/word/2010/wordprocessingInk" xmlns:wps="http://schemas.microsoft.com/office/word/2010/wordprocessingShape" mc:Ignorable="w14 wp14">
-  <w:p>
-    <w:pPr>
-      <w:pStyle w:val="Header"/>
-    </w:pPr>
-  </w:p>
+<w:hdr xmlns:wpc="http://schemas.microsoft.com/office/word/2010/wordprocessingCanvas" xmlns:mc="http://schemas.openxmlformats.org/markup-compatibility/2006" xmlns:o="urn:schemas-microsoft-com:office:office" xmlns:r="http://schemas.openxmlformats.org/officeDocument/2006/relationships" xmlns:m="http://schemas.openxmlformats.org/officeDocument/2006/math" xmlns:v="urn:schemas-microsoft-com:vml" xmlns:wp14="http://schemas.microsoft.com/office/word/2010/wordprocessingDrawing" xmlns:wp="http://schemas.openxmlformats.org/drawingml/2006/wordprocessingDrawing" xmlns:w10="urn:schemas-microsoft-com:office:word" xmlns:w="http://schemas.openxmlformats.org/wordprocessingml/2006/main" xmlns:w14="http://schemas.microsoft.com/office/word/2010/wordml" xmlns:w15="http://schemas.microsoft.com/office/word/2012/wordml" xmlns:wpg="http://schemas.microsoft.com/office/word/2010/wordprocessingGroup" xmlns:wpi="http://schemas.microsoft.com/office/word/2010/wordprocessingInk" xmlns:wne="http://schemas.microsoft.com/office/word/2006/wordml" xmlns:wps="http://schemas.microsoft.com/office/word/2010/wordprocessingShape" xmlns:wpsCustomData="http://www.wps.cn/officeDocument/2013/wpsCustomData" mc:Ignorable="w14 w15 wp14">
+  <w:p/>
 </w:hdr>
 </file>
 

--- a/6-过程管理/流程制度规范类文件/ZGS-06-11-信息安全管理制度.docx
+++ b/6-过程管理/流程制度规范类文件/ZGS-06-11-信息安全管理制度.docx
@@ -1,10 +1,11 @@
 
 <file path=word/document.xml><?xml version="1.0" encoding="utf-8"?>
-<w:document xmlns:wpc="http://schemas.microsoft.com/office/word/2010/wordprocessingCanvas" xmlns:mc="http://schemas.openxmlformats.org/markup-compatibility/2006" xmlns:o="urn:schemas-microsoft-com:office:office" xmlns:r="http://schemas.openxmlformats.org/officeDocument/2006/relationships" xmlns:m="http://schemas.openxmlformats.org/officeDocument/2006/math" xmlns:v="urn:schemas-microsoft-com:vml" xmlns:wp14="http://schemas.microsoft.com/office/word/2010/wordprocessingDrawing" xmlns:wp="http://schemas.openxmlformats.org/drawingml/2006/wordprocessingDrawing" xmlns:w="http://schemas.openxmlformats.org/wordprocessingml/2006/main" xmlns:w14="http://schemas.microsoft.com/office/word/2010/wordml" xmlns:w10="urn:schemas-microsoft-com:office:word" xmlns:w15="http://schemas.microsoft.com/office/word/2012/wordml" xmlns:wpg="http://schemas.microsoft.com/office/word/2010/wordprocessingGroup" xmlns:wpi="http://schemas.microsoft.com/office/word/2010/wordprocessingInk" xmlns:wne="http://schemas.microsoft.com/office/word/2006/wordml" xmlns:wps="http://schemas.microsoft.com/office/word/2010/wordprocessingShape" xmlns:wpsCustomData="http://www.wps.cn/officeDocument/2013/wpsCustomData" mc:Ignorable="w14 w15 wp14">
+<w:document xmlns:wpc="http://schemas.microsoft.com/office/word/2010/wordprocessingCanvas" xmlns:mc="http://schemas.openxmlformats.org/markup-compatibility/2006" xmlns:o="urn:schemas-microsoft-com:office:office" xmlns:r="http://schemas.openxmlformats.org/officeDocument/2006/relationships" xmlns:m="http://schemas.openxmlformats.org/officeDocument/2006/math" xmlns:v="urn:schemas-microsoft-com:vml" xmlns:wp14="http://schemas.microsoft.com/office/word/2010/wordprocessingDrawing" xmlns:wp="http://schemas.openxmlformats.org/drawingml/2006/wordprocessingDrawing" xmlns:w10="urn:schemas-microsoft-com:office:word" xmlns:w="http://schemas.openxmlformats.org/wordprocessingml/2006/main" xmlns:w14="http://schemas.microsoft.com/office/word/2010/wordml" xmlns:w15="http://schemas.microsoft.com/office/word/2012/wordml" xmlns:wne="http://schemas.microsoft.com/office/word/2006/wordml" xmlns:wpg="http://schemas.microsoft.com/office/word/2010/wordprocessingGroup" xmlns:wpi="http://schemas.microsoft.com/office/word/2010/wordprocessingInk" xmlns:wps="http://schemas.microsoft.com/office/word/2010/wordprocessingShape" mc:Ignorable="w14 w15 wp14">
+  <!-- Generated by Aspose.Words for .NET 13.3.0.1 -->
   <w:body>
     <w:p>
       <w:pPr>
-        <w:pStyle w:val="24"/>
+        <w:pStyle w:val="a"/>
         <w:keepNext w:val="0"/>
         <w:keepLines w:val="0"/>
         <w:pageBreakBefore w:val="0"/>
@@ -24,7 +25,7 @@
       <w:bookmarkStart w:id="0" w:name="_Toc13825"/>
       <w:r>
         <w:drawing>
-          <wp:anchor distT="0" distB="0" distL="114300" distR="114300" simplePos="0" relativeHeight="251660288" behindDoc="1" locked="0" layoutInCell="1" allowOverlap="1">
+          <wp:anchor distT="0" distB="0" distL="114300" distR="114300" simplePos="0" relativeHeight="251659264" behindDoc="1" locked="0" layoutInCell="1" allowOverlap="1">
             <wp:simplePos x="0" y="0"/>
             <wp:positionH relativeFrom="column">
               <wp:posOffset>0</wp:posOffset>
@@ -49,7 +50,7 @@
                     </pic:cNvPicPr>
                   </pic:nvPicPr>
                   <pic:blipFill>
-                    <a:blip r:embed="rId12"/>
+                    <a:blip xmlns:r="http://schemas.openxmlformats.org/officeDocument/2006/relationships" r:embed="rId4"/>
                     <a:stretch>
                       <a:fillRect/>
                     </a:stretch>
@@ -79,7 +80,7 @@
           <w:lang w:val="en-US" w:eastAsia="zh-CN"/>
         </w:rPr>
         <w:drawing>
-          <wp:anchor distT="0" distB="0" distL="114300" distR="114300" simplePos="0" relativeHeight="251659264" behindDoc="1" locked="0" layoutInCell="1" allowOverlap="1">
+          <wp:anchor distT="0" distB="0" distL="114300" distR="114300" simplePos="0" relativeHeight="251658240" behindDoc="1" locked="0" layoutInCell="1" allowOverlap="1">
             <wp:simplePos x="0" y="0"/>
             <wp:positionH relativeFrom="column">
               <wp:posOffset>635</wp:posOffset>
@@ -104,7 +105,7 @@
                     </pic:cNvPicPr>
                   </pic:nvPicPr>
                   <pic:blipFill>
-                    <a:blip r:embed="rId13">
+                    <a:blip xmlns:r="http://schemas.openxmlformats.org/officeDocument/2006/relationships" r:embed="rId5">
                       <a:alphaModFix amt="58000"/>
                       <a:lum contrast="-52000"/>
                     </a:blip>
@@ -138,7 +139,7 @@
     </w:p>
     <w:p>
       <w:pPr>
-        <w:pStyle w:val="25"/>
+        <w:pStyle w:val="a0"/>
         <w:keepNext w:val="0"/>
         <w:keepLines w:val="0"/>
         <w:pageBreakBefore w:val="0"/>
@@ -185,11 +186,11 @@
         <w:adjustRightInd w:val="0"/>
         <w:snapToGrid w:val="0"/>
         <w:spacing w:after="624" w:afterLines="200" w:line="219" w:lineRule="auto"/>
-        <w:ind w:left="0" w:leftChars="0" w:right="0" w:rightChars="0" w:firstLine="0" w:firstLineChars="0"/>
+        <w:ind w:left="0" w:right="0" w:firstLine="0" w:leftChars="0" w:rightChars="0" w:firstLineChars="0"/>
         <w:jc w:val="center"/>
         <w:textAlignment w:val="baseline"/>
         <w:rPr>
-          <w:rFonts w:hint="default" w:ascii="宋体" w:hAnsi="宋体" w:eastAsia="宋体" w:cs="宋体"/>
+          <w:rFonts w:ascii="宋体" w:eastAsia="宋体" w:hAnsi="宋体" w:cs="宋体" w:hint="default"/>
           <w:sz w:val="24"/>
           <w:szCs w:val="24"/>
           <w:lang w:val="en-US" w:eastAsia="zh-CN"/>
@@ -197,7 +198,7 @@
       </w:pPr>
       <w:r>
         <w:rPr>
-          <w:rFonts w:ascii="宋体" w:hAnsi="宋体" w:eastAsia="宋体" w:cs="宋体"/>
+          <w:rFonts w:ascii="宋体" w:eastAsia="宋体" w:hAnsi="宋体" w:cs="宋体"/>
           <w:b/>
           <w:bCs/>
           <w:spacing w:val="-3"/>
@@ -209,18 +210,17 @@
     </w:p>
     <w:tbl>
       <w:tblPr>
-        <w:tblStyle w:val="21"/>
+        <w:tblStyle w:val="TableGrid"/>
         <w:tblW w:w="0" w:type="auto"/>
         <w:jc w:val="center"/>
         <w:tblBorders>
-          <w:top w:val="none" w:color="auto" w:sz="0" w:space="0"/>
-          <w:left w:val="none" w:color="auto" w:sz="0" w:space="0"/>
-          <w:bottom w:val="none" w:color="auto" w:sz="0" w:space="0"/>
-          <w:right w:val="none" w:color="auto" w:sz="0" w:space="0"/>
-          <w:insideH w:val="none" w:color="auto" w:sz="0" w:space="0"/>
-          <w:insideV w:val="none" w:color="auto" w:sz="0" w:space="0"/>
+          <w:top w:val="nil"/>
+          <w:left w:val="nil"/>
+          <w:bottom w:val="nil"/>
+          <w:right w:val="nil"/>
+          <w:insideH w:val="nil"/>
+          <w:insideV w:val="nil"/>
         </w:tblBorders>
-        <w:tblLayout w:type="autofit"/>
         <w:tblCellMar>
           <w:top w:w="0" w:type="dxa"/>
           <w:left w:w="108" w:type="dxa"/>
@@ -234,13 +234,15 @@
       </w:tblGrid>
       <w:tr>
         <w:tblPrEx>
+          <w:tblW w:w="0" w:type="auto"/>
+          <w:jc w:val="center"/>
           <w:tblBorders>
-            <w:top w:val="none" w:color="auto" w:sz="0" w:space="0"/>
-            <w:left w:val="none" w:color="auto" w:sz="0" w:space="0"/>
-            <w:bottom w:val="none" w:color="auto" w:sz="0" w:space="0"/>
-            <w:right w:val="none" w:color="auto" w:sz="0" w:space="0"/>
-            <w:insideH w:val="none" w:color="auto" w:sz="0" w:space="0"/>
-            <w:insideV w:val="none" w:color="auto" w:sz="0" w:space="0"/>
+            <w:top w:val="nil"/>
+            <w:left w:val="nil"/>
+            <w:bottom w:val="nil"/>
+            <w:right w:val="nil"/>
+            <w:insideH w:val="nil"/>
+            <w:insideV w:val="nil"/>
           </w:tblBorders>
           <w:tblCellMar>
             <w:top w:w="0" w:type="dxa"/>
@@ -250,7 +252,7 @@
           </w:tblCellMar>
         </w:tblPrEx>
         <w:trPr>
-          <w:trHeight w:val="810" w:hRule="atLeast"/>
+          <w:trHeight w:val="810"/>
           <w:jc w:val="center"/>
         </w:trPr>
         <w:tc>
@@ -288,7 +290,7 @@
             </w:r>
             <w:r>
               <w:rPr>
-                <w:rFonts w:hint="default" w:asciiTheme="minorAscii" w:hAnsiTheme="minorAscii" w:eastAsiaTheme="minorEastAsia"/>
+                <w:rFonts w:asciiTheme="minorAscii" w:eastAsiaTheme="minorEastAsia" w:hAnsiTheme="minorAscii" w:hint="default"/>
                 <w:spacing w:val="227"/>
                 <w:sz w:val="21"/>
                 <w:vertAlign w:val="baseline"/>
@@ -342,7 +344,7 @@
             </w:r>
             <w:r>
               <w:rPr>
-                <w:rFonts w:hint="eastAsia" w:asciiTheme="minorAscii" w:hAnsiTheme="minorAscii" w:eastAsiaTheme="minorEastAsia"/>
+                <w:rFonts w:asciiTheme="minorAscii" w:eastAsiaTheme="minorEastAsia" w:hAnsiTheme="minorAscii" w:hint="eastAsia"/>
                 <w:spacing w:val="227"/>
                 <w:sz w:val="21"/>
                 <w:vertAlign w:val="baseline"/>
@@ -364,14 +366,8 @@
       </w:tr>
       <w:tr>
         <w:tblPrEx>
-          <w:tblBorders>
-            <w:top w:val="none" w:color="auto" w:sz="0" w:space="0"/>
-            <w:left w:val="none" w:color="auto" w:sz="0" w:space="0"/>
-            <w:bottom w:val="none" w:color="auto" w:sz="0" w:space="0"/>
-            <w:right w:val="none" w:color="auto" w:sz="0" w:space="0"/>
-            <w:insideH w:val="none" w:color="auto" w:sz="0" w:space="0"/>
-            <w:insideV w:val="none" w:color="auto" w:sz="0" w:space="0"/>
-          </w:tblBorders>
+          <w:tblW w:w="0" w:type="auto"/>
+          <w:jc w:val="center"/>
           <w:tblCellMar>
             <w:top w:w="0" w:type="dxa"/>
             <w:left w:w="108" w:type="dxa"/>
@@ -380,7 +376,7 @@
           </w:tblCellMar>
         </w:tblPrEx>
         <w:trPr>
-          <w:trHeight w:val="810" w:hRule="atLeast"/>
+          <w:trHeight w:val="810"/>
           <w:jc w:val="center"/>
         </w:trPr>
         <w:tc>
@@ -404,7 +400,7 @@
               <w:snapToGrid w:val="0"/>
               <w:textAlignment w:val="baseline"/>
               <w:rPr>
-                <w:rFonts w:hint="default" w:ascii="Arial" w:hAnsi="Arial" w:eastAsia="Arial" w:cs="Arial"/>
+                <w:rFonts w:ascii="Arial" w:eastAsia="Arial" w:hAnsi="Arial" w:cs="Arial" w:hint="default"/>
                 <w:snapToGrid w:val="0"/>
                 <w:color w:val="000000"/>
                 <w:kern w:val="0"/>
@@ -436,7 +432,7 @@
             </w:r>
             <w:r>
               <w:rPr>
-                <w:rFonts w:hint="default" w:asciiTheme="minorAscii" w:hAnsiTheme="minorAscii" w:eastAsiaTheme="minorEastAsia"/>
+                <w:rFonts w:asciiTheme="minorAscii" w:eastAsiaTheme="minorEastAsia" w:hAnsiTheme="minorAscii" w:hint="default"/>
                 <w:spacing w:val="227"/>
                 <w:sz w:val="21"/>
                 <w:vertAlign w:val="baseline"/>
@@ -489,7 +485,7 @@
               <w:snapToGrid w:val="0"/>
               <w:textAlignment w:val="baseline"/>
               <w:rPr>
-                <w:rFonts w:hint="default" w:ascii="Arial" w:hAnsi="Arial" w:eastAsia="Arial" w:cs="Arial"/>
+                <w:rFonts w:ascii="Arial" w:eastAsia="Arial" w:hAnsi="Arial" w:cs="Arial" w:hint="default"/>
                 <w:snapToGrid w:val="0"/>
                 <w:color w:val="000000"/>
                 <w:kern w:val="0"/>
@@ -509,7 +505,7 @@
             </w:r>
             <w:r>
               <w:rPr>
-                <w:rFonts w:hint="eastAsia" w:asciiTheme="minorAscii" w:hAnsiTheme="minorAscii" w:eastAsiaTheme="minorEastAsia"/>
+                <w:rFonts w:asciiTheme="minorAscii" w:eastAsiaTheme="minorEastAsia" w:hAnsiTheme="minorAscii" w:hint="eastAsia"/>
                 <w:spacing w:val="227"/>
                 <w:sz w:val="21"/>
                 <w:vertAlign w:val="baseline"/>
@@ -531,14 +527,8 @@
       </w:tr>
       <w:tr>
         <w:tblPrEx>
-          <w:tblBorders>
-            <w:top w:val="none" w:color="auto" w:sz="0" w:space="0"/>
-            <w:left w:val="none" w:color="auto" w:sz="0" w:space="0"/>
-            <w:bottom w:val="none" w:color="auto" w:sz="0" w:space="0"/>
-            <w:right w:val="none" w:color="auto" w:sz="0" w:space="0"/>
-            <w:insideH w:val="none" w:color="auto" w:sz="0" w:space="0"/>
-            <w:insideV w:val="none" w:color="auto" w:sz="0" w:space="0"/>
-          </w:tblBorders>
+          <w:tblW w:w="0" w:type="auto"/>
+          <w:jc w:val="center"/>
           <w:tblCellMar>
             <w:top w:w="0" w:type="dxa"/>
             <w:left w:w="108" w:type="dxa"/>
@@ -547,7 +537,7 @@
           </w:tblCellMar>
         </w:tblPrEx>
         <w:trPr>
-          <w:trHeight w:val="635" w:hRule="atLeast"/>
+          <w:trHeight w:val="635"/>
           <w:jc w:val="center"/>
         </w:trPr>
         <w:tc>
@@ -622,7 +612,7 @@
             </w:r>
             <w:r>
               <w:rPr>
-                <w:rFonts w:hint="eastAsia" w:asciiTheme="minorAscii" w:hAnsiTheme="minorAscii" w:eastAsiaTheme="minorEastAsia"/>
+                <w:rFonts w:asciiTheme="minorAscii" w:eastAsiaTheme="minorEastAsia" w:hAnsiTheme="minorAscii" w:hint="eastAsia"/>
                 <w:spacing w:val="227"/>
                 <w:sz w:val="21"/>
                 <w:vertAlign w:val="baseline"/>
@@ -681,14 +671,14 @@
         <w:ind w:left="3634"/>
         <w:textAlignment w:val="baseline"/>
         <w:rPr>
-          <w:rFonts w:ascii="宋体" w:hAnsi="宋体" w:eastAsia="宋体" w:cs="宋体"/>
+          <w:rFonts w:ascii="宋体" w:eastAsia="宋体" w:hAnsi="宋体" w:cs="宋体"/>
           <w:sz w:val="31"/>
           <w:szCs w:val="31"/>
         </w:rPr>
       </w:pPr>
       <w:r>
         <w:rPr>
-          <w:rFonts w:ascii="宋体" w:hAnsi="宋体" w:eastAsia="宋体" w:cs="宋体"/>
+          <w:rFonts w:ascii="宋体" w:eastAsia="宋体" w:hAnsi="宋体" w:cs="宋体"/>
           <w:b/>
           <w:bCs/>
           <w:spacing w:val="4"/>
@@ -700,16 +690,16 @@
     </w:p>
     <w:tbl>
       <w:tblPr>
-        <w:tblStyle w:val="26"/>
+        <w:tblStyle w:val="TableNormal0"/>
         <w:tblW w:w="7137" w:type="dxa"/>
         <w:jc w:val="center"/>
         <w:tblBorders>
-          <w:top w:val="single" w:color="000000" w:sz="2" w:space="0"/>
-          <w:left w:val="single" w:color="000000" w:sz="2" w:space="0"/>
-          <w:bottom w:val="single" w:color="000000" w:sz="2" w:space="0"/>
-          <w:right w:val="single" w:color="000000" w:sz="2" w:space="0"/>
-          <w:insideH w:val="single" w:color="000000" w:sz="2" w:space="0"/>
-          <w:insideV w:val="single" w:color="000000" w:sz="2" w:space="0"/>
+          <w:top w:val="single" w:sz="2" w:space="0" w:color="000000"/>
+          <w:left w:val="single" w:sz="2" w:space="0" w:color="000000"/>
+          <w:bottom w:val="single" w:sz="2" w:space="0" w:color="000000"/>
+          <w:right w:val="single" w:sz="2" w:space="0" w:color="000000"/>
+          <w:insideH w:val="single" w:sz="2" w:space="0" w:color="000000"/>
+          <w:insideV w:val="single" w:sz="2" w:space="0" w:color="000000"/>
         </w:tblBorders>
         <w:tblLayout w:type="fixed"/>
         <w:tblCellMar>
@@ -727,14 +717,17 @@
       </w:tblGrid>
       <w:tr>
         <w:tblPrEx>
+          <w:tblW w:w="7137" w:type="dxa"/>
+          <w:jc w:val="center"/>
           <w:tblBorders>
-            <w:top w:val="single" w:color="000000" w:sz="2" w:space="0"/>
-            <w:left w:val="single" w:color="000000" w:sz="2" w:space="0"/>
-            <w:bottom w:val="single" w:color="000000" w:sz="2" w:space="0"/>
-            <w:right w:val="single" w:color="000000" w:sz="2" w:space="0"/>
-            <w:insideH w:val="single" w:color="000000" w:sz="2" w:space="0"/>
-            <w:insideV w:val="single" w:color="000000" w:sz="2" w:space="0"/>
+            <w:top w:val="single" w:sz="2" w:space="0" w:color="000000"/>
+            <w:left w:val="single" w:sz="2" w:space="0" w:color="000000"/>
+            <w:bottom w:val="single" w:sz="2" w:space="0" w:color="000000"/>
+            <w:right w:val="single" w:sz="2" w:space="0" w:color="000000"/>
+            <w:insideH w:val="single" w:sz="2" w:space="0" w:color="000000"/>
+            <w:insideV w:val="single" w:sz="2" w:space="0" w:color="000000"/>
           </w:tblBorders>
+          <w:tblLayout w:type="fixed"/>
           <w:tblCellMar>
             <w:top w:w="0" w:type="dxa"/>
             <w:left w:w="0" w:type="dxa"/>
@@ -743,7 +736,7 @@
           </w:tblCellMar>
         </w:tblPrEx>
         <w:trPr>
-          <w:trHeight w:val="593" w:hRule="atLeast"/>
+          <w:trHeight w:val="593"/>
           <w:jc w:val="center"/>
         </w:trPr>
         <w:tc>
@@ -765,18 +758,18 @@
               <w:adjustRightInd w:val="0"/>
               <w:snapToGrid w:val="0"/>
               <w:spacing w:before="176" w:line="228" w:lineRule="auto"/>
-              <w:ind w:left="0" w:leftChars="0" w:right="0" w:rightChars="0" w:firstLine="0" w:firstLineChars="0"/>
+              <w:ind w:left="0" w:right="0" w:firstLine="0" w:leftChars="0" w:rightChars="0" w:firstLineChars="0"/>
               <w:jc w:val="center"/>
               <w:textAlignment w:val="baseline"/>
               <w:rPr>
-                <w:rFonts w:ascii="宋体" w:hAnsi="宋体" w:eastAsia="宋体" w:cs="宋体"/>
+                <w:rFonts w:ascii="宋体" w:eastAsia="宋体" w:hAnsi="宋体" w:cs="宋体"/>
                 <w:sz w:val="20"/>
                 <w:szCs w:val="20"/>
               </w:rPr>
             </w:pPr>
             <w:r>
               <w:rPr>
-                <w:rFonts w:ascii="宋体" w:hAnsi="宋体" w:eastAsia="宋体" w:cs="宋体"/>
+                <w:rFonts w:ascii="宋体" w:eastAsia="宋体" w:hAnsi="宋体" w:cs="宋体"/>
                 <w:spacing w:val="-14"/>
                 <w:sz w:val="20"/>
                 <w:szCs w:val="20"/>
@@ -804,18 +797,18 @@
               <w:adjustRightInd w:val="0"/>
               <w:snapToGrid w:val="0"/>
               <w:spacing w:before="175" w:line="227" w:lineRule="auto"/>
-              <w:ind w:left="0" w:leftChars="0" w:right="0" w:rightChars="0" w:firstLine="0" w:firstLineChars="0"/>
+              <w:ind w:left="0" w:right="0" w:firstLine="0" w:leftChars="0" w:rightChars="0" w:firstLineChars="0"/>
               <w:jc w:val="center"/>
               <w:textAlignment w:val="baseline"/>
               <w:rPr>
-                <w:rFonts w:ascii="宋体" w:hAnsi="宋体" w:eastAsia="宋体" w:cs="宋体"/>
+                <w:rFonts w:ascii="宋体" w:eastAsia="宋体" w:hAnsi="宋体" w:cs="宋体"/>
                 <w:sz w:val="20"/>
                 <w:szCs w:val="20"/>
               </w:rPr>
             </w:pPr>
             <w:r>
               <w:rPr>
-                <w:rFonts w:ascii="宋体" w:hAnsi="宋体" w:eastAsia="宋体" w:cs="宋体"/>
+                <w:rFonts w:ascii="宋体" w:eastAsia="宋体" w:hAnsi="宋体" w:cs="宋体"/>
                 <w:spacing w:val="4"/>
                 <w:sz w:val="20"/>
                 <w:szCs w:val="20"/>
@@ -843,18 +836,18 @@
               <w:adjustRightInd w:val="0"/>
               <w:snapToGrid w:val="0"/>
               <w:spacing w:before="175" w:line="228" w:lineRule="auto"/>
-              <w:ind w:left="0" w:leftChars="0" w:right="0" w:rightChars="0" w:firstLine="0" w:firstLineChars="0"/>
+              <w:ind w:left="0" w:right="0" w:firstLine="0" w:leftChars="0" w:rightChars="0" w:firstLineChars="0"/>
               <w:jc w:val="center"/>
               <w:textAlignment w:val="baseline"/>
               <w:rPr>
-                <w:rFonts w:ascii="宋体" w:hAnsi="宋体" w:eastAsia="宋体" w:cs="宋体"/>
+                <w:rFonts w:ascii="宋体" w:eastAsia="宋体" w:hAnsi="宋体" w:cs="宋体"/>
                 <w:sz w:val="20"/>
                 <w:szCs w:val="20"/>
               </w:rPr>
             </w:pPr>
             <w:r>
               <w:rPr>
-                <w:rFonts w:ascii="宋体" w:hAnsi="宋体" w:eastAsia="宋体" w:cs="宋体"/>
+                <w:rFonts w:ascii="宋体" w:eastAsia="宋体" w:hAnsi="宋体" w:cs="宋体"/>
                 <w:spacing w:val="7"/>
                 <w:sz w:val="20"/>
                 <w:szCs w:val="20"/>
@@ -882,18 +875,18 @@
               <w:adjustRightInd w:val="0"/>
               <w:snapToGrid w:val="0"/>
               <w:spacing w:before="176" w:line="229" w:lineRule="auto"/>
-              <w:ind w:left="0" w:leftChars="0" w:right="0" w:rightChars="0" w:firstLine="0" w:firstLineChars="0"/>
+              <w:ind w:left="0" w:right="0" w:firstLine="0" w:leftChars="0" w:rightChars="0" w:firstLineChars="0"/>
               <w:jc w:val="center"/>
               <w:textAlignment w:val="baseline"/>
               <w:rPr>
-                <w:rFonts w:ascii="宋体" w:hAnsi="宋体" w:eastAsia="宋体" w:cs="宋体"/>
+                <w:rFonts w:ascii="宋体" w:eastAsia="宋体" w:hAnsi="宋体" w:cs="宋体"/>
                 <w:sz w:val="20"/>
                 <w:szCs w:val="20"/>
               </w:rPr>
             </w:pPr>
             <w:r>
               <w:rPr>
-                <w:rFonts w:ascii="宋体" w:hAnsi="宋体" w:eastAsia="宋体" w:cs="宋体"/>
+                <w:rFonts w:ascii="宋体" w:eastAsia="宋体" w:hAnsi="宋体" w:cs="宋体"/>
                 <w:spacing w:val="7"/>
                 <w:sz w:val="20"/>
                 <w:szCs w:val="20"/>
@@ -905,14 +898,9 @@
       </w:tr>
       <w:tr>
         <w:tblPrEx>
-          <w:tblBorders>
-            <w:top w:val="single" w:color="000000" w:sz="2" w:space="0"/>
-            <w:left w:val="single" w:color="000000" w:sz="2" w:space="0"/>
-            <w:bottom w:val="single" w:color="000000" w:sz="2" w:space="0"/>
-            <w:right w:val="single" w:color="000000" w:sz="2" w:space="0"/>
-            <w:insideH w:val="single" w:color="000000" w:sz="2" w:space="0"/>
-            <w:insideV w:val="single" w:color="000000" w:sz="2" w:space="0"/>
-          </w:tblBorders>
+          <w:tblW w:w="7137" w:type="dxa"/>
+          <w:jc w:val="center"/>
+          <w:tblLayout w:type="fixed"/>
           <w:tblCellMar>
             <w:top w:w="0" w:type="dxa"/>
             <w:left w:w="0" w:type="dxa"/>
@@ -921,7 +909,7 @@
           </w:tblCellMar>
         </w:tblPrEx>
         <w:trPr>
-          <w:trHeight w:val="516" w:hRule="atLeast"/>
+          <w:trHeight w:val="516"/>
           <w:jc w:val="center"/>
         </w:trPr>
         <w:tc>
@@ -943,11 +931,11 @@
               <w:adjustRightInd w:val="0"/>
               <w:snapToGrid w:val="0"/>
               <w:spacing w:before="173" w:line="267" w:lineRule="exact"/>
-              <w:ind w:left="0" w:leftChars="0" w:right="0" w:rightChars="0" w:firstLine="0" w:firstLineChars="0"/>
+              <w:ind w:left="0" w:right="0" w:firstLine="0" w:leftChars="0" w:rightChars="0" w:firstLineChars="0"/>
               <w:jc w:val="center"/>
               <w:textAlignment w:val="baseline"/>
               <w:rPr>
-                <w:rFonts w:hint="default" w:ascii="宋体" w:hAnsi="宋体" w:eastAsia="宋体" w:cs="宋体"/>
+                <w:rFonts w:ascii="宋体" w:eastAsia="宋体" w:hAnsi="宋体" w:cs="宋体" w:hint="default"/>
                 <w:sz w:val="20"/>
                 <w:szCs w:val="20"/>
                 <w:lang w:val="en-US" w:eastAsia="zh-CN"/>
@@ -955,7 +943,7 @@
             </w:pPr>
             <w:r>
               <w:rPr>
-                <w:rFonts w:ascii="宋体" w:hAnsi="宋体" w:eastAsia="宋体" w:cs="宋体"/>
+                <w:rFonts w:ascii="宋体" w:eastAsia="宋体" w:hAnsi="宋体" w:cs="宋体"/>
                 <w:spacing w:val="3"/>
                 <w:position w:val="1"/>
                 <w:sz w:val="20"/>
@@ -965,7 +953,7 @@
             </w:r>
             <w:r>
               <w:rPr>
-                <w:rFonts w:hint="eastAsia" w:ascii="宋体" w:hAnsi="宋体" w:cs="宋体"/>
+                <w:rFonts w:ascii="宋体" w:hAnsi="宋体" w:cs="宋体" w:hint="eastAsia"/>
                 <w:spacing w:val="3"/>
                 <w:position w:val="1"/>
                 <w:sz w:val="20"/>
@@ -995,18 +983,18 @@
               <w:adjustRightInd w:val="0"/>
               <w:snapToGrid w:val="0"/>
               <w:spacing w:before="173" w:line="267" w:lineRule="exact"/>
-              <w:ind w:left="0" w:leftChars="0" w:right="0" w:rightChars="0" w:firstLine="0" w:firstLineChars="0"/>
+              <w:ind w:left="0" w:right="0" w:firstLine="0" w:leftChars="0" w:rightChars="0" w:firstLineChars="0"/>
               <w:jc w:val="center"/>
               <w:textAlignment w:val="baseline"/>
               <w:rPr>
-                <w:rFonts w:ascii="宋体" w:hAnsi="宋体" w:eastAsia="宋体" w:cs="宋体"/>
+                <w:rFonts w:ascii="宋体" w:eastAsia="宋体" w:hAnsi="宋体" w:cs="宋体"/>
                 <w:sz w:val="20"/>
                 <w:szCs w:val="20"/>
               </w:rPr>
             </w:pPr>
             <w:r>
               <w:rPr>
-                <w:rFonts w:ascii="宋体" w:hAnsi="宋体" w:eastAsia="宋体" w:cs="宋体"/>
+                <w:rFonts w:ascii="宋体" w:eastAsia="宋体" w:hAnsi="宋体" w:cs="宋体"/>
                 <w:spacing w:val="4"/>
                 <w:position w:val="1"/>
                 <w:sz w:val="20"/>
@@ -1035,18 +1023,18 @@
               <w:adjustRightInd w:val="0"/>
               <w:snapToGrid w:val="0"/>
               <w:spacing w:before="172" w:line="228" w:lineRule="auto"/>
-              <w:ind w:left="0" w:leftChars="0" w:right="0" w:rightChars="0" w:firstLine="0" w:firstLineChars="0"/>
+              <w:ind w:left="0" w:right="0" w:firstLine="0" w:leftChars="0" w:rightChars="0" w:firstLineChars="0"/>
               <w:jc w:val="center"/>
               <w:textAlignment w:val="baseline"/>
               <w:rPr>
-                <w:rFonts w:ascii="宋体" w:hAnsi="宋体" w:eastAsia="宋体" w:cs="宋体"/>
+                <w:rFonts w:ascii="宋体" w:eastAsia="宋体" w:hAnsi="宋体" w:cs="宋体"/>
                 <w:sz w:val="20"/>
                 <w:szCs w:val="20"/>
               </w:rPr>
             </w:pPr>
             <w:r>
               <w:rPr>
-                <w:rFonts w:ascii="宋体" w:hAnsi="宋体" w:eastAsia="宋体" w:cs="宋体"/>
+                <w:rFonts w:ascii="宋体" w:eastAsia="宋体" w:hAnsi="宋体" w:cs="宋体"/>
                 <w:spacing w:val="7"/>
                 <w:sz w:val="20"/>
                 <w:szCs w:val="20"/>
@@ -1074,11 +1062,11 @@
               <w:adjustRightInd w:val="0"/>
               <w:snapToGrid w:val="0"/>
               <w:spacing w:before="173" w:line="229" w:lineRule="auto"/>
-              <w:ind w:left="0" w:leftChars="0" w:right="0" w:rightChars="0" w:firstLine="0" w:firstLineChars="0"/>
+              <w:ind w:left="0" w:right="0" w:firstLine="0" w:leftChars="0" w:rightChars="0" w:firstLineChars="0"/>
               <w:jc w:val="center"/>
               <w:textAlignment w:val="baseline"/>
               <w:rPr>
-                <w:rFonts w:ascii="宋体" w:hAnsi="宋体" w:eastAsia="宋体" w:cs="宋体"/>
+                <w:rFonts w:ascii="宋体" w:eastAsia="宋体" w:hAnsi="宋体" w:cs="宋体"/>
                 <w:sz w:val="20"/>
                 <w:szCs w:val="20"/>
               </w:rPr>
@@ -1095,14 +1083,9 @@
       </w:tr>
       <w:tr>
         <w:tblPrEx>
-          <w:tblBorders>
-            <w:top w:val="single" w:color="000000" w:sz="2" w:space="0"/>
-            <w:left w:val="single" w:color="000000" w:sz="2" w:space="0"/>
-            <w:bottom w:val="single" w:color="000000" w:sz="2" w:space="0"/>
-            <w:right w:val="single" w:color="000000" w:sz="2" w:space="0"/>
-            <w:insideH w:val="single" w:color="000000" w:sz="2" w:space="0"/>
-            <w:insideV w:val="single" w:color="000000" w:sz="2" w:space="0"/>
-          </w:tblBorders>
+          <w:tblW w:w="7137" w:type="dxa"/>
+          <w:jc w:val="center"/>
+          <w:tblLayout w:type="fixed"/>
           <w:tblCellMar>
             <w:top w:w="0" w:type="dxa"/>
             <w:left w:w="0" w:type="dxa"/>
@@ -1111,7 +1094,7 @@
           </w:tblCellMar>
         </w:tblPrEx>
         <w:trPr>
-          <w:trHeight w:val="556" w:hRule="atLeast"/>
+          <w:trHeight w:val="556"/>
           <w:jc w:val="center"/>
         </w:trPr>
         <w:tc>
@@ -1120,7 +1103,7 @@
           </w:tcPr>
           <w:p>
             <w:pPr>
-              <w:pStyle w:val="27"/>
+              <w:pStyle w:val="TableText"/>
               <w:keepNext w:val="0"/>
               <w:keepLines w:val="0"/>
               <w:pageBreakBefore w:val="0"/>
@@ -1133,7 +1116,7 @@
               <w:bidi w:val="0"/>
               <w:adjustRightInd w:val="0"/>
               <w:snapToGrid w:val="0"/>
-              <w:ind w:left="0" w:leftChars="0" w:right="0" w:rightChars="0" w:firstLine="0" w:firstLineChars="0"/>
+              <w:ind w:left="0" w:right="0" w:firstLine="0" w:leftChars="0" w:rightChars="0" w:firstLineChars="0"/>
               <w:jc w:val="center"/>
               <w:textAlignment w:val="baseline"/>
             </w:pPr>
@@ -1145,7 +1128,7 @@
           </w:tcPr>
           <w:p>
             <w:pPr>
-              <w:pStyle w:val="27"/>
+              <w:pStyle w:val="TableText"/>
               <w:keepNext w:val="0"/>
               <w:keepLines w:val="0"/>
               <w:pageBreakBefore w:val="0"/>
@@ -1158,7 +1141,7 @@
               <w:bidi w:val="0"/>
               <w:adjustRightInd w:val="0"/>
               <w:snapToGrid w:val="0"/>
-              <w:ind w:left="0" w:leftChars="0" w:right="0" w:rightChars="0" w:firstLine="0" w:firstLineChars="0"/>
+              <w:ind w:left="0" w:right="0" w:firstLine="0" w:leftChars="0" w:rightChars="0" w:firstLineChars="0"/>
               <w:jc w:val="center"/>
               <w:textAlignment w:val="baseline"/>
             </w:pPr>
@@ -1170,7 +1153,7 @@
           </w:tcPr>
           <w:p>
             <w:pPr>
-              <w:pStyle w:val="27"/>
+              <w:pStyle w:val="TableText"/>
               <w:keepNext w:val="0"/>
               <w:keepLines w:val="0"/>
               <w:pageBreakBefore w:val="0"/>
@@ -1183,7 +1166,7 @@
               <w:bidi w:val="0"/>
               <w:adjustRightInd w:val="0"/>
               <w:snapToGrid w:val="0"/>
-              <w:ind w:left="0" w:leftChars="0" w:right="0" w:rightChars="0" w:firstLine="0" w:firstLineChars="0"/>
+              <w:ind w:left="0" w:right="0" w:firstLine="0" w:leftChars="0" w:rightChars="0" w:firstLineChars="0"/>
               <w:jc w:val="center"/>
               <w:textAlignment w:val="baseline"/>
             </w:pPr>
@@ -1195,7 +1178,7 @@
           </w:tcPr>
           <w:p>
             <w:pPr>
-              <w:pStyle w:val="27"/>
+              <w:pStyle w:val="TableText"/>
               <w:keepNext w:val="0"/>
               <w:keepLines w:val="0"/>
               <w:pageBreakBefore w:val="0"/>
@@ -1208,7 +1191,7 @@
               <w:bidi w:val="0"/>
               <w:adjustRightInd w:val="0"/>
               <w:snapToGrid w:val="0"/>
-              <w:ind w:left="0" w:leftChars="0" w:right="0" w:rightChars="0" w:firstLine="0" w:firstLineChars="0"/>
+              <w:ind w:left="0" w:right="0" w:firstLine="0" w:leftChars="0" w:rightChars="0" w:firstLineChars="0"/>
               <w:jc w:val="center"/>
               <w:textAlignment w:val="baseline"/>
             </w:pPr>
@@ -1217,14 +1200,9 @@
       </w:tr>
       <w:tr>
         <w:tblPrEx>
-          <w:tblBorders>
-            <w:top w:val="single" w:color="000000" w:sz="2" w:space="0"/>
-            <w:left w:val="single" w:color="000000" w:sz="2" w:space="0"/>
-            <w:bottom w:val="single" w:color="000000" w:sz="2" w:space="0"/>
-            <w:right w:val="single" w:color="000000" w:sz="2" w:space="0"/>
-            <w:insideH w:val="single" w:color="000000" w:sz="2" w:space="0"/>
-            <w:insideV w:val="single" w:color="000000" w:sz="2" w:space="0"/>
-          </w:tblBorders>
+          <w:tblW w:w="7137" w:type="dxa"/>
+          <w:jc w:val="center"/>
+          <w:tblLayout w:type="fixed"/>
           <w:tblCellMar>
             <w:top w:w="0" w:type="dxa"/>
             <w:left w:w="0" w:type="dxa"/>
@@ -1233,7 +1211,7 @@
           </w:tblCellMar>
         </w:tblPrEx>
         <w:trPr>
-          <w:trHeight w:val="556" w:hRule="atLeast"/>
+          <w:trHeight w:val="556"/>
           <w:jc w:val="center"/>
         </w:trPr>
         <w:tc>
@@ -1242,7 +1220,7 @@
           </w:tcPr>
           <w:p>
             <w:pPr>
-              <w:pStyle w:val="27"/>
+              <w:pStyle w:val="TableText"/>
               <w:keepNext w:val="0"/>
               <w:keepLines w:val="0"/>
               <w:pageBreakBefore w:val="0"/>
@@ -1255,7 +1233,7 @@
               <w:bidi w:val="0"/>
               <w:adjustRightInd w:val="0"/>
               <w:snapToGrid w:val="0"/>
-              <w:ind w:left="0" w:leftChars="0" w:right="0" w:rightChars="0" w:firstLine="0" w:firstLineChars="0"/>
+              <w:ind w:left="0" w:right="0" w:firstLine="0" w:leftChars="0" w:rightChars="0" w:firstLineChars="0"/>
               <w:jc w:val="center"/>
               <w:textAlignment w:val="baseline"/>
             </w:pPr>
@@ -1267,7 +1245,7 @@
           </w:tcPr>
           <w:p>
             <w:pPr>
-              <w:pStyle w:val="27"/>
+              <w:pStyle w:val="TableText"/>
               <w:keepNext w:val="0"/>
               <w:keepLines w:val="0"/>
               <w:pageBreakBefore w:val="0"/>
@@ -1280,7 +1258,7 @@
               <w:bidi w:val="0"/>
               <w:adjustRightInd w:val="0"/>
               <w:snapToGrid w:val="0"/>
-              <w:ind w:left="0" w:leftChars="0" w:right="0" w:rightChars="0" w:firstLine="0" w:firstLineChars="0"/>
+              <w:ind w:left="0" w:right="0" w:firstLine="0" w:leftChars="0" w:rightChars="0" w:firstLineChars="0"/>
               <w:jc w:val="center"/>
               <w:textAlignment w:val="baseline"/>
             </w:pPr>
@@ -1292,7 +1270,7 @@
           </w:tcPr>
           <w:p>
             <w:pPr>
-              <w:pStyle w:val="27"/>
+              <w:pStyle w:val="TableText"/>
               <w:keepNext w:val="0"/>
               <w:keepLines w:val="0"/>
               <w:pageBreakBefore w:val="0"/>
@@ -1305,7 +1283,7 @@
               <w:bidi w:val="0"/>
               <w:adjustRightInd w:val="0"/>
               <w:snapToGrid w:val="0"/>
-              <w:ind w:left="0" w:leftChars="0" w:right="0" w:rightChars="0" w:firstLine="0" w:firstLineChars="0"/>
+              <w:ind w:left="0" w:right="0" w:firstLine="0" w:leftChars="0" w:rightChars="0" w:firstLineChars="0"/>
               <w:jc w:val="center"/>
               <w:textAlignment w:val="baseline"/>
             </w:pPr>
@@ -1317,7 +1295,7 @@
           </w:tcPr>
           <w:p>
             <w:pPr>
-              <w:pStyle w:val="27"/>
+              <w:pStyle w:val="TableText"/>
               <w:keepNext w:val="0"/>
               <w:keepLines w:val="0"/>
               <w:pageBreakBefore w:val="0"/>
@@ -1330,7 +1308,7 @@
               <w:bidi w:val="0"/>
               <w:adjustRightInd w:val="0"/>
               <w:snapToGrid w:val="0"/>
-              <w:ind w:left="0" w:leftChars="0" w:right="0" w:rightChars="0" w:firstLine="0" w:firstLineChars="0"/>
+              <w:ind w:left="0" w:right="0" w:firstLine="0" w:leftChars="0" w:rightChars="0" w:firstLineChars="0"/>
               <w:jc w:val="center"/>
               <w:textAlignment w:val="baseline"/>
             </w:pPr>
@@ -1339,14 +1317,9 @@
       </w:tr>
       <w:tr>
         <w:tblPrEx>
-          <w:tblBorders>
-            <w:top w:val="single" w:color="000000" w:sz="2" w:space="0"/>
-            <w:left w:val="single" w:color="000000" w:sz="2" w:space="0"/>
-            <w:bottom w:val="single" w:color="000000" w:sz="2" w:space="0"/>
-            <w:right w:val="single" w:color="000000" w:sz="2" w:space="0"/>
-            <w:insideH w:val="single" w:color="000000" w:sz="2" w:space="0"/>
-            <w:insideV w:val="single" w:color="000000" w:sz="2" w:space="0"/>
-          </w:tblBorders>
+          <w:tblW w:w="7137" w:type="dxa"/>
+          <w:jc w:val="center"/>
+          <w:tblLayout w:type="fixed"/>
           <w:tblCellMar>
             <w:top w:w="0" w:type="dxa"/>
             <w:left w:w="0" w:type="dxa"/>
@@ -1355,7 +1328,7 @@
           </w:tblCellMar>
         </w:tblPrEx>
         <w:trPr>
-          <w:trHeight w:val="557" w:hRule="atLeast"/>
+          <w:trHeight w:val="557"/>
           <w:jc w:val="center"/>
         </w:trPr>
         <w:tc>
@@ -1364,7 +1337,7 @@
           </w:tcPr>
           <w:p>
             <w:pPr>
-              <w:pStyle w:val="27"/>
+              <w:pStyle w:val="TableText"/>
               <w:keepNext w:val="0"/>
               <w:keepLines w:val="0"/>
               <w:pageBreakBefore w:val="0"/>
@@ -1377,7 +1350,7 @@
               <w:bidi w:val="0"/>
               <w:adjustRightInd w:val="0"/>
               <w:snapToGrid w:val="0"/>
-              <w:ind w:left="0" w:leftChars="0" w:right="0" w:rightChars="0" w:firstLine="0" w:firstLineChars="0"/>
+              <w:ind w:left="0" w:right="0" w:firstLine="0" w:leftChars="0" w:rightChars="0" w:firstLineChars="0"/>
               <w:jc w:val="center"/>
               <w:textAlignment w:val="baseline"/>
             </w:pPr>
@@ -1389,7 +1362,7 @@
           </w:tcPr>
           <w:p>
             <w:pPr>
-              <w:pStyle w:val="27"/>
+              <w:pStyle w:val="TableText"/>
               <w:keepNext w:val="0"/>
               <w:keepLines w:val="0"/>
               <w:pageBreakBefore w:val="0"/>
@@ -1402,7 +1375,7 @@
               <w:bidi w:val="0"/>
               <w:adjustRightInd w:val="0"/>
               <w:snapToGrid w:val="0"/>
-              <w:ind w:left="0" w:leftChars="0" w:right="0" w:rightChars="0" w:firstLine="0" w:firstLineChars="0"/>
+              <w:ind w:left="0" w:right="0" w:firstLine="0" w:leftChars="0" w:rightChars="0" w:firstLineChars="0"/>
               <w:jc w:val="center"/>
               <w:textAlignment w:val="baseline"/>
             </w:pPr>
@@ -1414,7 +1387,7 @@
           </w:tcPr>
           <w:p>
             <w:pPr>
-              <w:pStyle w:val="27"/>
+              <w:pStyle w:val="TableText"/>
               <w:keepNext w:val="0"/>
               <w:keepLines w:val="0"/>
               <w:pageBreakBefore w:val="0"/>
@@ -1427,7 +1400,7 @@
               <w:bidi w:val="0"/>
               <w:adjustRightInd w:val="0"/>
               <w:snapToGrid w:val="0"/>
-              <w:ind w:left="0" w:leftChars="0" w:right="0" w:rightChars="0" w:firstLine="0" w:firstLineChars="0"/>
+              <w:ind w:left="0" w:right="0" w:firstLine="0" w:leftChars="0" w:rightChars="0" w:firstLineChars="0"/>
               <w:jc w:val="center"/>
               <w:textAlignment w:val="baseline"/>
             </w:pPr>
@@ -1439,7 +1412,7 @@
           </w:tcPr>
           <w:p>
             <w:pPr>
-              <w:pStyle w:val="27"/>
+              <w:pStyle w:val="TableText"/>
               <w:keepNext w:val="0"/>
               <w:keepLines w:val="0"/>
               <w:pageBreakBefore w:val="0"/>
@@ -1452,7 +1425,7 @@
               <w:bidi w:val="0"/>
               <w:adjustRightInd w:val="0"/>
               <w:snapToGrid w:val="0"/>
-              <w:ind w:left="0" w:leftChars="0" w:right="0" w:rightChars="0" w:firstLine="0" w:firstLineChars="0"/>
+              <w:ind w:left="0" w:right="0" w:firstLine="0" w:leftChars="0" w:rightChars="0" w:firstLineChars="0"/>
               <w:jc w:val="center"/>
               <w:textAlignment w:val="baseline"/>
             </w:pPr>
@@ -1483,7 +1456,7 @@
     <w:sdt>
       <w:sdtPr>
         <w:rPr>
-          <w:rFonts w:ascii="宋体" w:hAnsi="宋体" w:eastAsia="宋体" w:cs="Arial"/>
+          <w:rFonts w:ascii="宋体" w:eastAsia="宋体" w:hAnsi="宋体" w:cs="Arial"/>
           <w:snapToGrid w:val="0"/>
           <w:color w:val="000000"/>
           <w:kern w:val="0"/>
@@ -1499,7 +1472,7 @@
       </w:sdtPr>
       <w:sdtEndPr>
         <w:rPr>
-          <w:rFonts w:hint="eastAsia" w:ascii="宋体" w:hAnsi="宋体" w:eastAsia="宋体" w:cs="宋体"/>
+          <w:rFonts w:ascii="宋体" w:eastAsia="宋体" w:hAnsi="宋体" w:cs="宋体" w:hint="eastAsia"/>
           <w:snapToGrid w:val="0"/>
           <w:color w:val="000000"/>
           <w:kern w:val="0"/>
@@ -1524,18 +1497,18 @@
             <w:adjustRightInd w:val="0"/>
             <w:snapToGrid w:val="0"/>
             <w:spacing w:before="0" w:beforeLines="0" w:after="0" w:afterLines="0" w:line="240" w:lineRule="auto"/>
-            <w:ind w:left="0" w:leftChars="0" w:right="0" w:rightChars="0" w:firstLine="0" w:firstLineChars="0"/>
+            <w:ind w:left="0" w:right="0" w:firstLine="0" w:leftChars="0" w:rightChars="0" w:firstLineChars="0"/>
             <w:jc w:val="center"/>
             <w:textAlignment w:val="baseline"/>
             <w:rPr>
-              <w:rFonts w:hint="eastAsia" w:ascii="宋体" w:hAnsi="宋体" w:eastAsia="宋体" w:cs="宋体"/>
+              <w:rFonts w:ascii="宋体" w:eastAsia="宋体" w:hAnsi="宋体" w:cs="宋体" w:hint="eastAsia"/>
               <w:sz w:val="24"/>
               <w:szCs w:val="24"/>
             </w:rPr>
           </w:pPr>
           <w:r>
             <w:rPr>
-              <w:rFonts w:hint="eastAsia" w:ascii="宋体" w:hAnsi="宋体" w:eastAsia="宋体" w:cs="宋体"/>
+              <w:rFonts w:ascii="宋体" w:eastAsia="宋体" w:hAnsi="宋体" w:cs="宋体" w:hint="eastAsia"/>
               <w:sz w:val="24"/>
               <w:szCs w:val="24"/>
             </w:rPr>
@@ -1544,16 +1517,16 @@
         </w:p>
         <w:p>
           <w:pPr>
-            <w:pStyle w:val="16"/>
+            <w:pStyle w:val="TOC1"/>
             <w:tabs>
               <w:tab w:val="right" w:leader="dot" w:pos="8306"/>
             </w:tabs>
           </w:pPr>
-          <w:bookmarkStart w:id="34" w:name="_GoBack"/>
-          <w:bookmarkEnd w:id="34"/>
-          <w:r>
-            <w:rPr>
-              <w:rFonts w:hint="eastAsia" w:ascii="宋体" w:hAnsi="宋体" w:eastAsia="宋体" w:cs="宋体"/>
+          <w:bookmarkStart w:id="2" w:name="_GoBack"/>
+          <w:bookmarkEnd w:id="2"/>
+          <w:r>
+            <w:rPr>
+              <w:rFonts w:ascii="宋体" w:eastAsia="宋体" w:hAnsi="宋体" w:cs="宋体" w:hint="eastAsia"/>
               <w:sz w:val="24"/>
               <w:szCs w:val="24"/>
             </w:rPr>
@@ -1561,7 +1534,7 @@
           </w:r>
           <w:r>
             <w:rPr>
-              <w:rFonts w:hint="eastAsia" w:ascii="宋体" w:hAnsi="宋体" w:eastAsia="宋体" w:cs="宋体"/>
+              <w:rFonts w:ascii="宋体" w:eastAsia="宋体" w:hAnsi="宋体" w:cs="宋体" w:hint="eastAsia"/>
               <w:sz w:val="24"/>
               <w:szCs w:val="24"/>
             </w:rPr>
@@ -1569,7 +1542,7 @@
           </w:r>
           <w:r>
             <w:rPr>
-              <w:rFonts w:hint="eastAsia" w:ascii="宋体" w:hAnsi="宋体" w:eastAsia="宋体" w:cs="宋体"/>
+              <w:rFonts w:ascii="宋体" w:eastAsia="宋体" w:hAnsi="宋体" w:cs="宋体" w:hint="eastAsia"/>
               <w:sz w:val="24"/>
               <w:szCs w:val="24"/>
             </w:rPr>
@@ -1577,21 +1550,21 @@
           </w:r>
           <w:r>
             <w:rPr>
-              <w:rFonts w:hint="eastAsia" w:ascii="宋体" w:hAnsi="宋体" w:eastAsia="宋体" w:cs="宋体"/>
+              <w:rFonts w:ascii="宋体" w:eastAsia="宋体" w:hAnsi="宋体" w:cs="宋体" w:hint="eastAsia"/>
               <w:szCs w:val="24"/>
             </w:rPr>
             <w:fldChar w:fldCharType="begin"/>
           </w:r>
           <w:r>
             <w:rPr>
-              <w:rFonts w:hint="eastAsia" w:ascii="宋体" w:hAnsi="宋体" w:eastAsia="宋体" w:cs="宋体"/>
+              <w:rFonts w:ascii="宋体" w:eastAsia="宋体" w:hAnsi="宋体" w:cs="宋体" w:hint="eastAsia"/>
               <w:szCs w:val="24"/>
             </w:rPr>
             <w:instrText xml:space="preserve"> HYPERLINK \l _Toc13825 </w:instrText>
           </w:r>
           <w:r>
             <w:rPr>
-              <w:rFonts w:hint="eastAsia" w:ascii="宋体" w:hAnsi="宋体" w:eastAsia="宋体" w:cs="宋体"/>
+              <w:rFonts w:ascii="宋体" w:eastAsia="宋体" w:hAnsi="宋体" w:cs="宋体" w:hint="eastAsia"/>
               <w:szCs w:val="24"/>
             </w:rPr>
             <w:fldChar w:fldCharType="separate"/>
@@ -1623,7 +1596,7 @@
           </w:r>
           <w:r>
             <w:rPr>
-              <w:rFonts w:hint="eastAsia" w:ascii="宋体" w:hAnsi="宋体" w:eastAsia="宋体" w:cs="宋体"/>
+              <w:rFonts w:ascii="宋体" w:eastAsia="宋体" w:hAnsi="宋体" w:cs="宋体" w:hint="eastAsia"/>
               <w:szCs w:val="24"/>
             </w:rPr>
             <w:fldChar w:fldCharType="end"/>
@@ -1631,28 +1604,28 @@
         </w:p>
         <w:p>
           <w:pPr>
-            <w:pStyle w:val="16"/>
+            <w:pStyle w:val="TOC1"/>
             <w:tabs>
               <w:tab w:val="right" w:leader="dot" w:pos="8306"/>
             </w:tabs>
           </w:pPr>
           <w:r>
             <w:rPr>
-              <w:rFonts w:hint="eastAsia" w:ascii="宋体" w:hAnsi="宋体" w:eastAsia="宋体" w:cs="宋体"/>
+              <w:rFonts w:ascii="宋体" w:eastAsia="宋体" w:hAnsi="宋体" w:cs="宋体" w:hint="eastAsia"/>
               <w:szCs w:val="24"/>
             </w:rPr>
             <w:fldChar w:fldCharType="begin"/>
           </w:r>
           <w:r>
             <w:rPr>
-              <w:rFonts w:hint="eastAsia" w:ascii="宋体" w:hAnsi="宋体" w:eastAsia="宋体" w:cs="宋体"/>
+              <w:rFonts w:ascii="宋体" w:eastAsia="宋体" w:hAnsi="宋体" w:cs="宋体" w:hint="eastAsia"/>
               <w:szCs w:val="24"/>
             </w:rPr>
             <w:instrText xml:space="preserve"> HYPERLINK \l _Toc10019 </w:instrText>
           </w:r>
           <w:r>
             <w:rPr>
-              <w:rFonts w:hint="eastAsia" w:ascii="宋体" w:hAnsi="宋体" w:eastAsia="宋体" w:cs="宋体"/>
+              <w:rFonts w:ascii="宋体" w:eastAsia="宋体" w:hAnsi="宋体" w:cs="宋体" w:hint="eastAsia"/>
               <w:szCs w:val="24"/>
             </w:rPr>
             <w:fldChar w:fldCharType="separate"/>
@@ -1684,7 +1657,7 @@
           </w:r>
           <w:r>
             <w:rPr>
-              <w:rFonts w:hint="eastAsia" w:ascii="宋体" w:hAnsi="宋体" w:eastAsia="宋体" w:cs="宋体"/>
+              <w:rFonts w:ascii="宋体" w:eastAsia="宋体" w:hAnsi="宋体" w:cs="宋体" w:hint="eastAsia"/>
               <w:szCs w:val="24"/>
             </w:rPr>
             <w:fldChar w:fldCharType="end"/>
@@ -1692,28 +1665,28 @@
         </w:p>
         <w:p>
           <w:pPr>
-            <w:pStyle w:val="16"/>
+            <w:pStyle w:val="TOC1"/>
             <w:tabs>
               <w:tab w:val="right" w:leader="dot" w:pos="8306"/>
             </w:tabs>
           </w:pPr>
           <w:r>
             <w:rPr>
-              <w:rFonts w:hint="eastAsia" w:ascii="宋体" w:hAnsi="宋体" w:eastAsia="宋体" w:cs="宋体"/>
+              <w:rFonts w:ascii="宋体" w:eastAsia="宋体" w:hAnsi="宋体" w:cs="宋体" w:hint="eastAsia"/>
               <w:szCs w:val="24"/>
             </w:rPr>
             <w:fldChar w:fldCharType="begin"/>
           </w:r>
           <w:r>
             <w:rPr>
-              <w:rFonts w:hint="eastAsia" w:ascii="宋体" w:hAnsi="宋体" w:eastAsia="宋体" w:cs="宋体"/>
+              <w:rFonts w:ascii="宋体" w:eastAsia="宋体" w:hAnsi="宋体" w:cs="宋体" w:hint="eastAsia"/>
               <w:szCs w:val="24"/>
             </w:rPr>
             <w:instrText xml:space="preserve"> HYPERLINK \l _Toc13999 </w:instrText>
           </w:r>
           <w:r>
             <w:rPr>
-              <w:rFonts w:hint="eastAsia" w:ascii="宋体" w:hAnsi="宋体" w:eastAsia="宋体" w:cs="宋体"/>
+              <w:rFonts w:ascii="宋体" w:eastAsia="宋体" w:hAnsi="宋体" w:cs="宋体" w:hint="eastAsia"/>
               <w:szCs w:val="24"/>
             </w:rPr>
             <w:fldChar w:fldCharType="separate"/>
@@ -1751,7 +1724,7 @@
           </w:r>
           <w:r>
             <w:rPr>
-              <w:rFonts w:hint="eastAsia" w:ascii="宋体" w:hAnsi="宋体" w:eastAsia="宋体" w:cs="宋体"/>
+              <w:rFonts w:ascii="宋体" w:eastAsia="宋体" w:hAnsi="宋体" w:cs="宋体" w:hint="eastAsia"/>
               <w:szCs w:val="24"/>
             </w:rPr>
             <w:fldChar w:fldCharType="end"/>
@@ -1759,28 +1732,28 @@
         </w:p>
         <w:p>
           <w:pPr>
-            <w:pStyle w:val="17"/>
+            <w:pStyle w:val="TOC2"/>
             <w:tabs>
               <w:tab w:val="right" w:leader="dot" w:pos="8306"/>
             </w:tabs>
           </w:pPr>
           <w:r>
             <w:rPr>
-              <w:rFonts w:hint="eastAsia" w:ascii="宋体" w:hAnsi="宋体" w:eastAsia="宋体" w:cs="宋体"/>
+              <w:rFonts w:ascii="宋体" w:eastAsia="宋体" w:hAnsi="宋体" w:cs="宋体" w:hint="eastAsia"/>
               <w:szCs w:val="24"/>
             </w:rPr>
             <w:fldChar w:fldCharType="begin"/>
           </w:r>
           <w:r>
             <w:rPr>
-              <w:rFonts w:hint="eastAsia" w:ascii="宋体" w:hAnsi="宋体" w:eastAsia="宋体" w:cs="宋体"/>
+              <w:rFonts w:ascii="宋体" w:eastAsia="宋体" w:hAnsi="宋体" w:cs="宋体" w:hint="eastAsia"/>
               <w:szCs w:val="24"/>
             </w:rPr>
             <w:instrText xml:space="preserve"> HYPERLINK \l _Toc10078 </w:instrText>
           </w:r>
           <w:r>
             <w:rPr>
-              <w:rFonts w:hint="eastAsia" w:ascii="宋体" w:hAnsi="宋体" w:eastAsia="宋体" w:cs="宋体"/>
+              <w:rFonts w:ascii="宋体" w:eastAsia="宋体" w:hAnsi="宋体" w:cs="宋体" w:hint="eastAsia"/>
               <w:szCs w:val="24"/>
             </w:rPr>
             <w:fldChar w:fldCharType="separate"/>
@@ -1819,7 +1792,7 @@
           </w:r>
           <w:r>
             <w:rPr>
-              <w:rFonts w:hint="eastAsia" w:ascii="宋体" w:hAnsi="宋体" w:eastAsia="宋体" w:cs="宋体"/>
+              <w:rFonts w:ascii="宋体" w:eastAsia="宋体" w:hAnsi="宋体" w:cs="宋体" w:hint="eastAsia"/>
               <w:szCs w:val="24"/>
             </w:rPr>
             <w:fldChar w:fldCharType="end"/>
@@ -1827,28 +1800,28 @@
         </w:p>
         <w:p>
           <w:pPr>
-            <w:pStyle w:val="17"/>
+            <w:pStyle w:val="TOC2"/>
             <w:tabs>
               <w:tab w:val="right" w:leader="dot" w:pos="8306"/>
             </w:tabs>
           </w:pPr>
           <w:r>
             <w:rPr>
-              <w:rFonts w:hint="eastAsia" w:ascii="宋体" w:hAnsi="宋体" w:eastAsia="宋体" w:cs="宋体"/>
+              <w:rFonts w:ascii="宋体" w:eastAsia="宋体" w:hAnsi="宋体" w:cs="宋体" w:hint="eastAsia"/>
               <w:szCs w:val="24"/>
             </w:rPr>
             <w:fldChar w:fldCharType="begin"/>
           </w:r>
           <w:r>
             <w:rPr>
-              <w:rFonts w:hint="eastAsia" w:ascii="宋体" w:hAnsi="宋体" w:eastAsia="宋体" w:cs="宋体"/>
+              <w:rFonts w:ascii="宋体" w:eastAsia="宋体" w:hAnsi="宋体" w:cs="宋体" w:hint="eastAsia"/>
               <w:szCs w:val="24"/>
             </w:rPr>
             <w:instrText xml:space="preserve"> HYPERLINK \l _Toc24265 </w:instrText>
           </w:r>
           <w:r>
             <w:rPr>
-              <w:rFonts w:hint="eastAsia" w:ascii="宋体" w:hAnsi="宋体" w:eastAsia="宋体" w:cs="宋体"/>
+              <w:rFonts w:ascii="宋体" w:eastAsia="宋体" w:hAnsi="宋体" w:cs="宋体" w:hint="eastAsia"/>
               <w:szCs w:val="24"/>
             </w:rPr>
             <w:fldChar w:fldCharType="separate"/>
@@ -1887,7 +1860,7 @@
           </w:r>
           <w:r>
             <w:rPr>
-              <w:rFonts w:hint="eastAsia" w:ascii="宋体" w:hAnsi="宋体" w:eastAsia="宋体" w:cs="宋体"/>
+              <w:rFonts w:ascii="宋体" w:eastAsia="宋体" w:hAnsi="宋体" w:cs="宋体" w:hint="eastAsia"/>
               <w:szCs w:val="24"/>
             </w:rPr>
             <w:fldChar w:fldCharType="end"/>
@@ -1895,28 +1868,28 @@
         </w:p>
         <w:p>
           <w:pPr>
-            <w:pStyle w:val="17"/>
+            <w:pStyle w:val="TOC2"/>
             <w:tabs>
               <w:tab w:val="right" w:leader="dot" w:pos="8306"/>
             </w:tabs>
           </w:pPr>
           <w:r>
             <w:rPr>
-              <w:rFonts w:hint="eastAsia" w:ascii="宋体" w:hAnsi="宋体" w:eastAsia="宋体" w:cs="宋体"/>
+              <w:rFonts w:ascii="宋体" w:eastAsia="宋体" w:hAnsi="宋体" w:cs="宋体" w:hint="eastAsia"/>
               <w:szCs w:val="24"/>
             </w:rPr>
             <w:fldChar w:fldCharType="begin"/>
           </w:r>
           <w:r>
             <w:rPr>
-              <w:rFonts w:hint="eastAsia" w:ascii="宋体" w:hAnsi="宋体" w:eastAsia="宋体" w:cs="宋体"/>
+              <w:rFonts w:ascii="宋体" w:eastAsia="宋体" w:hAnsi="宋体" w:cs="宋体" w:hint="eastAsia"/>
               <w:szCs w:val="24"/>
             </w:rPr>
             <w:instrText xml:space="preserve"> HYPERLINK \l _Toc9685 </w:instrText>
           </w:r>
           <w:r>
             <w:rPr>
-              <w:rFonts w:hint="eastAsia" w:ascii="宋体" w:hAnsi="宋体" w:eastAsia="宋体" w:cs="宋体"/>
+              <w:rFonts w:ascii="宋体" w:eastAsia="宋体" w:hAnsi="宋体" w:cs="宋体" w:hint="eastAsia"/>
               <w:szCs w:val="24"/>
             </w:rPr>
             <w:fldChar w:fldCharType="separate"/>
@@ -1955,7 +1928,7 @@
           </w:r>
           <w:r>
             <w:rPr>
-              <w:rFonts w:hint="eastAsia" w:ascii="宋体" w:hAnsi="宋体" w:eastAsia="宋体" w:cs="宋体"/>
+              <w:rFonts w:ascii="宋体" w:eastAsia="宋体" w:hAnsi="宋体" w:cs="宋体" w:hint="eastAsia"/>
               <w:szCs w:val="24"/>
             </w:rPr>
             <w:fldChar w:fldCharType="end"/>
@@ -1963,28 +1936,28 @@
         </w:p>
         <w:p>
           <w:pPr>
-            <w:pStyle w:val="17"/>
+            <w:pStyle w:val="TOC2"/>
             <w:tabs>
               <w:tab w:val="right" w:leader="dot" w:pos="8306"/>
             </w:tabs>
           </w:pPr>
           <w:r>
             <w:rPr>
-              <w:rFonts w:hint="eastAsia" w:ascii="宋体" w:hAnsi="宋体" w:eastAsia="宋体" w:cs="宋体"/>
+              <w:rFonts w:ascii="宋体" w:eastAsia="宋体" w:hAnsi="宋体" w:cs="宋体" w:hint="eastAsia"/>
               <w:szCs w:val="24"/>
             </w:rPr>
             <w:fldChar w:fldCharType="begin"/>
           </w:r>
           <w:r>
             <w:rPr>
-              <w:rFonts w:hint="eastAsia" w:ascii="宋体" w:hAnsi="宋体" w:eastAsia="宋体" w:cs="宋体"/>
+              <w:rFonts w:ascii="宋体" w:eastAsia="宋体" w:hAnsi="宋体" w:cs="宋体" w:hint="eastAsia"/>
               <w:szCs w:val="24"/>
             </w:rPr>
             <w:instrText xml:space="preserve"> HYPERLINK \l _Toc11196 </w:instrText>
           </w:r>
           <w:r>
             <w:rPr>
-              <w:rFonts w:hint="eastAsia" w:ascii="宋体" w:hAnsi="宋体" w:eastAsia="宋体" w:cs="宋体"/>
+              <w:rFonts w:ascii="宋体" w:eastAsia="宋体" w:hAnsi="宋体" w:cs="宋体" w:hint="eastAsia"/>
               <w:szCs w:val="24"/>
             </w:rPr>
             <w:fldChar w:fldCharType="separate"/>
@@ -2023,7 +1996,7 @@
           </w:r>
           <w:r>
             <w:rPr>
-              <w:rFonts w:hint="eastAsia" w:ascii="宋体" w:hAnsi="宋体" w:eastAsia="宋体" w:cs="宋体"/>
+              <w:rFonts w:ascii="宋体" w:eastAsia="宋体" w:hAnsi="宋体" w:cs="宋体" w:hint="eastAsia"/>
               <w:szCs w:val="24"/>
             </w:rPr>
             <w:fldChar w:fldCharType="end"/>
@@ -2031,28 +2004,28 @@
         </w:p>
         <w:p>
           <w:pPr>
-            <w:pStyle w:val="13"/>
+            <w:pStyle w:val="TOC3"/>
             <w:tabs>
               <w:tab w:val="right" w:leader="dot" w:pos="8306"/>
             </w:tabs>
           </w:pPr>
           <w:r>
             <w:rPr>
-              <w:rFonts w:hint="eastAsia" w:ascii="宋体" w:hAnsi="宋体" w:eastAsia="宋体" w:cs="宋体"/>
+              <w:rFonts w:ascii="宋体" w:eastAsia="宋体" w:hAnsi="宋体" w:cs="宋体" w:hint="eastAsia"/>
               <w:szCs w:val="24"/>
             </w:rPr>
             <w:fldChar w:fldCharType="begin"/>
           </w:r>
           <w:r>
             <w:rPr>
-              <w:rFonts w:hint="eastAsia" w:ascii="宋体" w:hAnsi="宋体" w:eastAsia="宋体" w:cs="宋体"/>
+              <w:rFonts w:ascii="宋体" w:eastAsia="宋体" w:hAnsi="宋体" w:cs="宋体" w:hint="eastAsia"/>
               <w:szCs w:val="24"/>
             </w:rPr>
             <w:instrText xml:space="preserve"> HYPERLINK \l _Toc24595 </w:instrText>
           </w:r>
           <w:r>
             <w:rPr>
-              <w:rFonts w:hint="eastAsia" w:ascii="宋体" w:hAnsi="宋体" w:eastAsia="宋体" w:cs="宋体"/>
+              <w:rFonts w:ascii="宋体" w:eastAsia="宋体" w:hAnsi="宋体" w:cs="宋体" w:hint="eastAsia"/>
               <w:szCs w:val="24"/>
             </w:rPr>
             <w:fldChar w:fldCharType="separate"/>
@@ -2069,7 +2042,7 @@
               <w:rFonts w:hint="eastAsia"/>
               <w:lang w:val="en-US" w:eastAsia="zh-CN"/>
             </w:rPr>
-            <w:t>运维部部长</w:t>
+            <w:t>运维部经理</w:t>
           </w:r>
           <w:r>
             <w:tab/>
@@ -2091,7 +2064,7 @@
           </w:r>
           <w:r>
             <w:rPr>
-              <w:rFonts w:hint="eastAsia" w:ascii="宋体" w:hAnsi="宋体" w:eastAsia="宋体" w:cs="宋体"/>
+              <w:rFonts w:ascii="宋体" w:eastAsia="宋体" w:hAnsi="宋体" w:cs="宋体" w:hint="eastAsia"/>
               <w:szCs w:val="24"/>
             </w:rPr>
             <w:fldChar w:fldCharType="end"/>
@@ -2099,28 +2072,28 @@
         </w:p>
         <w:p>
           <w:pPr>
-            <w:pStyle w:val="13"/>
+            <w:pStyle w:val="TOC3"/>
             <w:tabs>
               <w:tab w:val="right" w:leader="dot" w:pos="8306"/>
             </w:tabs>
           </w:pPr>
           <w:r>
             <w:rPr>
-              <w:rFonts w:hint="eastAsia" w:ascii="宋体" w:hAnsi="宋体" w:eastAsia="宋体" w:cs="宋体"/>
+              <w:rFonts w:ascii="宋体" w:eastAsia="宋体" w:hAnsi="宋体" w:cs="宋体" w:hint="eastAsia"/>
               <w:szCs w:val="24"/>
             </w:rPr>
             <w:fldChar w:fldCharType="begin"/>
           </w:r>
           <w:r>
             <w:rPr>
-              <w:rFonts w:hint="eastAsia" w:ascii="宋体" w:hAnsi="宋体" w:eastAsia="宋体" w:cs="宋体"/>
+              <w:rFonts w:ascii="宋体" w:eastAsia="宋体" w:hAnsi="宋体" w:cs="宋体" w:hint="eastAsia"/>
               <w:szCs w:val="24"/>
             </w:rPr>
             <w:instrText xml:space="preserve"> HYPERLINK \l _Toc11098 </w:instrText>
           </w:r>
           <w:r>
             <w:rPr>
-              <w:rFonts w:hint="eastAsia" w:ascii="宋体" w:hAnsi="宋体" w:eastAsia="宋体" w:cs="宋体"/>
+              <w:rFonts w:ascii="宋体" w:eastAsia="宋体" w:hAnsi="宋体" w:cs="宋体" w:hint="eastAsia"/>
               <w:szCs w:val="24"/>
             </w:rPr>
             <w:fldChar w:fldCharType="separate"/>
@@ -2159,7 +2132,7 @@
           </w:r>
           <w:r>
             <w:rPr>
-              <w:rFonts w:hint="eastAsia" w:ascii="宋体" w:hAnsi="宋体" w:eastAsia="宋体" w:cs="宋体"/>
+              <w:rFonts w:ascii="宋体" w:eastAsia="宋体" w:hAnsi="宋体" w:cs="宋体" w:hint="eastAsia"/>
               <w:szCs w:val="24"/>
             </w:rPr>
             <w:fldChar w:fldCharType="end"/>
@@ -2167,28 +2140,28 @@
         </w:p>
         <w:p>
           <w:pPr>
-            <w:pStyle w:val="16"/>
+            <w:pStyle w:val="TOC1"/>
             <w:tabs>
               <w:tab w:val="right" w:leader="dot" w:pos="8306"/>
             </w:tabs>
           </w:pPr>
           <w:r>
             <w:rPr>
-              <w:rFonts w:hint="eastAsia" w:ascii="宋体" w:hAnsi="宋体" w:eastAsia="宋体" w:cs="宋体"/>
+              <w:rFonts w:ascii="宋体" w:eastAsia="宋体" w:hAnsi="宋体" w:cs="宋体" w:hint="eastAsia"/>
               <w:szCs w:val="24"/>
             </w:rPr>
             <w:fldChar w:fldCharType="begin"/>
           </w:r>
           <w:r>
             <w:rPr>
-              <w:rFonts w:hint="eastAsia" w:ascii="宋体" w:hAnsi="宋体" w:eastAsia="宋体" w:cs="宋体"/>
+              <w:rFonts w:ascii="宋体" w:eastAsia="宋体" w:hAnsi="宋体" w:cs="宋体" w:hint="eastAsia"/>
               <w:szCs w:val="24"/>
             </w:rPr>
             <w:instrText xml:space="preserve"> HYPERLINK \l _Toc8526 </w:instrText>
           </w:r>
           <w:r>
             <w:rPr>
-              <w:rFonts w:hint="eastAsia" w:ascii="宋体" w:hAnsi="宋体" w:eastAsia="宋体" w:cs="宋体"/>
+              <w:rFonts w:ascii="宋体" w:eastAsia="宋体" w:hAnsi="宋体" w:cs="宋体" w:hint="eastAsia"/>
               <w:szCs w:val="24"/>
             </w:rPr>
             <w:fldChar w:fldCharType="separate"/>
@@ -2227,7 +2200,7 @@
           </w:r>
           <w:r>
             <w:rPr>
-              <w:rFonts w:hint="eastAsia" w:ascii="宋体" w:hAnsi="宋体" w:eastAsia="宋体" w:cs="宋体"/>
+              <w:rFonts w:ascii="宋体" w:eastAsia="宋体" w:hAnsi="宋体" w:cs="宋体" w:hint="eastAsia"/>
               <w:szCs w:val="24"/>
             </w:rPr>
             <w:fldChar w:fldCharType="end"/>
@@ -2235,28 +2208,28 @@
         </w:p>
         <w:p>
           <w:pPr>
-            <w:pStyle w:val="17"/>
+            <w:pStyle w:val="TOC2"/>
             <w:tabs>
               <w:tab w:val="right" w:leader="dot" w:pos="8306"/>
             </w:tabs>
           </w:pPr>
           <w:r>
             <w:rPr>
-              <w:rFonts w:hint="eastAsia" w:ascii="宋体" w:hAnsi="宋体" w:eastAsia="宋体" w:cs="宋体"/>
+              <w:rFonts w:ascii="宋体" w:eastAsia="宋体" w:hAnsi="宋体" w:cs="宋体" w:hint="eastAsia"/>
               <w:szCs w:val="24"/>
             </w:rPr>
             <w:fldChar w:fldCharType="begin"/>
           </w:r>
           <w:r>
             <w:rPr>
-              <w:rFonts w:hint="eastAsia" w:ascii="宋体" w:hAnsi="宋体" w:eastAsia="宋体" w:cs="宋体"/>
+              <w:rFonts w:ascii="宋体" w:eastAsia="宋体" w:hAnsi="宋体" w:cs="宋体" w:hint="eastAsia"/>
               <w:szCs w:val="24"/>
             </w:rPr>
             <w:instrText xml:space="preserve"> HYPERLINK \l _Toc17922 </w:instrText>
           </w:r>
           <w:r>
             <w:rPr>
-              <w:rFonts w:hint="eastAsia" w:ascii="宋体" w:hAnsi="宋体" w:eastAsia="宋体" w:cs="宋体"/>
+              <w:rFonts w:ascii="宋体" w:eastAsia="宋体" w:hAnsi="宋体" w:cs="宋体" w:hint="eastAsia"/>
               <w:szCs w:val="24"/>
             </w:rPr>
             <w:fldChar w:fldCharType="separate"/>
@@ -2295,7 +2268,7 @@
           </w:r>
           <w:r>
             <w:rPr>
-              <w:rFonts w:hint="eastAsia" w:ascii="宋体" w:hAnsi="宋体" w:eastAsia="宋体" w:cs="宋体"/>
+              <w:rFonts w:ascii="宋体" w:eastAsia="宋体" w:hAnsi="宋体" w:cs="宋体" w:hint="eastAsia"/>
               <w:szCs w:val="24"/>
             </w:rPr>
             <w:fldChar w:fldCharType="end"/>
@@ -2303,28 +2276,28 @@
         </w:p>
         <w:p>
           <w:pPr>
-            <w:pStyle w:val="17"/>
+            <w:pStyle w:val="TOC2"/>
             <w:tabs>
               <w:tab w:val="right" w:leader="dot" w:pos="8306"/>
             </w:tabs>
           </w:pPr>
           <w:r>
             <w:rPr>
-              <w:rFonts w:hint="eastAsia" w:ascii="宋体" w:hAnsi="宋体" w:eastAsia="宋体" w:cs="宋体"/>
+              <w:rFonts w:ascii="宋体" w:eastAsia="宋体" w:hAnsi="宋体" w:cs="宋体" w:hint="eastAsia"/>
               <w:szCs w:val="24"/>
             </w:rPr>
             <w:fldChar w:fldCharType="begin"/>
           </w:r>
           <w:r>
             <w:rPr>
-              <w:rFonts w:hint="eastAsia" w:ascii="宋体" w:hAnsi="宋体" w:eastAsia="宋体" w:cs="宋体"/>
+              <w:rFonts w:ascii="宋体" w:eastAsia="宋体" w:hAnsi="宋体" w:cs="宋体" w:hint="eastAsia"/>
               <w:szCs w:val="24"/>
             </w:rPr>
             <w:instrText xml:space="preserve"> HYPERLINK \l _Toc23143 </w:instrText>
           </w:r>
           <w:r>
             <w:rPr>
-              <w:rFonts w:hint="eastAsia" w:ascii="宋体" w:hAnsi="宋体" w:eastAsia="宋体" w:cs="宋体"/>
+              <w:rFonts w:ascii="宋体" w:eastAsia="宋体" w:hAnsi="宋体" w:cs="宋体" w:hint="eastAsia"/>
               <w:szCs w:val="24"/>
             </w:rPr>
             <w:fldChar w:fldCharType="separate"/>
@@ -2363,7 +2336,7 @@
           </w:r>
           <w:r>
             <w:rPr>
-              <w:rFonts w:hint="eastAsia" w:ascii="宋体" w:hAnsi="宋体" w:eastAsia="宋体" w:cs="宋体"/>
+              <w:rFonts w:ascii="宋体" w:eastAsia="宋体" w:hAnsi="宋体" w:cs="宋体" w:hint="eastAsia"/>
               <w:szCs w:val="24"/>
             </w:rPr>
             <w:fldChar w:fldCharType="end"/>
@@ -2371,28 +2344,28 @@
         </w:p>
         <w:p>
           <w:pPr>
-            <w:pStyle w:val="17"/>
+            <w:pStyle w:val="TOC2"/>
             <w:tabs>
               <w:tab w:val="right" w:leader="dot" w:pos="8306"/>
             </w:tabs>
           </w:pPr>
           <w:r>
             <w:rPr>
-              <w:rFonts w:hint="eastAsia" w:ascii="宋体" w:hAnsi="宋体" w:eastAsia="宋体" w:cs="宋体"/>
+              <w:rFonts w:ascii="宋体" w:eastAsia="宋体" w:hAnsi="宋体" w:cs="宋体" w:hint="eastAsia"/>
               <w:szCs w:val="24"/>
             </w:rPr>
             <w:fldChar w:fldCharType="begin"/>
           </w:r>
           <w:r>
             <w:rPr>
-              <w:rFonts w:hint="eastAsia" w:ascii="宋体" w:hAnsi="宋体" w:eastAsia="宋体" w:cs="宋体"/>
+              <w:rFonts w:ascii="宋体" w:eastAsia="宋体" w:hAnsi="宋体" w:cs="宋体" w:hint="eastAsia"/>
               <w:szCs w:val="24"/>
             </w:rPr>
             <w:instrText xml:space="preserve"> HYPERLINK \l _Toc4904 </w:instrText>
           </w:r>
           <w:r>
             <w:rPr>
-              <w:rFonts w:hint="eastAsia" w:ascii="宋体" w:hAnsi="宋体" w:eastAsia="宋体" w:cs="宋体"/>
+              <w:rFonts w:ascii="宋体" w:eastAsia="宋体" w:hAnsi="宋体" w:cs="宋体" w:hint="eastAsia"/>
               <w:szCs w:val="24"/>
             </w:rPr>
             <w:fldChar w:fldCharType="separate"/>
@@ -2431,7 +2404,7 @@
           </w:r>
           <w:r>
             <w:rPr>
-              <w:rFonts w:hint="eastAsia" w:ascii="宋体" w:hAnsi="宋体" w:eastAsia="宋体" w:cs="宋体"/>
+              <w:rFonts w:ascii="宋体" w:eastAsia="宋体" w:hAnsi="宋体" w:cs="宋体" w:hint="eastAsia"/>
               <w:szCs w:val="24"/>
             </w:rPr>
             <w:fldChar w:fldCharType="end"/>
@@ -2439,28 +2412,28 @@
         </w:p>
         <w:p>
           <w:pPr>
-            <w:pStyle w:val="16"/>
+            <w:pStyle w:val="TOC1"/>
             <w:tabs>
               <w:tab w:val="right" w:leader="dot" w:pos="8306"/>
             </w:tabs>
           </w:pPr>
           <w:r>
             <w:rPr>
-              <w:rFonts w:hint="eastAsia" w:ascii="宋体" w:hAnsi="宋体" w:eastAsia="宋体" w:cs="宋体"/>
+              <w:rFonts w:ascii="宋体" w:eastAsia="宋体" w:hAnsi="宋体" w:cs="宋体" w:hint="eastAsia"/>
               <w:szCs w:val="24"/>
             </w:rPr>
             <w:fldChar w:fldCharType="begin"/>
           </w:r>
           <w:r>
             <w:rPr>
-              <w:rFonts w:hint="eastAsia" w:ascii="宋体" w:hAnsi="宋体" w:eastAsia="宋体" w:cs="宋体"/>
+              <w:rFonts w:ascii="宋体" w:eastAsia="宋体" w:hAnsi="宋体" w:cs="宋体" w:hint="eastAsia"/>
               <w:szCs w:val="24"/>
             </w:rPr>
             <w:instrText xml:space="preserve"> HYPERLINK \l _Toc20171 </w:instrText>
           </w:r>
           <w:r>
             <w:rPr>
-              <w:rFonts w:hint="eastAsia" w:ascii="宋体" w:hAnsi="宋体" w:eastAsia="宋体" w:cs="宋体"/>
+              <w:rFonts w:ascii="宋体" w:eastAsia="宋体" w:hAnsi="宋体" w:cs="宋体" w:hint="eastAsia"/>
               <w:szCs w:val="24"/>
             </w:rPr>
             <w:fldChar w:fldCharType="separate"/>
@@ -2499,7 +2472,7 @@
           </w:r>
           <w:r>
             <w:rPr>
-              <w:rFonts w:hint="eastAsia" w:ascii="宋体" w:hAnsi="宋体" w:eastAsia="宋体" w:cs="宋体"/>
+              <w:rFonts w:ascii="宋体" w:eastAsia="宋体" w:hAnsi="宋体" w:cs="宋体" w:hint="eastAsia"/>
               <w:szCs w:val="24"/>
             </w:rPr>
             <w:fldChar w:fldCharType="end"/>
@@ -2507,28 +2480,28 @@
         </w:p>
         <w:p>
           <w:pPr>
-            <w:pStyle w:val="16"/>
+            <w:pStyle w:val="TOC1"/>
             <w:tabs>
               <w:tab w:val="right" w:leader="dot" w:pos="8306"/>
             </w:tabs>
           </w:pPr>
           <w:r>
             <w:rPr>
-              <w:rFonts w:hint="eastAsia" w:ascii="宋体" w:hAnsi="宋体" w:eastAsia="宋体" w:cs="宋体"/>
+              <w:rFonts w:ascii="宋体" w:eastAsia="宋体" w:hAnsi="宋体" w:cs="宋体" w:hint="eastAsia"/>
               <w:szCs w:val="24"/>
             </w:rPr>
             <w:fldChar w:fldCharType="begin"/>
           </w:r>
           <w:r>
             <w:rPr>
-              <w:rFonts w:hint="eastAsia" w:ascii="宋体" w:hAnsi="宋体" w:eastAsia="宋体" w:cs="宋体"/>
+              <w:rFonts w:ascii="宋体" w:eastAsia="宋体" w:hAnsi="宋体" w:cs="宋体" w:hint="eastAsia"/>
               <w:szCs w:val="24"/>
             </w:rPr>
             <w:instrText xml:space="preserve"> HYPERLINK \l _Toc21282 </w:instrText>
           </w:r>
           <w:r>
             <w:rPr>
-              <w:rFonts w:hint="eastAsia" w:ascii="宋体" w:hAnsi="宋体" w:eastAsia="宋体" w:cs="宋体"/>
+              <w:rFonts w:ascii="宋体" w:eastAsia="宋体" w:hAnsi="宋体" w:cs="宋体" w:hint="eastAsia"/>
               <w:szCs w:val="24"/>
             </w:rPr>
             <w:fldChar w:fldCharType="separate"/>
@@ -2566,7 +2539,7 @@
           </w:r>
           <w:r>
             <w:rPr>
-              <w:rFonts w:hint="eastAsia" w:ascii="宋体" w:hAnsi="宋体" w:eastAsia="宋体" w:cs="宋体"/>
+              <w:rFonts w:ascii="宋体" w:eastAsia="宋体" w:hAnsi="宋体" w:cs="宋体" w:hint="eastAsia"/>
               <w:szCs w:val="24"/>
             </w:rPr>
             <w:fldChar w:fldCharType="end"/>
@@ -2574,28 +2547,28 @@
         </w:p>
         <w:p>
           <w:pPr>
-            <w:pStyle w:val="17"/>
+            <w:pStyle w:val="TOC2"/>
             <w:tabs>
               <w:tab w:val="right" w:leader="dot" w:pos="8306"/>
             </w:tabs>
           </w:pPr>
           <w:r>
             <w:rPr>
-              <w:rFonts w:hint="eastAsia" w:ascii="宋体" w:hAnsi="宋体" w:eastAsia="宋体" w:cs="宋体"/>
+              <w:rFonts w:ascii="宋体" w:eastAsia="宋体" w:hAnsi="宋体" w:cs="宋体" w:hint="eastAsia"/>
               <w:szCs w:val="24"/>
             </w:rPr>
             <w:fldChar w:fldCharType="begin"/>
           </w:r>
           <w:r>
             <w:rPr>
-              <w:rFonts w:hint="eastAsia" w:ascii="宋体" w:hAnsi="宋体" w:eastAsia="宋体" w:cs="宋体"/>
+              <w:rFonts w:ascii="宋体" w:eastAsia="宋体" w:hAnsi="宋体" w:cs="宋体" w:hint="eastAsia"/>
               <w:szCs w:val="24"/>
             </w:rPr>
             <w:instrText xml:space="preserve"> HYPERLINK \l _Toc9614 </w:instrText>
           </w:r>
           <w:r>
             <w:rPr>
-              <w:rFonts w:hint="eastAsia" w:ascii="宋体" w:hAnsi="宋体" w:eastAsia="宋体" w:cs="宋体"/>
+              <w:rFonts w:ascii="宋体" w:eastAsia="宋体" w:hAnsi="宋体" w:cs="宋体" w:hint="eastAsia"/>
               <w:szCs w:val="24"/>
             </w:rPr>
             <w:fldChar w:fldCharType="separate"/>
@@ -2632,7 +2605,7 @@
           </w:r>
           <w:r>
             <w:rPr>
-              <w:rFonts w:hint="eastAsia" w:ascii="宋体" w:hAnsi="宋体" w:eastAsia="宋体" w:cs="宋体"/>
+              <w:rFonts w:ascii="宋体" w:eastAsia="宋体" w:hAnsi="宋体" w:cs="宋体" w:hint="eastAsia"/>
               <w:szCs w:val="24"/>
             </w:rPr>
             <w:fldChar w:fldCharType="end"/>
@@ -2640,28 +2613,28 @@
         </w:p>
         <w:p>
           <w:pPr>
-            <w:pStyle w:val="17"/>
+            <w:pStyle w:val="TOC2"/>
             <w:tabs>
               <w:tab w:val="right" w:leader="dot" w:pos="8306"/>
             </w:tabs>
           </w:pPr>
           <w:r>
             <w:rPr>
-              <w:rFonts w:hint="eastAsia" w:ascii="宋体" w:hAnsi="宋体" w:eastAsia="宋体" w:cs="宋体"/>
+              <w:rFonts w:ascii="宋体" w:eastAsia="宋体" w:hAnsi="宋体" w:cs="宋体" w:hint="eastAsia"/>
               <w:szCs w:val="24"/>
             </w:rPr>
             <w:fldChar w:fldCharType="begin"/>
           </w:r>
           <w:r>
             <w:rPr>
-              <w:rFonts w:hint="eastAsia" w:ascii="宋体" w:hAnsi="宋体" w:eastAsia="宋体" w:cs="宋体"/>
+              <w:rFonts w:ascii="宋体" w:eastAsia="宋体" w:hAnsi="宋体" w:cs="宋体" w:hint="eastAsia"/>
               <w:szCs w:val="24"/>
             </w:rPr>
             <w:instrText xml:space="preserve"> HYPERLINK \l _Toc16485 </w:instrText>
           </w:r>
           <w:r>
             <w:rPr>
-              <w:rFonts w:hint="eastAsia" w:ascii="宋体" w:hAnsi="宋体" w:eastAsia="宋体" w:cs="宋体"/>
+              <w:rFonts w:ascii="宋体" w:eastAsia="宋体" w:hAnsi="宋体" w:cs="宋体" w:hint="eastAsia"/>
               <w:szCs w:val="24"/>
             </w:rPr>
             <w:fldChar w:fldCharType="separate"/>
@@ -2698,7 +2671,7 @@
           </w:r>
           <w:r>
             <w:rPr>
-              <w:rFonts w:hint="eastAsia" w:ascii="宋体" w:hAnsi="宋体" w:eastAsia="宋体" w:cs="宋体"/>
+              <w:rFonts w:ascii="宋体" w:eastAsia="宋体" w:hAnsi="宋体" w:cs="宋体" w:hint="eastAsia"/>
               <w:szCs w:val="24"/>
             </w:rPr>
             <w:fldChar w:fldCharType="end"/>
@@ -2706,28 +2679,28 @@
         </w:p>
         <w:p>
           <w:pPr>
-            <w:pStyle w:val="17"/>
+            <w:pStyle w:val="TOC2"/>
             <w:tabs>
               <w:tab w:val="right" w:leader="dot" w:pos="8306"/>
             </w:tabs>
           </w:pPr>
           <w:r>
             <w:rPr>
-              <w:rFonts w:hint="eastAsia" w:ascii="宋体" w:hAnsi="宋体" w:eastAsia="宋体" w:cs="宋体"/>
+              <w:rFonts w:ascii="宋体" w:eastAsia="宋体" w:hAnsi="宋体" w:cs="宋体" w:hint="eastAsia"/>
               <w:szCs w:val="24"/>
             </w:rPr>
             <w:fldChar w:fldCharType="begin"/>
           </w:r>
           <w:r>
             <w:rPr>
-              <w:rFonts w:hint="eastAsia" w:ascii="宋体" w:hAnsi="宋体" w:eastAsia="宋体" w:cs="宋体"/>
+              <w:rFonts w:ascii="宋体" w:eastAsia="宋体" w:hAnsi="宋体" w:cs="宋体" w:hint="eastAsia"/>
               <w:szCs w:val="24"/>
             </w:rPr>
             <w:instrText xml:space="preserve"> HYPERLINK \l _Toc26683 </w:instrText>
           </w:r>
           <w:r>
             <w:rPr>
-              <w:rFonts w:hint="eastAsia" w:ascii="宋体" w:hAnsi="宋体" w:eastAsia="宋体" w:cs="宋体"/>
+              <w:rFonts w:ascii="宋体" w:eastAsia="宋体" w:hAnsi="宋体" w:cs="宋体" w:hint="eastAsia"/>
               <w:szCs w:val="24"/>
             </w:rPr>
             <w:fldChar w:fldCharType="separate"/>
@@ -2764,7 +2737,7 @@
           </w:r>
           <w:r>
             <w:rPr>
-              <w:rFonts w:hint="eastAsia" w:ascii="宋体" w:hAnsi="宋体" w:eastAsia="宋体" w:cs="宋体"/>
+              <w:rFonts w:ascii="宋体" w:eastAsia="宋体" w:hAnsi="宋体" w:cs="宋体" w:hint="eastAsia"/>
               <w:szCs w:val="24"/>
             </w:rPr>
             <w:fldChar w:fldCharType="end"/>
@@ -2772,28 +2745,28 @@
         </w:p>
         <w:p>
           <w:pPr>
-            <w:pStyle w:val="16"/>
+            <w:pStyle w:val="TOC1"/>
             <w:tabs>
               <w:tab w:val="right" w:leader="dot" w:pos="8306"/>
             </w:tabs>
           </w:pPr>
           <w:r>
             <w:rPr>
-              <w:rFonts w:hint="eastAsia" w:ascii="宋体" w:hAnsi="宋体" w:eastAsia="宋体" w:cs="宋体"/>
+              <w:rFonts w:ascii="宋体" w:eastAsia="宋体" w:hAnsi="宋体" w:cs="宋体" w:hint="eastAsia"/>
               <w:szCs w:val="24"/>
             </w:rPr>
             <w:fldChar w:fldCharType="begin"/>
           </w:r>
           <w:r>
             <w:rPr>
-              <w:rFonts w:hint="eastAsia" w:ascii="宋体" w:hAnsi="宋体" w:eastAsia="宋体" w:cs="宋体"/>
+              <w:rFonts w:ascii="宋体" w:eastAsia="宋体" w:hAnsi="宋体" w:cs="宋体" w:hint="eastAsia"/>
               <w:szCs w:val="24"/>
             </w:rPr>
             <w:instrText xml:space="preserve"> HYPERLINK \l _Toc15254 </w:instrText>
           </w:r>
           <w:r>
             <w:rPr>
-              <w:rFonts w:hint="eastAsia" w:ascii="宋体" w:hAnsi="宋体" w:eastAsia="宋体" w:cs="宋体"/>
+              <w:rFonts w:ascii="宋体" w:eastAsia="宋体" w:hAnsi="宋体" w:cs="宋体" w:hint="eastAsia"/>
               <w:szCs w:val="24"/>
             </w:rPr>
             <w:fldChar w:fldCharType="separate"/>
@@ -2832,7 +2805,7 @@
           </w:r>
           <w:r>
             <w:rPr>
-              <w:rFonts w:hint="eastAsia" w:ascii="宋体" w:hAnsi="宋体" w:eastAsia="宋体" w:cs="宋体"/>
+              <w:rFonts w:ascii="宋体" w:eastAsia="宋体" w:hAnsi="宋体" w:cs="宋体" w:hint="eastAsia"/>
               <w:szCs w:val="24"/>
             </w:rPr>
             <w:fldChar w:fldCharType="end"/>
@@ -2840,28 +2813,28 @@
         </w:p>
         <w:p>
           <w:pPr>
-            <w:pStyle w:val="17"/>
+            <w:pStyle w:val="TOC2"/>
             <w:tabs>
               <w:tab w:val="right" w:leader="dot" w:pos="8306"/>
             </w:tabs>
           </w:pPr>
           <w:r>
             <w:rPr>
-              <w:rFonts w:hint="eastAsia" w:ascii="宋体" w:hAnsi="宋体" w:eastAsia="宋体" w:cs="宋体"/>
+              <w:rFonts w:ascii="宋体" w:eastAsia="宋体" w:hAnsi="宋体" w:cs="宋体" w:hint="eastAsia"/>
               <w:szCs w:val="24"/>
             </w:rPr>
             <w:fldChar w:fldCharType="begin"/>
           </w:r>
           <w:r>
             <w:rPr>
-              <w:rFonts w:hint="eastAsia" w:ascii="宋体" w:hAnsi="宋体" w:eastAsia="宋体" w:cs="宋体"/>
+              <w:rFonts w:ascii="宋体" w:eastAsia="宋体" w:hAnsi="宋体" w:cs="宋体" w:hint="eastAsia"/>
               <w:szCs w:val="24"/>
             </w:rPr>
             <w:instrText xml:space="preserve"> HYPERLINK \l _Toc1316 </w:instrText>
           </w:r>
           <w:r>
             <w:rPr>
-              <w:rFonts w:hint="eastAsia" w:ascii="宋体" w:hAnsi="宋体" w:eastAsia="宋体" w:cs="宋体"/>
+              <w:rFonts w:ascii="宋体" w:eastAsia="宋体" w:hAnsi="宋体" w:cs="宋体" w:hint="eastAsia"/>
               <w:szCs w:val="24"/>
             </w:rPr>
             <w:fldChar w:fldCharType="separate"/>
@@ -2893,7 +2866,7 @@
           </w:r>
           <w:r>
             <w:rPr>
-              <w:rFonts w:hint="eastAsia" w:ascii="宋体" w:hAnsi="宋体" w:eastAsia="宋体" w:cs="宋体"/>
+              <w:rFonts w:ascii="宋体" w:eastAsia="宋体" w:hAnsi="宋体" w:cs="宋体" w:hint="eastAsia"/>
               <w:szCs w:val="24"/>
             </w:rPr>
             <w:fldChar w:fldCharType="end"/>
@@ -2901,28 +2874,28 @@
         </w:p>
         <w:p>
           <w:pPr>
-            <w:pStyle w:val="17"/>
+            <w:pStyle w:val="TOC2"/>
             <w:tabs>
               <w:tab w:val="right" w:leader="dot" w:pos="8306"/>
             </w:tabs>
           </w:pPr>
           <w:r>
             <w:rPr>
-              <w:rFonts w:hint="eastAsia" w:ascii="宋体" w:hAnsi="宋体" w:eastAsia="宋体" w:cs="宋体"/>
+              <w:rFonts w:ascii="宋体" w:eastAsia="宋体" w:hAnsi="宋体" w:cs="宋体" w:hint="eastAsia"/>
               <w:szCs w:val="24"/>
             </w:rPr>
             <w:fldChar w:fldCharType="begin"/>
           </w:r>
           <w:r>
             <w:rPr>
-              <w:rFonts w:hint="eastAsia" w:ascii="宋体" w:hAnsi="宋体" w:eastAsia="宋体" w:cs="宋体"/>
+              <w:rFonts w:ascii="宋体" w:eastAsia="宋体" w:hAnsi="宋体" w:cs="宋体" w:hint="eastAsia"/>
               <w:szCs w:val="24"/>
             </w:rPr>
             <w:instrText xml:space="preserve"> HYPERLINK \l _Toc12559 </w:instrText>
           </w:r>
           <w:r>
             <w:rPr>
-              <w:rFonts w:hint="eastAsia" w:ascii="宋体" w:hAnsi="宋体" w:eastAsia="宋体" w:cs="宋体"/>
+              <w:rFonts w:ascii="宋体" w:eastAsia="宋体" w:hAnsi="宋体" w:cs="宋体" w:hint="eastAsia"/>
               <w:szCs w:val="24"/>
             </w:rPr>
             <w:fldChar w:fldCharType="separate"/>
@@ -2954,7 +2927,7 @@
           </w:r>
           <w:r>
             <w:rPr>
-              <w:rFonts w:hint="eastAsia" w:ascii="宋体" w:hAnsi="宋体" w:eastAsia="宋体" w:cs="宋体"/>
+              <w:rFonts w:ascii="宋体" w:eastAsia="宋体" w:hAnsi="宋体" w:cs="宋体" w:hint="eastAsia"/>
               <w:szCs w:val="24"/>
             </w:rPr>
             <w:fldChar w:fldCharType="end"/>
@@ -2962,28 +2935,28 @@
         </w:p>
         <w:p>
           <w:pPr>
-            <w:pStyle w:val="13"/>
+            <w:pStyle w:val="TOC3"/>
             <w:tabs>
               <w:tab w:val="right" w:leader="dot" w:pos="8306"/>
             </w:tabs>
           </w:pPr>
           <w:r>
             <w:rPr>
-              <w:rFonts w:hint="eastAsia" w:ascii="宋体" w:hAnsi="宋体" w:eastAsia="宋体" w:cs="宋体"/>
+              <w:rFonts w:ascii="宋体" w:eastAsia="宋体" w:hAnsi="宋体" w:cs="宋体" w:hint="eastAsia"/>
               <w:szCs w:val="24"/>
             </w:rPr>
             <w:fldChar w:fldCharType="begin"/>
           </w:r>
           <w:r>
             <w:rPr>
-              <w:rFonts w:hint="eastAsia" w:ascii="宋体" w:hAnsi="宋体" w:eastAsia="宋体" w:cs="宋体"/>
+              <w:rFonts w:ascii="宋体" w:eastAsia="宋体" w:hAnsi="宋体" w:cs="宋体" w:hint="eastAsia"/>
               <w:szCs w:val="24"/>
             </w:rPr>
             <w:instrText xml:space="preserve"> HYPERLINK \l _Toc22843 </w:instrText>
           </w:r>
           <w:r>
             <w:rPr>
-              <w:rFonts w:hint="eastAsia" w:ascii="宋体" w:hAnsi="宋体" w:eastAsia="宋体" w:cs="宋体"/>
+              <w:rFonts w:ascii="宋体" w:eastAsia="宋体" w:hAnsi="宋体" w:cs="宋体" w:hint="eastAsia"/>
               <w:szCs w:val="24"/>
             </w:rPr>
             <w:fldChar w:fldCharType="separate"/>
@@ -3015,7 +2988,7 @@
           </w:r>
           <w:r>
             <w:rPr>
-              <w:rFonts w:hint="eastAsia" w:ascii="宋体" w:hAnsi="宋体" w:eastAsia="宋体" w:cs="宋体"/>
+              <w:rFonts w:ascii="宋体" w:eastAsia="宋体" w:hAnsi="宋体" w:cs="宋体" w:hint="eastAsia"/>
               <w:szCs w:val="24"/>
             </w:rPr>
             <w:fldChar w:fldCharType="end"/>
@@ -3023,28 +2996,28 @@
         </w:p>
         <w:p>
           <w:pPr>
-            <w:pStyle w:val="13"/>
+            <w:pStyle w:val="TOC3"/>
             <w:tabs>
               <w:tab w:val="right" w:leader="dot" w:pos="8306"/>
             </w:tabs>
           </w:pPr>
           <w:r>
             <w:rPr>
-              <w:rFonts w:hint="eastAsia" w:ascii="宋体" w:hAnsi="宋体" w:eastAsia="宋体" w:cs="宋体"/>
+              <w:rFonts w:ascii="宋体" w:eastAsia="宋体" w:hAnsi="宋体" w:cs="宋体" w:hint="eastAsia"/>
               <w:szCs w:val="24"/>
             </w:rPr>
             <w:fldChar w:fldCharType="begin"/>
           </w:r>
           <w:r>
             <w:rPr>
-              <w:rFonts w:hint="eastAsia" w:ascii="宋体" w:hAnsi="宋体" w:eastAsia="宋体" w:cs="宋体"/>
+              <w:rFonts w:ascii="宋体" w:eastAsia="宋体" w:hAnsi="宋体" w:cs="宋体" w:hint="eastAsia"/>
               <w:szCs w:val="24"/>
             </w:rPr>
             <w:instrText xml:space="preserve"> HYPERLINK \l _Toc19420 </w:instrText>
           </w:r>
           <w:r>
             <w:rPr>
-              <w:rFonts w:hint="eastAsia" w:ascii="宋体" w:hAnsi="宋体" w:eastAsia="宋体" w:cs="宋体"/>
+              <w:rFonts w:ascii="宋体" w:eastAsia="宋体" w:hAnsi="宋体" w:cs="宋体" w:hint="eastAsia"/>
               <w:szCs w:val="24"/>
             </w:rPr>
             <w:fldChar w:fldCharType="separate"/>
@@ -3076,7 +3049,7 @@
           </w:r>
           <w:r>
             <w:rPr>
-              <w:rFonts w:hint="eastAsia" w:ascii="宋体" w:hAnsi="宋体" w:eastAsia="宋体" w:cs="宋体"/>
+              <w:rFonts w:ascii="宋体" w:eastAsia="宋体" w:hAnsi="宋体" w:cs="宋体" w:hint="eastAsia"/>
               <w:szCs w:val="24"/>
             </w:rPr>
             <w:fldChar w:fldCharType="end"/>
@@ -3084,28 +3057,28 @@
         </w:p>
         <w:p>
           <w:pPr>
-            <w:pStyle w:val="17"/>
+            <w:pStyle w:val="TOC2"/>
             <w:tabs>
               <w:tab w:val="right" w:leader="dot" w:pos="8306"/>
             </w:tabs>
           </w:pPr>
           <w:r>
             <w:rPr>
-              <w:rFonts w:hint="eastAsia" w:ascii="宋体" w:hAnsi="宋体" w:eastAsia="宋体" w:cs="宋体"/>
+              <w:rFonts w:ascii="宋体" w:eastAsia="宋体" w:hAnsi="宋体" w:cs="宋体" w:hint="eastAsia"/>
               <w:szCs w:val="24"/>
             </w:rPr>
             <w:fldChar w:fldCharType="begin"/>
           </w:r>
           <w:r>
             <w:rPr>
-              <w:rFonts w:hint="eastAsia" w:ascii="宋体" w:hAnsi="宋体" w:eastAsia="宋体" w:cs="宋体"/>
+              <w:rFonts w:ascii="宋体" w:eastAsia="宋体" w:hAnsi="宋体" w:cs="宋体" w:hint="eastAsia"/>
               <w:szCs w:val="24"/>
             </w:rPr>
             <w:instrText xml:space="preserve"> HYPERLINK \l _Toc9664 </w:instrText>
           </w:r>
           <w:r>
             <w:rPr>
-              <w:rFonts w:hint="eastAsia" w:ascii="宋体" w:hAnsi="宋体" w:eastAsia="宋体" w:cs="宋体"/>
+              <w:rFonts w:ascii="宋体" w:eastAsia="宋体" w:hAnsi="宋体" w:cs="宋体" w:hint="eastAsia"/>
               <w:szCs w:val="24"/>
             </w:rPr>
             <w:fldChar w:fldCharType="separate"/>
@@ -3143,7 +3116,7 @@
           </w:r>
           <w:r>
             <w:rPr>
-              <w:rFonts w:hint="eastAsia" w:ascii="宋体" w:hAnsi="宋体" w:eastAsia="宋体" w:cs="宋体"/>
+              <w:rFonts w:ascii="宋体" w:eastAsia="宋体" w:hAnsi="宋体" w:cs="宋体" w:hint="eastAsia"/>
               <w:szCs w:val="24"/>
             </w:rPr>
             <w:fldChar w:fldCharType="end"/>
@@ -3151,28 +3124,28 @@
         </w:p>
         <w:p>
           <w:pPr>
-            <w:pStyle w:val="17"/>
+            <w:pStyle w:val="TOC2"/>
             <w:tabs>
               <w:tab w:val="right" w:leader="dot" w:pos="8306"/>
             </w:tabs>
           </w:pPr>
           <w:r>
             <w:rPr>
-              <w:rFonts w:hint="eastAsia" w:ascii="宋体" w:hAnsi="宋体" w:eastAsia="宋体" w:cs="宋体"/>
+              <w:rFonts w:ascii="宋体" w:eastAsia="宋体" w:hAnsi="宋体" w:cs="宋体" w:hint="eastAsia"/>
               <w:szCs w:val="24"/>
             </w:rPr>
             <w:fldChar w:fldCharType="begin"/>
           </w:r>
           <w:r>
             <w:rPr>
-              <w:rFonts w:hint="eastAsia" w:ascii="宋体" w:hAnsi="宋体" w:eastAsia="宋体" w:cs="宋体"/>
+              <w:rFonts w:ascii="宋体" w:eastAsia="宋体" w:hAnsi="宋体" w:cs="宋体" w:hint="eastAsia"/>
               <w:szCs w:val="24"/>
             </w:rPr>
             <w:instrText xml:space="preserve"> HYPERLINK \l _Toc26925 </w:instrText>
           </w:r>
           <w:r>
             <w:rPr>
-              <w:rFonts w:hint="eastAsia" w:ascii="宋体" w:hAnsi="宋体" w:eastAsia="宋体" w:cs="宋体"/>
+              <w:rFonts w:ascii="宋体" w:eastAsia="宋体" w:hAnsi="宋体" w:cs="宋体" w:hint="eastAsia"/>
               <w:szCs w:val="24"/>
             </w:rPr>
             <w:fldChar w:fldCharType="separate"/>
@@ -3203,7 +3176,7 @@
           </w:r>
           <w:r>
             <w:rPr>
-              <w:rFonts w:hint="eastAsia" w:ascii="宋体" w:hAnsi="宋体" w:eastAsia="宋体" w:cs="宋体"/>
+              <w:rFonts w:ascii="宋体" w:eastAsia="宋体" w:hAnsi="宋体" w:cs="宋体" w:hint="eastAsia"/>
               <w:szCs w:val="24"/>
             </w:rPr>
             <w:fldChar w:fldCharType="end"/>
@@ -3211,28 +3184,28 @@
         </w:p>
         <w:p>
           <w:pPr>
-            <w:pStyle w:val="17"/>
+            <w:pStyle w:val="TOC2"/>
             <w:tabs>
               <w:tab w:val="right" w:leader="dot" w:pos="8306"/>
             </w:tabs>
           </w:pPr>
           <w:r>
             <w:rPr>
-              <w:rFonts w:hint="eastAsia" w:ascii="宋体" w:hAnsi="宋体" w:eastAsia="宋体" w:cs="宋体"/>
+              <w:rFonts w:ascii="宋体" w:eastAsia="宋体" w:hAnsi="宋体" w:cs="宋体" w:hint="eastAsia"/>
               <w:szCs w:val="24"/>
             </w:rPr>
             <w:fldChar w:fldCharType="begin"/>
           </w:r>
           <w:r>
             <w:rPr>
-              <w:rFonts w:hint="eastAsia" w:ascii="宋体" w:hAnsi="宋体" w:eastAsia="宋体" w:cs="宋体"/>
+              <w:rFonts w:ascii="宋体" w:eastAsia="宋体" w:hAnsi="宋体" w:cs="宋体" w:hint="eastAsia"/>
               <w:szCs w:val="24"/>
             </w:rPr>
             <w:instrText xml:space="preserve"> HYPERLINK \l _Toc14404 </w:instrText>
           </w:r>
           <w:r>
             <w:rPr>
-              <w:rFonts w:hint="eastAsia" w:ascii="宋体" w:hAnsi="宋体" w:eastAsia="宋体" w:cs="宋体"/>
+              <w:rFonts w:ascii="宋体" w:eastAsia="宋体" w:hAnsi="宋体" w:cs="宋体" w:hint="eastAsia"/>
               <w:szCs w:val="24"/>
             </w:rPr>
             <w:fldChar w:fldCharType="separate"/>
@@ -3263,7 +3236,7 @@
           </w:r>
           <w:r>
             <w:rPr>
-              <w:rFonts w:hint="eastAsia" w:ascii="宋体" w:hAnsi="宋体" w:eastAsia="宋体" w:cs="宋体"/>
+              <w:rFonts w:ascii="宋体" w:eastAsia="宋体" w:hAnsi="宋体" w:cs="宋体" w:hint="eastAsia"/>
               <w:szCs w:val="24"/>
             </w:rPr>
             <w:fldChar w:fldCharType="end"/>
@@ -3271,28 +3244,28 @@
         </w:p>
         <w:p>
           <w:pPr>
-            <w:pStyle w:val="13"/>
+            <w:pStyle w:val="TOC3"/>
             <w:tabs>
               <w:tab w:val="right" w:leader="dot" w:pos="8306"/>
             </w:tabs>
           </w:pPr>
           <w:r>
             <w:rPr>
-              <w:rFonts w:hint="eastAsia" w:ascii="宋体" w:hAnsi="宋体" w:eastAsia="宋体" w:cs="宋体"/>
+              <w:rFonts w:ascii="宋体" w:eastAsia="宋体" w:hAnsi="宋体" w:cs="宋体" w:hint="eastAsia"/>
               <w:szCs w:val="24"/>
             </w:rPr>
             <w:fldChar w:fldCharType="begin"/>
           </w:r>
           <w:r>
             <w:rPr>
-              <w:rFonts w:hint="eastAsia" w:ascii="宋体" w:hAnsi="宋体" w:eastAsia="宋体" w:cs="宋体"/>
+              <w:rFonts w:ascii="宋体" w:eastAsia="宋体" w:hAnsi="宋体" w:cs="宋体" w:hint="eastAsia"/>
               <w:szCs w:val="24"/>
             </w:rPr>
             <w:instrText xml:space="preserve"> HYPERLINK \l _Toc6358 </w:instrText>
           </w:r>
           <w:r>
             <w:rPr>
-              <w:rFonts w:hint="eastAsia" w:ascii="宋体" w:hAnsi="宋体" w:eastAsia="宋体" w:cs="宋体"/>
+              <w:rFonts w:ascii="宋体" w:eastAsia="宋体" w:hAnsi="宋体" w:cs="宋体" w:hint="eastAsia"/>
               <w:szCs w:val="24"/>
             </w:rPr>
             <w:fldChar w:fldCharType="separate"/>
@@ -3323,7 +3296,7 @@
           </w:r>
           <w:r>
             <w:rPr>
-              <w:rFonts w:hint="eastAsia" w:ascii="宋体" w:hAnsi="宋体" w:eastAsia="宋体" w:cs="宋体"/>
+              <w:rFonts w:ascii="宋体" w:eastAsia="宋体" w:hAnsi="宋体" w:cs="宋体" w:hint="eastAsia"/>
               <w:szCs w:val="24"/>
             </w:rPr>
             <w:fldChar w:fldCharType="end"/>
@@ -3331,28 +3304,28 @@
         </w:p>
         <w:p>
           <w:pPr>
-            <w:pStyle w:val="13"/>
+            <w:pStyle w:val="TOC3"/>
             <w:tabs>
               <w:tab w:val="right" w:leader="dot" w:pos="8306"/>
             </w:tabs>
           </w:pPr>
           <w:r>
             <w:rPr>
-              <w:rFonts w:hint="eastAsia" w:ascii="宋体" w:hAnsi="宋体" w:eastAsia="宋体" w:cs="宋体"/>
+              <w:rFonts w:ascii="宋体" w:eastAsia="宋体" w:hAnsi="宋体" w:cs="宋体" w:hint="eastAsia"/>
               <w:szCs w:val="24"/>
             </w:rPr>
             <w:fldChar w:fldCharType="begin"/>
           </w:r>
           <w:r>
             <w:rPr>
-              <w:rFonts w:hint="eastAsia" w:ascii="宋体" w:hAnsi="宋体" w:eastAsia="宋体" w:cs="宋体"/>
+              <w:rFonts w:ascii="宋体" w:eastAsia="宋体" w:hAnsi="宋体" w:cs="宋体" w:hint="eastAsia"/>
               <w:szCs w:val="24"/>
             </w:rPr>
             <w:instrText xml:space="preserve"> HYPERLINK \l _Toc32717 </w:instrText>
           </w:r>
           <w:r>
             <w:rPr>
-              <w:rFonts w:hint="eastAsia" w:ascii="宋体" w:hAnsi="宋体" w:eastAsia="宋体" w:cs="宋体"/>
+              <w:rFonts w:ascii="宋体" w:eastAsia="宋体" w:hAnsi="宋体" w:cs="宋体" w:hint="eastAsia"/>
               <w:szCs w:val="24"/>
             </w:rPr>
             <w:fldChar w:fldCharType="separate"/>
@@ -3383,7 +3356,7 @@
           </w:r>
           <w:r>
             <w:rPr>
-              <w:rFonts w:hint="eastAsia" w:ascii="宋体" w:hAnsi="宋体" w:eastAsia="宋体" w:cs="宋体"/>
+              <w:rFonts w:ascii="宋体" w:eastAsia="宋体" w:hAnsi="宋体" w:cs="宋体" w:hint="eastAsia"/>
               <w:szCs w:val="24"/>
             </w:rPr>
             <w:fldChar w:fldCharType="end"/>
@@ -3391,42 +3364,42 @@
         </w:p>
         <w:p>
           <w:pPr>
-            <w:pStyle w:val="16"/>
+            <w:pStyle w:val="TOC1"/>
             <w:tabs>
               <w:tab w:val="right" w:leader="dot" w:pos="8306"/>
             </w:tabs>
           </w:pPr>
           <w:r>
             <w:rPr>
-              <w:rFonts w:hint="eastAsia" w:ascii="宋体" w:hAnsi="宋体" w:eastAsia="宋体" w:cs="宋体"/>
+              <w:rFonts w:ascii="宋体" w:eastAsia="宋体" w:hAnsi="宋体" w:cs="宋体" w:hint="eastAsia"/>
               <w:szCs w:val="24"/>
             </w:rPr>
             <w:fldChar w:fldCharType="begin"/>
           </w:r>
           <w:r>
             <w:rPr>
-              <w:rFonts w:hint="eastAsia" w:ascii="宋体" w:hAnsi="宋体" w:eastAsia="宋体" w:cs="宋体"/>
+              <w:rFonts w:ascii="宋体" w:eastAsia="宋体" w:hAnsi="宋体" w:cs="宋体" w:hint="eastAsia"/>
               <w:szCs w:val="24"/>
             </w:rPr>
             <w:instrText xml:space="preserve"> HYPERLINK \l _Toc6742 </w:instrText>
           </w:r>
           <w:r>
             <w:rPr>
-              <w:rFonts w:hint="eastAsia" w:ascii="宋体" w:hAnsi="宋体" w:eastAsia="宋体" w:cs="宋体"/>
+              <w:rFonts w:ascii="宋体" w:eastAsia="宋体" w:hAnsi="宋体" w:cs="宋体" w:hint="eastAsia"/>
               <w:szCs w:val="24"/>
             </w:rPr>
             <w:fldChar w:fldCharType="separate"/>
           </w:r>
           <w:r>
             <w:rPr>
-              <w:rFonts w:hint="default" w:eastAsia="宋体"/>
+              <w:rFonts w:eastAsia="宋体" w:hint="default"/>
               <w:lang w:val="en-US" w:eastAsia="zh-CN"/>
             </w:rPr>
             <w:t xml:space="preserve">6. </w:t>
           </w:r>
           <w:r>
             <w:rPr>
-              <w:rFonts w:hint="eastAsia" w:eastAsia="宋体"/>
+              <w:rFonts w:eastAsia="宋体" w:hint="eastAsia"/>
               <w:lang w:val="en-US" w:eastAsia="zh-CN"/>
             </w:rPr>
             <w:t>附则</w:t>
@@ -3451,7 +3424,7 @@
           </w:r>
           <w:r>
             <w:rPr>
-              <w:rFonts w:hint="eastAsia" w:ascii="宋体" w:hAnsi="宋体" w:eastAsia="宋体" w:cs="宋体"/>
+              <w:rFonts w:ascii="宋体" w:eastAsia="宋体" w:hAnsi="宋体" w:cs="宋体" w:hint="eastAsia"/>
               <w:szCs w:val="24"/>
             </w:rPr>
             <w:fldChar w:fldCharType="end"/>
@@ -3459,28 +3432,28 @@
         </w:p>
         <w:p>
           <w:pPr>
-            <w:pStyle w:val="16"/>
+            <w:pStyle w:val="TOC1"/>
             <w:tabs>
               <w:tab w:val="right" w:leader="dot" w:pos="8306"/>
             </w:tabs>
           </w:pPr>
           <w:r>
             <w:rPr>
-              <w:rFonts w:hint="eastAsia" w:ascii="宋体" w:hAnsi="宋体" w:eastAsia="宋体" w:cs="宋体"/>
+              <w:rFonts w:ascii="宋体" w:eastAsia="宋体" w:hAnsi="宋体" w:cs="宋体" w:hint="eastAsia"/>
               <w:szCs w:val="24"/>
             </w:rPr>
             <w:fldChar w:fldCharType="begin"/>
           </w:r>
           <w:r>
             <w:rPr>
-              <w:rFonts w:hint="eastAsia" w:ascii="宋体" w:hAnsi="宋体" w:eastAsia="宋体" w:cs="宋体"/>
+              <w:rFonts w:ascii="宋体" w:eastAsia="宋体" w:hAnsi="宋体" w:cs="宋体" w:hint="eastAsia"/>
               <w:szCs w:val="24"/>
             </w:rPr>
             <w:instrText xml:space="preserve"> HYPERLINK \l _Toc24611 </w:instrText>
           </w:r>
           <w:r>
             <w:rPr>
-              <w:rFonts w:hint="eastAsia" w:ascii="宋体" w:hAnsi="宋体" w:eastAsia="宋体" w:cs="宋体"/>
+              <w:rFonts w:ascii="宋体" w:eastAsia="宋体" w:hAnsi="宋体" w:cs="宋体" w:hint="eastAsia"/>
               <w:szCs w:val="24"/>
             </w:rPr>
             <w:fldChar w:fldCharType="separate"/>
@@ -3519,7 +3492,7 @@
           </w:r>
           <w:r>
             <w:rPr>
-              <w:rFonts w:hint="eastAsia" w:ascii="宋体" w:hAnsi="宋体" w:eastAsia="宋体" w:cs="宋体"/>
+              <w:rFonts w:ascii="宋体" w:eastAsia="宋体" w:hAnsi="宋体" w:cs="宋体" w:hint="eastAsia"/>
               <w:szCs w:val="24"/>
             </w:rPr>
             <w:fldChar w:fldCharType="end"/>
@@ -3527,28 +3500,28 @@
         </w:p>
         <w:p>
           <w:pPr>
-            <w:pStyle w:val="16"/>
+            <w:pStyle w:val="TOC1"/>
             <w:tabs>
               <w:tab w:val="right" w:leader="dot" w:pos="8306"/>
             </w:tabs>
           </w:pPr>
           <w:r>
             <w:rPr>
-              <w:rFonts w:hint="eastAsia" w:ascii="宋体" w:hAnsi="宋体" w:eastAsia="宋体" w:cs="宋体"/>
+              <w:rFonts w:ascii="宋体" w:eastAsia="宋体" w:hAnsi="宋体" w:cs="宋体" w:hint="eastAsia"/>
               <w:szCs w:val="24"/>
             </w:rPr>
             <w:fldChar w:fldCharType="begin"/>
           </w:r>
           <w:r>
             <w:rPr>
-              <w:rFonts w:hint="eastAsia" w:ascii="宋体" w:hAnsi="宋体" w:eastAsia="宋体" w:cs="宋体"/>
+              <w:rFonts w:ascii="宋体" w:eastAsia="宋体" w:hAnsi="宋体" w:cs="宋体" w:hint="eastAsia"/>
               <w:szCs w:val="24"/>
             </w:rPr>
             <w:instrText xml:space="preserve"> HYPERLINK \l _Toc881 </w:instrText>
           </w:r>
           <w:r>
             <w:rPr>
-              <w:rFonts w:hint="eastAsia" w:ascii="宋体" w:hAnsi="宋体" w:eastAsia="宋体" w:cs="宋体"/>
+              <w:rFonts w:ascii="宋体" w:eastAsia="宋体" w:hAnsi="宋体" w:cs="宋体" w:hint="eastAsia"/>
               <w:szCs w:val="24"/>
             </w:rPr>
             <w:fldChar w:fldCharType="separate"/>
@@ -3587,7 +3560,7 @@
           </w:r>
           <w:r>
             <w:rPr>
-              <w:rFonts w:hint="eastAsia" w:ascii="宋体" w:hAnsi="宋体" w:eastAsia="宋体" w:cs="宋体"/>
+              <w:rFonts w:ascii="宋体" w:eastAsia="宋体" w:hAnsi="宋体" w:cs="宋体" w:hint="eastAsia"/>
               <w:szCs w:val="24"/>
             </w:rPr>
             <w:fldChar w:fldCharType="end"/>
@@ -3609,7 +3582,7 @@
             <w:snapToGrid w:val="0"/>
             <w:textAlignment w:val="baseline"/>
             <w:rPr>
-              <w:rFonts w:hint="eastAsia" w:ascii="宋体" w:hAnsi="宋体" w:eastAsia="宋体" w:cs="宋体"/>
+              <w:rFonts w:ascii="宋体" w:eastAsia="宋体" w:hAnsi="宋体" w:cs="宋体" w:hint="eastAsia"/>
               <w:snapToGrid w:val="0"/>
               <w:color w:val="000000"/>
               <w:kern w:val="0"/>
@@ -3620,7 +3593,7 @@
           </w:pPr>
           <w:r>
             <w:rPr>
-              <w:rFonts w:hint="eastAsia" w:ascii="宋体" w:hAnsi="宋体" w:eastAsia="宋体" w:cs="宋体"/>
+              <w:rFonts w:ascii="宋体" w:eastAsia="宋体" w:hAnsi="宋体" w:cs="宋体" w:hint="eastAsia"/>
               <w:szCs w:val="24"/>
             </w:rPr>
             <w:fldChar w:fldCharType="end"/>
@@ -3644,7 +3617,7 @@
         <w:snapToGrid w:val="0"/>
         <w:textAlignment w:val="baseline"/>
         <w:rPr>
-          <w:rFonts w:ascii="Arial" w:hAnsi="Arial" w:eastAsia="Arial" w:cs="Arial"/>
+          <w:rFonts w:ascii="Arial" w:eastAsia="Arial" w:hAnsi="Arial" w:cs="Arial"/>
           <w:snapToGrid w:val="0"/>
           <w:color w:val="000000"/>
           <w:kern w:val="0"/>
@@ -3655,7 +3628,7 @@
       </w:pPr>
       <w:r>
         <w:rPr>
-          <w:rFonts w:ascii="Arial" w:hAnsi="Arial" w:eastAsia="Arial" w:cs="Arial"/>
+          <w:rFonts w:ascii="Arial" w:eastAsia="Arial" w:hAnsi="Arial" w:cs="Arial"/>
           <w:snapToGrid w:val="0"/>
           <w:color w:val="000000"/>
           <w:kern w:val="0"/>
@@ -3668,7 +3641,7 @@
     </w:p>
     <w:p>
       <w:pPr>
-        <w:pStyle w:val="28"/>
+        <w:pStyle w:val="1"/>
         <w:keepNext w:val="0"/>
         <w:keepLines w:val="0"/>
         <w:pageBreakBefore w:val="0"/>
@@ -3683,7 +3656,7 @@
         <w:snapToGrid w:val="0"/>
         <w:textAlignment w:val="baseline"/>
       </w:pPr>
-      <w:bookmarkStart w:id="2" w:name="_Toc13999"/>
+      <w:bookmarkStart w:id="3" w:name="_Toc13999"/>
       <w:r>
         <w:rPr>
           <w:rFonts w:hint="eastAsia"/>
@@ -3691,11 +3664,11 @@
         </w:rPr>
         <w:t>总则</w:t>
       </w:r>
-      <w:bookmarkEnd w:id="2"/>
+      <w:bookmarkEnd w:id="3"/>
     </w:p>
     <w:p>
       <w:pPr>
-        <w:pStyle w:val="30"/>
+        <w:pStyle w:val="2"/>
         <w:keepNext w:val="0"/>
         <w:keepLines w:val="0"/>
         <w:pageBreakBefore w:val="0"/>
@@ -3714,7 +3687,7 @@
           <w:lang w:val="en-US" w:eastAsia="zh-CN"/>
         </w:rPr>
       </w:pPr>
-      <w:bookmarkStart w:id="3" w:name="_Toc10078"/>
+      <w:bookmarkStart w:id="4" w:name="_Toc10078"/>
       <w:r>
         <w:rPr>
           <w:rFonts w:hint="eastAsia"/>
@@ -3722,11 +3695,11 @@
         </w:rPr>
         <w:t>目的</w:t>
       </w:r>
-      <w:bookmarkEnd w:id="3"/>
+      <w:bookmarkEnd w:id="4"/>
     </w:p>
     <w:p>
       <w:pPr>
-        <w:pStyle w:val="29"/>
+        <w:pStyle w:val="a1"/>
         <w:keepNext w:val="0"/>
         <w:keepLines w:val="0"/>
         <w:pageBreakBefore w:val="0"/>
@@ -3755,7 +3728,7 @@
     </w:p>
     <w:p>
       <w:pPr>
-        <w:pStyle w:val="30"/>
+        <w:pStyle w:val="2"/>
         <w:keepNext w:val="0"/>
         <w:keepLines w:val="0"/>
         <w:pageBreakBefore w:val="0"/>
@@ -3774,7 +3747,7 @@
           <w:lang w:val="en-US" w:eastAsia="zh-CN"/>
         </w:rPr>
       </w:pPr>
-      <w:bookmarkStart w:id="4" w:name="_Toc24265"/>
+      <w:bookmarkStart w:id="5" w:name="_Toc24265"/>
       <w:r>
         <w:rPr>
           <w:rFonts w:hint="eastAsia"/>
@@ -3782,11 +3755,11 @@
         </w:rPr>
         <w:t>适用范围</w:t>
       </w:r>
-      <w:bookmarkEnd w:id="4"/>
+      <w:bookmarkEnd w:id="5"/>
     </w:p>
     <w:p>
       <w:pPr>
-        <w:pStyle w:val="29"/>
+        <w:pStyle w:val="a1"/>
         <w:keepNext w:val="0"/>
         <w:keepLines w:val="0"/>
         <w:pageBreakBefore w:val="0"/>
@@ -3815,7 +3788,7 @@
     </w:p>
     <w:p>
       <w:pPr>
-        <w:pStyle w:val="30"/>
+        <w:pStyle w:val="2"/>
         <w:keepNext w:val="0"/>
         <w:keepLines w:val="0"/>
         <w:pageBreakBefore w:val="0"/>
@@ -3834,7 +3807,7 @@
           <w:lang w:val="en-US" w:eastAsia="zh-CN"/>
         </w:rPr>
       </w:pPr>
-      <w:bookmarkStart w:id="5" w:name="_Toc9685"/>
+      <w:bookmarkStart w:id="6" w:name="_Toc9685"/>
       <w:r>
         <w:rPr>
           <w:rFonts w:hint="eastAsia"/>
@@ -3842,11 +3815,11 @@
         </w:rPr>
         <w:t>、原则</w:t>
       </w:r>
-      <w:bookmarkEnd w:id="5"/>
+      <w:bookmarkEnd w:id="6"/>
     </w:p>
     <w:p>
       <w:pPr>
-        <w:pStyle w:val="29"/>
+        <w:pStyle w:val="a1"/>
         <w:keepNext w:val="0"/>
         <w:keepLines w:val="0"/>
         <w:pageBreakBefore w:val="0"/>
@@ -3863,7 +3836,7 @@
         <w:bidi w:val="0"/>
         <w:adjustRightInd w:val="0"/>
         <w:snapToGrid w:val="0"/>
-        <w:ind w:left="425" w:leftChars="0" w:hanging="425" w:firstLineChars="0"/>
+        <w:ind w:left="425" w:hanging="425" w:leftChars="0" w:firstLineChars="0"/>
         <w:textAlignment w:val="baseline"/>
         <w:rPr>
           <w:rFonts w:hint="eastAsia"/>
@@ -3880,7 +3853,7 @@
     </w:p>
     <w:p>
       <w:pPr>
-        <w:pStyle w:val="29"/>
+        <w:pStyle w:val="a1"/>
         <w:keepNext w:val="0"/>
         <w:keepLines w:val="0"/>
         <w:pageBreakBefore w:val="0"/>
@@ -3897,7 +3870,7 @@
         <w:bidi w:val="0"/>
         <w:adjustRightInd w:val="0"/>
         <w:snapToGrid w:val="0"/>
-        <w:ind w:left="425" w:leftChars="0" w:hanging="425" w:firstLineChars="0"/>
+        <w:ind w:left="425" w:hanging="425" w:leftChars="0" w:firstLineChars="0"/>
         <w:textAlignment w:val="baseline"/>
         <w:rPr>
           <w:rFonts w:hint="eastAsia"/>
@@ -3914,7 +3887,7 @@
     </w:p>
     <w:p>
       <w:pPr>
-        <w:pStyle w:val="29"/>
+        <w:pStyle w:val="a1"/>
         <w:keepNext w:val="0"/>
         <w:keepLines w:val="0"/>
         <w:pageBreakBefore w:val="0"/>
@@ -3931,7 +3904,7 @@
         <w:bidi w:val="0"/>
         <w:adjustRightInd w:val="0"/>
         <w:snapToGrid w:val="0"/>
-        <w:ind w:left="425" w:leftChars="0" w:hanging="425" w:firstLineChars="0"/>
+        <w:ind w:left="425" w:hanging="425" w:leftChars="0" w:firstLineChars="0"/>
         <w:textAlignment w:val="baseline"/>
         <w:rPr>
           <w:rFonts w:hint="eastAsia"/>
@@ -3948,7 +3921,7 @@
     </w:p>
     <w:p>
       <w:pPr>
-        <w:pStyle w:val="29"/>
+        <w:pStyle w:val="a1"/>
         <w:keepNext w:val="0"/>
         <w:keepLines w:val="0"/>
         <w:pageBreakBefore w:val="0"/>
@@ -3965,7 +3938,7 @@
         <w:bidi w:val="0"/>
         <w:adjustRightInd w:val="0"/>
         <w:snapToGrid w:val="0"/>
-        <w:ind w:left="425" w:leftChars="0" w:hanging="425" w:firstLineChars="0"/>
+        <w:ind w:left="425" w:hanging="425" w:leftChars="0" w:firstLineChars="0"/>
         <w:textAlignment w:val="baseline"/>
         <w:rPr>
           <w:rFonts w:hint="eastAsia"/>
@@ -3982,7 +3955,7 @@
     </w:p>
     <w:p>
       <w:pPr>
-        <w:pStyle w:val="30"/>
+        <w:pStyle w:val="2"/>
         <w:keepNext w:val="0"/>
         <w:keepLines w:val="0"/>
         <w:pageBreakBefore w:val="0"/>
@@ -4001,7 +3974,7 @@
           <w:lang w:val="en-US" w:eastAsia="zh-CN"/>
         </w:rPr>
       </w:pPr>
-      <w:bookmarkStart w:id="6" w:name="_Toc11196"/>
+      <w:bookmarkStart w:id="7" w:name="_Toc11196"/>
       <w:r>
         <w:rPr>
           <w:rFonts w:hint="eastAsia"/>
@@ -4009,11 +3982,11 @@
         </w:rPr>
         <w:t>岗位职责</w:t>
       </w:r>
-      <w:bookmarkEnd w:id="6"/>
+      <w:bookmarkEnd w:id="7"/>
     </w:p>
     <w:p>
       <w:pPr>
-        <w:pStyle w:val="31"/>
+        <w:pStyle w:val="3"/>
         <w:keepNext w:val="0"/>
         <w:keepLines w:val="0"/>
         <w:pageBreakBefore w:val="0"/>
@@ -4032,19 +4005,19 @@
           <w:lang w:val="en-US" w:eastAsia="zh-CN"/>
         </w:rPr>
       </w:pPr>
-      <w:bookmarkStart w:id="7" w:name="_Toc24595"/>
-      <w:r>
-        <w:rPr>
-          <w:rFonts w:hint="eastAsia"/>
-          <w:lang w:val="en-US" w:eastAsia="zh-CN"/>
-        </w:rPr>
-        <w:t>运维部部长</w:t>
-      </w:r>
-      <w:bookmarkEnd w:id="7"/>
+      <w:bookmarkStart w:id="8" w:name="_Toc24595"/>
+      <w:r>
+        <w:rPr>
+          <w:rFonts w:hint="eastAsia"/>
+          <w:lang w:val="en-US" w:eastAsia="zh-CN"/>
+        </w:rPr>
+        <w:t>运维部经理</w:t>
+      </w:r>
+      <w:bookmarkEnd w:id="8"/>
     </w:p>
     <w:p>
       <w:pPr>
-        <w:pStyle w:val="29"/>
+        <w:pStyle w:val="a1"/>
         <w:keepNext w:val="0"/>
         <w:keepLines w:val="0"/>
         <w:pageBreakBefore w:val="0"/>
@@ -4061,7 +4034,7 @@
         <w:bidi w:val="0"/>
         <w:adjustRightInd w:val="0"/>
         <w:snapToGrid w:val="0"/>
-        <w:ind w:left="425" w:leftChars="0" w:hanging="425" w:firstLineChars="0"/>
+        <w:ind w:left="425" w:hanging="425" w:leftChars="0" w:firstLineChars="0"/>
         <w:textAlignment w:val="baseline"/>
         <w:rPr>
           <w:rFonts w:hint="default"/>
@@ -4078,7 +4051,7 @@
     </w:p>
     <w:p>
       <w:pPr>
-        <w:pStyle w:val="29"/>
+        <w:pStyle w:val="a1"/>
         <w:keepNext w:val="0"/>
         <w:keepLines w:val="0"/>
         <w:pageBreakBefore w:val="0"/>
@@ -4095,7 +4068,7 @@
         <w:bidi w:val="0"/>
         <w:adjustRightInd w:val="0"/>
         <w:snapToGrid w:val="0"/>
-        <w:ind w:left="425" w:leftChars="0" w:hanging="425" w:firstLineChars="0"/>
+        <w:ind w:left="425" w:hanging="425" w:leftChars="0" w:firstLineChars="0"/>
         <w:textAlignment w:val="baseline"/>
         <w:rPr>
           <w:rFonts w:hint="default"/>
@@ -4112,7 +4085,7 @@
     </w:p>
     <w:p>
       <w:pPr>
-        <w:pStyle w:val="29"/>
+        <w:pStyle w:val="a1"/>
         <w:keepNext w:val="0"/>
         <w:keepLines w:val="0"/>
         <w:pageBreakBefore w:val="0"/>
@@ -4129,7 +4102,7 @@
         <w:bidi w:val="0"/>
         <w:adjustRightInd w:val="0"/>
         <w:snapToGrid w:val="0"/>
-        <w:ind w:left="425" w:leftChars="0" w:hanging="425" w:firstLineChars="0"/>
+        <w:ind w:left="425" w:hanging="425" w:leftChars="0" w:firstLineChars="0"/>
         <w:textAlignment w:val="baseline"/>
         <w:rPr>
           <w:rFonts w:hint="default"/>
@@ -4146,7 +4119,7 @@
     </w:p>
     <w:p>
       <w:pPr>
-        <w:pStyle w:val="31"/>
+        <w:pStyle w:val="3"/>
         <w:keepNext w:val="0"/>
         <w:keepLines w:val="0"/>
         <w:pageBreakBefore w:val="0"/>
@@ -4165,7 +4138,7 @@
           <w:lang w:val="en-US" w:eastAsia="zh-CN"/>
         </w:rPr>
       </w:pPr>
-      <w:bookmarkStart w:id="8" w:name="_Toc11098"/>
+      <w:bookmarkStart w:id="9" w:name="_Toc11098"/>
       <w:r>
         <w:rPr>
           <w:rFonts w:hint="eastAsia"/>
@@ -4173,11 +4146,11 @@
         </w:rPr>
         <w:t>运维工程师</w:t>
       </w:r>
-      <w:bookmarkEnd w:id="8"/>
+      <w:bookmarkEnd w:id="9"/>
     </w:p>
     <w:p>
       <w:pPr>
-        <w:pStyle w:val="29"/>
+        <w:pStyle w:val="a1"/>
         <w:keepNext w:val="0"/>
         <w:keepLines w:val="0"/>
         <w:pageBreakBefore w:val="0"/>
@@ -4194,7 +4167,7 @@
         <w:bidi w:val="0"/>
         <w:adjustRightInd w:val="0"/>
         <w:snapToGrid w:val="0"/>
-        <w:ind w:left="425" w:leftChars="0" w:hanging="425" w:firstLineChars="0"/>
+        <w:ind w:left="425" w:hanging="425" w:leftChars="0" w:firstLineChars="0"/>
         <w:textAlignment w:val="baseline"/>
         <w:rPr>
           <w:rFonts w:hint="default"/>
@@ -4213,7 +4186,7 @@
           <w:rFonts w:hint="eastAsia"/>
           <w:lang w:val="en-US" w:eastAsia="zh-CN"/>
         </w:rPr>
-        <w:t>运维部部长</w:t>
+        <w:t>运维部经理</w:t>
       </w:r>
       <w:r>
         <w:rPr>
@@ -4225,7 +4198,7 @@
     </w:p>
     <w:p>
       <w:pPr>
-        <w:pStyle w:val="29"/>
+        <w:pStyle w:val="a1"/>
         <w:keepNext w:val="0"/>
         <w:keepLines w:val="0"/>
         <w:pageBreakBefore w:val="0"/>
@@ -4242,7 +4215,7 @@
         <w:bidi w:val="0"/>
         <w:adjustRightInd w:val="0"/>
         <w:snapToGrid w:val="0"/>
-        <w:ind w:left="425" w:leftChars="0" w:hanging="425" w:firstLineChars="0"/>
+        <w:ind w:left="425" w:hanging="425" w:leftChars="0" w:firstLineChars="0"/>
         <w:textAlignment w:val="baseline"/>
         <w:rPr>
           <w:rFonts w:hint="default"/>
@@ -4259,7 +4232,7 @@
     </w:p>
     <w:p>
       <w:pPr>
-        <w:pStyle w:val="29"/>
+        <w:pStyle w:val="a1"/>
         <w:keepNext w:val="0"/>
         <w:keepLines w:val="0"/>
         <w:pageBreakBefore w:val="0"/>
@@ -4276,7 +4249,7 @@
         <w:bidi w:val="0"/>
         <w:adjustRightInd w:val="0"/>
         <w:snapToGrid w:val="0"/>
-        <w:ind w:left="425" w:leftChars="0" w:hanging="425" w:firstLineChars="0"/>
+        <w:ind w:left="425" w:hanging="425" w:leftChars="0" w:firstLineChars="0"/>
         <w:textAlignment w:val="baseline"/>
         <w:rPr>
           <w:rFonts w:hint="default"/>
@@ -4293,7 +4266,7 @@
     </w:p>
     <w:p>
       <w:pPr>
-        <w:pStyle w:val="28"/>
+        <w:pStyle w:val="1"/>
         <w:keepNext w:val="0"/>
         <w:keepLines w:val="0"/>
         <w:pageBreakBefore w:val="0"/>
@@ -4312,252 +4285,252 @@
           <w:lang w:val="en-US" w:eastAsia="zh-CN"/>
         </w:rPr>
       </w:pPr>
-      <w:bookmarkStart w:id="9" w:name="_Toc8526"/>
+      <w:bookmarkStart w:id="10" w:name="_Toc8526"/>
       <w:r>
         <w:rPr>
           <w:rFonts w:hint="eastAsia"/>
           <w:lang w:val="en-US" w:eastAsia="zh-CN"/>
         </w:rPr>
         <w:t>信息安全方针</w:t>
-      </w:r>
-      <w:bookmarkEnd w:id="9"/>
-    </w:p>
-    <w:p>
-      <w:pPr>
-        <w:pStyle w:val="30"/>
-        <w:bidi w:val="0"/>
-        <w:rPr>
-          <w:rFonts w:hint="eastAsia"/>
-          <w:lang w:val="en-US" w:eastAsia="zh-CN"/>
-        </w:rPr>
-      </w:pPr>
-      <w:bookmarkStart w:id="10" w:name="_Toc17922"/>
-      <w:r>
-        <w:rPr>
-          <w:rFonts w:hint="eastAsia"/>
-          <w:lang w:val="en-US" w:eastAsia="zh-CN"/>
-        </w:rPr>
-        <w:t>方针声明</w:t>
       </w:r>
       <w:bookmarkEnd w:id="10"/>
     </w:p>
     <w:p>
       <w:pPr>
-        <w:pStyle w:val="29"/>
-        <w:rPr>
-          <w:rFonts w:hint="eastAsia"/>
-          <w:lang w:val="en-US" w:eastAsia="zh-CN"/>
-        </w:rPr>
-      </w:pPr>
-      <w:r>
-        <w:rPr>
-          <w:rFonts w:hint="eastAsia"/>
-          <w:lang w:val="en-US" w:eastAsia="zh-CN"/>
-        </w:rPr>
-        <w:t>公司信息安全方针为：</w:t>
-      </w:r>
-    </w:p>
-    <w:p>
-      <w:pPr>
-        <w:pStyle w:val="29"/>
-        <w:rPr>
-          <w:rFonts w:hint="eastAsia"/>
-          <w:lang w:val="en-US" w:eastAsia="zh-CN"/>
-        </w:rPr>
-      </w:pPr>
-      <w:r>
-        <w:rPr>
-          <w:rFonts w:hint="eastAsia"/>
-          <w:lang w:val="en-US" w:eastAsia="zh-CN"/>
-        </w:rPr>
-        <w:t>“预防为主，风险导向，全员参与，持续改进 —— 构筑安全可信的运维服务体系。”</w:t>
-      </w:r>
-    </w:p>
-    <w:p>
-      <w:pPr>
-        <w:pStyle w:val="30"/>
+        <w:pStyle w:val="2"/>
         <w:bidi w:val="0"/>
         <w:rPr>
           <w:rFonts w:hint="eastAsia"/>
           <w:lang w:val="en-US" w:eastAsia="zh-CN"/>
         </w:rPr>
       </w:pPr>
-      <w:bookmarkStart w:id="11" w:name="_Toc23143"/>
-      <w:r>
-        <w:rPr>
-          <w:rFonts w:hint="eastAsia"/>
-          <w:lang w:val="en-US" w:eastAsia="zh-CN"/>
-        </w:rPr>
-        <w:t>方针内容</w:t>
+      <w:bookmarkStart w:id="11" w:name="_Toc17922"/>
+      <w:r>
+        <w:rPr>
+          <w:rFonts w:hint="eastAsia"/>
+          <w:lang w:val="en-US" w:eastAsia="zh-CN"/>
+        </w:rPr>
+        <w:t>方针声明</w:t>
       </w:r>
       <w:bookmarkEnd w:id="11"/>
     </w:p>
     <w:p>
       <w:pPr>
-        <w:pStyle w:val="29"/>
-        <w:rPr>
-          <w:rFonts w:hint="eastAsia"/>
-          <w:lang w:val="en-US" w:eastAsia="zh-CN"/>
-        </w:rPr>
-      </w:pPr>
-      <w:r>
-        <w:rPr>
-          <w:rFonts w:hint="eastAsia"/>
-          <w:lang w:val="en-US" w:eastAsia="zh-CN"/>
-        </w:rPr>
-        <w:t>合规守法：严格遵守国家信息安全相关法律法规、行业标准（包括但不限于GB/T 28827系列标准、T/CESA 1299—2023等）及合同约定的安全要求，确保公司信息安全管理工作合法合规。</w:t>
+        <w:pStyle w:val="a1"/>
+        <w:rPr>
+          <w:rFonts w:hint="eastAsia"/>
+          <w:lang w:val="en-US" w:eastAsia="zh-CN"/>
+        </w:rPr>
+      </w:pPr>
+      <w:r>
+        <w:rPr>
+          <w:rFonts w:hint="eastAsia"/>
+          <w:lang w:val="en-US" w:eastAsia="zh-CN"/>
+        </w:rPr>
+        <w:t>公司信息安全方针为：</w:t>
       </w:r>
     </w:p>
     <w:p>
       <w:pPr>
-        <w:pStyle w:val="29"/>
-        <w:rPr>
-          <w:rFonts w:hint="eastAsia"/>
-          <w:lang w:val="en-US" w:eastAsia="zh-CN"/>
-        </w:rPr>
-      </w:pPr>
-      <w:r>
-        <w:rPr>
-          <w:rFonts w:hint="eastAsia"/>
-          <w:lang w:val="en-US" w:eastAsia="zh-CN"/>
-        </w:rPr>
-        <w:t>资产保护：全面识别、分类并保护运维服务过程中涉及的所有信息资产，确保其免受未经授权的访问、使用、披露、破坏、修改或丢失。</w:t>
+        <w:pStyle w:val="a1"/>
+        <w:rPr>
+          <w:rFonts w:hint="eastAsia"/>
+          <w:lang w:val="en-US" w:eastAsia="zh-CN"/>
+        </w:rPr>
+      </w:pPr>
+      <w:r>
+        <w:rPr>
+          <w:rFonts w:hint="eastAsia"/>
+          <w:lang w:val="en-US" w:eastAsia="zh-CN"/>
+        </w:rPr>
+        <w:t>“预防为主，风险导向，全员参与，持续改进 —— 构筑安全可信的运维服务体系。”</w:t>
       </w:r>
     </w:p>
     <w:p>
       <w:pPr>
-        <w:pStyle w:val="29"/>
-        <w:rPr>
-          <w:rFonts w:hint="eastAsia"/>
-          <w:lang w:val="en-US" w:eastAsia="zh-CN"/>
-        </w:rPr>
-      </w:pPr>
-      <w:r>
-        <w:rPr>
-          <w:rFonts w:hint="eastAsia"/>
-          <w:lang w:val="en-US" w:eastAsia="zh-CN"/>
-        </w:rPr>
-        <w:t>风险管控：坚持以风险为导向的信息安全管理原则，系统性地识别、评估和处置信息安全风险，将风险控制在可接受水平。</w:t>
-      </w:r>
-    </w:p>
-    <w:p>
-      <w:pPr>
-        <w:pStyle w:val="29"/>
-        <w:rPr>
-          <w:rFonts w:hint="eastAsia"/>
-          <w:lang w:val="en-US" w:eastAsia="zh-CN"/>
-        </w:rPr>
-      </w:pPr>
-      <w:r>
-        <w:rPr>
-          <w:rFonts w:hint="eastAsia"/>
-          <w:lang w:val="en-US" w:eastAsia="zh-CN"/>
-        </w:rPr>
-        <w:t>事件管理：建立完善的信息安全事件管理机制，确保安全事件得到及时记录、有效处理和闭环跟踪，并从中汲取经验用于持续改进。</w:t>
-      </w:r>
-    </w:p>
-    <w:p>
-      <w:pPr>
-        <w:pStyle w:val="29"/>
-        <w:rPr>
-          <w:rFonts w:hint="eastAsia"/>
-          <w:lang w:val="en-US" w:eastAsia="zh-CN"/>
-        </w:rPr>
-      </w:pPr>
-      <w:r>
-        <w:rPr>
-          <w:rFonts w:hint="eastAsia"/>
-          <w:lang w:val="en-US" w:eastAsia="zh-CN"/>
-        </w:rPr>
-        <w:t>全员责任：信息安全是每一位员工的责任。公司持续开展信息安全意识教育和技能培训，确保全体员工理解并遵守本方针及相关制度。</w:t>
-      </w:r>
-    </w:p>
-    <w:p>
-      <w:pPr>
-        <w:pStyle w:val="29"/>
-        <w:rPr>
-          <w:rFonts w:hint="eastAsia"/>
-          <w:lang w:val="en-US" w:eastAsia="zh-CN"/>
-        </w:rPr>
-      </w:pPr>
-      <w:r>
-        <w:rPr>
-          <w:rFonts w:hint="eastAsia"/>
-          <w:lang w:val="en-US" w:eastAsia="zh-CN"/>
-        </w:rPr>
-        <w:t>持续改进：定期评审信息安全方针和管理体系的有效性，根据内外部环境变化不断优化完善，确保信息安全管理水平持续提升。</w:t>
-      </w:r>
-    </w:p>
-    <w:p>
-      <w:pPr>
-        <w:pStyle w:val="30"/>
+        <w:pStyle w:val="2"/>
         <w:bidi w:val="0"/>
         <w:rPr>
           <w:rFonts w:hint="eastAsia"/>
           <w:lang w:val="en-US" w:eastAsia="zh-CN"/>
         </w:rPr>
       </w:pPr>
-      <w:bookmarkStart w:id="12" w:name="_Toc4904"/>
-      <w:r>
-        <w:rPr>
-          <w:rFonts w:hint="eastAsia"/>
-          <w:lang w:val="en-US" w:eastAsia="zh-CN"/>
-        </w:rPr>
-        <w:t>方针管理</w:t>
+      <w:bookmarkStart w:id="12" w:name="_Toc23143"/>
+      <w:r>
+        <w:rPr>
+          <w:rFonts w:hint="eastAsia"/>
+          <w:lang w:val="en-US" w:eastAsia="zh-CN"/>
+        </w:rPr>
+        <w:t>方针内容</w:t>
       </w:r>
       <w:bookmarkEnd w:id="12"/>
     </w:p>
     <w:p>
       <w:pPr>
-        <w:pStyle w:val="29"/>
-        <w:rPr>
-          <w:rFonts w:hint="eastAsia"/>
-          <w:lang w:val="en-US" w:eastAsia="zh-CN"/>
-        </w:rPr>
-      </w:pPr>
-      <w:r>
-        <w:rPr>
-          <w:rFonts w:hint="eastAsia"/>
-          <w:lang w:val="en-US" w:eastAsia="zh-CN"/>
-        </w:rPr>
-        <w:t>本方针由公司总经理（最高管理者）批准发布，是公司信息安全管理的最高纲领性文件。</w:t>
+        <w:pStyle w:val="a1"/>
+        <w:rPr>
+          <w:rFonts w:hint="eastAsia"/>
+          <w:lang w:val="en-US" w:eastAsia="zh-CN"/>
+        </w:rPr>
+      </w:pPr>
+      <w:r>
+        <w:rPr>
+          <w:rFonts w:hint="eastAsia"/>
+          <w:lang w:val="en-US" w:eastAsia="zh-CN"/>
+        </w:rPr>
+        <w:t>合规守法：严格遵守国家信息安全相关法律法规、行业标准（包括但不限于GB/T 28827系列标准、T/CESA 1299—2023等）及合同约定的安全要求，确保公司信息安全管理工作合法合规。</w:t>
       </w:r>
     </w:p>
     <w:p>
       <w:pPr>
-        <w:pStyle w:val="29"/>
-        <w:rPr>
-          <w:rFonts w:hint="eastAsia"/>
-          <w:lang w:val="en-US" w:eastAsia="zh-CN"/>
-        </w:rPr>
-      </w:pPr>
-      <w:r>
-        <w:rPr>
-          <w:rFonts w:hint="eastAsia"/>
-          <w:lang w:val="en-US" w:eastAsia="zh-CN"/>
-        </w:rPr>
-        <w:t>本方针通过培训、内部宣贯等方式传达到公司全体员工，确保人人知晓、人人遵守。</w:t>
+        <w:pStyle w:val="a1"/>
+        <w:rPr>
+          <w:rFonts w:hint="eastAsia"/>
+          <w:lang w:val="en-US" w:eastAsia="zh-CN"/>
+        </w:rPr>
+      </w:pPr>
+      <w:r>
+        <w:rPr>
+          <w:rFonts w:hint="eastAsia"/>
+          <w:lang w:val="en-US" w:eastAsia="zh-CN"/>
+        </w:rPr>
+        <w:t>资产保护：全面识别、分类并保护运维服务过程中涉及的所有信息资产，确保其免受未经授权的访问、使用、披露、破坏、修改或丢失。</w:t>
       </w:r>
     </w:p>
     <w:p>
       <w:pPr>
-        <w:pStyle w:val="29"/>
-        <w:rPr>
-          <w:rFonts w:hint="eastAsia"/>
-          <w:lang w:val="en-US" w:eastAsia="zh-CN"/>
-        </w:rPr>
-      </w:pPr>
-      <w:r>
-        <w:rPr>
-          <w:rFonts w:hint="eastAsia"/>
-          <w:lang w:val="en-US" w:eastAsia="zh-CN"/>
-        </w:rPr>
-        <w:t>本方针每年至少评审一次，必要时进行修订，以确保其持续适宜和有效。</w:t>
+        <w:pStyle w:val="a1"/>
+        <w:rPr>
+          <w:rFonts w:hint="eastAsia"/>
+          <w:lang w:val="en-US" w:eastAsia="zh-CN"/>
+        </w:rPr>
+      </w:pPr>
+      <w:r>
+        <w:rPr>
+          <w:rFonts w:hint="eastAsia"/>
+          <w:lang w:val="en-US" w:eastAsia="zh-CN"/>
+        </w:rPr>
+        <w:t>风险管控：坚持以风险为导向的信息安全管理原则，系统性地识别、评估和处置信息安全风险，将风险控制在可接受水平。</w:t>
       </w:r>
     </w:p>
     <w:p>
       <w:pPr>
-        <w:pStyle w:val="28"/>
+        <w:pStyle w:val="a1"/>
+        <w:rPr>
+          <w:rFonts w:hint="eastAsia"/>
+          <w:lang w:val="en-US" w:eastAsia="zh-CN"/>
+        </w:rPr>
+      </w:pPr>
+      <w:r>
+        <w:rPr>
+          <w:rFonts w:hint="eastAsia"/>
+          <w:lang w:val="en-US" w:eastAsia="zh-CN"/>
+        </w:rPr>
+        <w:t>事件管理：建立完善的信息安全事件管理机制，确保安全事件得到及时记录、有效处理和闭环跟踪，并从中汲取经验用于持续改进。</w:t>
+      </w:r>
+    </w:p>
+    <w:p>
+      <w:pPr>
+        <w:pStyle w:val="a1"/>
+        <w:rPr>
+          <w:rFonts w:hint="eastAsia"/>
+          <w:lang w:val="en-US" w:eastAsia="zh-CN"/>
+        </w:rPr>
+      </w:pPr>
+      <w:r>
+        <w:rPr>
+          <w:rFonts w:hint="eastAsia"/>
+          <w:lang w:val="en-US" w:eastAsia="zh-CN"/>
+        </w:rPr>
+        <w:t>全员责任：信息安全是每一位员工的责任。公司持续开展信息安全意识教育和技能培训，确保全体员工理解并遵守本方针及相关制度。</w:t>
+      </w:r>
+    </w:p>
+    <w:p>
+      <w:pPr>
+        <w:pStyle w:val="a1"/>
+        <w:rPr>
+          <w:rFonts w:hint="eastAsia"/>
+          <w:lang w:val="en-US" w:eastAsia="zh-CN"/>
+        </w:rPr>
+      </w:pPr>
+      <w:r>
+        <w:rPr>
+          <w:rFonts w:hint="eastAsia"/>
+          <w:lang w:val="en-US" w:eastAsia="zh-CN"/>
+        </w:rPr>
+        <w:t>持续改进：定期评审信息安全方针和管理体系的有效性，根据内外部环境变化不断优化完善，确保信息安全管理水平持续提升。</w:t>
+      </w:r>
+    </w:p>
+    <w:p>
+      <w:pPr>
+        <w:pStyle w:val="2"/>
+        <w:bidi w:val="0"/>
+        <w:rPr>
+          <w:rFonts w:hint="eastAsia"/>
+          <w:lang w:val="en-US" w:eastAsia="zh-CN"/>
+        </w:rPr>
+      </w:pPr>
+      <w:bookmarkStart w:id="13" w:name="_Toc4904"/>
+      <w:r>
+        <w:rPr>
+          <w:rFonts w:hint="eastAsia"/>
+          <w:lang w:val="en-US" w:eastAsia="zh-CN"/>
+        </w:rPr>
+        <w:t>方针管理</w:t>
+      </w:r>
+      <w:bookmarkEnd w:id="13"/>
+    </w:p>
+    <w:p>
+      <w:pPr>
+        <w:pStyle w:val="a1"/>
+        <w:rPr>
+          <w:rFonts w:hint="eastAsia"/>
+          <w:lang w:val="en-US" w:eastAsia="zh-CN"/>
+        </w:rPr>
+      </w:pPr>
+      <w:r>
+        <w:rPr>
+          <w:rFonts w:hint="eastAsia"/>
+          <w:lang w:val="en-US" w:eastAsia="zh-CN"/>
+        </w:rPr>
+        <w:t>本方针由公司总经理（最高管理者）批准发布，是公司信息安全管理的最高纲领性文件。</w:t>
+      </w:r>
+    </w:p>
+    <w:p>
+      <w:pPr>
+        <w:pStyle w:val="a1"/>
+        <w:rPr>
+          <w:rFonts w:hint="eastAsia"/>
+          <w:lang w:val="en-US" w:eastAsia="zh-CN"/>
+        </w:rPr>
+      </w:pPr>
+      <w:r>
+        <w:rPr>
+          <w:rFonts w:hint="eastAsia"/>
+          <w:lang w:val="en-US" w:eastAsia="zh-CN"/>
+        </w:rPr>
+        <w:t>本方针通过培训、内部宣贯等方式传达到公司全体员工，确保人人知晓、人人遵守。</w:t>
+      </w:r>
+    </w:p>
+    <w:p>
+      <w:pPr>
+        <w:pStyle w:val="a1"/>
+        <w:rPr>
+          <w:rFonts w:hint="eastAsia"/>
+          <w:lang w:val="en-US" w:eastAsia="zh-CN"/>
+        </w:rPr>
+      </w:pPr>
+      <w:r>
+        <w:rPr>
+          <w:rFonts w:hint="eastAsia"/>
+          <w:lang w:val="en-US" w:eastAsia="zh-CN"/>
+        </w:rPr>
+        <w:t>本方针每年至少评审一次，必要时进行修订，以确保其持续适宜和有效。</w:t>
+      </w:r>
+    </w:p>
+    <w:p>
+      <w:pPr>
+        <w:pStyle w:val="1"/>
         <w:keepNext w:val="0"/>
         <w:keepLines w:val="0"/>
         <w:pageBreakBefore w:val="0"/>
@@ -4576,7 +4549,7 @@
           <w:lang w:val="en-US" w:eastAsia="zh-CN"/>
         </w:rPr>
       </w:pPr>
-      <w:bookmarkStart w:id="13" w:name="_Toc20171"/>
+      <w:bookmarkStart w:id="14" w:name="_Toc20171"/>
       <w:r>
         <w:rPr>
           <w:rFonts w:hint="eastAsia"/>
@@ -4584,11 +4557,11 @@
         </w:rPr>
         <w:t>引用依据</w:t>
       </w:r>
-      <w:bookmarkEnd w:id="13"/>
+      <w:bookmarkEnd w:id="14"/>
     </w:p>
     <w:p>
       <w:pPr>
-        <w:pStyle w:val="29"/>
+        <w:pStyle w:val="a1"/>
         <w:keepNext w:val="0"/>
         <w:keepLines w:val="0"/>
         <w:pageBreakBefore w:val="0"/>
@@ -4617,7 +4590,7 @@
     </w:p>
     <w:p>
       <w:pPr>
-        <w:pStyle w:val="29"/>
+        <w:pStyle w:val="a1"/>
         <w:keepNext w:val="0"/>
         <w:keepLines w:val="0"/>
         <w:pageBreakBefore w:val="0"/>
@@ -4634,7 +4607,7 @@
         <w:bidi w:val="0"/>
         <w:adjustRightInd w:val="0"/>
         <w:snapToGrid w:val="0"/>
-        <w:ind w:left="425" w:leftChars="0" w:hanging="425" w:firstLineChars="0"/>
+        <w:ind w:left="425" w:hanging="425" w:leftChars="0" w:firstLineChars="0"/>
         <w:textAlignment w:val="baseline"/>
         <w:rPr>
           <w:rFonts w:hint="eastAsia"/>
@@ -4651,7 +4624,7 @@
     </w:p>
     <w:p>
       <w:pPr>
-        <w:pStyle w:val="29"/>
+        <w:pStyle w:val="a1"/>
         <w:keepNext w:val="0"/>
         <w:keepLines w:val="0"/>
         <w:pageBreakBefore w:val="0"/>
@@ -4668,7 +4641,7 @@
         <w:bidi w:val="0"/>
         <w:adjustRightInd w:val="0"/>
         <w:snapToGrid w:val="0"/>
-        <w:ind w:left="425" w:leftChars="0" w:hanging="425" w:firstLineChars="0"/>
+        <w:ind w:left="425" w:hanging="425" w:leftChars="0" w:firstLineChars="0"/>
         <w:textAlignment w:val="baseline"/>
         <w:rPr>
           <w:rFonts w:hint="eastAsia"/>
@@ -4685,7 +4658,7 @@
     </w:p>
     <w:p>
       <w:pPr>
-        <w:pStyle w:val="29"/>
+        <w:pStyle w:val="a1"/>
         <w:keepNext w:val="0"/>
         <w:keepLines w:val="0"/>
         <w:pageBreakBefore w:val="0"/>
@@ -4702,7 +4675,7 @@
         <w:bidi w:val="0"/>
         <w:adjustRightInd w:val="0"/>
         <w:snapToGrid w:val="0"/>
-        <w:ind w:left="425" w:leftChars="0" w:hanging="425" w:firstLineChars="0"/>
+        <w:ind w:left="425" w:hanging="425" w:leftChars="0" w:firstLineChars="0"/>
         <w:textAlignment w:val="baseline"/>
         <w:rPr>
           <w:rFonts w:hint="eastAsia"/>
@@ -4719,7 +4692,7 @@
     </w:p>
     <w:p>
       <w:pPr>
-        <w:pStyle w:val="29"/>
+        <w:pStyle w:val="a1"/>
         <w:keepNext w:val="0"/>
         <w:keepLines w:val="0"/>
         <w:pageBreakBefore w:val="0"/>
@@ -4736,7 +4709,7 @@
         <w:bidi w:val="0"/>
         <w:adjustRightInd w:val="0"/>
         <w:snapToGrid w:val="0"/>
-        <w:ind w:left="425" w:leftChars="0" w:hanging="425" w:firstLineChars="0"/>
+        <w:ind w:left="425" w:hanging="425" w:leftChars="0" w:firstLineChars="0"/>
         <w:textAlignment w:val="baseline"/>
         <w:rPr>
           <w:rFonts w:hint="eastAsia"/>
@@ -4753,7 +4726,7 @@
     </w:p>
     <w:p>
       <w:pPr>
-        <w:pStyle w:val="28"/>
+        <w:pStyle w:val="1"/>
         <w:keepNext w:val="0"/>
         <w:keepLines w:val="0"/>
         <w:pageBreakBefore w:val="0"/>
@@ -4768,7 +4741,7 @@
         <w:snapToGrid w:val="0"/>
         <w:textAlignment w:val="baseline"/>
       </w:pPr>
-      <w:bookmarkStart w:id="14" w:name="_Toc21282"/>
+      <w:bookmarkStart w:id="15" w:name="_Toc21282"/>
       <w:r>
         <w:rPr>
           <w:rFonts w:hint="eastAsia"/>
@@ -4776,11 +4749,11 @@
         </w:rPr>
         <w:t>定义与术语</w:t>
       </w:r>
-      <w:bookmarkEnd w:id="14"/>
+      <w:bookmarkEnd w:id="15"/>
     </w:p>
     <w:p>
       <w:pPr>
-        <w:pStyle w:val="30"/>
+        <w:pStyle w:val="2"/>
         <w:keepNext w:val="0"/>
         <w:keepLines w:val="0"/>
         <w:pageBreakBefore w:val="0"/>
@@ -4798,18 +4771,18 @@
           <w:rFonts w:hint="eastAsia"/>
         </w:rPr>
       </w:pPr>
-      <w:bookmarkStart w:id="15" w:name="_Toc9614"/>
+      <w:bookmarkStart w:id="16" w:name="_Toc9614"/>
       <w:r>
         <w:rPr>
           <w:rFonts w:hint="eastAsia"/>
         </w:rPr>
         <w:t>信息资产</w:t>
       </w:r>
-      <w:bookmarkEnd w:id="15"/>
+      <w:bookmarkEnd w:id="16"/>
     </w:p>
     <w:p>
       <w:pPr>
-        <w:pStyle w:val="29"/>
+        <w:pStyle w:val="a1"/>
         <w:keepNext w:val="0"/>
         <w:keepLines w:val="0"/>
         <w:pageBreakBefore w:val="0"/>
@@ -4836,7 +4809,7 @@
     </w:p>
     <w:p>
       <w:pPr>
-        <w:pStyle w:val="30"/>
+        <w:pStyle w:val="2"/>
         <w:keepNext w:val="0"/>
         <w:keepLines w:val="0"/>
         <w:pageBreakBefore w:val="0"/>
@@ -4854,18 +4827,18 @@
           <w:rFonts w:hint="eastAsia"/>
         </w:rPr>
       </w:pPr>
-      <w:bookmarkStart w:id="16" w:name="_Toc16485"/>
+      <w:bookmarkStart w:id="17" w:name="_Toc16485"/>
       <w:r>
         <w:rPr>
           <w:rFonts w:hint="eastAsia"/>
         </w:rPr>
         <w:t>信息安全事件</w:t>
       </w:r>
-      <w:bookmarkEnd w:id="16"/>
+      <w:bookmarkEnd w:id="17"/>
     </w:p>
     <w:p>
       <w:pPr>
-        <w:pStyle w:val="29"/>
+        <w:pStyle w:val="a1"/>
         <w:keepNext w:val="0"/>
         <w:keepLines w:val="0"/>
         <w:pageBreakBefore w:val="0"/>
@@ -4892,7 +4865,7 @@
     </w:p>
     <w:p>
       <w:pPr>
-        <w:pStyle w:val="30"/>
+        <w:pStyle w:val="2"/>
         <w:keepNext w:val="0"/>
         <w:keepLines w:val="0"/>
         <w:pageBreakBefore w:val="0"/>
@@ -4910,18 +4883,18 @@
           <w:rFonts w:hint="eastAsia"/>
         </w:rPr>
       </w:pPr>
-      <w:bookmarkStart w:id="17" w:name="_Toc26683"/>
+      <w:bookmarkStart w:id="18" w:name="_Toc26683"/>
       <w:r>
         <w:rPr>
           <w:rFonts w:hint="eastAsia"/>
         </w:rPr>
         <w:t>风险评估</w:t>
       </w:r>
-      <w:bookmarkEnd w:id="17"/>
+      <w:bookmarkEnd w:id="18"/>
     </w:p>
     <w:p>
       <w:pPr>
-        <w:pStyle w:val="29"/>
+        <w:pStyle w:val="a1"/>
         <w:keepNext w:val="0"/>
         <w:keepLines w:val="0"/>
         <w:pageBreakBefore w:val="0"/>
@@ -4945,7 +4918,7 @@
     </w:p>
     <w:p>
       <w:pPr>
-        <w:pStyle w:val="28"/>
+        <w:pStyle w:val="1"/>
         <w:keepNext w:val="0"/>
         <w:keepLines w:val="0"/>
         <w:pageBreakBefore w:val="0"/>
@@ -4964,7 +4937,7 @@
           <w:lang w:val="en-US" w:eastAsia="zh-CN"/>
         </w:rPr>
       </w:pPr>
-      <w:bookmarkStart w:id="18" w:name="_Toc15254"/>
+      <w:bookmarkStart w:id="19" w:name="_Toc15254"/>
       <w:r>
         <w:rPr>
           <w:rFonts w:hint="eastAsia"/>
@@ -4972,11 +4945,11 @@
         </w:rPr>
         <w:t>管理内容与要求</w:t>
       </w:r>
-      <w:bookmarkEnd w:id="18"/>
+      <w:bookmarkEnd w:id="19"/>
     </w:p>
     <w:p>
       <w:pPr>
-        <w:pStyle w:val="30"/>
+        <w:pStyle w:val="2"/>
         <w:keepNext w:val="0"/>
         <w:keepLines w:val="0"/>
         <w:pageBreakBefore w:val="0"/>
@@ -4995,7 +4968,7 @@
           <w:lang w:val="en-US" w:eastAsia="zh-CN"/>
         </w:rPr>
       </w:pPr>
-      <w:bookmarkStart w:id="19" w:name="_Toc1316"/>
+      <w:bookmarkStart w:id="20" w:name="_Toc1316"/>
       <w:r>
         <w:rPr>
           <w:rFonts w:hint="default"/>
@@ -5003,11 +4976,11 @@
         </w:rPr>
         <w:t>资产识别与分类</w:t>
       </w:r>
-      <w:bookmarkEnd w:id="19"/>
+      <w:bookmarkEnd w:id="20"/>
     </w:p>
     <w:p>
       <w:pPr>
-        <w:pStyle w:val="29"/>
+        <w:pStyle w:val="a1"/>
         <w:keepNext w:val="0"/>
         <w:keepLines w:val="0"/>
         <w:pageBreakBefore w:val="0"/>
@@ -5031,7 +5004,7 @@
           <w:rFonts w:hint="eastAsia"/>
           <w:lang w:val="en-US" w:eastAsia="zh-CN"/>
         </w:rPr>
-        <w:t>运维部部长</w:t>
+        <w:t>运维部经理</w:t>
       </w:r>
       <w:r>
         <w:rPr>
@@ -5043,7 +5016,7 @@
     </w:p>
     <w:p>
       <w:pPr>
-        <w:pStyle w:val="30"/>
+        <w:pStyle w:val="2"/>
         <w:keepNext w:val="0"/>
         <w:keepLines w:val="0"/>
         <w:pageBreakBefore w:val="0"/>
@@ -5062,7 +5035,7 @@
           <w:lang w:val="en-US" w:eastAsia="zh-CN"/>
         </w:rPr>
       </w:pPr>
-      <w:bookmarkStart w:id="20" w:name="_Toc12559"/>
+      <w:bookmarkStart w:id="21" w:name="_Toc12559"/>
       <w:r>
         <w:rPr>
           <w:rFonts w:hint="default"/>
@@ -5070,11 +5043,11 @@
         </w:rPr>
         <w:t>风险识别与评估</w:t>
       </w:r>
-      <w:bookmarkEnd w:id="20"/>
+      <w:bookmarkEnd w:id="21"/>
     </w:p>
     <w:p>
       <w:pPr>
-        <w:pStyle w:val="31"/>
+        <w:pStyle w:val="3"/>
         <w:keepNext w:val="0"/>
         <w:keepLines w:val="0"/>
         <w:pageBreakBefore w:val="0"/>
@@ -5093,7 +5066,7 @@
           <w:lang w:val="en-US" w:eastAsia="zh-CN"/>
         </w:rPr>
       </w:pPr>
-      <w:bookmarkStart w:id="21" w:name="_Toc22843"/>
+      <w:bookmarkStart w:id="22" w:name="_Toc22843"/>
       <w:r>
         <w:rPr>
           <w:rFonts w:hint="default"/>
@@ -5101,11 +5074,11 @@
         </w:rPr>
         <w:t>风险识别</w:t>
       </w:r>
-      <w:bookmarkEnd w:id="21"/>
+      <w:bookmarkEnd w:id="22"/>
     </w:p>
     <w:p>
       <w:pPr>
-        <w:pStyle w:val="29"/>
+        <w:pStyle w:val="a1"/>
         <w:keepNext w:val="0"/>
         <w:keepLines w:val="0"/>
         <w:pageBreakBefore w:val="0"/>
@@ -5134,7 +5107,7 @@
     </w:p>
     <w:p>
       <w:pPr>
-        <w:pStyle w:val="31"/>
+        <w:pStyle w:val="3"/>
         <w:keepNext w:val="0"/>
         <w:keepLines w:val="0"/>
         <w:pageBreakBefore w:val="0"/>
@@ -5153,7 +5126,7 @@
           <w:lang w:val="en-US" w:eastAsia="zh-CN"/>
         </w:rPr>
       </w:pPr>
-      <w:bookmarkStart w:id="22" w:name="_Toc19420"/>
+      <w:bookmarkStart w:id="23" w:name="_Toc19420"/>
       <w:r>
         <w:rPr>
           <w:rFonts w:hint="default"/>
@@ -5161,11 +5134,11 @@
         </w:rPr>
         <w:t>风险评估</w:t>
       </w:r>
-      <w:bookmarkEnd w:id="22"/>
+      <w:bookmarkEnd w:id="23"/>
     </w:p>
     <w:p>
       <w:pPr>
-        <w:pStyle w:val="29"/>
+        <w:pStyle w:val="a1"/>
         <w:keepNext w:val="0"/>
         <w:keepLines w:val="0"/>
         <w:pageBreakBefore w:val="0"/>
@@ -5194,7 +5167,7 @@
     </w:p>
     <w:p>
       <w:pPr>
-        <w:pStyle w:val="29"/>
+        <w:pStyle w:val="a1"/>
         <w:keepNext w:val="0"/>
         <w:keepLines w:val="0"/>
         <w:pageBreakBefore w:val="0"/>
@@ -5223,7 +5196,7 @@
     </w:p>
     <w:p>
       <w:pPr>
-        <w:pStyle w:val="29"/>
+        <w:pStyle w:val="a1"/>
         <w:keepNext w:val="0"/>
         <w:keepLines w:val="0"/>
         <w:pageBreakBefore w:val="0"/>
@@ -5236,7 +5209,7 @@
         <w:bidi w:val="0"/>
         <w:adjustRightInd w:val="0"/>
         <w:snapToGrid w:val="0"/>
-        <w:ind w:left="0" w:leftChars="0" w:right="0" w:rightChars="0" w:firstLine="0" w:firstLineChars="0"/>
+        <w:ind w:left="0" w:right="0" w:firstLine="0" w:leftChars="0" w:rightChars="0" w:firstLineChars="0"/>
         <w:jc w:val="center"/>
         <w:textAlignment w:val="baseline"/>
         <w:rPr>
@@ -5338,18 +5311,17 @@
     </w:p>
     <w:tbl>
       <w:tblPr>
-        <w:tblStyle w:val="21"/>
+        <w:tblStyle w:val="TableGrid"/>
         <w:tblW w:w="0" w:type="auto"/>
         <w:tblInd w:w="0" w:type="dxa"/>
         <w:tblBorders>
-          <w:top w:val="single" w:color="auto" w:sz="4" w:space="0"/>
-          <w:left w:val="single" w:color="auto" w:sz="4" w:space="0"/>
-          <w:bottom w:val="single" w:color="auto" w:sz="4" w:space="0"/>
-          <w:right w:val="single" w:color="auto" w:sz="4" w:space="0"/>
-          <w:insideH w:val="single" w:color="auto" w:sz="4" w:space="0"/>
-          <w:insideV w:val="single" w:color="auto" w:sz="4" w:space="0"/>
+          <w:top w:val="single" w:sz="4" w:space="0" w:color="auto"/>
+          <w:left w:val="single" w:sz="4" w:space="0" w:color="auto"/>
+          <w:bottom w:val="single" w:sz="4" w:space="0" w:color="auto"/>
+          <w:right w:val="single" w:sz="4" w:space="0" w:color="auto"/>
+          <w:insideH w:val="single" w:sz="4" w:space="0" w:color="auto"/>
+          <w:insideV w:val="single" w:sz="4" w:space="0" w:color="auto"/>
         </w:tblBorders>
-        <w:tblLayout w:type="autofit"/>
         <w:tblCellMar>
           <w:top w:w="0" w:type="dxa"/>
           <w:left w:w="108" w:type="dxa"/>
@@ -5364,13 +5336,15 @@
       </w:tblGrid>
       <w:tr>
         <w:tblPrEx>
+          <w:tblW w:w="0" w:type="auto"/>
+          <w:tblInd w:w="0" w:type="dxa"/>
           <w:tblBorders>
-            <w:top w:val="single" w:color="auto" w:sz="4" w:space="0"/>
-            <w:left w:val="single" w:color="auto" w:sz="4" w:space="0"/>
-            <w:bottom w:val="single" w:color="auto" w:sz="4" w:space="0"/>
-            <w:right w:val="single" w:color="auto" w:sz="4" w:space="0"/>
-            <w:insideH w:val="single" w:color="auto" w:sz="4" w:space="0"/>
-            <w:insideV w:val="single" w:color="auto" w:sz="4" w:space="0"/>
+            <w:top w:val="single" w:sz="4" w:space="0" w:color="auto"/>
+            <w:left w:val="single" w:sz="4" w:space="0" w:color="auto"/>
+            <w:bottom w:val="single" w:sz="4" w:space="0" w:color="auto"/>
+            <w:right w:val="single" w:sz="4" w:space="0" w:color="auto"/>
+            <w:insideH w:val="single" w:sz="4" w:space="0" w:color="auto"/>
+            <w:insideV w:val="single" w:sz="4" w:space="0" w:color="auto"/>
           </w:tblBorders>
           <w:tblCellMar>
             <w:top w:w="0" w:type="dxa"/>
@@ -5385,7 +5359,7 @@
           </w:tcPr>
           <w:p>
             <w:pPr>
-              <w:pStyle w:val="29"/>
+              <w:pStyle w:val="a1"/>
               <w:keepNext w:val="0"/>
               <w:keepLines w:val="0"/>
               <w:pageBreakBefore w:val="0"/>
@@ -5423,7 +5397,7 @@
           </w:tcPr>
           <w:p>
             <w:pPr>
-              <w:pStyle w:val="29"/>
+              <w:pStyle w:val="a1"/>
               <w:keepNext w:val="0"/>
               <w:keepLines w:val="0"/>
               <w:pageBreakBefore w:val="0"/>
@@ -5461,7 +5435,7 @@
           </w:tcPr>
           <w:p>
             <w:pPr>
-              <w:pStyle w:val="29"/>
+              <w:pStyle w:val="a1"/>
               <w:keepNext w:val="0"/>
               <w:keepLines w:val="0"/>
               <w:pageBreakBefore w:val="0"/>
@@ -5496,14 +5470,8 @@
       </w:tr>
       <w:tr>
         <w:tblPrEx>
-          <w:tblBorders>
-            <w:top w:val="single" w:color="auto" w:sz="4" w:space="0"/>
-            <w:left w:val="single" w:color="auto" w:sz="4" w:space="0"/>
-            <w:bottom w:val="single" w:color="auto" w:sz="4" w:space="0"/>
-            <w:right w:val="single" w:color="auto" w:sz="4" w:space="0"/>
-            <w:insideH w:val="single" w:color="auto" w:sz="4" w:space="0"/>
-            <w:insideV w:val="single" w:color="auto" w:sz="4" w:space="0"/>
-          </w:tblBorders>
+          <w:tblW w:w="0" w:type="auto"/>
+          <w:tblInd w:w="0" w:type="dxa"/>
           <w:tblCellMar>
             <w:top w:w="0" w:type="dxa"/>
             <w:left w:w="108" w:type="dxa"/>
@@ -5517,7 +5485,7 @@
           </w:tcPr>
           <w:p>
             <w:pPr>
-              <w:pStyle w:val="29"/>
+              <w:pStyle w:val="a1"/>
               <w:keepNext w:val="0"/>
               <w:keepLines w:val="0"/>
               <w:pageBreakBefore w:val="0"/>
@@ -5556,7 +5524,7 @@
           </w:tcPr>
           <w:p>
             <w:pPr>
-              <w:pStyle w:val="29"/>
+              <w:pStyle w:val="a1"/>
               <w:keepNext w:val="0"/>
               <w:keepLines w:val="0"/>
               <w:pageBreakBefore w:val="0"/>
@@ -5569,11 +5537,11 @@
               <w:bidi w:val="0"/>
               <w:adjustRightInd w:val="0"/>
               <w:snapToGrid w:val="0"/>
-              <w:ind w:right="0" w:rightChars="0" w:firstLine="480" w:firstLineChars="200"/>
+              <w:ind w:right="0" w:firstLine="420" w:rightChars="0" w:firstLineChars="200"/>
               <w:jc w:val="center"/>
               <w:textAlignment w:val="baseline"/>
               <w:rPr>
-                <w:rFonts w:hint="default" w:ascii="Arial" w:hAnsi="Arial" w:eastAsia="宋体" w:cs="Arial"/>
+                <w:rFonts w:ascii="Arial" w:eastAsia="宋体" w:hAnsi="Arial" w:cs="Arial" w:hint="default"/>
                 <w:snapToGrid w:val="0"/>
                 <w:color w:val="000000"/>
                 <w:kern w:val="0"/>
@@ -5599,7 +5567,7 @@
           </w:tcPr>
           <w:p>
             <w:pPr>
-              <w:pStyle w:val="29"/>
+              <w:pStyle w:val="a1"/>
               <w:keepNext w:val="0"/>
               <w:keepLines w:val="0"/>
               <w:pageBreakBefore w:val="0"/>
@@ -5634,14 +5602,8 @@
       </w:tr>
       <w:tr>
         <w:tblPrEx>
-          <w:tblBorders>
-            <w:top w:val="single" w:color="auto" w:sz="4" w:space="0"/>
-            <w:left w:val="single" w:color="auto" w:sz="4" w:space="0"/>
-            <w:bottom w:val="single" w:color="auto" w:sz="4" w:space="0"/>
-            <w:right w:val="single" w:color="auto" w:sz="4" w:space="0"/>
-            <w:insideH w:val="single" w:color="auto" w:sz="4" w:space="0"/>
-            <w:insideV w:val="single" w:color="auto" w:sz="4" w:space="0"/>
-          </w:tblBorders>
+          <w:tblW w:w="0" w:type="auto"/>
+          <w:tblInd w:w="0" w:type="dxa"/>
           <w:tblCellMar>
             <w:top w:w="0" w:type="dxa"/>
             <w:left w:w="108" w:type="dxa"/>
@@ -5655,7 +5617,7 @@
           </w:tcPr>
           <w:p>
             <w:pPr>
-              <w:pStyle w:val="29"/>
+              <w:pStyle w:val="a1"/>
               <w:keepNext w:val="0"/>
               <w:keepLines w:val="0"/>
               <w:pageBreakBefore w:val="0"/>
@@ -5694,7 +5656,7 @@
           </w:tcPr>
           <w:p>
             <w:pPr>
-              <w:pStyle w:val="29"/>
+              <w:pStyle w:val="a1"/>
               <w:keepNext w:val="0"/>
               <w:keepLines w:val="0"/>
               <w:pageBreakBefore w:val="0"/>
@@ -5707,11 +5669,11 @@
               <w:bidi w:val="0"/>
               <w:adjustRightInd w:val="0"/>
               <w:snapToGrid w:val="0"/>
-              <w:ind w:right="0" w:rightChars="0" w:firstLine="480" w:firstLineChars="200"/>
+              <w:ind w:right="0" w:firstLine="420" w:rightChars="0" w:firstLineChars="200"/>
               <w:jc w:val="center"/>
               <w:textAlignment w:val="baseline"/>
               <w:rPr>
-                <w:rFonts w:hint="default" w:ascii="Arial" w:hAnsi="Arial" w:eastAsia="宋体" w:cs="Arial"/>
+                <w:rFonts w:ascii="Arial" w:eastAsia="宋体" w:hAnsi="Arial" w:cs="Arial" w:hint="default"/>
                 <w:snapToGrid w:val="0"/>
                 <w:color w:val="000000"/>
                 <w:kern w:val="0"/>
@@ -5737,7 +5699,7 @@
           </w:tcPr>
           <w:p>
             <w:pPr>
-              <w:pStyle w:val="29"/>
+              <w:pStyle w:val="a1"/>
               <w:keepNext w:val="0"/>
               <w:keepLines w:val="0"/>
               <w:pageBreakBefore w:val="0"/>
@@ -5772,14 +5734,8 @@
       </w:tr>
       <w:tr>
         <w:tblPrEx>
-          <w:tblBorders>
-            <w:top w:val="single" w:color="auto" w:sz="4" w:space="0"/>
-            <w:left w:val="single" w:color="auto" w:sz="4" w:space="0"/>
-            <w:bottom w:val="single" w:color="auto" w:sz="4" w:space="0"/>
-            <w:right w:val="single" w:color="auto" w:sz="4" w:space="0"/>
-            <w:insideH w:val="single" w:color="auto" w:sz="4" w:space="0"/>
-            <w:insideV w:val="single" w:color="auto" w:sz="4" w:space="0"/>
-          </w:tblBorders>
+          <w:tblW w:w="0" w:type="auto"/>
+          <w:tblInd w:w="0" w:type="dxa"/>
           <w:tblCellMar>
             <w:top w:w="0" w:type="dxa"/>
             <w:left w:w="108" w:type="dxa"/>
@@ -5793,7 +5749,7 @@
           </w:tcPr>
           <w:p>
             <w:pPr>
-              <w:pStyle w:val="29"/>
+              <w:pStyle w:val="a1"/>
               <w:keepNext w:val="0"/>
               <w:keepLines w:val="0"/>
               <w:pageBreakBefore w:val="0"/>
@@ -5832,7 +5788,7 @@
           </w:tcPr>
           <w:p>
             <w:pPr>
-              <w:pStyle w:val="29"/>
+              <w:pStyle w:val="a1"/>
               <w:keepNext w:val="0"/>
               <w:keepLines w:val="0"/>
               <w:pageBreakBefore w:val="0"/>
@@ -5845,11 +5801,11 @@
               <w:bidi w:val="0"/>
               <w:adjustRightInd w:val="0"/>
               <w:snapToGrid w:val="0"/>
-              <w:ind w:right="0" w:rightChars="0" w:firstLine="480" w:firstLineChars="200"/>
+              <w:ind w:right="0" w:firstLine="420" w:rightChars="0" w:firstLineChars="200"/>
               <w:jc w:val="center"/>
               <w:textAlignment w:val="baseline"/>
               <w:rPr>
-                <w:rFonts w:hint="default" w:ascii="Arial" w:hAnsi="Arial" w:eastAsia="宋体" w:cs="Arial"/>
+                <w:rFonts w:ascii="Arial" w:eastAsia="宋体" w:hAnsi="Arial" w:cs="Arial" w:hint="default"/>
                 <w:snapToGrid w:val="0"/>
                 <w:color w:val="000000"/>
                 <w:kern w:val="0"/>
@@ -5875,7 +5831,7 @@
           </w:tcPr>
           <w:p>
             <w:pPr>
-              <w:pStyle w:val="29"/>
+              <w:pStyle w:val="a1"/>
               <w:keepNext w:val="0"/>
               <w:keepLines w:val="0"/>
               <w:pageBreakBefore w:val="0"/>
@@ -5910,14 +5866,8 @@
       </w:tr>
       <w:tr>
         <w:tblPrEx>
-          <w:tblBorders>
-            <w:top w:val="single" w:color="auto" w:sz="4" w:space="0"/>
-            <w:left w:val="single" w:color="auto" w:sz="4" w:space="0"/>
-            <w:bottom w:val="single" w:color="auto" w:sz="4" w:space="0"/>
-            <w:right w:val="single" w:color="auto" w:sz="4" w:space="0"/>
-            <w:insideH w:val="single" w:color="auto" w:sz="4" w:space="0"/>
-            <w:insideV w:val="single" w:color="auto" w:sz="4" w:space="0"/>
-          </w:tblBorders>
+          <w:tblW w:w="0" w:type="auto"/>
+          <w:tblInd w:w="0" w:type="dxa"/>
           <w:tblCellMar>
             <w:top w:w="0" w:type="dxa"/>
             <w:left w:w="108" w:type="dxa"/>
@@ -5931,7 +5881,7 @@
           </w:tcPr>
           <w:p>
             <w:pPr>
-              <w:pStyle w:val="29"/>
+              <w:pStyle w:val="a1"/>
               <w:keepNext w:val="0"/>
               <w:keepLines w:val="0"/>
               <w:pageBreakBefore w:val="0"/>
@@ -5970,7 +5920,7 @@
           </w:tcPr>
           <w:p>
             <w:pPr>
-              <w:pStyle w:val="29"/>
+              <w:pStyle w:val="a1"/>
               <w:keepNext w:val="0"/>
               <w:keepLines w:val="0"/>
               <w:pageBreakBefore w:val="0"/>
@@ -5983,11 +5933,11 @@
               <w:bidi w:val="0"/>
               <w:adjustRightInd w:val="0"/>
               <w:snapToGrid w:val="0"/>
-              <w:ind w:right="0" w:rightChars="0" w:firstLine="480" w:firstLineChars="200"/>
+              <w:ind w:right="0" w:firstLine="420" w:rightChars="0" w:firstLineChars="200"/>
               <w:jc w:val="center"/>
               <w:textAlignment w:val="baseline"/>
               <w:rPr>
-                <w:rFonts w:hint="default" w:ascii="Arial" w:hAnsi="Arial" w:eastAsia="宋体" w:cs="Arial"/>
+                <w:rFonts w:ascii="Arial" w:eastAsia="宋体" w:hAnsi="Arial" w:cs="Arial" w:hint="default"/>
                 <w:snapToGrid w:val="0"/>
                 <w:color w:val="000000"/>
                 <w:kern w:val="0"/>
@@ -6013,7 +5963,7 @@
           </w:tcPr>
           <w:p>
             <w:pPr>
-              <w:pStyle w:val="29"/>
+              <w:pStyle w:val="a1"/>
               <w:keepNext w:val="0"/>
               <w:keepLines w:val="0"/>
               <w:pageBreakBefore w:val="0"/>
@@ -6048,14 +5998,8 @@
       </w:tr>
       <w:tr>
         <w:tblPrEx>
-          <w:tblBorders>
-            <w:top w:val="single" w:color="auto" w:sz="4" w:space="0"/>
-            <w:left w:val="single" w:color="auto" w:sz="4" w:space="0"/>
-            <w:bottom w:val="single" w:color="auto" w:sz="4" w:space="0"/>
-            <w:right w:val="single" w:color="auto" w:sz="4" w:space="0"/>
-            <w:insideH w:val="single" w:color="auto" w:sz="4" w:space="0"/>
-            <w:insideV w:val="single" w:color="auto" w:sz="4" w:space="0"/>
-          </w:tblBorders>
+          <w:tblW w:w="0" w:type="auto"/>
+          <w:tblInd w:w="0" w:type="dxa"/>
           <w:tblCellMar>
             <w:top w:w="0" w:type="dxa"/>
             <w:left w:w="108" w:type="dxa"/>
@@ -6069,7 +6013,7 @@
           </w:tcPr>
           <w:p>
             <w:pPr>
-              <w:pStyle w:val="29"/>
+              <w:pStyle w:val="a1"/>
               <w:keepNext w:val="0"/>
               <w:keepLines w:val="0"/>
               <w:pageBreakBefore w:val="0"/>
@@ -6108,7 +6052,7 @@
           </w:tcPr>
           <w:p>
             <w:pPr>
-              <w:pStyle w:val="29"/>
+              <w:pStyle w:val="a1"/>
               <w:keepNext w:val="0"/>
               <w:keepLines w:val="0"/>
               <w:pageBreakBefore w:val="0"/>
@@ -6121,11 +6065,11 @@
               <w:bidi w:val="0"/>
               <w:adjustRightInd w:val="0"/>
               <w:snapToGrid w:val="0"/>
-              <w:ind w:right="0" w:rightChars="0" w:firstLine="480" w:firstLineChars="200"/>
+              <w:ind w:right="0" w:firstLine="420" w:rightChars="0" w:firstLineChars="200"/>
               <w:jc w:val="center"/>
               <w:textAlignment w:val="baseline"/>
               <w:rPr>
-                <w:rFonts w:hint="default" w:ascii="Arial" w:hAnsi="Arial" w:eastAsia="宋体" w:cs="Arial"/>
+                <w:rFonts w:ascii="Arial" w:eastAsia="宋体" w:hAnsi="Arial" w:cs="Arial" w:hint="default"/>
                 <w:snapToGrid w:val="0"/>
                 <w:color w:val="000000"/>
                 <w:kern w:val="0"/>
@@ -6151,7 +6095,7 @@
           </w:tcPr>
           <w:p>
             <w:pPr>
-              <w:pStyle w:val="29"/>
+              <w:pStyle w:val="a1"/>
               <w:keepNext w:val="0"/>
               <w:keepLines w:val="0"/>
               <w:pageBreakBefore w:val="0"/>
@@ -6187,7 +6131,7 @@
     </w:tbl>
     <w:p>
       <w:pPr>
-        <w:pStyle w:val="29"/>
+        <w:pStyle w:val="a1"/>
         <w:keepNext w:val="0"/>
         <w:keepLines w:val="0"/>
         <w:pageBreakBefore w:val="0"/>
@@ -6200,7 +6144,7 @@
         <w:bidi w:val="0"/>
         <w:adjustRightInd w:val="0"/>
         <w:snapToGrid w:val="0"/>
-        <w:ind w:left="0" w:leftChars="0" w:right="0" w:rightChars="0" w:firstLine="0" w:firstLineChars="0"/>
+        <w:ind w:left="0" w:right="0" w:firstLine="0" w:leftChars="0" w:rightChars="0" w:firstLineChars="0"/>
         <w:jc w:val="center"/>
         <w:textAlignment w:val="baseline"/>
         <w:rPr>
@@ -6211,7 +6155,7 @@
     </w:p>
     <w:p>
       <w:pPr>
-        <w:pStyle w:val="29"/>
+        <w:pStyle w:val="a1"/>
         <w:keepNext w:val="0"/>
         <w:keepLines w:val="0"/>
         <w:pageBreakBefore w:val="0"/>
@@ -6240,7 +6184,7 @@
     </w:p>
     <w:p>
       <w:pPr>
-        <w:pStyle w:val="29"/>
+        <w:pStyle w:val="a1"/>
         <w:keepNext w:val="0"/>
         <w:keepLines w:val="0"/>
         <w:pageBreakBefore w:val="0"/>
@@ -6253,7 +6197,7 @@
         <w:bidi w:val="0"/>
         <w:adjustRightInd w:val="0"/>
         <w:snapToGrid w:val="0"/>
-        <w:ind w:left="0" w:leftChars="0" w:right="0" w:rightChars="0" w:firstLine="0" w:firstLineChars="0"/>
+        <w:ind w:left="0" w:right="0" w:firstLine="0" w:leftChars="0" w:rightChars="0" w:firstLineChars="0"/>
         <w:jc w:val="center"/>
         <w:textAlignment w:val="baseline"/>
         <w:rPr>
@@ -6355,18 +6299,17 @@
     </w:p>
     <w:tbl>
       <w:tblPr>
-        <w:tblStyle w:val="21"/>
+        <w:tblStyle w:val="TableGrid"/>
         <w:tblW w:w="0" w:type="auto"/>
         <w:tblInd w:w="0" w:type="dxa"/>
         <w:tblBorders>
-          <w:top w:val="single" w:color="auto" w:sz="4" w:space="0"/>
-          <w:left w:val="single" w:color="auto" w:sz="4" w:space="0"/>
-          <w:bottom w:val="single" w:color="auto" w:sz="4" w:space="0"/>
-          <w:right w:val="single" w:color="auto" w:sz="4" w:space="0"/>
-          <w:insideH w:val="single" w:color="auto" w:sz="4" w:space="0"/>
-          <w:insideV w:val="single" w:color="auto" w:sz="4" w:space="0"/>
+          <w:top w:val="single" w:sz="4" w:space="0" w:color="auto"/>
+          <w:left w:val="single" w:sz="4" w:space="0" w:color="auto"/>
+          <w:bottom w:val="single" w:sz="4" w:space="0" w:color="auto"/>
+          <w:right w:val="single" w:sz="4" w:space="0" w:color="auto"/>
+          <w:insideH w:val="single" w:sz="4" w:space="0" w:color="auto"/>
+          <w:insideV w:val="single" w:sz="4" w:space="0" w:color="auto"/>
         </w:tblBorders>
-        <w:tblLayout w:type="autofit"/>
         <w:tblCellMar>
           <w:top w:w="0" w:type="dxa"/>
           <w:left w:w="108" w:type="dxa"/>
@@ -6380,13 +6323,15 @@
       </w:tblGrid>
       <w:tr>
         <w:tblPrEx>
+          <w:tblW w:w="0" w:type="auto"/>
+          <w:tblInd w:w="0" w:type="dxa"/>
           <w:tblBorders>
-            <w:top w:val="single" w:color="auto" w:sz="4" w:space="0"/>
-            <w:left w:val="single" w:color="auto" w:sz="4" w:space="0"/>
-            <w:bottom w:val="single" w:color="auto" w:sz="4" w:space="0"/>
-            <w:right w:val="single" w:color="auto" w:sz="4" w:space="0"/>
-            <w:insideH w:val="single" w:color="auto" w:sz="4" w:space="0"/>
-            <w:insideV w:val="single" w:color="auto" w:sz="4" w:space="0"/>
+            <w:top w:val="single" w:sz="4" w:space="0" w:color="auto"/>
+            <w:left w:val="single" w:sz="4" w:space="0" w:color="auto"/>
+            <w:bottom w:val="single" w:sz="4" w:space="0" w:color="auto"/>
+            <w:right w:val="single" w:sz="4" w:space="0" w:color="auto"/>
+            <w:insideH w:val="single" w:sz="4" w:space="0" w:color="auto"/>
+            <w:insideV w:val="single" w:sz="4" w:space="0" w:color="auto"/>
           </w:tblBorders>
           <w:tblCellMar>
             <w:top w:w="0" w:type="dxa"/>
@@ -6401,7 +6346,7 @@
           </w:tcPr>
           <w:p>
             <w:pPr>
-              <w:pStyle w:val="29"/>
+              <w:pStyle w:val="a1"/>
               <w:keepNext w:val="0"/>
               <w:keepLines w:val="0"/>
               <w:pageBreakBefore w:val="0"/>
@@ -6439,7 +6384,7 @@
           </w:tcPr>
           <w:p>
             <w:pPr>
-              <w:pStyle w:val="29"/>
+              <w:pStyle w:val="a1"/>
               <w:keepNext w:val="0"/>
               <w:keepLines w:val="0"/>
               <w:pageBreakBefore w:val="0"/>
@@ -6474,14 +6419,8 @@
       </w:tr>
       <w:tr>
         <w:tblPrEx>
-          <w:tblBorders>
-            <w:top w:val="single" w:color="auto" w:sz="4" w:space="0"/>
-            <w:left w:val="single" w:color="auto" w:sz="4" w:space="0"/>
-            <w:bottom w:val="single" w:color="auto" w:sz="4" w:space="0"/>
-            <w:right w:val="single" w:color="auto" w:sz="4" w:space="0"/>
-            <w:insideH w:val="single" w:color="auto" w:sz="4" w:space="0"/>
-            <w:insideV w:val="single" w:color="auto" w:sz="4" w:space="0"/>
-          </w:tblBorders>
+          <w:tblW w:w="0" w:type="auto"/>
+          <w:tblInd w:w="0" w:type="dxa"/>
           <w:tblCellMar>
             <w:top w:w="0" w:type="dxa"/>
             <w:left w:w="108" w:type="dxa"/>
@@ -6495,7 +6434,7 @@
           </w:tcPr>
           <w:p>
             <w:pPr>
-              <w:pStyle w:val="29"/>
+              <w:pStyle w:val="a1"/>
               <w:keepNext w:val="0"/>
               <w:keepLines w:val="0"/>
               <w:pageBreakBefore w:val="0"/>
@@ -6534,7 +6473,7 @@
           </w:tcPr>
           <w:p>
             <w:pPr>
-              <w:pStyle w:val="29"/>
+              <w:pStyle w:val="a1"/>
               <w:keepNext w:val="0"/>
               <w:keepLines w:val="0"/>
               <w:pageBreakBefore w:val="0"/>
@@ -6547,11 +6486,11 @@
               <w:bidi w:val="0"/>
               <w:adjustRightInd w:val="0"/>
               <w:snapToGrid w:val="0"/>
-              <w:ind w:right="0" w:rightChars="0" w:firstLine="480" w:firstLineChars="200"/>
+              <w:ind w:right="0" w:firstLine="420" w:rightChars="0" w:firstLineChars="200"/>
               <w:jc w:val="center"/>
               <w:textAlignment w:val="baseline"/>
               <w:rPr>
-                <w:rFonts w:hint="eastAsia" w:ascii="Arial" w:hAnsi="Arial" w:eastAsia="宋体" w:cs="Arial"/>
+                <w:rFonts w:ascii="Arial" w:eastAsia="宋体" w:hAnsi="Arial" w:cs="Arial" w:hint="eastAsia"/>
                 <w:snapToGrid w:val="0"/>
                 <w:color w:val="000000"/>
                 <w:kern w:val="0"/>
@@ -6574,14 +6513,8 @@
       </w:tr>
       <w:tr>
         <w:tblPrEx>
-          <w:tblBorders>
-            <w:top w:val="single" w:color="auto" w:sz="4" w:space="0"/>
-            <w:left w:val="single" w:color="auto" w:sz="4" w:space="0"/>
-            <w:bottom w:val="single" w:color="auto" w:sz="4" w:space="0"/>
-            <w:right w:val="single" w:color="auto" w:sz="4" w:space="0"/>
-            <w:insideH w:val="single" w:color="auto" w:sz="4" w:space="0"/>
-            <w:insideV w:val="single" w:color="auto" w:sz="4" w:space="0"/>
-          </w:tblBorders>
+          <w:tblW w:w="0" w:type="auto"/>
+          <w:tblInd w:w="0" w:type="dxa"/>
           <w:tblCellMar>
             <w:top w:w="0" w:type="dxa"/>
             <w:left w:w="108" w:type="dxa"/>
@@ -6595,7 +6528,7 @@
           </w:tcPr>
           <w:p>
             <w:pPr>
-              <w:pStyle w:val="29"/>
+              <w:pStyle w:val="a1"/>
               <w:keepNext w:val="0"/>
               <w:keepLines w:val="0"/>
               <w:pageBreakBefore w:val="0"/>
@@ -6634,7 +6567,7 @@
           </w:tcPr>
           <w:p>
             <w:pPr>
-              <w:pStyle w:val="29"/>
+              <w:pStyle w:val="a1"/>
               <w:keepNext w:val="0"/>
               <w:keepLines w:val="0"/>
               <w:pageBreakBefore w:val="0"/>
@@ -6647,11 +6580,11 @@
               <w:bidi w:val="0"/>
               <w:adjustRightInd w:val="0"/>
               <w:snapToGrid w:val="0"/>
-              <w:ind w:right="0" w:rightChars="0" w:firstLine="480" w:firstLineChars="200"/>
+              <w:ind w:right="0" w:firstLine="420" w:rightChars="0" w:firstLineChars="200"/>
               <w:jc w:val="center"/>
               <w:textAlignment w:val="baseline"/>
               <w:rPr>
-                <w:rFonts w:hint="eastAsia" w:ascii="Arial" w:hAnsi="Arial" w:eastAsia="宋体" w:cs="Arial"/>
+                <w:rFonts w:ascii="Arial" w:eastAsia="宋体" w:hAnsi="Arial" w:cs="Arial" w:hint="eastAsia"/>
                 <w:snapToGrid w:val="0"/>
                 <w:color w:val="000000"/>
                 <w:kern w:val="0"/>
@@ -6674,14 +6607,8 @@
       </w:tr>
       <w:tr>
         <w:tblPrEx>
-          <w:tblBorders>
-            <w:top w:val="single" w:color="auto" w:sz="4" w:space="0"/>
-            <w:left w:val="single" w:color="auto" w:sz="4" w:space="0"/>
-            <w:bottom w:val="single" w:color="auto" w:sz="4" w:space="0"/>
-            <w:right w:val="single" w:color="auto" w:sz="4" w:space="0"/>
-            <w:insideH w:val="single" w:color="auto" w:sz="4" w:space="0"/>
-            <w:insideV w:val="single" w:color="auto" w:sz="4" w:space="0"/>
-          </w:tblBorders>
+          <w:tblW w:w="0" w:type="auto"/>
+          <w:tblInd w:w="0" w:type="dxa"/>
           <w:tblCellMar>
             <w:top w:w="0" w:type="dxa"/>
             <w:left w:w="108" w:type="dxa"/>
@@ -6695,7 +6622,7 @@
           </w:tcPr>
           <w:p>
             <w:pPr>
-              <w:pStyle w:val="29"/>
+              <w:pStyle w:val="a1"/>
               <w:keepNext w:val="0"/>
               <w:keepLines w:val="0"/>
               <w:pageBreakBefore w:val="0"/>
@@ -6734,7 +6661,7 @@
           </w:tcPr>
           <w:p>
             <w:pPr>
-              <w:pStyle w:val="29"/>
+              <w:pStyle w:val="a1"/>
               <w:keepNext w:val="0"/>
               <w:keepLines w:val="0"/>
               <w:pageBreakBefore w:val="0"/>
@@ -6747,11 +6674,11 @@
               <w:bidi w:val="0"/>
               <w:adjustRightInd w:val="0"/>
               <w:snapToGrid w:val="0"/>
-              <w:ind w:right="0" w:rightChars="0" w:firstLine="480" w:firstLineChars="200"/>
+              <w:ind w:right="0" w:firstLine="420" w:rightChars="0" w:firstLineChars="200"/>
               <w:jc w:val="center"/>
               <w:textAlignment w:val="baseline"/>
               <w:rPr>
-                <w:rFonts w:hint="eastAsia" w:ascii="Arial" w:hAnsi="Arial" w:eastAsia="宋体" w:cs="Arial"/>
+                <w:rFonts w:ascii="Arial" w:eastAsia="宋体" w:hAnsi="Arial" w:cs="Arial" w:hint="eastAsia"/>
                 <w:snapToGrid w:val="0"/>
                 <w:color w:val="000000"/>
                 <w:kern w:val="0"/>
@@ -6774,14 +6701,8 @@
       </w:tr>
       <w:tr>
         <w:tblPrEx>
-          <w:tblBorders>
-            <w:top w:val="single" w:color="auto" w:sz="4" w:space="0"/>
-            <w:left w:val="single" w:color="auto" w:sz="4" w:space="0"/>
-            <w:bottom w:val="single" w:color="auto" w:sz="4" w:space="0"/>
-            <w:right w:val="single" w:color="auto" w:sz="4" w:space="0"/>
-            <w:insideH w:val="single" w:color="auto" w:sz="4" w:space="0"/>
-            <w:insideV w:val="single" w:color="auto" w:sz="4" w:space="0"/>
-          </w:tblBorders>
+          <w:tblW w:w="0" w:type="auto"/>
+          <w:tblInd w:w="0" w:type="dxa"/>
           <w:tblCellMar>
             <w:top w:w="0" w:type="dxa"/>
             <w:left w:w="108" w:type="dxa"/>
@@ -6795,7 +6716,7 @@
           </w:tcPr>
           <w:p>
             <w:pPr>
-              <w:pStyle w:val="29"/>
+              <w:pStyle w:val="a1"/>
               <w:keepNext w:val="0"/>
               <w:keepLines w:val="0"/>
               <w:pageBreakBefore w:val="0"/>
@@ -6834,7 +6755,7 @@
           </w:tcPr>
           <w:p>
             <w:pPr>
-              <w:pStyle w:val="29"/>
+              <w:pStyle w:val="a1"/>
               <w:keepNext w:val="0"/>
               <w:keepLines w:val="0"/>
               <w:pageBreakBefore w:val="0"/>
@@ -6847,11 +6768,11 @@
               <w:bidi w:val="0"/>
               <w:adjustRightInd w:val="0"/>
               <w:snapToGrid w:val="0"/>
-              <w:ind w:right="0" w:rightChars="0" w:firstLine="480" w:firstLineChars="200"/>
+              <w:ind w:right="0" w:firstLine="420" w:rightChars="0" w:firstLineChars="200"/>
               <w:jc w:val="center"/>
               <w:textAlignment w:val="baseline"/>
               <w:rPr>
-                <w:rFonts w:hint="eastAsia" w:ascii="Arial" w:hAnsi="Arial" w:eastAsia="宋体" w:cs="Arial"/>
+                <w:rFonts w:ascii="Arial" w:eastAsia="宋体" w:hAnsi="Arial" w:cs="Arial" w:hint="eastAsia"/>
                 <w:snapToGrid w:val="0"/>
                 <w:color w:val="000000"/>
                 <w:kern w:val="0"/>
@@ -6874,14 +6795,8 @@
       </w:tr>
       <w:tr>
         <w:tblPrEx>
-          <w:tblBorders>
-            <w:top w:val="single" w:color="auto" w:sz="4" w:space="0"/>
-            <w:left w:val="single" w:color="auto" w:sz="4" w:space="0"/>
-            <w:bottom w:val="single" w:color="auto" w:sz="4" w:space="0"/>
-            <w:right w:val="single" w:color="auto" w:sz="4" w:space="0"/>
-            <w:insideH w:val="single" w:color="auto" w:sz="4" w:space="0"/>
-            <w:insideV w:val="single" w:color="auto" w:sz="4" w:space="0"/>
-          </w:tblBorders>
+          <w:tblW w:w="0" w:type="auto"/>
+          <w:tblInd w:w="0" w:type="dxa"/>
           <w:tblCellMar>
             <w:top w:w="0" w:type="dxa"/>
             <w:left w:w="108" w:type="dxa"/>
@@ -6895,7 +6810,7 @@
           </w:tcPr>
           <w:p>
             <w:pPr>
-              <w:pStyle w:val="29"/>
+              <w:pStyle w:val="a1"/>
               <w:keepNext w:val="0"/>
               <w:keepLines w:val="0"/>
               <w:pageBreakBefore w:val="0"/>
@@ -6934,7 +6849,7 @@
           </w:tcPr>
           <w:p>
             <w:pPr>
-              <w:pStyle w:val="29"/>
+              <w:pStyle w:val="a1"/>
               <w:keepNext w:val="0"/>
               <w:keepLines w:val="0"/>
               <w:pageBreakBefore w:val="0"/>
@@ -6947,11 +6862,11 @@
               <w:bidi w:val="0"/>
               <w:adjustRightInd w:val="0"/>
               <w:snapToGrid w:val="0"/>
-              <w:ind w:right="0" w:rightChars="0" w:firstLine="480" w:firstLineChars="200"/>
+              <w:ind w:right="0" w:firstLine="420" w:rightChars="0" w:firstLineChars="200"/>
               <w:jc w:val="center"/>
               <w:textAlignment w:val="baseline"/>
               <w:rPr>
-                <w:rFonts w:hint="eastAsia" w:ascii="Arial" w:hAnsi="Arial" w:eastAsia="宋体" w:cs="Arial"/>
+                <w:rFonts w:ascii="Arial" w:eastAsia="宋体" w:hAnsi="Arial" w:cs="Arial" w:hint="eastAsia"/>
                 <w:snapToGrid w:val="0"/>
                 <w:color w:val="000000"/>
                 <w:kern w:val="0"/>
@@ -6975,7 +6890,7 @@
     </w:tbl>
     <w:p>
       <w:pPr>
-        <w:pStyle w:val="29"/>
+        <w:pStyle w:val="a1"/>
         <w:keepNext w:val="0"/>
         <w:keepLines w:val="0"/>
         <w:pageBreakBefore w:val="0"/>
@@ -7005,7 +6920,7 @@
     </w:p>
     <w:p>
       <w:pPr>
-        <w:pStyle w:val="30"/>
+        <w:pStyle w:val="2"/>
         <w:keepNext w:val="0"/>
         <w:keepLines w:val="0"/>
         <w:pageBreakBefore w:val="0"/>
@@ -7023,7 +6938,7 @@
           <w:rFonts w:hint="default"/>
         </w:rPr>
       </w:pPr>
-      <w:bookmarkStart w:id="23" w:name="_Toc9664"/>
+      <w:bookmarkStart w:id="24" w:name="_Toc9664"/>
       <w:r>
         <w:rPr>
           <w:rFonts w:hint="default"/>
@@ -7037,11 +6952,11 @@
         </w:rPr>
         <w:t>策略</w:t>
       </w:r>
-      <w:bookmarkEnd w:id="23"/>
+      <w:bookmarkEnd w:id="24"/>
     </w:p>
     <w:p>
       <w:pPr>
-        <w:pStyle w:val="29"/>
+        <w:pStyle w:val="a1"/>
         <w:keepNext w:val="0"/>
         <w:keepLines w:val="0"/>
         <w:pageBreakBefore w:val="0"/>
@@ -7068,7 +6983,7 @@
     </w:p>
     <w:p>
       <w:pPr>
-        <w:pStyle w:val="29"/>
+        <w:pStyle w:val="a1"/>
         <w:keepNext w:val="0"/>
         <w:keepLines w:val="0"/>
         <w:pageBreakBefore w:val="0"/>
@@ -7095,7 +7010,7 @@
     </w:p>
     <w:p>
       <w:pPr>
-        <w:pStyle w:val="29"/>
+        <w:pStyle w:val="a1"/>
         <w:keepNext w:val="0"/>
         <w:keepLines w:val="0"/>
         <w:pageBreakBefore w:val="0"/>
@@ -7122,7 +7037,7 @@
     </w:p>
     <w:p>
       <w:pPr>
-        <w:pStyle w:val="29"/>
+        <w:pStyle w:val="a1"/>
         <w:keepNext w:val="0"/>
         <w:keepLines w:val="0"/>
         <w:pageBreakBefore w:val="0"/>
@@ -7149,7 +7064,7 @@
     </w:p>
     <w:p>
       <w:pPr>
-        <w:pStyle w:val="29"/>
+        <w:pStyle w:val="a1"/>
         <w:keepNext w:val="0"/>
         <w:keepLines w:val="0"/>
         <w:pageBreakBefore w:val="0"/>
@@ -7176,7 +7091,7 @@
     </w:p>
     <w:p>
       <w:pPr>
-        <w:pStyle w:val="29"/>
+        <w:pStyle w:val="a1"/>
         <w:keepNext w:val="0"/>
         <w:keepLines w:val="0"/>
         <w:pageBreakBefore w:val="0"/>
@@ -7203,7 +7118,7 @@
     </w:p>
     <w:p>
       <w:pPr>
-        <w:pStyle w:val="30"/>
+        <w:pStyle w:val="2"/>
         <w:keepNext w:val="0"/>
         <w:keepLines w:val="0"/>
         <w:pageBreakBefore w:val="0"/>
@@ -7221,18 +7136,18 @@
           <w:rFonts w:hint="default"/>
         </w:rPr>
       </w:pPr>
-      <w:bookmarkStart w:id="24" w:name="_Toc26925"/>
+      <w:bookmarkStart w:id="25" w:name="_Toc26925"/>
       <w:r>
         <w:rPr>
           <w:rFonts w:hint="default"/>
         </w:rPr>
         <w:t>安全事件管理</w:t>
       </w:r>
-      <w:bookmarkEnd w:id="24"/>
+      <w:bookmarkEnd w:id="25"/>
     </w:p>
     <w:p>
       <w:pPr>
-        <w:pStyle w:val="29"/>
+        <w:pStyle w:val="a1"/>
         <w:keepNext w:val="0"/>
         <w:keepLines w:val="0"/>
         <w:pageBreakBefore w:val="0"/>
@@ -7261,7 +7176,7 @@
           <w:rFonts w:hint="eastAsia"/>
           <w:lang w:val="en-US" w:eastAsia="zh-CN"/>
         </w:rPr>
-        <w:t>运维部部长</w:t>
+        <w:t>运维部经理</w:t>
       </w:r>
       <w:r>
         <w:rPr>
@@ -7272,7 +7187,7 @@
     </w:p>
     <w:p>
       <w:pPr>
-        <w:pStyle w:val="30"/>
+        <w:pStyle w:val="2"/>
         <w:keepNext w:val="0"/>
         <w:keepLines w:val="0"/>
         <w:pageBreakBefore w:val="0"/>
@@ -7290,18 +7205,18 @@
           <w:rFonts w:hint="default"/>
         </w:rPr>
       </w:pPr>
-      <w:bookmarkStart w:id="25" w:name="_Toc14404"/>
+      <w:bookmarkStart w:id="26" w:name="_Toc14404"/>
       <w:r>
         <w:rPr>
           <w:rFonts w:hint="default"/>
         </w:rPr>
         <w:t>关键控制点与测量指标</w:t>
       </w:r>
-      <w:bookmarkEnd w:id="25"/>
+      <w:bookmarkEnd w:id="26"/>
     </w:p>
     <w:p>
       <w:pPr>
-        <w:pStyle w:val="29"/>
+        <w:pStyle w:val="a1"/>
         <w:keepNext w:val="0"/>
         <w:keepLines w:val="0"/>
         <w:pageBreakBefore w:val="0"/>
@@ -7328,7 +7243,7 @@
     </w:p>
     <w:p>
       <w:pPr>
-        <w:pStyle w:val="31"/>
+        <w:pStyle w:val="3"/>
         <w:keepNext w:val="0"/>
         <w:keepLines w:val="0"/>
         <w:pageBreakBefore w:val="0"/>
@@ -7346,18 +7261,18 @@
           <w:rFonts w:hint="default"/>
         </w:rPr>
       </w:pPr>
-      <w:bookmarkStart w:id="26" w:name="_Toc6358"/>
+      <w:bookmarkStart w:id="27" w:name="_Toc6358"/>
       <w:r>
         <w:rPr>
           <w:rFonts w:hint="default"/>
         </w:rPr>
         <w:t>关键控制点</w:t>
       </w:r>
-      <w:bookmarkEnd w:id="26"/>
+      <w:bookmarkEnd w:id="27"/>
     </w:p>
     <w:p>
       <w:pPr>
-        <w:pStyle w:val="29"/>
+        <w:pStyle w:val="a1"/>
         <w:keepNext w:val="0"/>
         <w:keepLines w:val="0"/>
         <w:pageBreakBefore w:val="0"/>
@@ -7374,7 +7289,7 @@
         <w:bidi w:val="0"/>
         <w:adjustRightInd w:val="0"/>
         <w:snapToGrid w:val="0"/>
-        <w:ind w:left="425" w:leftChars="0" w:hanging="425" w:firstLineChars="0"/>
+        <w:ind w:left="425" w:hanging="425" w:leftChars="0" w:firstLineChars="0"/>
         <w:textAlignment w:val="baseline"/>
         <w:rPr>
           <w:rFonts w:hint="default"/>
@@ -7389,7 +7304,7 @@
     </w:p>
     <w:p>
       <w:pPr>
-        <w:pStyle w:val="29"/>
+        <w:pStyle w:val="a1"/>
         <w:keepNext w:val="0"/>
         <w:keepLines w:val="0"/>
         <w:pageBreakBefore w:val="0"/>
@@ -7406,7 +7321,7 @@
         <w:bidi w:val="0"/>
         <w:adjustRightInd w:val="0"/>
         <w:snapToGrid w:val="0"/>
-        <w:ind w:left="425" w:leftChars="0" w:hanging="425" w:firstLineChars="0"/>
+        <w:ind w:left="425" w:hanging="425" w:leftChars="0" w:firstLineChars="0"/>
         <w:textAlignment w:val="baseline"/>
         <w:rPr>
           <w:rFonts w:hint="default"/>
@@ -7421,7 +7336,7 @@
     </w:p>
     <w:p>
       <w:pPr>
-        <w:pStyle w:val="29"/>
+        <w:pStyle w:val="a1"/>
         <w:keepNext w:val="0"/>
         <w:keepLines w:val="0"/>
         <w:pageBreakBefore w:val="0"/>
@@ -7438,7 +7353,7 @@
         <w:bidi w:val="0"/>
         <w:adjustRightInd w:val="0"/>
         <w:snapToGrid w:val="0"/>
-        <w:ind w:left="425" w:leftChars="0" w:hanging="425" w:firstLineChars="0"/>
+        <w:ind w:left="425" w:hanging="425" w:leftChars="0" w:firstLineChars="0"/>
         <w:textAlignment w:val="baseline"/>
         <w:rPr>
           <w:rFonts w:hint="default"/>
@@ -7453,7 +7368,7 @@
     </w:p>
     <w:p>
       <w:pPr>
-        <w:pStyle w:val="31"/>
+        <w:pStyle w:val="3"/>
         <w:keepNext w:val="0"/>
         <w:keepLines w:val="0"/>
         <w:pageBreakBefore w:val="0"/>
@@ -7471,18 +7386,18 @@
           <w:rFonts w:hint="default"/>
         </w:rPr>
       </w:pPr>
-      <w:bookmarkStart w:id="27" w:name="_Toc32717"/>
+      <w:bookmarkStart w:id="28" w:name="_Toc32717"/>
       <w:r>
         <w:rPr>
           <w:rFonts w:hint="default"/>
         </w:rPr>
         <w:t>过程测量指标</w:t>
       </w:r>
-      <w:bookmarkEnd w:id="27"/>
+      <w:bookmarkEnd w:id="28"/>
     </w:p>
     <w:p>
       <w:pPr>
-        <w:pStyle w:val="29"/>
+        <w:pStyle w:val="a1"/>
         <w:keepNext w:val="0"/>
         <w:keepLines w:val="0"/>
         <w:pageBreakBefore w:val="0"/>
@@ -7511,7 +7426,7 @@
     </w:p>
     <w:p>
       <w:pPr>
-        <w:pStyle w:val="29"/>
+        <w:pStyle w:val="a1"/>
         <w:keepNext w:val="0"/>
         <w:keepLines w:val="0"/>
         <w:pageBreakBefore w:val="0"/>
@@ -7524,11 +7439,11 @@
         <w:bidi w:val="0"/>
         <w:adjustRightInd w:val="0"/>
         <w:snapToGrid w:val="0"/>
-        <w:ind w:left="0" w:leftChars="0" w:right="0" w:rightChars="0" w:firstLine="0" w:firstLineChars="0"/>
+        <w:ind w:left="0" w:right="0" w:firstLine="0" w:leftChars="0" w:rightChars="0" w:firstLineChars="0"/>
         <w:jc w:val="center"/>
         <w:textAlignment w:val="baseline"/>
         <w:rPr>
-          <w:rFonts w:hint="eastAsia" w:eastAsia="宋体"/>
+          <w:rFonts w:eastAsia="宋体" w:hint="eastAsia"/>
           <w:lang w:val="en-US" w:eastAsia="zh-CN"/>
         </w:rPr>
       </w:pPr>
@@ -7632,18 +7547,17 @@
     </w:p>
     <w:tbl>
       <w:tblPr>
-        <w:tblStyle w:val="21"/>
+        <w:tblStyle w:val="TableGrid"/>
         <w:tblW w:w="0" w:type="auto"/>
         <w:jc w:val="center"/>
         <w:tblBorders>
-          <w:top w:val="single" w:color="auto" w:sz="4" w:space="0"/>
-          <w:left w:val="single" w:color="auto" w:sz="4" w:space="0"/>
-          <w:bottom w:val="single" w:color="auto" w:sz="4" w:space="0"/>
-          <w:right w:val="single" w:color="auto" w:sz="4" w:space="0"/>
-          <w:insideH w:val="single" w:color="auto" w:sz="4" w:space="0"/>
-          <w:insideV w:val="single" w:color="auto" w:sz="4" w:space="0"/>
+          <w:top w:val="single" w:sz="4" w:space="0" w:color="auto"/>
+          <w:left w:val="single" w:sz="4" w:space="0" w:color="auto"/>
+          <w:bottom w:val="single" w:sz="4" w:space="0" w:color="auto"/>
+          <w:right w:val="single" w:sz="4" w:space="0" w:color="auto"/>
+          <w:insideH w:val="single" w:sz="4" w:space="0" w:color="auto"/>
+          <w:insideV w:val="single" w:sz="4" w:space="0" w:color="auto"/>
         </w:tblBorders>
-        <w:tblLayout w:type="autofit"/>
         <w:tblCellMar>
           <w:top w:w="0" w:type="dxa"/>
           <w:left w:w="108" w:type="dxa"/>
@@ -7660,13 +7574,15 @@
       </w:tblGrid>
       <w:tr>
         <w:tblPrEx>
+          <w:tblW w:w="0" w:type="auto"/>
+          <w:jc w:val="center"/>
           <w:tblBorders>
-            <w:top w:val="single" w:color="auto" w:sz="4" w:space="0"/>
-            <w:left w:val="single" w:color="auto" w:sz="4" w:space="0"/>
-            <w:bottom w:val="single" w:color="auto" w:sz="4" w:space="0"/>
-            <w:right w:val="single" w:color="auto" w:sz="4" w:space="0"/>
-            <w:insideH w:val="single" w:color="auto" w:sz="4" w:space="0"/>
-            <w:insideV w:val="single" w:color="auto" w:sz="4" w:space="0"/>
+            <w:top w:val="single" w:sz="4" w:space="0" w:color="auto"/>
+            <w:left w:val="single" w:sz="4" w:space="0" w:color="auto"/>
+            <w:bottom w:val="single" w:sz="4" w:space="0" w:color="auto"/>
+            <w:right w:val="single" w:sz="4" w:space="0" w:color="auto"/>
+            <w:insideH w:val="single" w:sz="4" w:space="0" w:color="auto"/>
+            <w:insideV w:val="single" w:sz="4" w:space="0" w:color="auto"/>
           </w:tblBorders>
           <w:tblCellMar>
             <w:top w:w="0" w:type="dxa"/>
@@ -7697,7 +7613,7 @@
               <w:bidi w:val="0"/>
               <w:adjustRightInd w:val="0"/>
               <w:snapToGrid w:val="0"/>
-              <w:ind w:left="0" w:leftChars="0" w:right="0" w:rightChars="0" w:firstLine="0" w:firstLineChars="0"/>
+              <w:ind w:left="0" w:right="0" w:firstLine="0" w:leftChars="0" w:rightChars="0" w:firstLineChars="0"/>
               <w:jc w:val="center"/>
               <w:textAlignment w:val="baseline"/>
               <w:rPr>
@@ -7737,7 +7653,7 @@
               <w:bidi w:val="0"/>
               <w:adjustRightInd w:val="0"/>
               <w:snapToGrid w:val="0"/>
-              <w:ind w:left="0" w:leftChars="0" w:right="0" w:rightChars="0" w:firstLine="0" w:firstLineChars="0"/>
+              <w:ind w:left="0" w:right="0" w:firstLine="0" w:leftChars="0" w:rightChars="0" w:firstLineChars="0"/>
               <w:jc w:val="center"/>
               <w:textAlignment w:val="baseline"/>
               <w:rPr>
@@ -7777,7 +7693,7 @@
               <w:bidi w:val="0"/>
               <w:adjustRightInd w:val="0"/>
               <w:snapToGrid w:val="0"/>
-              <w:ind w:left="0" w:leftChars="0" w:right="0" w:rightChars="0" w:firstLine="0" w:firstLineChars="0"/>
+              <w:ind w:left="0" w:right="0" w:firstLine="0" w:leftChars="0" w:rightChars="0" w:firstLineChars="0"/>
               <w:jc w:val="center"/>
               <w:textAlignment w:val="baseline"/>
               <w:rPr>
@@ -7817,7 +7733,7 @@
               <w:bidi w:val="0"/>
               <w:adjustRightInd w:val="0"/>
               <w:snapToGrid w:val="0"/>
-              <w:ind w:left="0" w:leftChars="0" w:right="0" w:rightChars="0" w:firstLine="0" w:firstLineChars="0"/>
+              <w:ind w:left="0" w:right="0" w:firstLine="0" w:leftChars="0" w:rightChars="0" w:firstLineChars="0"/>
               <w:jc w:val="center"/>
               <w:textAlignment w:val="baseline"/>
               <w:rPr>
@@ -7857,7 +7773,7 @@
               <w:bidi w:val="0"/>
               <w:adjustRightInd w:val="0"/>
               <w:snapToGrid w:val="0"/>
-              <w:ind w:left="0" w:leftChars="0" w:right="0" w:rightChars="0" w:firstLine="0" w:firstLineChars="0"/>
+              <w:ind w:left="0" w:right="0" w:firstLine="0" w:leftChars="0" w:rightChars="0" w:firstLineChars="0"/>
               <w:jc w:val="center"/>
               <w:textAlignment w:val="baseline"/>
               <w:rPr>
@@ -7881,14 +7797,8 @@
       </w:tr>
       <w:tr>
         <w:tblPrEx>
-          <w:tblBorders>
-            <w:top w:val="single" w:color="auto" w:sz="4" w:space="0"/>
-            <w:left w:val="single" w:color="auto" w:sz="4" w:space="0"/>
-            <w:bottom w:val="single" w:color="auto" w:sz="4" w:space="0"/>
-            <w:right w:val="single" w:color="auto" w:sz="4" w:space="0"/>
-            <w:insideH w:val="single" w:color="auto" w:sz="4" w:space="0"/>
-            <w:insideV w:val="single" w:color="auto" w:sz="4" w:space="0"/>
-          </w:tblBorders>
+          <w:tblW w:w="0" w:type="auto"/>
+          <w:jc w:val="center"/>
           <w:tblCellMar>
             <w:top w:w="0" w:type="dxa"/>
             <w:left w:w="108" w:type="dxa"/>
@@ -7905,7 +7815,7 @@
           </w:tcPr>
           <w:p>
             <w:pPr>
-              <w:pStyle w:val="29"/>
+              <w:pStyle w:val="a1"/>
               <w:keepNext w:val="0"/>
               <w:keepLines w:val="0"/>
               <w:pageBreakBefore w:val="0"/>
@@ -7919,7 +7829,7 @@
               <w:bidi w:val="0"/>
               <w:adjustRightInd w:val="0"/>
               <w:snapToGrid w:val="0"/>
-              <w:ind w:left="0" w:leftChars="0" w:right="0" w:rightChars="0" w:firstLine="0" w:firstLineChars="0"/>
+              <w:ind w:left="0" w:right="0" w:firstLine="0" w:leftChars="0" w:rightChars="0" w:firstLineChars="0"/>
               <w:jc w:val="center"/>
               <w:textAlignment w:val="baseline"/>
               <w:rPr>
@@ -7948,7 +7858,7 @@
           </w:tcPr>
           <w:p>
             <w:pPr>
-              <w:pStyle w:val="29"/>
+              <w:pStyle w:val="a1"/>
               <w:keepNext w:val="0"/>
               <w:keepLines w:val="0"/>
               <w:pageBreakBefore w:val="0"/>
@@ -7961,11 +7871,11 @@
               <w:bidi w:val="0"/>
               <w:adjustRightInd w:val="0"/>
               <w:snapToGrid w:val="0"/>
-              <w:ind w:left="0" w:leftChars="0" w:firstLine="0" w:firstLineChars="0"/>
+              <w:ind w:left="0" w:firstLine="0" w:leftChars="0" w:firstLineChars="0"/>
               <w:jc w:val="left"/>
               <w:textAlignment w:val="baseline"/>
               <w:rPr>
-                <w:rFonts w:hint="default" w:eastAsia="宋体"/>
+                <w:rFonts w:eastAsia="宋体" w:hint="default"/>
                 <w:sz w:val="21"/>
                 <w:szCs w:val="21"/>
                 <w:vertAlign w:val="baseline"/>
@@ -7990,7 +7900,7 @@
           </w:tcPr>
           <w:p>
             <w:pPr>
-              <w:pStyle w:val="29"/>
+              <w:pStyle w:val="a1"/>
               <w:keepNext w:val="0"/>
               <w:keepLines w:val="0"/>
               <w:pageBreakBefore w:val="0"/>
@@ -8003,11 +7913,11 @@
               <w:bidi w:val="0"/>
               <w:adjustRightInd w:val="0"/>
               <w:snapToGrid w:val="0"/>
-              <w:ind w:left="0" w:leftChars="0" w:firstLine="0" w:firstLineChars="0"/>
+              <w:ind w:left="0" w:firstLine="0" w:leftChars="0" w:firstLineChars="0"/>
               <w:jc w:val="left"/>
               <w:textAlignment w:val="baseline"/>
               <w:rPr>
-                <w:rFonts w:hint="default" w:eastAsia="宋体"/>
+                <w:rFonts w:eastAsia="宋体" w:hint="default"/>
                 <w:sz w:val="21"/>
                 <w:szCs w:val="21"/>
                 <w:vertAlign w:val="baseline"/>
@@ -8016,7 +7926,7 @@
             </w:pPr>
             <w:r>
               <w:rPr>
-                <w:rFonts w:hint="eastAsia" w:ascii="Segoe UI" w:hAnsi="Segoe UI" w:eastAsia="宋体" w:cs="Segoe UI"/>
+                <w:rFonts w:ascii="Segoe UI" w:eastAsia="宋体" w:hAnsi="Segoe UI" w:cs="Segoe UI" w:hint="eastAsia"/>
                 <w:i w:val="0"/>
                 <w:iCs w:val="0"/>
                 <w:caps w:val="0"/>
@@ -8037,7 +7947,7 @@
           </w:tcPr>
           <w:p>
             <w:pPr>
-              <w:pStyle w:val="29"/>
+              <w:pStyle w:val="a1"/>
               <w:keepNext w:val="0"/>
               <w:keepLines w:val="0"/>
               <w:pageBreakBefore w:val="0"/>
@@ -8051,7 +7961,7 @@
               <w:bidi w:val="0"/>
               <w:adjustRightInd w:val="0"/>
               <w:snapToGrid w:val="0"/>
-              <w:ind w:left="0" w:leftChars="0" w:right="0" w:rightChars="0" w:firstLine="0" w:firstLineChars="0"/>
+              <w:ind w:left="0" w:right="0" w:firstLine="0" w:leftChars="0" w:rightChars="0" w:firstLineChars="0"/>
               <w:jc w:val="center"/>
               <w:textAlignment w:val="baseline"/>
               <w:rPr>
@@ -8080,7 +7990,7 @@
           </w:tcPr>
           <w:p>
             <w:pPr>
-              <w:pStyle w:val="29"/>
+              <w:pStyle w:val="a1"/>
               <w:keepNext w:val="0"/>
               <w:keepLines w:val="0"/>
               <w:pageBreakBefore w:val="0"/>
@@ -8094,7 +8004,7 @@
               <w:bidi w:val="0"/>
               <w:adjustRightInd w:val="0"/>
               <w:snapToGrid w:val="0"/>
-              <w:ind w:left="0" w:leftChars="0" w:right="0" w:rightChars="0" w:firstLine="0" w:firstLineChars="0"/>
+              <w:ind w:left="0" w:right="0" w:firstLine="0" w:leftChars="0" w:rightChars="0" w:firstLineChars="0"/>
               <w:jc w:val="center"/>
               <w:textAlignment w:val="baseline"/>
               <w:rPr>
@@ -8121,7 +8031,7 @@
     </w:tbl>
     <w:p>
       <w:pPr>
-        <w:pStyle w:val="29"/>
+        <w:pStyle w:val="a1"/>
         <w:keepNext w:val="0"/>
         <w:keepLines w:val="0"/>
         <w:pageBreakBefore w:val="0"/>
@@ -8143,7 +8053,7 @@
     </w:p>
     <w:p>
       <w:pPr>
-        <w:pStyle w:val="28"/>
+        <w:pStyle w:val="1"/>
         <w:keepNext w:val="0"/>
         <w:keepLines w:val="0"/>
         <w:pageBreakBefore w:val="0"/>
@@ -8158,25 +8068,25 @@
         <w:snapToGrid w:val="0"/>
         <w:textAlignment w:val="baseline"/>
         <w:rPr>
-          <w:rStyle w:val="38"/>
-          <w:rFonts w:hint="default" w:eastAsia="宋体"/>
-          <w:lang w:val="en-US" w:eastAsia="zh-CN"/>
-        </w:rPr>
-      </w:pPr>
-      <w:bookmarkStart w:id="28" w:name="bookmark3"/>
-      <w:bookmarkEnd w:id="28"/>
-      <w:bookmarkStart w:id="29" w:name="_Toc17424"/>
-      <w:bookmarkStart w:id="30" w:name="_Toc6742"/>
-      <w:r>
-        <w:rPr>
-          <w:rStyle w:val="38"/>
-          <w:rFonts w:hint="eastAsia" w:eastAsia="宋体"/>
+          <w:rStyle w:val="1Char"/>
+          <w:rFonts w:eastAsia="宋体" w:hint="default"/>
+          <w:lang w:val="en-US" w:eastAsia="zh-CN"/>
+        </w:rPr>
+      </w:pPr>
+      <w:bookmarkStart w:id="29" w:name="bookmark3"/>
+      <w:bookmarkEnd w:id="29"/>
+      <w:bookmarkStart w:id="30" w:name="_Toc17424"/>
+      <w:bookmarkStart w:id="31" w:name="_Toc6742"/>
+      <w:r>
+        <w:rPr>
+          <w:rStyle w:val="1Char"/>
+          <w:rFonts w:eastAsia="宋体" w:hint="eastAsia"/>
           <w:lang w:val="en-US" w:eastAsia="zh-CN"/>
         </w:rPr>
         <w:t>附则</w:t>
       </w:r>
-      <w:bookmarkEnd w:id="29"/>
       <w:bookmarkEnd w:id="30"/>
+      <w:bookmarkEnd w:id="31"/>
     </w:p>
     <w:p>
       <w:pPr>
@@ -8198,17 +8108,17 @@
         <w:adjustRightInd w:val="0"/>
         <w:snapToGrid w:val="0"/>
         <w:spacing w:line="360" w:lineRule="auto"/>
-        <w:ind w:left="425" w:leftChars="0" w:hanging="425" w:firstLineChars="0"/>
+        <w:ind w:left="425" w:hanging="425" w:leftChars="0" w:firstLineChars="0"/>
         <w:textAlignment w:val="baseline"/>
         <w:rPr>
-          <w:rFonts w:ascii="宋体" w:hAnsi="宋体" w:eastAsia="宋体" w:cs="宋体"/>
+          <w:rFonts w:ascii="宋体" w:eastAsia="宋体" w:hAnsi="宋体" w:cs="宋体"/>
           <w:sz w:val="24"/>
           <w:szCs w:val="24"/>
         </w:rPr>
       </w:pPr>
       <w:r>
         <w:rPr>
-          <w:rFonts w:ascii="宋体" w:hAnsi="宋体" w:eastAsia="宋体" w:cs="宋体"/>
+          <w:rFonts w:ascii="宋体" w:eastAsia="宋体" w:hAnsi="宋体" w:cs="宋体"/>
           <w:spacing w:val="-1"/>
           <w:sz w:val="24"/>
           <w:szCs w:val="24"/>
@@ -8217,7 +8127,7 @@
       </w:r>
       <w:r>
         <w:rPr>
-          <w:rFonts w:hint="eastAsia" w:ascii="宋体" w:hAnsi="宋体" w:cs="宋体"/>
+          <w:rFonts w:ascii="宋体" w:hAnsi="宋体" w:cs="宋体" w:hint="eastAsia"/>
           <w:spacing w:val="-1"/>
           <w:sz w:val="24"/>
           <w:szCs w:val="24"/>
@@ -8227,7 +8137,7 @@
       </w:r>
       <w:r>
         <w:rPr>
-          <w:rFonts w:ascii="宋体" w:hAnsi="宋体" w:eastAsia="宋体" w:cs="宋体"/>
+          <w:rFonts w:ascii="宋体" w:eastAsia="宋体" w:hAnsi="宋体" w:cs="宋体"/>
           <w:spacing w:val="-1"/>
           <w:sz w:val="24"/>
           <w:szCs w:val="24"/>
@@ -8255,7 +8165,7 @@
         <w:adjustRightInd w:val="0"/>
         <w:snapToGrid w:val="0"/>
         <w:spacing w:line="360" w:lineRule="auto"/>
-        <w:ind w:left="425" w:leftChars="0" w:hanging="425" w:firstLineChars="0"/>
+        <w:ind w:left="425" w:hanging="425" w:leftChars="0" w:firstLineChars="0"/>
         <w:textAlignment w:val="baseline"/>
         <w:rPr>
           <w:rFonts w:hint="default"/>
@@ -8264,7 +8174,7 @@
       </w:pPr>
       <w:r>
         <w:rPr>
-          <w:rFonts w:ascii="宋体" w:hAnsi="宋体" w:eastAsia="宋体" w:cs="宋体"/>
+          <w:rFonts w:ascii="宋体" w:eastAsia="宋体" w:hAnsi="宋体" w:cs="宋体"/>
           <w:spacing w:val="-2"/>
           <w:sz w:val="24"/>
           <w:szCs w:val="24"/>
@@ -8274,7 +8184,7 @@
     </w:p>
     <w:p>
       <w:pPr>
-        <w:pStyle w:val="28"/>
+        <w:pStyle w:val="1"/>
         <w:keepNext w:val="0"/>
         <w:keepLines w:val="0"/>
         <w:pageBreakBefore w:val="0"/>
@@ -8293,9 +8203,9 @@
           <w:lang w:val="en-US" w:eastAsia="zh-CN"/>
         </w:rPr>
       </w:pPr>
-      <w:bookmarkStart w:id="31" w:name="bookmark14"/>
-      <w:bookmarkEnd w:id="31"/>
-      <w:bookmarkStart w:id="32" w:name="_Toc24611"/>
+      <w:bookmarkStart w:id="32" w:name="bookmark14"/>
+      <w:bookmarkEnd w:id="32"/>
+      <w:bookmarkStart w:id="33" w:name="_Toc24611"/>
       <w:r>
         <w:rPr>
           <w:rFonts w:hint="eastAsia"/>
@@ -8303,11 +8213,11 @@
         </w:rPr>
         <w:t>附件</w:t>
       </w:r>
-      <w:bookmarkEnd w:id="32"/>
+      <w:bookmarkEnd w:id="33"/>
     </w:p>
     <w:p>
       <w:pPr>
-        <w:pStyle w:val="29"/>
+        <w:pStyle w:val="a1"/>
         <w:keepNext w:val="0"/>
         <w:keepLines w:val="0"/>
         <w:pageBreakBefore w:val="0"/>
@@ -8324,7 +8234,7 @@
         <w:bidi w:val="0"/>
         <w:adjustRightInd w:val="0"/>
         <w:snapToGrid w:val="0"/>
-        <w:ind w:left="425" w:leftChars="0" w:hanging="425" w:firstLineChars="0"/>
+        <w:ind w:left="425" w:hanging="425" w:leftChars="0" w:firstLineChars="0"/>
         <w:textAlignment w:val="baseline"/>
         <w:rPr>
           <w:rFonts w:hint="default"/>
@@ -8341,7 +8251,7 @@
     </w:p>
     <w:p>
       <w:pPr>
-        <w:pStyle w:val="29"/>
+        <w:pStyle w:val="a1"/>
         <w:keepNext w:val="0"/>
         <w:keepLines w:val="0"/>
         <w:pageBreakBefore w:val="0"/>
@@ -8358,7 +8268,7 @@
         <w:bidi w:val="0"/>
         <w:adjustRightInd w:val="0"/>
         <w:snapToGrid w:val="0"/>
-        <w:ind w:left="425" w:leftChars="0" w:hanging="425" w:firstLineChars="0"/>
+        <w:ind w:left="425" w:hanging="425" w:leftChars="0" w:firstLineChars="0"/>
         <w:textAlignment w:val="baseline"/>
         <w:rPr>
           <w:rFonts w:hint="default"/>
@@ -8375,7 +8285,7 @@
     </w:p>
     <w:p>
       <w:pPr>
-        <w:pStyle w:val="29"/>
+        <w:pStyle w:val="a1"/>
         <w:keepNext w:val="0"/>
         <w:keepLines w:val="0"/>
         <w:pageBreakBefore w:val="0"/>
@@ -8392,7 +8302,7 @@
         <w:bidi w:val="0"/>
         <w:adjustRightInd w:val="0"/>
         <w:snapToGrid w:val="0"/>
-        <w:ind w:left="425" w:leftChars="0" w:hanging="425" w:firstLineChars="0"/>
+        <w:ind w:left="425" w:hanging="425" w:leftChars="0" w:firstLineChars="0"/>
         <w:textAlignment w:val="baseline"/>
         <w:rPr>
           <w:rFonts w:hint="default"/>
@@ -8409,7 +8319,7 @@
     </w:p>
     <w:p>
       <w:pPr>
-        <w:pStyle w:val="28"/>
+        <w:pStyle w:val="1"/>
         <w:keepNext w:val="0"/>
         <w:keepLines w:val="0"/>
         <w:pageBreakBefore w:val="0"/>
@@ -8428,7 +8338,7 @@
           <w:lang w:val="en-US" w:eastAsia="zh-CN"/>
         </w:rPr>
       </w:pPr>
-      <w:bookmarkStart w:id="33" w:name="_Toc881"/>
+      <w:bookmarkStart w:id="34" w:name="_Toc881"/>
       <w:r>
         <w:rPr>
           <w:rFonts w:hint="eastAsia"/>
@@ -8436,11 +8346,11 @@
         </w:rPr>
         <w:t>记录</w:t>
       </w:r>
-      <w:bookmarkEnd w:id="33"/>
+      <w:bookmarkEnd w:id="34"/>
     </w:p>
     <w:p>
       <w:pPr>
-        <w:pStyle w:val="29"/>
+        <w:pStyle w:val="a1"/>
         <w:keepNext w:val="0"/>
         <w:keepLines w:val="0"/>
         <w:pageBreakBefore w:val="0"/>
@@ -8468,96 +8378,52 @@
       </w:r>
     </w:p>
     <w:sectPr>
-      <w:headerReference r:id="rId7" w:type="first"/>
-      <w:footerReference r:id="rId10" w:type="first"/>
-      <w:headerReference r:id="rId5" w:type="default"/>
-      <w:footerReference r:id="rId8" w:type="default"/>
-      <w:headerReference r:id="rId6" w:type="even"/>
-      <w:footerReference r:id="rId9" w:type="even"/>
+      <w:headerReference w:type="even" r:id="rId6"/>
+      <w:headerReference w:type="default" r:id="rId7"/>
+      <w:footerReference w:type="even" r:id="rId8"/>
+      <w:footerReference w:type="default" r:id="rId9"/>
+      <w:headerReference w:type="first" r:id="rId10"/>
+      <w:footerReference w:type="first" r:id="rId11"/>
       <w:pgSz w:w="11906" w:h="16838"/>
       <w:pgMar w:top="1417" w:right="1800" w:bottom="1440" w:left="1800" w:header="1140" w:footer="992" w:gutter="0"/>
-      <w:cols w:space="425" w:num="1"/>
+      <w:cols w:num="1" w:space="425"/>
       <w:docGrid w:type="lines" w:linePitch="312" w:charSpace="0"/>
     </w:sectPr>
   </w:body>
 </w:document>
 </file>
 
-<file path=word/endnotes.xml><?xml version="1.0" encoding="utf-8"?>
-<w:endnotes xmlns:wpc="http://schemas.microsoft.com/office/word/2010/wordprocessingCanvas" xmlns:mc="http://schemas.openxmlformats.org/markup-compatibility/2006" xmlns:o="urn:schemas-microsoft-com:office:office" xmlns:r="http://schemas.openxmlformats.org/officeDocument/2006/relationships" xmlns:m="http://schemas.openxmlformats.org/officeDocument/2006/math" xmlns:v="urn:schemas-microsoft-com:vml" xmlns:wp14="http://schemas.microsoft.com/office/word/2010/wordprocessingDrawing" xmlns:wp="http://schemas.openxmlformats.org/drawingml/2006/wordprocessingDrawing" xmlns:w="http://schemas.openxmlformats.org/wordprocessingml/2006/main" xmlns:w14="http://schemas.microsoft.com/office/word/2010/wordml" xmlns:w15="http://schemas.microsoft.com/office/word/2012/wordml" xmlns:w10="urn:schemas-microsoft-com:office:word" xmlns:wpg="http://schemas.microsoft.com/office/word/2010/wordprocessingGroup" xmlns:wpi="http://schemas.microsoft.com/office/word/2010/wordprocessingInk" xmlns:wne="http://schemas.microsoft.com/office/word/2006/wordml" xmlns:wps="http://schemas.microsoft.com/office/word/2010/wordprocessingShape" xmlns:wpsCustomData="http://www.wps.cn/officeDocument/2013/wpsCustomData" mc:Ignorable="w14 w15 wp14">
-  <w:endnote w:type="separator" w:id="0">
-    <w:p>
-      <w:pPr>
-        <w:spacing w:line="240" w:lineRule="auto"/>
-      </w:pPr>
-      <w:r>
-        <w:separator/>
-      </w:r>
-    </w:p>
-  </w:endnote>
-  <w:endnote w:type="continuationSeparator" w:id="1">
-    <w:p>
-      <w:pPr>
-        <w:spacing w:line="240" w:lineRule="auto"/>
-      </w:pPr>
-      <w:r>
-        <w:continuationSeparator/>
-      </w:r>
-    </w:p>
-  </w:endnote>
-</w:endnotes>
-</file>
-
 <file path=word/footer1.xml><?xml version="1.0" encoding="utf-8"?>
-<w:ftr xmlns:wpc="http://schemas.microsoft.com/office/word/2010/wordprocessingCanvas" xmlns:mc="http://schemas.openxmlformats.org/markup-compatibility/2006" xmlns:o="urn:schemas-microsoft-com:office:office" xmlns:r="http://schemas.openxmlformats.org/officeDocument/2006/relationships" xmlns:m="http://schemas.openxmlformats.org/officeDocument/2006/math" xmlns:v="urn:schemas-microsoft-com:vml" xmlns:wp14="http://schemas.microsoft.com/office/word/2010/wordprocessingDrawing" xmlns:wp="http://schemas.openxmlformats.org/drawingml/2006/wordprocessingDrawing" xmlns:w10="urn:schemas-microsoft-com:office:word" xmlns:w="http://schemas.openxmlformats.org/wordprocessingml/2006/main" xmlns:w14="http://schemas.microsoft.com/office/word/2010/wordml" xmlns:w15="http://schemas.microsoft.com/office/word/2012/wordml" xmlns:wpg="http://schemas.microsoft.com/office/word/2010/wordprocessingGroup" xmlns:wpi="http://schemas.microsoft.com/office/word/2010/wordprocessingInk" xmlns:wne="http://schemas.microsoft.com/office/word/2006/wordml" xmlns:wps="http://schemas.microsoft.com/office/word/2010/wordprocessingShape" xmlns:wpsCustomData="http://www.wps.cn/officeDocument/2013/wpsCustomData" mc:Ignorable="w14 w15 wp14">
+<w:ftr xmlns:wpc="http://schemas.microsoft.com/office/word/2010/wordprocessingCanvas" xmlns:mc="http://schemas.openxmlformats.org/markup-compatibility/2006" xmlns:o="urn:schemas-microsoft-com:office:office" xmlns:r="http://schemas.openxmlformats.org/officeDocument/2006/relationships" xmlns:m="http://schemas.openxmlformats.org/officeDocument/2006/math" xmlns:v="urn:schemas-microsoft-com:vml" xmlns:wp14="http://schemas.microsoft.com/office/word/2010/wordprocessingDrawing" xmlns:wp="http://schemas.openxmlformats.org/drawingml/2006/wordprocessingDrawing" xmlns:w10="urn:schemas-microsoft-com:office:word" xmlns:w="http://schemas.openxmlformats.org/wordprocessingml/2006/main" xmlns:w14="http://schemas.microsoft.com/office/word/2010/wordml" xmlns:w15="http://schemas.microsoft.com/office/word/2012/wordml" xmlns:wne="http://schemas.microsoft.com/office/word/2006/wordml" xmlns:wpg="http://schemas.microsoft.com/office/word/2010/wordprocessingGroup" xmlns:wpi="http://schemas.microsoft.com/office/word/2010/wordprocessingInk" xmlns:wps="http://schemas.microsoft.com/office/word/2010/wordprocessingShape" mc:Ignorable="w14 w15 wp14">
   <w:p/>
 </w:ftr>
 </file>
 
 <file path=word/footer2.xml><?xml version="1.0" encoding="utf-8"?>
-<w:ftr xmlns:wpc="http://schemas.microsoft.com/office/word/2010/wordprocessingCanvas" xmlns:mc="http://schemas.openxmlformats.org/markup-compatibility/2006" xmlns:o="urn:schemas-microsoft-com:office:office" xmlns:r="http://schemas.openxmlformats.org/officeDocument/2006/relationships" xmlns:m="http://schemas.openxmlformats.org/officeDocument/2006/math" xmlns:v="urn:schemas-microsoft-com:vml" xmlns:wp14="http://schemas.microsoft.com/office/word/2010/wordprocessingDrawing" xmlns:wp="http://schemas.openxmlformats.org/drawingml/2006/wordprocessingDrawing" xmlns:w10="urn:schemas-microsoft-com:office:word" xmlns:w="http://schemas.openxmlformats.org/wordprocessingml/2006/main" xmlns:w14="http://schemas.microsoft.com/office/word/2010/wordml" xmlns:w15="http://schemas.microsoft.com/office/word/2012/wordml" xmlns:wpg="http://schemas.microsoft.com/office/word/2010/wordprocessingGroup" xmlns:wpi="http://schemas.microsoft.com/office/word/2010/wordprocessingInk" xmlns:wne="http://schemas.microsoft.com/office/word/2006/wordml" xmlns:wps="http://schemas.microsoft.com/office/word/2010/wordprocessingShape" xmlns:wpsCustomData="http://www.wps.cn/officeDocument/2013/wpsCustomData" mc:Ignorable="w14 w15 wp14">
+<w:ftr xmlns:wpc="http://schemas.microsoft.com/office/word/2010/wordprocessingCanvas" xmlns:mc="http://schemas.openxmlformats.org/markup-compatibility/2006" xmlns:o="urn:schemas-microsoft-com:office:office" xmlns:r="http://schemas.openxmlformats.org/officeDocument/2006/relationships" xmlns:m="http://schemas.openxmlformats.org/officeDocument/2006/math" xmlns:v="urn:schemas-microsoft-com:vml" xmlns:wp14="http://schemas.microsoft.com/office/word/2010/wordprocessingDrawing" xmlns:wp="http://schemas.openxmlformats.org/drawingml/2006/wordprocessingDrawing" xmlns:w10="urn:schemas-microsoft-com:office:word" xmlns:w="http://schemas.openxmlformats.org/wordprocessingml/2006/main" xmlns:w14="http://schemas.microsoft.com/office/word/2010/wordml" xmlns:w15="http://schemas.microsoft.com/office/word/2012/wordml" xmlns:wne="http://schemas.microsoft.com/office/word/2006/wordml" xmlns:wpg="http://schemas.microsoft.com/office/word/2010/wordprocessingGroup" xmlns:wpi="http://schemas.microsoft.com/office/word/2010/wordprocessingInk" xmlns:wps="http://schemas.microsoft.com/office/word/2010/wordprocessingShape" mc:Ignorable="w14 w15 wp14">
   <w:p/>
 </w:ftr>
 </file>
 
 <file path=word/footer3.xml><?xml version="1.0" encoding="utf-8"?>
-<w:ftr xmlns:wpc="http://schemas.microsoft.com/office/word/2010/wordprocessingCanvas" xmlns:mc="http://schemas.openxmlformats.org/markup-compatibility/2006" xmlns:o="urn:schemas-microsoft-com:office:office" xmlns:r="http://schemas.openxmlformats.org/officeDocument/2006/relationships" xmlns:m="http://schemas.openxmlformats.org/officeDocument/2006/math" xmlns:v="urn:schemas-microsoft-com:vml" xmlns:wp14="http://schemas.microsoft.com/office/word/2010/wordprocessingDrawing" xmlns:wp="http://schemas.openxmlformats.org/drawingml/2006/wordprocessingDrawing" xmlns:w10="urn:schemas-microsoft-com:office:word" xmlns:w="http://schemas.openxmlformats.org/wordprocessingml/2006/main" xmlns:w14="http://schemas.microsoft.com/office/word/2010/wordml" xmlns:w15="http://schemas.microsoft.com/office/word/2012/wordml" xmlns:wpg="http://schemas.microsoft.com/office/word/2010/wordprocessingGroup" xmlns:wpi="http://schemas.microsoft.com/office/word/2010/wordprocessingInk" xmlns:wne="http://schemas.microsoft.com/office/word/2006/wordml" xmlns:wps="http://schemas.microsoft.com/office/word/2010/wordprocessingShape" xmlns:wpsCustomData="http://www.wps.cn/officeDocument/2013/wpsCustomData" mc:Ignorable="w14 w15 wp14">
+<w:ftr xmlns:wpc="http://schemas.microsoft.com/office/word/2010/wordprocessingCanvas" xmlns:mc="http://schemas.openxmlformats.org/markup-compatibility/2006" xmlns:o="urn:schemas-microsoft-com:office:office" xmlns:r="http://schemas.openxmlformats.org/officeDocument/2006/relationships" xmlns:m="http://schemas.openxmlformats.org/officeDocument/2006/math" xmlns:v="urn:schemas-microsoft-com:vml" xmlns:wp14="http://schemas.microsoft.com/office/word/2010/wordprocessingDrawing" xmlns:wp="http://schemas.openxmlformats.org/drawingml/2006/wordprocessingDrawing" xmlns:w10="urn:schemas-microsoft-com:office:word" xmlns:w="http://schemas.openxmlformats.org/wordprocessingml/2006/main" xmlns:w14="http://schemas.microsoft.com/office/word/2010/wordml" xmlns:w15="http://schemas.microsoft.com/office/word/2012/wordml" xmlns:wne="http://schemas.microsoft.com/office/word/2006/wordml" xmlns:wpg="http://schemas.microsoft.com/office/word/2010/wordprocessingGroup" xmlns:wpi="http://schemas.microsoft.com/office/word/2010/wordprocessingInk" xmlns:wps="http://schemas.microsoft.com/office/word/2010/wordprocessingShape" mc:Ignorable="w14 w15 wp14">
   <w:p/>
 </w:ftr>
 </file>
 
-<file path=word/footnotes.xml><?xml version="1.0" encoding="utf-8"?>
-<w:footnotes xmlns:wpc="http://schemas.microsoft.com/office/word/2010/wordprocessingCanvas" xmlns:mc="http://schemas.openxmlformats.org/markup-compatibility/2006" xmlns:o="urn:schemas-microsoft-com:office:office" xmlns:r="http://schemas.openxmlformats.org/officeDocument/2006/relationships" xmlns:m="http://schemas.openxmlformats.org/officeDocument/2006/math" xmlns:v="urn:schemas-microsoft-com:vml" xmlns:wp14="http://schemas.microsoft.com/office/word/2010/wordprocessingDrawing" xmlns:wp="http://schemas.openxmlformats.org/drawingml/2006/wordprocessingDrawing" xmlns:w="http://schemas.openxmlformats.org/wordprocessingml/2006/main" xmlns:w14="http://schemas.microsoft.com/office/word/2010/wordml" xmlns:w15="http://schemas.microsoft.com/office/word/2012/wordml" xmlns:w10="urn:schemas-microsoft-com:office:word" xmlns:wpg="http://schemas.microsoft.com/office/word/2010/wordprocessingGroup" xmlns:wpi="http://schemas.microsoft.com/office/word/2010/wordprocessingInk" xmlns:wne="http://schemas.microsoft.com/office/word/2006/wordml" xmlns:wps="http://schemas.microsoft.com/office/word/2010/wordprocessingShape" xmlns:wpsCustomData="http://www.wps.cn/officeDocument/2013/wpsCustomData" mc:Ignorable="w14 w15 wp14">
-  <w:footnote w:type="separator" w:id="0">
-    <w:p>
-      <w:pPr>
-        <w:spacing w:line="360" w:lineRule="auto"/>
-      </w:pPr>
-      <w:r>
-        <w:separator/>
-      </w:r>
-    </w:p>
-  </w:footnote>
-  <w:footnote w:type="continuationSeparator" w:id="1">
-    <w:p>
-      <w:pPr>
-        <w:spacing w:line="360" w:lineRule="auto"/>
-      </w:pPr>
-      <w:r>
-        <w:continuationSeparator/>
-      </w:r>
-    </w:p>
-  </w:footnote>
-</w:footnotes>
+<file path=word/header1.xml><?xml version="1.0" encoding="utf-8"?>
+<w:hdr xmlns:wpc="http://schemas.microsoft.com/office/word/2010/wordprocessingCanvas" xmlns:mc="http://schemas.openxmlformats.org/markup-compatibility/2006" xmlns:o="urn:schemas-microsoft-com:office:office" xmlns:r="http://schemas.openxmlformats.org/officeDocument/2006/relationships" xmlns:m="http://schemas.openxmlformats.org/officeDocument/2006/math" xmlns:v="urn:schemas-microsoft-com:vml" xmlns:wp14="http://schemas.microsoft.com/office/word/2010/wordprocessingDrawing" xmlns:wp="http://schemas.openxmlformats.org/drawingml/2006/wordprocessingDrawing" xmlns:w10="urn:schemas-microsoft-com:office:word" xmlns:w="http://schemas.openxmlformats.org/wordprocessingml/2006/main" xmlns:w14="http://schemas.microsoft.com/office/word/2010/wordml" xmlns:w15="http://schemas.microsoft.com/office/word/2012/wordml" xmlns:wne="http://schemas.microsoft.com/office/word/2006/wordml" xmlns:wpg="http://schemas.microsoft.com/office/word/2010/wordprocessingGroup" xmlns:wpi="http://schemas.microsoft.com/office/word/2010/wordprocessingInk" xmlns:wps="http://schemas.microsoft.com/office/word/2010/wordprocessingShape" mc:Ignorable="w14 w15 wp14">
+  <w:p/>
+</w:hdr>
 </file>
 
-<file path=word/header1.xml><?xml version="1.0" encoding="utf-8"?>
-<w:hdr xmlns:wpc="http://schemas.microsoft.com/office/word/2010/wordprocessingCanvas" xmlns:mc="http://schemas.openxmlformats.org/markup-compatibility/2006" xmlns:o="urn:schemas-microsoft-com:office:office" xmlns:r="http://schemas.openxmlformats.org/officeDocument/2006/relationships" xmlns:m="http://schemas.openxmlformats.org/officeDocument/2006/math" xmlns:v="urn:schemas-microsoft-com:vml" xmlns:wp14="http://schemas.microsoft.com/office/word/2010/wordprocessingDrawing" xmlns:wp="http://schemas.openxmlformats.org/drawingml/2006/wordprocessingDrawing" xmlns:w10="urn:schemas-microsoft-com:office:word" xmlns:w="http://schemas.openxmlformats.org/wordprocessingml/2006/main" xmlns:w14="http://schemas.microsoft.com/office/word/2010/wordml" xmlns:w15="http://schemas.microsoft.com/office/word/2012/wordml" xmlns:wpg="http://schemas.microsoft.com/office/word/2010/wordprocessingGroup" xmlns:wpi="http://schemas.microsoft.com/office/word/2010/wordprocessingInk" xmlns:wne="http://schemas.microsoft.com/office/word/2006/wordml" xmlns:wps="http://schemas.microsoft.com/office/word/2010/wordprocessingShape" xmlns:wpsCustomData="http://www.wps.cn/officeDocument/2013/wpsCustomData" mc:Ignorable="w14 w15 wp14">
+<file path=word/header2.xml><?xml version="1.0" encoding="utf-8"?>
+<w:hdr xmlns:wpc="http://schemas.microsoft.com/office/word/2010/wordprocessingCanvas" xmlns:mc="http://schemas.openxmlformats.org/markup-compatibility/2006" xmlns:o="urn:schemas-microsoft-com:office:office" xmlns:r="http://schemas.openxmlformats.org/officeDocument/2006/relationships" xmlns:m="http://schemas.openxmlformats.org/officeDocument/2006/math" xmlns:v="urn:schemas-microsoft-com:vml" xmlns:wp14="http://schemas.microsoft.com/office/word/2010/wordprocessingDrawing" xmlns:wp="http://schemas.openxmlformats.org/drawingml/2006/wordprocessingDrawing" xmlns:w10="urn:schemas-microsoft-com:office:word" xmlns:w="http://schemas.openxmlformats.org/wordprocessingml/2006/main" xmlns:w14="http://schemas.microsoft.com/office/word/2010/wordml" xmlns:w15="http://schemas.microsoft.com/office/word/2012/wordml" xmlns:wne="http://schemas.microsoft.com/office/word/2006/wordml" xmlns:wpg="http://schemas.microsoft.com/office/word/2010/wordprocessingGroup" xmlns:wpi="http://schemas.microsoft.com/office/word/2010/wordprocessingInk" xmlns:wps="http://schemas.microsoft.com/office/word/2010/wordprocessingShape" mc:Ignorable="w14 w15 wp14">
   <w:p>
     <w:pPr>
-      <w:pStyle w:val="15"/>
+      <w:pStyle w:val="Header"/>
       <w:pBdr>
-        <w:bottom w:val="single" w:color="auto" w:sz="4" w:space="1"/>
+        <w:bottom w:val="single" w:sz="4" w:space="1" w:color="auto"/>
       </w:pBdr>
       <w:tabs>
         <w:tab w:val="left" w:pos="335"/>
@@ -8565,27 +8431,27 @@
       </w:tabs>
       <w:jc w:val="right"/>
       <w:rPr>
-        <w:rFonts w:hint="eastAsia" w:eastAsiaTheme="minorEastAsia"/>
+        <w:rFonts w:eastAsiaTheme="minorEastAsia" w:hint="eastAsia"/>
         <w:lang w:eastAsia="zh-CN"/>
       </w:rPr>
     </w:pPr>
     <w:r>
       <w:rPr>
-        <w:rFonts w:hint="eastAsia" w:eastAsiaTheme="minorEastAsia"/>
+        <w:rFonts w:eastAsiaTheme="minorEastAsia" w:hint="eastAsia"/>
         <w:lang w:val="en-US" w:eastAsia="zh-CN"/>
       </w:rPr>
       <w:tab/>
     </w:r>
     <w:r>
       <w:rPr>
-        <w:rFonts w:hint="eastAsia" w:eastAsiaTheme="minorEastAsia"/>
+        <w:rFonts w:eastAsiaTheme="minorEastAsia" w:hint="eastAsia"/>
         <w:lang w:val="en-US" w:eastAsia="zh-CN"/>
       </w:rPr>
       <w:tab/>
     </w:r>
     <w:r>
       <w:rPr>
-        <w:rFonts w:hint="eastAsia" w:eastAsiaTheme="minorEastAsia"/>
+        <w:rFonts w:eastAsiaTheme="minorEastAsia" w:hint="eastAsia"/>
         <w:lang w:val="en-US" w:eastAsia="zh-CN"/>
       </w:rPr>
       <w:t>重庆市鹧鸪哨信息技术有限责任公司</w:t>
@@ -8594,28 +8460,22 @@
 </w:hdr>
 </file>
 
-<file path=word/header2.xml><?xml version="1.0" encoding="utf-8"?>
-<w:hdr xmlns:wpc="http://schemas.microsoft.com/office/word/2010/wordprocessingCanvas" xmlns:mc="http://schemas.openxmlformats.org/markup-compatibility/2006" xmlns:o="urn:schemas-microsoft-com:office:office" xmlns:r="http://schemas.openxmlformats.org/officeDocument/2006/relationships" xmlns:m="http://schemas.openxmlformats.org/officeDocument/2006/math" xmlns:v="urn:schemas-microsoft-com:vml" xmlns:wp14="http://schemas.microsoft.com/office/word/2010/wordprocessingDrawing" xmlns:wp="http://schemas.openxmlformats.org/drawingml/2006/wordprocessingDrawing" xmlns:w10="urn:schemas-microsoft-com:office:word" xmlns:w="http://schemas.openxmlformats.org/wordprocessingml/2006/main" xmlns:w14="http://schemas.microsoft.com/office/word/2010/wordml" xmlns:w15="http://schemas.microsoft.com/office/word/2012/wordml" xmlns:wpg="http://schemas.microsoft.com/office/word/2010/wordprocessingGroup" xmlns:wpi="http://schemas.microsoft.com/office/word/2010/wordprocessingInk" xmlns:wne="http://schemas.microsoft.com/office/word/2006/wordml" xmlns:wps="http://schemas.microsoft.com/office/word/2010/wordprocessingShape" xmlns:wpsCustomData="http://www.wps.cn/officeDocument/2013/wpsCustomData" mc:Ignorable="w14 w15 wp14">
-  <w:p/>
-</w:hdr>
-</file>
-
 <file path=word/header3.xml><?xml version="1.0" encoding="utf-8"?>
-<w:hdr xmlns:wpc="http://schemas.microsoft.com/office/word/2010/wordprocessingCanvas" xmlns:mc="http://schemas.openxmlformats.org/markup-compatibility/2006" xmlns:o="urn:schemas-microsoft-com:office:office" xmlns:r="http://schemas.openxmlformats.org/officeDocument/2006/relationships" xmlns:m="http://schemas.openxmlformats.org/officeDocument/2006/math" xmlns:v="urn:schemas-microsoft-com:vml" xmlns:wp14="http://schemas.microsoft.com/office/word/2010/wordprocessingDrawing" xmlns:wp="http://schemas.openxmlformats.org/drawingml/2006/wordprocessingDrawing" xmlns:w10="urn:schemas-microsoft-com:office:word" xmlns:w="http://schemas.openxmlformats.org/wordprocessingml/2006/main" xmlns:w14="http://schemas.microsoft.com/office/word/2010/wordml" xmlns:w15="http://schemas.microsoft.com/office/word/2012/wordml" xmlns:wpg="http://schemas.microsoft.com/office/word/2010/wordprocessingGroup" xmlns:wpi="http://schemas.microsoft.com/office/word/2010/wordprocessingInk" xmlns:wne="http://schemas.microsoft.com/office/word/2006/wordml" xmlns:wps="http://schemas.microsoft.com/office/word/2010/wordprocessingShape" xmlns:wpsCustomData="http://www.wps.cn/officeDocument/2013/wpsCustomData" mc:Ignorable="w14 w15 wp14">
+<w:hdr xmlns:wpc="http://schemas.microsoft.com/office/word/2010/wordprocessingCanvas" xmlns:mc="http://schemas.openxmlformats.org/markup-compatibility/2006" xmlns:o="urn:schemas-microsoft-com:office:office" xmlns:r="http://schemas.openxmlformats.org/officeDocument/2006/relationships" xmlns:m="http://schemas.openxmlformats.org/officeDocument/2006/math" xmlns:v="urn:schemas-microsoft-com:vml" xmlns:wp14="http://schemas.microsoft.com/office/word/2010/wordprocessingDrawing" xmlns:wp="http://schemas.openxmlformats.org/drawingml/2006/wordprocessingDrawing" xmlns:w10="urn:schemas-microsoft-com:office:word" xmlns:w="http://schemas.openxmlformats.org/wordprocessingml/2006/main" xmlns:w14="http://schemas.microsoft.com/office/word/2010/wordml" xmlns:w15="http://schemas.microsoft.com/office/word/2012/wordml" xmlns:wne="http://schemas.microsoft.com/office/word/2006/wordml" xmlns:wpg="http://schemas.microsoft.com/office/word/2010/wordprocessingGroup" xmlns:wpi="http://schemas.microsoft.com/office/word/2010/wordprocessingInk" xmlns:wps="http://schemas.microsoft.com/office/word/2010/wordprocessingShape" mc:Ignorable="w14 w15 wp14">
   <w:p/>
 </w:hdr>
 </file>
 
 <file path=word/numbering.xml><?xml version="1.0" encoding="utf-8"?>
-<w:numbering xmlns:wpc="http://schemas.microsoft.com/office/word/2010/wordprocessingCanvas" xmlns:mc="http://schemas.openxmlformats.org/markup-compatibility/2006" xmlns:o="urn:schemas-microsoft-com:office:office" xmlns:r="http://schemas.openxmlformats.org/officeDocument/2006/relationships" xmlns:m="http://schemas.openxmlformats.org/officeDocument/2006/math" xmlns:v="urn:schemas-microsoft-com:vml" xmlns:wp14="http://schemas.microsoft.com/office/word/2010/wordprocessingDrawing" xmlns:wp="http://schemas.openxmlformats.org/drawingml/2006/wordprocessingDrawing" xmlns:w10="urn:schemas-microsoft-com:office:word" xmlns:w="http://schemas.openxmlformats.org/wordprocessingml/2006/main" xmlns:w14="http://schemas.microsoft.com/office/word/2010/wordml" xmlns:wpg="http://schemas.microsoft.com/office/word/2010/wordprocessingGroup" xmlns:wpi="http://schemas.microsoft.com/office/word/2010/wordprocessingInk" xmlns:wne="http://schemas.microsoft.com/office/word/2006/wordml" xmlns:wps="http://schemas.microsoft.com/office/word/2010/wordprocessingShape" xmlns:wpsCustomData="http://www.wps.cn/officeDocument/2013/wpsCustomData" mc:Ignorable="w14 wp14">
+<w:numbering xmlns:wpc="http://schemas.microsoft.com/office/word/2010/wordprocessingCanvas" xmlns:mc="http://schemas.openxmlformats.org/markup-compatibility/2006" xmlns:o="urn:schemas-microsoft-com:office:office" xmlns:r="http://schemas.openxmlformats.org/officeDocument/2006/relationships" xmlns:m="http://schemas.openxmlformats.org/officeDocument/2006/math" xmlns:v="urn:schemas-microsoft-com:vml" xmlns:wp14="http://schemas.microsoft.com/office/word/2010/wordprocessingDrawing" xmlns:wp="http://schemas.openxmlformats.org/drawingml/2006/wordprocessingDrawing" xmlns:w10="urn:schemas-microsoft-com:office:word" xmlns:w="http://schemas.openxmlformats.org/wordprocessingml/2006/main" xmlns:w14="http://schemas.microsoft.com/office/word/2010/wordml" xmlns:w15="http://schemas.microsoft.com/office/word/2012/wordml" xmlns:wne="http://schemas.microsoft.com/office/word/2006/wordml" xmlns:wpg="http://schemas.microsoft.com/office/word/2010/wordprocessingGroup" xmlns:wpi="http://schemas.microsoft.com/office/word/2010/wordprocessingInk" xmlns:wps="http://schemas.microsoft.com/office/word/2010/wordprocessingShape" mc:Ignorable="w14 w15 wp14">
   <w:abstractNum w:abstractNumId="0">
     <w:nsid w:val="8E964DCE"/>
     <w:multiLevelType w:val="multilevel"/>
     <w:tmpl w:val="8E964DCE"/>
-    <w:lvl w:ilvl="0" w:tentative="0">
+    <w:lvl w:ilvl="0">
       <w:start w:val="1"/>
       <w:numFmt w:val="decimal"/>
-      <w:pStyle w:val="2"/>
+      <w:pStyle w:val="Heading1"/>
       <w:lvlText w:val="%1."/>
       <w:lvlJc w:val="left"/>
       <w:pPr>
@@ -8625,10 +8485,10 @@
         <w:rFonts w:hint="default"/>
       </w:rPr>
     </w:lvl>
-    <w:lvl w:ilvl="1" w:tentative="0">
+    <w:lvl w:ilvl="1">
       <w:start w:val="1"/>
       <w:numFmt w:val="decimal"/>
-      <w:pStyle w:val="3"/>
+      <w:pStyle w:val="Heading2"/>
       <w:lvlText w:val="%1.%2."/>
       <w:lvlJc w:val="left"/>
       <w:pPr>
@@ -8638,10 +8498,10 @@
         <w:rFonts w:hint="default"/>
       </w:rPr>
     </w:lvl>
-    <w:lvl w:ilvl="2" w:tentative="0">
+    <w:lvl w:ilvl="2">
       <w:start w:val="1"/>
       <w:numFmt w:val="decimal"/>
-      <w:pStyle w:val="4"/>
+      <w:pStyle w:val="Heading3"/>
       <w:lvlText w:val="%1.%2.%3."/>
       <w:lvlJc w:val="left"/>
       <w:pPr>
@@ -8651,10 +8511,10 @@
         <w:rFonts w:hint="default"/>
       </w:rPr>
     </w:lvl>
-    <w:lvl w:ilvl="3" w:tentative="0">
+    <w:lvl w:ilvl="3">
       <w:start w:val="1"/>
       <w:numFmt w:val="decimal"/>
-      <w:pStyle w:val="5"/>
+      <w:pStyle w:val="Heading4"/>
       <w:lvlText w:val="%1.%2.%3.%4."/>
       <w:lvlJc w:val="left"/>
       <w:pPr>
@@ -8664,10 +8524,10 @@
         <w:rFonts w:hint="default"/>
       </w:rPr>
     </w:lvl>
-    <w:lvl w:ilvl="4" w:tentative="0">
+    <w:lvl w:ilvl="4">
       <w:start w:val="1"/>
       <w:numFmt w:val="decimal"/>
-      <w:pStyle w:val="6"/>
+      <w:pStyle w:val="Heading5"/>
       <w:lvlText w:val="%1.%2.%3.%4.%5."/>
       <w:lvlJc w:val="left"/>
       <w:pPr>
@@ -8677,10 +8537,10 @@
         <w:rFonts w:hint="default"/>
       </w:rPr>
     </w:lvl>
-    <w:lvl w:ilvl="5" w:tentative="0">
+    <w:lvl w:ilvl="5">
       <w:start w:val="1"/>
       <w:numFmt w:val="decimal"/>
-      <w:pStyle w:val="7"/>
+      <w:pStyle w:val="Heading6"/>
       <w:lvlText w:val="%1.%2.%3.%4.%5.%6."/>
       <w:lvlJc w:val="left"/>
       <w:pPr>
@@ -8690,10 +8550,10 @@
         <w:rFonts w:hint="default"/>
       </w:rPr>
     </w:lvl>
-    <w:lvl w:ilvl="6" w:tentative="0">
+    <w:lvl w:ilvl="6">
       <w:start w:val="1"/>
       <w:numFmt w:val="decimal"/>
-      <w:pStyle w:val="8"/>
+      <w:pStyle w:val="Heading7"/>
       <w:lvlText w:val="%1.%2.%3.%4.%5.%6.%7."/>
       <w:lvlJc w:val="left"/>
       <w:pPr>
@@ -8703,10 +8563,10 @@
         <w:rFonts w:hint="default"/>
       </w:rPr>
     </w:lvl>
-    <w:lvl w:ilvl="7" w:tentative="0">
+    <w:lvl w:ilvl="7">
       <w:start w:val="1"/>
       <w:numFmt w:val="decimal"/>
-      <w:pStyle w:val="9"/>
+      <w:pStyle w:val="Heading8"/>
       <w:lvlText w:val="%1.%2.%3.%4.%5.%6.%7.%8."/>
       <w:lvlJc w:val="left"/>
       <w:pPr>
@@ -8716,10 +8576,10 @@
         <w:rFonts w:hint="default"/>
       </w:rPr>
     </w:lvl>
-    <w:lvl w:ilvl="8" w:tentative="0">
+    <w:lvl w:ilvl="8">
       <w:start w:val="1"/>
       <w:numFmt w:val="decimal"/>
-      <w:pStyle w:val="10"/>
+      <w:pStyle w:val="Heading9"/>
       <w:lvlText w:val="%1.%2.%3.%4.%5.%6.%7.%8.%9."/>
       <w:lvlJc w:val="left"/>
       <w:pPr>
@@ -8734,7 +8594,7 @@
     <w:nsid w:val="A6F270B8"/>
     <w:multiLevelType w:val="singleLevel"/>
     <w:tmpl w:val="A6F270B8"/>
-    <w:lvl w:ilvl="0" w:tentative="0">
+    <w:lvl w:ilvl="0">
       <w:start w:val="1"/>
       <w:numFmt w:val="decimal"/>
       <w:lvlText w:val="%1."/>
@@ -8751,7 +8611,7 @@
     <w:nsid w:val="BE59BEF0"/>
     <w:multiLevelType w:val="singleLevel"/>
     <w:tmpl w:val="BE59BEF0"/>
-    <w:lvl w:ilvl="0" w:tentative="0">
+    <w:lvl w:ilvl="0">
       <w:start w:val="1"/>
       <w:numFmt w:val="decimal"/>
       <w:lvlText w:val="%1."/>
@@ -8768,7 +8628,7 @@
     <w:nsid w:val="D4C2FEC3"/>
     <w:multiLevelType w:val="singleLevel"/>
     <w:tmpl w:val="D4C2FEC3"/>
-    <w:lvl w:ilvl="0" w:tentative="0">
+    <w:lvl w:ilvl="0">
       <w:start w:val="1"/>
       <w:numFmt w:val="decimal"/>
       <w:lvlText w:val="%1."/>
@@ -8785,7 +8645,7 @@
     <w:nsid w:val="EA0F4E69"/>
     <w:multiLevelType w:val="singleLevel"/>
     <w:tmpl w:val="EA0F4E69"/>
-    <w:lvl w:ilvl="0" w:tentative="0">
+    <w:lvl w:ilvl="0">
       <w:start w:val="1"/>
       <w:numFmt w:val="decimal"/>
       <w:lvlText w:val="%1."/>
@@ -8802,7 +8662,7 @@
     <w:nsid w:val="F67A92D8"/>
     <w:multiLevelType w:val="singleLevel"/>
     <w:tmpl w:val="F67A92D8"/>
-    <w:lvl w:ilvl="0" w:tentative="0">
+    <w:lvl w:ilvl="0">
       <w:start w:val="1"/>
       <w:numFmt w:val="decimal"/>
       <w:lvlText w:val="%1."/>
@@ -8819,7 +8679,7 @@
     <w:nsid w:val="F9539CF3"/>
     <w:multiLevelType w:val="singleLevel"/>
     <w:tmpl w:val="F9539CF3"/>
-    <w:lvl w:ilvl="0" w:tentative="0">
+    <w:lvl w:ilvl="0">
       <w:start w:val="1"/>
       <w:numFmt w:val="decimal"/>
       <w:lvlText w:val="%1."/>
@@ -8836,7 +8696,7 @@
     <w:nsid w:val="2347B199"/>
     <w:multiLevelType w:val="singleLevel"/>
     <w:tmpl w:val="2347B199"/>
-    <w:lvl w:ilvl="0" w:tentative="0">
+    <w:lvl w:ilvl="0">
       <w:start w:val="1"/>
       <w:numFmt w:val="decimal"/>
       <w:lvlText w:val="%1."/>
@@ -8877,269 +8737,267 @@
 </file>
 
 <file path=word/styles.xml><?xml version="1.0" encoding="utf-8"?>
-<w:styles xmlns:mc="http://schemas.openxmlformats.org/markup-compatibility/2006" xmlns:o="urn:schemas-microsoft-com:office:office" xmlns:r="http://schemas.openxmlformats.org/officeDocument/2006/relationships" xmlns:m="http://schemas.openxmlformats.org/officeDocument/2006/math" xmlns:v="urn:schemas-microsoft-com:vml" xmlns:w="http://schemas.openxmlformats.org/wordprocessingml/2006/main" xmlns:w14="http://schemas.microsoft.com/office/word/2010/wordml" xmlns:w10="urn:schemas-microsoft-com:office:word" xmlns:sl="http://schemas.openxmlformats.org/schemaLibrary/2006/main" xmlns:wpsCustomData="http://www.wps.cn/officeDocument/2013/wpsCustomData" mc:Ignorable="w14">
+<w:styles xmlns:mc="http://schemas.openxmlformats.org/markup-compatibility/2006" xmlns:r="http://schemas.openxmlformats.org/officeDocument/2006/relationships" xmlns:w="http://schemas.openxmlformats.org/wordprocessingml/2006/main" xmlns:w14="http://schemas.microsoft.com/office/word/2010/wordml" xmlns:w15="http://schemas.microsoft.com/office/word/2012/wordml" mc:Ignorable="w14 w15">
   <w:docDefaults>
     <w:rPrDefault>
       <w:rPr>
-        <w:rFonts w:ascii="Times New Roman" w:hAnsi="Times New Roman" w:eastAsia="宋体" w:cs="Times New Roman"/>
+        <w:rFonts w:ascii="Times New Roman" w:eastAsia="宋体" w:hAnsi="Times New Roman" w:cs="Times New Roman"/>
       </w:rPr>
     </w:rPrDefault>
     <w:pPrDefault/>
   </w:docDefaults>
-  <w:latentStyles w:count="260" w:defQFormat="0" w:defUnhideWhenUsed="1" w:defSemiHidden="1" w:defUIPriority="99" w:defLockedState="0">
-    <w:lsdException w:qFormat="1" w:unhideWhenUsed="0" w:uiPriority="0" w:semiHidden="0" w:name="Normal"/>
-    <w:lsdException w:qFormat="1" w:unhideWhenUsed="0" w:uiPriority="0" w:semiHidden="0" w:name="heading 1"/>
-    <w:lsdException w:qFormat="1" w:uiPriority="0" w:semiHidden="0" w:name="heading 2"/>
-    <w:lsdException w:qFormat="1" w:uiPriority="0" w:name="heading 3"/>
-    <w:lsdException w:qFormat="1" w:uiPriority="0" w:semiHidden="0" w:name="heading 4"/>
-    <w:lsdException w:qFormat="1" w:uiPriority="0" w:name="heading 5"/>
-    <w:lsdException w:qFormat="1" w:uiPriority="0" w:name="heading 6"/>
-    <w:lsdException w:qFormat="1" w:uiPriority="0" w:name="heading 7"/>
-    <w:lsdException w:qFormat="1" w:uiPriority="0" w:name="heading 8"/>
-    <w:lsdException w:qFormat="1" w:uiPriority="0" w:name="heading 9"/>
-    <w:lsdException w:unhideWhenUsed="0" w:uiPriority="0" w:semiHidden="0" w:name="index 1"/>
-    <w:lsdException w:unhideWhenUsed="0" w:uiPriority="0" w:semiHidden="0" w:name="index 2"/>
-    <w:lsdException w:unhideWhenUsed="0" w:uiPriority="0" w:semiHidden="0" w:name="index 3"/>
-    <w:lsdException w:unhideWhenUsed="0" w:uiPriority="0" w:semiHidden="0" w:name="index 4"/>
-    <w:lsdException w:unhideWhenUsed="0" w:uiPriority="0" w:semiHidden="0" w:name="index 5"/>
-    <w:lsdException w:unhideWhenUsed="0" w:uiPriority="0" w:semiHidden="0" w:name="index 6"/>
-    <w:lsdException w:unhideWhenUsed="0" w:uiPriority="0" w:semiHidden="0" w:name="index 7"/>
-    <w:lsdException w:unhideWhenUsed="0" w:uiPriority="0" w:semiHidden="0" w:name="index 8"/>
-    <w:lsdException w:unhideWhenUsed="0" w:uiPriority="0" w:semiHidden="0" w:name="index 9"/>
-    <w:lsdException w:qFormat="1" w:unhideWhenUsed="0" w:uiPriority="0" w:semiHidden="0" w:name="toc 1"/>
-    <w:lsdException w:qFormat="1" w:unhideWhenUsed="0" w:uiPriority="0" w:semiHidden="0" w:name="toc 2"/>
-    <w:lsdException w:qFormat="1" w:unhideWhenUsed="0" w:uiPriority="0" w:semiHidden="0" w:name="toc 3"/>
-    <w:lsdException w:unhideWhenUsed="0" w:uiPriority="0" w:semiHidden="0" w:name="toc 4"/>
-    <w:lsdException w:unhideWhenUsed="0" w:uiPriority="0" w:semiHidden="0" w:name="toc 5"/>
-    <w:lsdException w:unhideWhenUsed="0" w:uiPriority="0" w:semiHidden="0" w:name="toc 6"/>
-    <w:lsdException w:unhideWhenUsed="0" w:uiPriority="0" w:semiHidden="0" w:name="toc 7"/>
-    <w:lsdException w:unhideWhenUsed="0" w:uiPriority="0" w:semiHidden="0" w:name="toc 8"/>
-    <w:lsdException w:unhideWhenUsed="0" w:uiPriority="0" w:semiHidden="0" w:name="toc 9"/>
-    <w:lsdException w:unhideWhenUsed="0" w:uiPriority="0" w:semiHidden="0" w:name="Normal Indent"/>
-    <w:lsdException w:unhideWhenUsed="0" w:uiPriority="0" w:semiHidden="0" w:name="footnote text"/>
-    <w:lsdException w:qFormat="1" w:unhideWhenUsed="0" w:uiPriority="0" w:semiHidden="0" w:name="annotation text"/>
-    <w:lsdException w:qFormat="1" w:unhideWhenUsed="0" w:uiPriority="0" w:semiHidden="0" w:name="header"/>
-    <w:lsdException w:qFormat="1" w:unhideWhenUsed="0" w:uiPriority="0" w:semiHidden="0" w:name="footer"/>
-    <w:lsdException w:unhideWhenUsed="0" w:uiPriority="0" w:semiHidden="0" w:name="index heading"/>
-    <w:lsdException w:qFormat="1" w:uiPriority="0" w:name="caption"/>
-    <w:lsdException w:unhideWhenUsed="0" w:uiPriority="0" w:semiHidden="0" w:name="table of figures"/>
-    <w:lsdException w:unhideWhenUsed="0" w:uiPriority="0" w:semiHidden="0" w:name="envelope address"/>
-    <w:lsdException w:unhideWhenUsed="0" w:uiPriority="0" w:semiHidden="0" w:name="envelope return"/>
-    <w:lsdException w:unhideWhenUsed="0" w:uiPriority="0" w:semiHidden="0" w:name="footnote reference"/>
-    <w:lsdException w:unhideWhenUsed="0" w:uiPriority="0" w:semiHidden="0" w:name="annotation reference"/>
-    <w:lsdException w:unhideWhenUsed="0" w:uiPriority="0" w:semiHidden="0" w:name="line number"/>
-    <w:lsdException w:unhideWhenUsed="0" w:uiPriority="0" w:semiHidden="0" w:name="page number"/>
-    <w:lsdException w:unhideWhenUsed="0" w:uiPriority="0" w:semiHidden="0" w:name="endnote reference"/>
-    <w:lsdException w:unhideWhenUsed="0" w:uiPriority="0" w:semiHidden="0" w:name="endnote text"/>
-    <w:lsdException w:unhideWhenUsed="0" w:uiPriority="0" w:semiHidden="0" w:name="table of authorities"/>
-    <w:lsdException w:unhideWhenUsed="0" w:uiPriority="0" w:semiHidden="0" w:name="macro"/>
-    <w:lsdException w:unhideWhenUsed="0" w:uiPriority="0" w:semiHidden="0" w:name="toa heading"/>
-    <w:lsdException w:unhideWhenUsed="0" w:uiPriority="0" w:semiHidden="0" w:name="List"/>
-    <w:lsdException w:unhideWhenUsed="0" w:uiPriority="0" w:semiHidden="0" w:name="List Bullet"/>
-    <w:lsdException w:unhideWhenUsed="0" w:uiPriority="0" w:semiHidden="0" w:name="List Number"/>
-    <w:lsdException w:unhideWhenUsed="0" w:uiPriority="0" w:semiHidden="0" w:name="List 2"/>
-    <w:lsdException w:unhideWhenUsed="0" w:uiPriority="0" w:semiHidden="0" w:name="List 3"/>
-    <w:lsdException w:unhideWhenUsed="0" w:uiPriority="0" w:semiHidden="0" w:name="List 4"/>
-    <w:lsdException w:unhideWhenUsed="0" w:uiPriority="0" w:semiHidden="0" w:name="List 5"/>
-    <w:lsdException w:unhideWhenUsed="0" w:uiPriority="0" w:semiHidden="0" w:name="List Bullet 2"/>
-    <w:lsdException w:unhideWhenUsed="0" w:uiPriority="0" w:semiHidden="0" w:name="List Bullet 3"/>
-    <w:lsdException w:unhideWhenUsed="0" w:uiPriority="0" w:semiHidden="0" w:name="List Bullet 4"/>
-    <w:lsdException w:unhideWhenUsed="0" w:uiPriority="0" w:semiHidden="0" w:name="List Bullet 5"/>
-    <w:lsdException w:unhideWhenUsed="0" w:uiPriority="0" w:semiHidden="0" w:name="List Number 2"/>
-    <w:lsdException w:unhideWhenUsed="0" w:uiPriority="0" w:semiHidden="0" w:name="List Number 3"/>
-    <w:lsdException w:unhideWhenUsed="0" w:uiPriority="0" w:semiHidden="0" w:name="List Number 4"/>
-    <w:lsdException w:unhideWhenUsed="0" w:uiPriority="0" w:semiHidden="0" w:name="List Number 5"/>
-    <w:lsdException w:qFormat="1" w:unhideWhenUsed="0" w:uiPriority="0" w:semiHidden="0" w:name="Title"/>
-    <w:lsdException w:unhideWhenUsed="0" w:uiPriority="0" w:semiHidden="0" w:name="Closing"/>
-    <w:lsdException w:unhideWhenUsed="0" w:uiPriority="0" w:semiHidden="0" w:name="Signature"/>
-    <w:lsdException w:qFormat="1" w:unhideWhenUsed="0" w:uiPriority="0" w:name="Default Paragraph Font"/>
-    <w:lsdException w:qFormat="1" w:unhideWhenUsed="0" w:uiPriority="0" w:name="Body Text"/>
-    <w:lsdException w:unhideWhenUsed="0" w:uiPriority="0" w:semiHidden="0" w:name="Body Text Indent"/>
-    <w:lsdException w:unhideWhenUsed="0" w:uiPriority="0" w:semiHidden="0" w:name="List Continue"/>
-    <w:lsdException w:unhideWhenUsed="0" w:uiPriority="0" w:semiHidden="0" w:name="List Continue 2"/>
-    <w:lsdException w:unhideWhenUsed="0" w:uiPriority="0" w:semiHidden="0" w:name="List Continue 3"/>
-    <w:lsdException w:unhideWhenUsed="0" w:uiPriority="0" w:semiHidden="0" w:name="List Continue 4"/>
-    <w:lsdException w:unhideWhenUsed="0" w:uiPriority="0" w:semiHidden="0" w:name="List Continue 5"/>
-    <w:lsdException w:unhideWhenUsed="0" w:uiPriority="0" w:semiHidden="0" w:name="Message Header"/>
-    <w:lsdException w:qFormat="1" w:unhideWhenUsed="0" w:uiPriority="0" w:semiHidden="0" w:name="Subtitle"/>
-    <w:lsdException w:unhideWhenUsed="0" w:uiPriority="0" w:semiHidden="0" w:name="Salutation"/>
-    <w:lsdException w:unhideWhenUsed="0" w:uiPriority="0" w:semiHidden="0" w:name="Date"/>
-    <w:lsdException w:unhideWhenUsed="0" w:uiPriority="0" w:semiHidden="0" w:name="Body Text First Indent"/>
-    <w:lsdException w:unhideWhenUsed="0" w:uiPriority="0" w:semiHidden="0" w:name="Body Text First Indent 2"/>
-    <w:lsdException w:uiPriority="99" w:name="Note Heading"/>
-    <w:lsdException w:unhideWhenUsed="0" w:uiPriority="0" w:semiHidden="0" w:name="Body Text 2"/>
-    <w:lsdException w:unhideWhenUsed="0" w:uiPriority="0" w:semiHidden="0" w:name="Body Text 3"/>
-    <w:lsdException w:unhideWhenUsed="0" w:uiPriority="0" w:semiHidden="0" w:name="Body Text Indent 2"/>
-    <w:lsdException w:unhideWhenUsed="0" w:uiPriority="0" w:semiHidden="0" w:name="Body Text Indent 3"/>
-    <w:lsdException w:unhideWhenUsed="0" w:uiPriority="0" w:semiHidden="0" w:name="Block Text"/>
-    <w:lsdException w:unhideWhenUsed="0" w:uiPriority="0" w:semiHidden="0" w:name="Hyperlink"/>
-    <w:lsdException w:unhideWhenUsed="0" w:uiPriority="0" w:semiHidden="0" w:name="FollowedHyperlink"/>
-    <w:lsdException w:qFormat="1" w:unhideWhenUsed="0" w:uiPriority="0" w:semiHidden="0" w:name="Strong"/>
-    <w:lsdException w:qFormat="1" w:unhideWhenUsed="0" w:uiPriority="0" w:semiHidden="0" w:name="Emphasis"/>
-    <w:lsdException w:unhideWhenUsed="0" w:uiPriority="0" w:semiHidden="0" w:name="Document Map"/>
-    <w:lsdException w:unhideWhenUsed="0" w:uiPriority="0" w:semiHidden="0" w:name="Plain Text"/>
-    <w:lsdException w:unhideWhenUsed="0" w:uiPriority="0" w:semiHidden="0" w:name="E-mail Signature"/>
-    <w:lsdException w:qFormat="1" w:unhideWhenUsed="0" w:uiPriority="0" w:semiHidden="0" w:name="Normal (Web)"/>
-    <w:lsdException w:unhideWhenUsed="0" w:uiPriority="0" w:semiHidden="0" w:name="HTML Acronym"/>
-    <w:lsdException w:unhideWhenUsed="0" w:uiPriority="0" w:semiHidden="0" w:name="HTML Address"/>
-    <w:lsdException w:unhideWhenUsed="0" w:uiPriority="0" w:semiHidden="0" w:name="HTML Cite"/>
-    <w:lsdException w:unhideWhenUsed="0" w:uiPriority="0" w:semiHidden="0" w:name="HTML Code"/>
-    <w:lsdException w:unhideWhenUsed="0" w:uiPriority="0" w:semiHidden="0" w:name="HTML Definition"/>
-    <w:lsdException w:unhideWhenUsed="0" w:uiPriority="0" w:semiHidden="0" w:name="HTML Keyboard"/>
-    <w:lsdException w:unhideWhenUsed="0" w:uiPriority="0" w:semiHidden="0" w:name="HTML Preformatted"/>
-    <w:lsdException w:unhideWhenUsed="0" w:uiPriority="0" w:semiHidden="0" w:name="HTML Sample"/>
-    <w:lsdException w:unhideWhenUsed="0" w:uiPriority="0" w:semiHidden="0" w:name="HTML Typewriter"/>
-    <w:lsdException w:unhideWhenUsed="0" w:uiPriority="0" w:semiHidden="0" w:name="HTML Variable"/>
-    <w:lsdException w:qFormat="1" w:unhideWhenUsed="0" w:uiPriority="0" w:name="Normal Table"/>
-    <w:lsdException w:unhideWhenUsed="0" w:uiPriority="0" w:semiHidden="0" w:name="annotation subject"/>
-    <w:lsdException w:unhideWhenUsed="0" w:uiPriority="0" w:semiHidden="0" w:name="Table Simple 1"/>
-    <w:lsdException w:unhideWhenUsed="0" w:uiPriority="0" w:semiHidden="0" w:name="Table Simple 2"/>
-    <w:lsdException w:unhideWhenUsed="0" w:uiPriority="0" w:semiHidden="0" w:name="Table Simple 3"/>
-    <w:lsdException w:unhideWhenUsed="0" w:uiPriority="0" w:semiHidden="0" w:name="Table Classic 1"/>
-    <w:lsdException w:unhideWhenUsed="0" w:uiPriority="0" w:semiHidden="0" w:name="Table Classic 2"/>
-    <w:lsdException w:unhideWhenUsed="0" w:uiPriority="0" w:semiHidden="0" w:name="Table Classic 3"/>
-    <w:lsdException w:unhideWhenUsed="0" w:uiPriority="0" w:semiHidden="0" w:name="Table Classic 4"/>
-    <w:lsdException w:unhideWhenUsed="0" w:uiPriority="0" w:semiHidden="0" w:name="Table Colorful 1"/>
-    <w:lsdException w:unhideWhenUsed="0" w:uiPriority="0" w:semiHidden="0" w:name="Table Colorful 2"/>
-    <w:lsdException w:unhideWhenUsed="0" w:uiPriority="0" w:semiHidden="0" w:name="Table Colorful 3"/>
-    <w:lsdException w:unhideWhenUsed="0" w:uiPriority="0" w:semiHidden="0" w:name="Table Columns 1"/>
-    <w:lsdException w:unhideWhenUsed="0" w:uiPriority="0" w:semiHidden="0" w:name="Table Columns 2"/>
-    <w:lsdException w:unhideWhenUsed="0" w:uiPriority="0" w:semiHidden="0" w:name="Table Columns 3"/>
-    <w:lsdException w:unhideWhenUsed="0" w:uiPriority="0" w:semiHidden="0" w:name="Table Columns 4"/>
-    <w:lsdException w:unhideWhenUsed="0" w:uiPriority="0" w:semiHidden="0" w:name="Table Columns 5"/>
-    <w:lsdException w:unhideWhenUsed="0" w:uiPriority="0" w:semiHidden="0" w:name="Table Grid 1"/>
-    <w:lsdException w:unhideWhenUsed="0" w:uiPriority="0" w:semiHidden="0" w:name="Table Grid 2"/>
-    <w:lsdException w:unhideWhenUsed="0" w:uiPriority="0" w:semiHidden="0" w:name="Table Grid 3"/>
-    <w:lsdException w:unhideWhenUsed="0" w:uiPriority="0" w:semiHidden="0" w:name="Table Grid 4"/>
-    <w:lsdException w:unhideWhenUsed="0" w:uiPriority="0" w:semiHidden="0" w:name="Table Grid 5"/>
-    <w:lsdException w:unhideWhenUsed="0" w:uiPriority="0" w:semiHidden="0" w:name="Table Grid 6"/>
-    <w:lsdException w:unhideWhenUsed="0" w:uiPriority="0" w:semiHidden="0" w:name="Table Grid 7"/>
-    <w:lsdException w:unhideWhenUsed="0" w:uiPriority="0" w:semiHidden="0" w:name="Table Grid 8"/>
-    <w:lsdException w:unhideWhenUsed="0" w:uiPriority="0" w:semiHidden="0" w:name="Table List 1"/>
-    <w:lsdException w:unhideWhenUsed="0" w:uiPriority="0" w:semiHidden="0" w:name="Table List 2"/>
-    <w:lsdException w:unhideWhenUsed="0" w:uiPriority="0" w:semiHidden="0" w:name="Table List 3"/>
-    <w:lsdException w:unhideWhenUsed="0" w:uiPriority="0" w:semiHidden="0" w:name="Table List 4"/>
-    <w:lsdException w:unhideWhenUsed="0" w:uiPriority="0" w:semiHidden="0" w:name="Table List 5"/>
-    <w:lsdException w:unhideWhenUsed="0" w:uiPriority="0" w:semiHidden="0" w:name="Table List 6"/>
-    <w:lsdException w:unhideWhenUsed="0" w:uiPriority="0" w:semiHidden="0" w:name="Table List 7"/>
-    <w:lsdException w:unhideWhenUsed="0" w:uiPriority="0" w:semiHidden="0" w:name="Table List 8"/>
-    <w:lsdException w:unhideWhenUsed="0" w:uiPriority="0" w:semiHidden="0" w:name="Table 3D effects 1"/>
-    <w:lsdException w:unhideWhenUsed="0" w:uiPriority="0" w:semiHidden="0" w:name="Table 3D effects 2"/>
-    <w:lsdException w:unhideWhenUsed="0" w:uiPriority="0" w:semiHidden="0" w:name="Table 3D effects 3"/>
-    <w:lsdException w:unhideWhenUsed="0" w:uiPriority="0" w:semiHidden="0" w:name="Table Contemporary"/>
-    <w:lsdException w:unhideWhenUsed="0" w:uiPriority="0" w:semiHidden="0" w:name="Table Elegant"/>
-    <w:lsdException w:unhideWhenUsed="0" w:uiPriority="0" w:semiHidden="0" w:name="Table Professional"/>
-    <w:lsdException w:unhideWhenUsed="0" w:uiPriority="0" w:semiHidden="0" w:name="Table Subtle 1"/>
-    <w:lsdException w:unhideWhenUsed="0" w:uiPriority="0" w:semiHidden="0" w:name="Table Subtle 2"/>
-    <w:lsdException w:unhideWhenUsed="0" w:uiPriority="0" w:semiHidden="0" w:name="Table Web 1"/>
-    <w:lsdException w:unhideWhenUsed="0" w:uiPriority="0" w:semiHidden="0" w:name="Table Web 2"/>
-    <w:lsdException w:unhideWhenUsed="0" w:uiPriority="0" w:semiHidden="0" w:name="Table Web 3"/>
-    <w:lsdException w:unhideWhenUsed="0" w:uiPriority="0" w:semiHidden="0" w:name="Balloon Text"/>
-    <w:lsdException w:qFormat="1" w:unhideWhenUsed="0" w:uiPriority="0" w:semiHidden="0" w:name="Table Grid"/>
-    <w:lsdException w:unhideWhenUsed="0" w:uiPriority="0" w:semiHidden="0" w:name="Table Theme"/>
-    <w:lsdException w:unhideWhenUsed="0" w:uiPriority="60" w:semiHidden="0" w:name="Light Shading"/>
-    <w:lsdException w:unhideWhenUsed="0" w:uiPriority="61" w:semiHidden="0" w:name="Light List"/>
-    <w:lsdException w:unhideWhenUsed="0" w:uiPriority="62" w:semiHidden="0" w:name="Light Grid"/>
-    <w:lsdException w:unhideWhenUsed="0" w:uiPriority="63" w:semiHidden="0" w:name="Medium Shading 1"/>
-    <w:lsdException w:unhideWhenUsed="0" w:uiPriority="64" w:semiHidden="0" w:name="Medium Shading 2"/>
-    <w:lsdException w:unhideWhenUsed="0" w:uiPriority="65" w:semiHidden="0" w:name="Medium List 1"/>
-    <w:lsdException w:unhideWhenUsed="0" w:uiPriority="66" w:semiHidden="0" w:name="Medium List 2"/>
-    <w:lsdException w:unhideWhenUsed="0" w:uiPriority="67" w:semiHidden="0" w:name="Medium Grid 1"/>
-    <w:lsdException w:unhideWhenUsed="0" w:uiPriority="68" w:semiHidden="0" w:name="Medium Grid 2"/>
-    <w:lsdException w:unhideWhenUsed="0" w:uiPriority="69" w:semiHidden="0" w:name="Medium Grid 3"/>
-    <w:lsdException w:unhideWhenUsed="0" w:uiPriority="70" w:semiHidden="0" w:name="Dark List"/>
-    <w:lsdException w:unhideWhenUsed="0" w:uiPriority="71" w:semiHidden="0" w:name="Colorful Shading"/>
-    <w:lsdException w:unhideWhenUsed="0" w:uiPriority="72" w:semiHidden="0" w:name="Colorful List"/>
-    <w:lsdException w:unhideWhenUsed="0" w:uiPriority="73" w:semiHidden="0" w:name="Colorful Grid"/>
-    <w:lsdException w:unhideWhenUsed="0" w:uiPriority="60" w:semiHidden="0" w:name="Light Shading Accent 1"/>
-    <w:lsdException w:unhideWhenUsed="0" w:uiPriority="61" w:semiHidden="0" w:name="Light List Accent 1"/>
-    <w:lsdException w:unhideWhenUsed="0" w:uiPriority="62" w:semiHidden="0" w:name="Light Grid Accent 1"/>
-    <w:lsdException w:unhideWhenUsed="0" w:uiPriority="63" w:semiHidden="0" w:name="Medium Shading 1 Accent 1"/>
-    <w:lsdException w:unhideWhenUsed="0" w:uiPriority="64" w:semiHidden="0" w:name="Medium Shading 2 Accent 1"/>
-    <w:lsdException w:unhideWhenUsed="0" w:uiPriority="65" w:semiHidden="0" w:name="Medium List 1 Accent 1"/>
-    <w:lsdException w:unhideWhenUsed="0" w:uiPriority="66" w:semiHidden="0" w:name="Medium List 2 Accent 1"/>
-    <w:lsdException w:unhideWhenUsed="0" w:uiPriority="67" w:semiHidden="0" w:name="Medium Grid 1 Accent 1"/>
-    <w:lsdException w:unhideWhenUsed="0" w:uiPriority="68" w:semiHidden="0" w:name="Medium Grid 2 Accent 1"/>
-    <w:lsdException w:unhideWhenUsed="0" w:uiPriority="69" w:semiHidden="0" w:name="Medium Grid 3 Accent 1"/>
-    <w:lsdException w:unhideWhenUsed="0" w:uiPriority="70" w:semiHidden="0" w:name="Dark List Accent 1"/>
-    <w:lsdException w:unhideWhenUsed="0" w:uiPriority="71" w:semiHidden="0" w:name="Colorful Shading Accent 1"/>
-    <w:lsdException w:unhideWhenUsed="0" w:uiPriority="72" w:semiHidden="0" w:name="Colorful List Accent 1"/>
-    <w:lsdException w:unhideWhenUsed="0" w:uiPriority="73" w:semiHidden="0" w:name="Colorful Grid Accent 1"/>
-    <w:lsdException w:unhideWhenUsed="0" w:uiPriority="60" w:semiHidden="0" w:name="Light Shading Accent 2"/>
-    <w:lsdException w:unhideWhenUsed="0" w:uiPriority="61" w:semiHidden="0" w:name="Light List Accent 2"/>
-    <w:lsdException w:unhideWhenUsed="0" w:uiPriority="62" w:semiHidden="0" w:name="Light Grid Accent 2"/>
-    <w:lsdException w:unhideWhenUsed="0" w:uiPriority="63" w:semiHidden="0" w:name="Medium Shading 1 Accent 2"/>
-    <w:lsdException w:unhideWhenUsed="0" w:uiPriority="64" w:semiHidden="0" w:name="Medium Shading 2 Accent 2"/>
-    <w:lsdException w:unhideWhenUsed="0" w:uiPriority="65" w:semiHidden="0" w:name="Medium List 1 Accent 2"/>
-    <w:lsdException w:unhideWhenUsed="0" w:uiPriority="66" w:semiHidden="0" w:name="Medium List 2 Accent 2"/>
-    <w:lsdException w:unhideWhenUsed="0" w:uiPriority="67" w:semiHidden="0" w:name="Medium Grid 1 Accent 2"/>
-    <w:lsdException w:unhideWhenUsed="0" w:uiPriority="68" w:semiHidden="0" w:name="Medium Grid 2 Accent 2"/>
-    <w:lsdException w:unhideWhenUsed="0" w:uiPriority="69" w:semiHidden="0" w:name="Medium Grid 3 Accent 2"/>
-    <w:lsdException w:unhideWhenUsed="0" w:uiPriority="70" w:semiHidden="0" w:name="Dark List Accent 2"/>
-    <w:lsdException w:unhideWhenUsed="0" w:uiPriority="71" w:semiHidden="0" w:name="Colorful Shading Accent 2"/>
-    <w:lsdException w:unhideWhenUsed="0" w:uiPriority="72" w:semiHidden="0" w:name="Colorful List Accent 2"/>
-    <w:lsdException w:unhideWhenUsed="0" w:uiPriority="73" w:semiHidden="0" w:name="Colorful Grid Accent 2"/>
-    <w:lsdException w:unhideWhenUsed="0" w:uiPriority="60" w:semiHidden="0" w:name="Light Shading Accent 3"/>
-    <w:lsdException w:unhideWhenUsed="0" w:uiPriority="61" w:semiHidden="0" w:name="Light List Accent 3"/>
-    <w:lsdException w:unhideWhenUsed="0" w:uiPriority="62" w:semiHidden="0" w:name="Light Grid Accent 3"/>
-    <w:lsdException w:unhideWhenUsed="0" w:uiPriority="63" w:semiHidden="0" w:name="Medium Shading 1 Accent 3"/>
-    <w:lsdException w:unhideWhenUsed="0" w:uiPriority="64" w:semiHidden="0" w:name="Medium Shading 2 Accent 3"/>
-    <w:lsdException w:unhideWhenUsed="0" w:uiPriority="65" w:semiHidden="0" w:name="Medium List 1 Accent 3"/>
-    <w:lsdException w:unhideWhenUsed="0" w:uiPriority="66" w:semiHidden="0" w:name="Medium List 2 Accent 3"/>
-    <w:lsdException w:unhideWhenUsed="0" w:uiPriority="67" w:semiHidden="0" w:name="Medium Grid 1 Accent 3"/>
-    <w:lsdException w:unhideWhenUsed="0" w:uiPriority="68" w:semiHidden="0" w:name="Medium Grid 2 Accent 3"/>
-    <w:lsdException w:unhideWhenUsed="0" w:uiPriority="69" w:semiHidden="0" w:name="Medium Grid 3 Accent 3"/>
-    <w:lsdException w:unhideWhenUsed="0" w:uiPriority="70" w:semiHidden="0" w:name="Dark List Accent 3"/>
-    <w:lsdException w:unhideWhenUsed="0" w:uiPriority="71" w:semiHidden="0" w:name="Colorful Shading Accent 3"/>
-    <w:lsdException w:unhideWhenUsed="0" w:uiPriority="72" w:semiHidden="0" w:name="Colorful List Accent 3"/>
-    <w:lsdException w:unhideWhenUsed="0" w:uiPriority="73" w:semiHidden="0" w:name="Colorful Grid Accent 3"/>
-    <w:lsdException w:unhideWhenUsed="0" w:uiPriority="60" w:semiHidden="0" w:name="Light Shading Accent 4"/>
-    <w:lsdException w:unhideWhenUsed="0" w:uiPriority="61" w:semiHidden="0" w:name="Light List Accent 4"/>
-    <w:lsdException w:unhideWhenUsed="0" w:uiPriority="62" w:semiHidden="0" w:name="Light Grid Accent 4"/>
-    <w:lsdException w:unhideWhenUsed="0" w:uiPriority="63" w:semiHidden="0" w:name="Medium Shading 1 Accent 4"/>
-    <w:lsdException w:unhideWhenUsed="0" w:uiPriority="64" w:semiHidden="0" w:name="Medium Shading 2 Accent 4"/>
-    <w:lsdException w:unhideWhenUsed="0" w:uiPriority="65" w:semiHidden="0" w:name="Medium List 1 Accent 4"/>
-    <w:lsdException w:unhideWhenUsed="0" w:uiPriority="66" w:semiHidden="0" w:name="Medium List 2 Accent 4"/>
-    <w:lsdException w:unhideWhenUsed="0" w:uiPriority="67" w:semiHidden="0" w:name="Medium Grid 1 Accent 4"/>
-    <w:lsdException w:unhideWhenUsed="0" w:uiPriority="68" w:semiHidden="0" w:name="Medium Grid 2 Accent 4"/>
-    <w:lsdException w:unhideWhenUsed="0" w:uiPriority="69" w:semiHidden="0" w:name="Medium Grid 3 Accent 4"/>
-    <w:lsdException w:unhideWhenUsed="0" w:uiPriority="70" w:semiHidden="0" w:name="Dark List Accent 4"/>
-    <w:lsdException w:unhideWhenUsed="0" w:uiPriority="71" w:semiHidden="0" w:name="Colorful Shading Accent 4"/>
-    <w:lsdException w:unhideWhenUsed="0" w:uiPriority="72" w:semiHidden="0" w:name="Colorful List Accent 4"/>
-    <w:lsdException w:unhideWhenUsed="0" w:uiPriority="73" w:semiHidden="0" w:name="Colorful Grid Accent 4"/>
-    <w:lsdException w:unhideWhenUsed="0" w:uiPriority="60" w:semiHidden="0" w:name="Light Shading Accent 5"/>
-    <w:lsdException w:unhideWhenUsed="0" w:uiPriority="61" w:semiHidden="0" w:name="Light List Accent 5"/>
-    <w:lsdException w:unhideWhenUsed="0" w:uiPriority="62" w:semiHidden="0" w:name="Light Grid Accent 5"/>
-    <w:lsdException w:unhideWhenUsed="0" w:uiPriority="63" w:semiHidden="0" w:name="Medium Shading 1 Accent 5"/>
-    <w:lsdException w:unhideWhenUsed="0" w:uiPriority="64" w:semiHidden="0" w:name="Medium Shading 2 Accent 5"/>
-    <w:lsdException w:unhideWhenUsed="0" w:uiPriority="65" w:semiHidden="0" w:name="Medium List 1 Accent 5"/>
-    <w:lsdException w:unhideWhenUsed="0" w:uiPriority="66" w:semiHidden="0" w:name="Medium List 2 Accent 5"/>
-    <w:lsdException w:unhideWhenUsed="0" w:uiPriority="67" w:semiHidden="0" w:name="Medium Grid 1 Accent 5"/>
-    <w:lsdException w:unhideWhenUsed="0" w:uiPriority="68" w:semiHidden="0" w:name="Medium Grid 2 Accent 5"/>
-    <w:lsdException w:unhideWhenUsed="0" w:uiPriority="69" w:semiHidden="0" w:name="Medium Grid 3 Accent 5"/>
-    <w:lsdException w:unhideWhenUsed="0" w:uiPriority="70" w:semiHidden="0" w:name="Dark List Accent 5"/>
-    <w:lsdException w:unhideWhenUsed="0" w:uiPriority="71" w:semiHidden="0" w:name="Colorful Shading Accent 5"/>
-    <w:lsdException w:unhideWhenUsed="0" w:uiPriority="72" w:semiHidden="0" w:name="Colorful List Accent 5"/>
-    <w:lsdException w:unhideWhenUsed="0" w:uiPriority="73" w:semiHidden="0" w:name="Colorful Grid Accent 5"/>
-    <w:lsdException w:unhideWhenUsed="0" w:uiPriority="60" w:semiHidden="0" w:name="Light Shading Accent 6"/>
-    <w:lsdException w:unhideWhenUsed="0" w:uiPriority="61" w:semiHidden="0" w:name="Light List Accent 6"/>
-    <w:lsdException w:unhideWhenUsed="0" w:uiPriority="62" w:semiHidden="0" w:name="Light Grid Accent 6"/>
-    <w:lsdException w:unhideWhenUsed="0" w:uiPriority="63" w:semiHidden="0" w:name="Medium Shading 1 Accent 6"/>
-    <w:lsdException w:unhideWhenUsed="0" w:uiPriority="64" w:semiHidden="0" w:name="Medium Shading 2 Accent 6"/>
-    <w:lsdException w:unhideWhenUsed="0" w:uiPriority="65" w:semiHidden="0" w:name="Medium List 1 Accent 6"/>
-    <w:lsdException w:unhideWhenUsed="0" w:uiPriority="66" w:semiHidden="0" w:name="Medium List 2 Accent 6"/>
-    <w:lsdException w:unhideWhenUsed="0" w:uiPriority="67" w:semiHidden="0" w:name="Medium Grid 1 Accent 6"/>
-    <w:lsdException w:unhideWhenUsed="0" w:uiPriority="68" w:semiHidden="0" w:name="Medium Grid 2 Accent 6"/>
-    <w:lsdException w:unhideWhenUsed="0" w:uiPriority="69" w:semiHidden="0" w:name="Medium Grid 3 Accent 6"/>
-    <w:lsdException w:unhideWhenUsed="0" w:uiPriority="70" w:semiHidden="0" w:name="Dark List Accent 6"/>
-    <w:lsdException w:unhideWhenUsed="0" w:uiPriority="71" w:semiHidden="0" w:name="Colorful Shading Accent 6"/>
-    <w:lsdException w:unhideWhenUsed="0" w:uiPriority="72" w:semiHidden="0" w:name="Colorful List Accent 6"/>
-    <w:lsdException w:unhideWhenUsed="0" w:uiPriority="73" w:semiHidden="0" w:name="Colorful Grid Accent 6"/>
+  <w:latentStyles w:defLockedState="0" w:defUIPriority="99" w:defSemiHidden="1" w:defUnhideWhenUsed="1" w:defQFormat="0" w:count="260">
+    <w:lsdException w:name="Normal" w:semiHidden="0" w:uiPriority="0" w:unhideWhenUsed="0" w:qFormat="1"/>
+    <w:lsdException w:name="heading 1" w:semiHidden="0" w:uiPriority="0" w:unhideWhenUsed="0" w:qFormat="1"/>
+    <w:lsdException w:name="heading 2" w:semiHidden="0" w:uiPriority="0" w:qFormat="1"/>
+    <w:lsdException w:name="heading 3" w:uiPriority="0" w:qFormat="1"/>
+    <w:lsdException w:name="heading 4" w:semiHidden="0" w:uiPriority="0" w:qFormat="1"/>
+    <w:lsdException w:name="heading 5" w:uiPriority="0" w:qFormat="1"/>
+    <w:lsdException w:name="heading 6" w:uiPriority="0" w:qFormat="1"/>
+    <w:lsdException w:name="heading 7" w:uiPriority="0" w:qFormat="1"/>
+    <w:lsdException w:name="heading 8" w:uiPriority="0" w:qFormat="1"/>
+    <w:lsdException w:name="heading 9" w:uiPriority="0" w:qFormat="1"/>
+    <w:lsdException w:name="index 1" w:semiHidden="0" w:uiPriority="0" w:unhideWhenUsed="0"/>
+    <w:lsdException w:name="index 2" w:semiHidden="0" w:uiPriority="0" w:unhideWhenUsed="0"/>
+    <w:lsdException w:name="index 3" w:semiHidden="0" w:uiPriority="0" w:unhideWhenUsed="0"/>
+    <w:lsdException w:name="index 4" w:semiHidden="0" w:uiPriority="0" w:unhideWhenUsed="0"/>
+    <w:lsdException w:name="index 5" w:semiHidden="0" w:uiPriority="0" w:unhideWhenUsed="0"/>
+    <w:lsdException w:name="index 6" w:semiHidden="0" w:uiPriority="0" w:unhideWhenUsed="0"/>
+    <w:lsdException w:name="index 7" w:semiHidden="0" w:uiPriority="0" w:unhideWhenUsed="0"/>
+    <w:lsdException w:name="index 8" w:semiHidden="0" w:uiPriority="0" w:unhideWhenUsed="0"/>
+    <w:lsdException w:name="index 9" w:semiHidden="0" w:uiPriority="0" w:unhideWhenUsed="0"/>
+    <w:lsdException w:name="toc 1" w:semiHidden="0" w:uiPriority="0" w:unhideWhenUsed="0" w:qFormat="1"/>
+    <w:lsdException w:name="toc 2" w:semiHidden="0" w:uiPriority="0" w:unhideWhenUsed="0" w:qFormat="1"/>
+    <w:lsdException w:name="toc 3" w:semiHidden="0" w:uiPriority="0" w:unhideWhenUsed="0" w:qFormat="1"/>
+    <w:lsdException w:name="toc 4" w:semiHidden="0" w:uiPriority="0" w:unhideWhenUsed="0"/>
+    <w:lsdException w:name="toc 5" w:semiHidden="0" w:uiPriority="0" w:unhideWhenUsed="0"/>
+    <w:lsdException w:name="toc 6" w:semiHidden="0" w:uiPriority="0" w:unhideWhenUsed="0"/>
+    <w:lsdException w:name="toc 7" w:semiHidden="0" w:uiPriority="0" w:unhideWhenUsed="0"/>
+    <w:lsdException w:name="toc 8" w:semiHidden="0" w:uiPriority="0" w:unhideWhenUsed="0"/>
+    <w:lsdException w:name="toc 9" w:semiHidden="0" w:uiPriority="0" w:unhideWhenUsed="0"/>
+    <w:lsdException w:name="Normal Indent" w:semiHidden="0" w:uiPriority="0" w:unhideWhenUsed="0"/>
+    <w:lsdException w:name="footnote text" w:semiHidden="0" w:uiPriority="0" w:unhideWhenUsed="0"/>
+    <w:lsdException w:name="annotation text" w:semiHidden="0" w:uiPriority="0" w:unhideWhenUsed="0" w:qFormat="1"/>
+    <w:lsdException w:name="header" w:semiHidden="0" w:uiPriority="0" w:unhideWhenUsed="0" w:qFormat="1"/>
+    <w:lsdException w:name="footer" w:semiHidden="0" w:uiPriority="0" w:unhideWhenUsed="0" w:qFormat="1"/>
+    <w:lsdException w:name="index heading" w:semiHidden="0" w:uiPriority="0" w:unhideWhenUsed="0"/>
+    <w:lsdException w:name="caption" w:uiPriority="0" w:qFormat="1"/>
+    <w:lsdException w:name="table of figures" w:semiHidden="0" w:uiPriority="0" w:unhideWhenUsed="0"/>
+    <w:lsdException w:name="envelope address" w:semiHidden="0" w:uiPriority="0" w:unhideWhenUsed="0"/>
+    <w:lsdException w:name="envelope return" w:semiHidden="0" w:uiPriority="0" w:unhideWhenUsed="0"/>
+    <w:lsdException w:name="footnote reference" w:semiHidden="0" w:uiPriority="0" w:unhideWhenUsed="0"/>
+    <w:lsdException w:name="annotation reference" w:semiHidden="0" w:uiPriority="0" w:unhideWhenUsed="0"/>
+    <w:lsdException w:name="line number" w:semiHidden="0" w:uiPriority="0" w:unhideWhenUsed="0"/>
+    <w:lsdException w:name="page number" w:semiHidden="0" w:uiPriority="0" w:unhideWhenUsed="0"/>
+    <w:lsdException w:name="endnote reference" w:semiHidden="0" w:uiPriority="0" w:unhideWhenUsed="0"/>
+    <w:lsdException w:name="endnote text" w:semiHidden="0" w:uiPriority="0" w:unhideWhenUsed="0"/>
+    <w:lsdException w:name="table of authorities" w:semiHidden="0" w:uiPriority="0" w:unhideWhenUsed="0"/>
+    <w:lsdException w:name="macro" w:semiHidden="0" w:uiPriority="0" w:unhideWhenUsed="0"/>
+    <w:lsdException w:name="toa heading" w:semiHidden="0" w:uiPriority="0" w:unhideWhenUsed="0"/>
+    <w:lsdException w:name="List" w:semiHidden="0" w:uiPriority="0" w:unhideWhenUsed="0"/>
+    <w:lsdException w:name="List Bullet" w:semiHidden="0" w:uiPriority="0" w:unhideWhenUsed="0"/>
+    <w:lsdException w:name="List Number" w:semiHidden="0" w:uiPriority="0" w:unhideWhenUsed="0"/>
+    <w:lsdException w:name="List 2" w:semiHidden="0" w:uiPriority="0" w:unhideWhenUsed="0"/>
+    <w:lsdException w:name="List 3" w:semiHidden="0" w:uiPriority="0" w:unhideWhenUsed="0"/>
+    <w:lsdException w:name="List 4" w:semiHidden="0" w:uiPriority="0" w:unhideWhenUsed="0"/>
+    <w:lsdException w:name="List 5" w:semiHidden="0" w:uiPriority="0" w:unhideWhenUsed="0"/>
+    <w:lsdException w:name="List Bullet 2" w:semiHidden="0" w:uiPriority="0" w:unhideWhenUsed="0"/>
+    <w:lsdException w:name="List Bullet 3" w:semiHidden="0" w:uiPriority="0" w:unhideWhenUsed="0"/>
+    <w:lsdException w:name="List Bullet 4" w:semiHidden="0" w:uiPriority="0" w:unhideWhenUsed="0"/>
+    <w:lsdException w:name="List Bullet 5" w:semiHidden="0" w:uiPriority="0" w:unhideWhenUsed="0"/>
+    <w:lsdException w:name="List Number 2" w:semiHidden="0" w:uiPriority="0" w:unhideWhenUsed="0"/>
+    <w:lsdException w:name="List Number 3" w:semiHidden="0" w:uiPriority="0" w:unhideWhenUsed="0"/>
+    <w:lsdException w:name="List Number 4" w:semiHidden="0" w:uiPriority="0" w:unhideWhenUsed="0"/>
+    <w:lsdException w:name="List Number 5" w:semiHidden="0" w:uiPriority="0" w:unhideWhenUsed="0"/>
+    <w:lsdException w:name="Title" w:semiHidden="0" w:uiPriority="0" w:unhideWhenUsed="0" w:qFormat="1"/>
+    <w:lsdException w:name="Closing" w:semiHidden="0" w:uiPriority="0" w:unhideWhenUsed="0"/>
+    <w:lsdException w:name="Signature" w:semiHidden="0" w:uiPriority="0" w:unhideWhenUsed="0"/>
+    <w:lsdException w:name="Default Paragraph Font" w:uiPriority="0" w:unhideWhenUsed="0" w:qFormat="1"/>
+    <w:lsdException w:name="Body Text" w:uiPriority="0" w:unhideWhenUsed="0" w:qFormat="1"/>
+    <w:lsdException w:name="Body Text Indent" w:semiHidden="0" w:uiPriority="0" w:unhideWhenUsed="0"/>
+    <w:lsdException w:name="List Continue" w:semiHidden="0" w:uiPriority="0" w:unhideWhenUsed="0"/>
+    <w:lsdException w:name="List Continue 2" w:semiHidden="0" w:uiPriority="0" w:unhideWhenUsed="0"/>
+    <w:lsdException w:name="List Continue 3" w:semiHidden="0" w:uiPriority="0" w:unhideWhenUsed="0"/>
+    <w:lsdException w:name="List Continue 4" w:semiHidden="0" w:uiPriority="0" w:unhideWhenUsed="0"/>
+    <w:lsdException w:name="List Continue 5" w:semiHidden="0" w:uiPriority="0" w:unhideWhenUsed="0"/>
+    <w:lsdException w:name="Message Header" w:semiHidden="0" w:uiPriority="0" w:unhideWhenUsed="0"/>
+    <w:lsdException w:name="Subtitle" w:semiHidden="0" w:uiPriority="0" w:unhideWhenUsed="0" w:qFormat="1"/>
+    <w:lsdException w:name="Salutation" w:semiHidden="0" w:uiPriority="0" w:unhideWhenUsed="0"/>
+    <w:lsdException w:name="Date" w:semiHidden="0" w:uiPriority="0" w:unhideWhenUsed="0"/>
+    <w:lsdException w:name="Body Text First Indent" w:semiHidden="0" w:uiPriority="0" w:unhideWhenUsed="0"/>
+    <w:lsdException w:name="Body Text First Indent 2" w:semiHidden="0" w:uiPriority="0" w:unhideWhenUsed="0"/>
+    <w:lsdException w:name="Body Text 2" w:semiHidden="0" w:uiPriority="0" w:unhideWhenUsed="0"/>
+    <w:lsdException w:name="Body Text 3" w:semiHidden="0" w:uiPriority="0" w:unhideWhenUsed="0"/>
+    <w:lsdException w:name="Body Text Indent 2" w:semiHidden="0" w:uiPriority="0" w:unhideWhenUsed="0"/>
+    <w:lsdException w:name="Body Text Indent 3" w:semiHidden="0" w:uiPriority="0" w:unhideWhenUsed="0"/>
+    <w:lsdException w:name="Block Text" w:semiHidden="0" w:uiPriority="0" w:unhideWhenUsed="0"/>
+    <w:lsdException w:name="Hyperlink" w:semiHidden="0" w:uiPriority="0" w:unhideWhenUsed="0"/>
+    <w:lsdException w:name="FollowedHyperlink" w:semiHidden="0" w:uiPriority="0" w:unhideWhenUsed="0"/>
+    <w:lsdException w:name="Strong" w:semiHidden="0" w:uiPriority="0" w:unhideWhenUsed="0" w:qFormat="1"/>
+    <w:lsdException w:name="Emphasis" w:semiHidden="0" w:uiPriority="0" w:unhideWhenUsed="0" w:qFormat="1"/>
+    <w:lsdException w:name="Document Map" w:semiHidden="0" w:uiPriority="0" w:unhideWhenUsed="0"/>
+    <w:lsdException w:name="Plain Text" w:semiHidden="0" w:uiPriority="0" w:unhideWhenUsed="0"/>
+    <w:lsdException w:name="E-mail Signature" w:semiHidden="0" w:uiPriority="0" w:unhideWhenUsed="0"/>
+    <w:lsdException w:name="Normal (Web)" w:semiHidden="0" w:uiPriority="0" w:unhideWhenUsed="0" w:qFormat="1"/>
+    <w:lsdException w:name="HTML Acronym" w:semiHidden="0" w:uiPriority="0" w:unhideWhenUsed="0"/>
+    <w:lsdException w:name="HTML Address" w:semiHidden="0" w:uiPriority="0" w:unhideWhenUsed="0"/>
+    <w:lsdException w:name="HTML Cite" w:semiHidden="0" w:uiPriority="0" w:unhideWhenUsed="0"/>
+    <w:lsdException w:name="HTML Code" w:semiHidden="0" w:uiPriority="0" w:unhideWhenUsed="0"/>
+    <w:lsdException w:name="HTML Definition" w:semiHidden="0" w:uiPriority="0" w:unhideWhenUsed="0"/>
+    <w:lsdException w:name="HTML Keyboard" w:semiHidden="0" w:uiPriority="0" w:unhideWhenUsed="0"/>
+    <w:lsdException w:name="HTML Preformatted" w:semiHidden="0" w:uiPriority="0" w:unhideWhenUsed="0"/>
+    <w:lsdException w:name="HTML Sample" w:semiHidden="0" w:uiPriority="0" w:unhideWhenUsed="0"/>
+    <w:lsdException w:name="HTML Typewriter" w:semiHidden="0" w:uiPriority="0" w:unhideWhenUsed="0"/>
+    <w:lsdException w:name="HTML Variable" w:semiHidden="0" w:uiPriority="0" w:unhideWhenUsed="0"/>
+    <w:lsdException w:name="Normal Table" w:uiPriority="0" w:unhideWhenUsed="0" w:qFormat="1"/>
+    <w:lsdException w:name="annotation subject" w:semiHidden="0" w:uiPriority="0" w:unhideWhenUsed="0"/>
+    <w:lsdException w:name="Table Simple 1" w:semiHidden="0" w:uiPriority="0" w:unhideWhenUsed="0"/>
+    <w:lsdException w:name="Table Simple 2" w:semiHidden="0" w:uiPriority="0" w:unhideWhenUsed="0"/>
+    <w:lsdException w:name="Table Simple 3" w:semiHidden="0" w:uiPriority="0" w:unhideWhenUsed="0"/>
+    <w:lsdException w:name="Table Classic 1" w:semiHidden="0" w:uiPriority="0" w:unhideWhenUsed="0"/>
+    <w:lsdException w:name="Table Classic 2" w:semiHidden="0" w:uiPriority="0" w:unhideWhenUsed="0"/>
+    <w:lsdException w:name="Table Classic 3" w:semiHidden="0" w:uiPriority="0" w:unhideWhenUsed="0"/>
+    <w:lsdException w:name="Table Classic 4" w:semiHidden="0" w:uiPriority="0" w:unhideWhenUsed="0"/>
+    <w:lsdException w:name="Table Colorful 1" w:semiHidden="0" w:uiPriority="0" w:unhideWhenUsed="0"/>
+    <w:lsdException w:name="Table Colorful 2" w:semiHidden="0" w:uiPriority="0" w:unhideWhenUsed="0"/>
+    <w:lsdException w:name="Table Colorful 3" w:semiHidden="0" w:uiPriority="0" w:unhideWhenUsed="0"/>
+    <w:lsdException w:name="Table Columns 1" w:semiHidden="0" w:uiPriority="0" w:unhideWhenUsed="0"/>
+    <w:lsdException w:name="Table Columns 2" w:semiHidden="0" w:uiPriority="0" w:unhideWhenUsed="0"/>
+    <w:lsdException w:name="Table Columns 3" w:semiHidden="0" w:uiPriority="0" w:unhideWhenUsed="0"/>
+    <w:lsdException w:name="Table Columns 4" w:semiHidden="0" w:uiPriority="0" w:unhideWhenUsed="0"/>
+    <w:lsdException w:name="Table Columns 5" w:semiHidden="0" w:uiPriority="0" w:unhideWhenUsed="0"/>
+    <w:lsdException w:name="Table Grid 1" w:semiHidden="0" w:uiPriority="0" w:unhideWhenUsed="0"/>
+    <w:lsdException w:name="Table Grid 2" w:semiHidden="0" w:uiPriority="0" w:unhideWhenUsed="0"/>
+    <w:lsdException w:name="Table Grid 3" w:semiHidden="0" w:uiPriority="0" w:unhideWhenUsed="0"/>
+    <w:lsdException w:name="Table Grid 4" w:semiHidden="0" w:uiPriority="0" w:unhideWhenUsed="0"/>
+    <w:lsdException w:name="Table Grid 5" w:semiHidden="0" w:uiPriority="0" w:unhideWhenUsed="0"/>
+    <w:lsdException w:name="Table Grid 6" w:semiHidden="0" w:uiPriority="0" w:unhideWhenUsed="0"/>
+    <w:lsdException w:name="Table Grid 7" w:semiHidden="0" w:uiPriority="0" w:unhideWhenUsed="0"/>
+    <w:lsdException w:name="Table Grid 8" w:semiHidden="0" w:uiPriority="0" w:unhideWhenUsed="0"/>
+    <w:lsdException w:name="Table List 1" w:semiHidden="0" w:uiPriority="0" w:unhideWhenUsed="0"/>
+    <w:lsdException w:name="Table List 2" w:semiHidden="0" w:uiPriority="0" w:unhideWhenUsed="0"/>
+    <w:lsdException w:name="Table List 3" w:semiHidden="0" w:uiPriority="0" w:unhideWhenUsed="0"/>
+    <w:lsdException w:name="Table List 4" w:semiHidden="0" w:uiPriority="0" w:unhideWhenUsed="0"/>
+    <w:lsdException w:name="Table List 5" w:semiHidden="0" w:uiPriority="0" w:unhideWhenUsed="0"/>
+    <w:lsdException w:name="Table List 6" w:semiHidden="0" w:uiPriority="0" w:unhideWhenUsed="0"/>
+    <w:lsdException w:name="Table List 7" w:semiHidden="0" w:uiPriority="0" w:unhideWhenUsed="0"/>
+    <w:lsdException w:name="Table List 8" w:semiHidden="0" w:uiPriority="0" w:unhideWhenUsed="0"/>
+    <w:lsdException w:name="Table 3D effects 1" w:semiHidden="0" w:uiPriority="0" w:unhideWhenUsed="0"/>
+    <w:lsdException w:name="Table 3D effects 2" w:semiHidden="0" w:uiPriority="0" w:unhideWhenUsed="0"/>
+    <w:lsdException w:name="Table 3D effects 3" w:semiHidden="0" w:uiPriority="0" w:unhideWhenUsed="0"/>
+    <w:lsdException w:name="Table Contemporary" w:semiHidden="0" w:uiPriority="0" w:unhideWhenUsed="0"/>
+    <w:lsdException w:name="Table Elegant" w:semiHidden="0" w:uiPriority="0" w:unhideWhenUsed="0"/>
+    <w:lsdException w:name="Table Professional" w:semiHidden="0" w:uiPriority="0" w:unhideWhenUsed="0"/>
+    <w:lsdException w:name="Table Subtle 1" w:semiHidden="0" w:uiPriority="0" w:unhideWhenUsed="0"/>
+    <w:lsdException w:name="Table Subtle 2" w:semiHidden="0" w:uiPriority="0" w:unhideWhenUsed="0"/>
+    <w:lsdException w:name="Table Web 1" w:semiHidden="0" w:uiPriority="0" w:unhideWhenUsed="0"/>
+    <w:lsdException w:name="Table Web 2" w:semiHidden="0" w:uiPriority="0" w:unhideWhenUsed="0"/>
+    <w:lsdException w:name="Table Web 3" w:semiHidden="0" w:uiPriority="0" w:unhideWhenUsed="0"/>
+    <w:lsdException w:name="Balloon Text" w:semiHidden="0" w:uiPriority="0" w:unhideWhenUsed="0"/>
+    <w:lsdException w:name="Table Grid" w:semiHidden="0" w:uiPriority="0" w:unhideWhenUsed="0" w:qFormat="1"/>
+    <w:lsdException w:name="Table Theme" w:semiHidden="0" w:uiPriority="0" w:unhideWhenUsed="0"/>
+    <w:lsdException w:name="Light Shading" w:semiHidden="0" w:uiPriority="60" w:unhideWhenUsed="0"/>
+    <w:lsdException w:name="Light List" w:semiHidden="0" w:uiPriority="61" w:unhideWhenUsed="0"/>
+    <w:lsdException w:name="Light Grid" w:semiHidden="0" w:uiPriority="62" w:unhideWhenUsed="0"/>
+    <w:lsdException w:name="Medium Shading 1" w:semiHidden="0" w:uiPriority="63" w:unhideWhenUsed="0"/>
+    <w:lsdException w:name="Medium Shading 2" w:semiHidden="0" w:uiPriority="64" w:unhideWhenUsed="0"/>
+    <w:lsdException w:name="Medium List 1" w:semiHidden="0" w:uiPriority="65" w:unhideWhenUsed="0"/>
+    <w:lsdException w:name="Medium List 2" w:semiHidden="0" w:uiPriority="66" w:unhideWhenUsed="0"/>
+    <w:lsdException w:name="Medium Grid 1" w:semiHidden="0" w:uiPriority="67" w:unhideWhenUsed="0"/>
+    <w:lsdException w:name="Medium Grid 2" w:semiHidden="0" w:uiPriority="68" w:unhideWhenUsed="0"/>
+    <w:lsdException w:name="Medium Grid 3" w:semiHidden="0" w:uiPriority="69" w:unhideWhenUsed="0"/>
+    <w:lsdException w:name="Dark List" w:semiHidden="0" w:uiPriority="70" w:unhideWhenUsed="0"/>
+    <w:lsdException w:name="Colorful Shading" w:semiHidden="0" w:uiPriority="71" w:unhideWhenUsed="0"/>
+    <w:lsdException w:name="Colorful List" w:semiHidden="0" w:uiPriority="72" w:unhideWhenUsed="0"/>
+    <w:lsdException w:name="Colorful Grid" w:semiHidden="0" w:uiPriority="73" w:unhideWhenUsed="0"/>
+    <w:lsdException w:name="Light Shading Accent 1" w:semiHidden="0" w:uiPriority="60" w:unhideWhenUsed="0"/>
+    <w:lsdException w:name="Light List Accent 1" w:semiHidden="0" w:uiPriority="61" w:unhideWhenUsed="0"/>
+    <w:lsdException w:name="Light Grid Accent 1" w:semiHidden="0" w:uiPriority="62" w:unhideWhenUsed="0"/>
+    <w:lsdException w:name="Medium Shading 1 Accent 1" w:semiHidden="0" w:uiPriority="63" w:unhideWhenUsed="0"/>
+    <w:lsdException w:name="Medium Shading 2 Accent 1" w:semiHidden="0" w:uiPriority="64" w:unhideWhenUsed="0"/>
+    <w:lsdException w:name="Medium List 1 Accent 1" w:semiHidden="0" w:uiPriority="65" w:unhideWhenUsed="0"/>
+    <w:lsdException w:name="Medium List 2 Accent 1" w:semiHidden="0" w:uiPriority="66" w:unhideWhenUsed="0"/>
+    <w:lsdException w:name="Medium Grid 1 Accent 1" w:semiHidden="0" w:uiPriority="67" w:unhideWhenUsed="0"/>
+    <w:lsdException w:name="Medium Grid 2 Accent 1" w:semiHidden="0" w:uiPriority="68" w:unhideWhenUsed="0"/>
+    <w:lsdException w:name="Medium Grid 3 Accent 1" w:semiHidden="0" w:uiPriority="69" w:unhideWhenUsed="0"/>
+    <w:lsdException w:name="Dark List Accent 1" w:semiHidden="0" w:uiPriority="70" w:unhideWhenUsed="0"/>
+    <w:lsdException w:name="Colorful Shading Accent 1" w:semiHidden="0" w:uiPriority="71" w:unhideWhenUsed="0"/>
+    <w:lsdException w:name="Colorful List Accent 1" w:semiHidden="0" w:uiPriority="72" w:unhideWhenUsed="0"/>
+    <w:lsdException w:name="Colorful Grid Accent 1" w:semiHidden="0" w:uiPriority="73" w:unhideWhenUsed="0"/>
+    <w:lsdException w:name="Light Shading Accent 2" w:semiHidden="0" w:uiPriority="60" w:unhideWhenUsed="0"/>
+    <w:lsdException w:name="Light List Accent 2" w:semiHidden="0" w:uiPriority="61" w:unhideWhenUsed="0"/>
+    <w:lsdException w:name="Light Grid Accent 2" w:semiHidden="0" w:uiPriority="62" w:unhideWhenUsed="0"/>
+    <w:lsdException w:name="Medium Shading 1 Accent 2" w:semiHidden="0" w:uiPriority="63" w:unhideWhenUsed="0"/>
+    <w:lsdException w:name="Medium Shading 2 Accent 2" w:semiHidden="0" w:uiPriority="64" w:unhideWhenUsed="0"/>
+    <w:lsdException w:name="Medium List 1 Accent 2" w:semiHidden="0" w:uiPriority="65" w:unhideWhenUsed="0"/>
+    <w:lsdException w:name="Medium List 2 Accent 2" w:semiHidden="0" w:uiPriority="66" w:unhideWhenUsed="0"/>
+    <w:lsdException w:name="Medium Grid 1 Accent 2" w:semiHidden="0" w:uiPriority="67" w:unhideWhenUsed="0"/>
+    <w:lsdException w:name="Medium Grid 2 Accent 2" w:semiHidden="0" w:uiPriority="68" w:unhideWhenUsed="0"/>
+    <w:lsdException w:name="Medium Grid 3 Accent 2" w:semiHidden="0" w:uiPriority="69" w:unhideWhenUsed="0"/>
+    <w:lsdException w:name="Dark List Accent 2" w:semiHidden="0" w:uiPriority="70" w:unhideWhenUsed="0"/>
+    <w:lsdException w:name="Colorful Shading Accent 2" w:semiHidden="0" w:uiPriority="71" w:unhideWhenUsed="0"/>
+    <w:lsdException w:name="Colorful List Accent 2" w:semiHidden="0" w:uiPriority="72" w:unhideWhenUsed="0"/>
+    <w:lsdException w:name="Colorful Grid Accent 2" w:semiHidden="0" w:uiPriority="73" w:unhideWhenUsed="0"/>
+    <w:lsdException w:name="Light Shading Accent 3" w:semiHidden="0" w:uiPriority="60" w:unhideWhenUsed="0"/>
+    <w:lsdException w:name="Light List Accent 3" w:semiHidden="0" w:uiPriority="61" w:unhideWhenUsed="0"/>
+    <w:lsdException w:name="Light Grid Accent 3" w:semiHidden="0" w:uiPriority="62" w:unhideWhenUsed="0"/>
+    <w:lsdException w:name="Medium Shading 1 Accent 3" w:semiHidden="0" w:uiPriority="63" w:unhideWhenUsed="0"/>
+    <w:lsdException w:name="Medium Shading 2 Accent 3" w:semiHidden="0" w:uiPriority="64" w:unhideWhenUsed="0"/>
+    <w:lsdException w:name="Medium List 1 Accent 3" w:semiHidden="0" w:uiPriority="65" w:unhideWhenUsed="0"/>
+    <w:lsdException w:name="Medium List 2 Accent 3" w:semiHidden="0" w:uiPriority="66" w:unhideWhenUsed="0"/>
+    <w:lsdException w:name="Medium Grid 1 Accent 3" w:semiHidden="0" w:uiPriority="67" w:unhideWhenUsed="0"/>
+    <w:lsdException w:name="Medium Grid 2 Accent 3" w:semiHidden="0" w:uiPriority="68" w:unhideWhenUsed="0"/>
+    <w:lsdException w:name="Medium Grid 3 Accent 3" w:semiHidden="0" w:uiPriority="69" w:unhideWhenUsed="0"/>
+    <w:lsdException w:name="Dark List Accent 3" w:semiHidden="0" w:uiPriority="70" w:unhideWhenUsed="0"/>
+    <w:lsdException w:name="Colorful Shading Accent 3" w:semiHidden="0" w:uiPriority="71" w:unhideWhenUsed="0"/>
+    <w:lsdException w:name="Colorful List Accent 3" w:semiHidden="0" w:uiPriority="72" w:unhideWhenUsed="0"/>
+    <w:lsdException w:name="Colorful Grid Accent 3" w:semiHidden="0" w:uiPriority="73" w:unhideWhenUsed="0"/>
+    <w:lsdException w:name="Light Shading Accent 4" w:semiHidden="0" w:uiPriority="60" w:unhideWhenUsed="0"/>
+    <w:lsdException w:name="Light List Accent 4" w:semiHidden="0" w:uiPriority="61" w:unhideWhenUsed="0"/>
+    <w:lsdException w:name="Light Grid Accent 4" w:semiHidden="0" w:uiPriority="62" w:unhideWhenUsed="0"/>
+    <w:lsdException w:name="Medium Shading 1 Accent 4" w:semiHidden="0" w:uiPriority="63" w:unhideWhenUsed="0"/>
+    <w:lsdException w:name="Medium Shading 2 Accent 4" w:semiHidden="0" w:uiPriority="64" w:unhideWhenUsed="0"/>
+    <w:lsdException w:name="Medium List 1 Accent 4" w:semiHidden="0" w:uiPriority="65" w:unhideWhenUsed="0"/>
+    <w:lsdException w:name="Medium List 2 Accent 4" w:semiHidden="0" w:uiPriority="66" w:unhideWhenUsed="0"/>
+    <w:lsdException w:name="Medium Grid 1 Accent 4" w:semiHidden="0" w:uiPriority="67" w:unhideWhenUsed="0"/>
+    <w:lsdException w:name="Medium Grid 2 Accent 4" w:semiHidden="0" w:uiPriority="68" w:unhideWhenUsed="0"/>
+    <w:lsdException w:name="Medium Grid 3 Accent 4" w:semiHidden="0" w:uiPriority="69" w:unhideWhenUsed="0"/>
+    <w:lsdException w:name="Dark List Accent 4" w:semiHidden="0" w:uiPriority="70" w:unhideWhenUsed="0"/>
+    <w:lsdException w:name="Colorful Shading Accent 4" w:semiHidden="0" w:uiPriority="71" w:unhideWhenUsed="0"/>
+    <w:lsdException w:name="Colorful List Accent 4" w:semiHidden="0" w:uiPriority="72" w:unhideWhenUsed="0"/>
+    <w:lsdException w:name="Colorful Grid Accent 4" w:semiHidden="0" w:uiPriority="73" w:unhideWhenUsed="0"/>
+    <w:lsdException w:name="Light Shading Accent 5" w:semiHidden="0" w:uiPriority="60" w:unhideWhenUsed="0"/>
+    <w:lsdException w:name="Light List Accent 5" w:semiHidden="0" w:uiPriority="61" w:unhideWhenUsed="0"/>
+    <w:lsdException w:name="Light Grid Accent 5" w:semiHidden="0" w:uiPriority="62" w:unhideWhenUsed="0"/>
+    <w:lsdException w:name="Medium Shading 1 Accent 5" w:semiHidden="0" w:uiPriority="63" w:unhideWhenUsed="0"/>
+    <w:lsdException w:name="Medium Shading 2 Accent 5" w:semiHidden="0" w:uiPriority="64" w:unhideWhenUsed="0"/>
+    <w:lsdException w:name="Medium List 1 Accent 5" w:semiHidden="0" w:uiPriority="65" w:unhideWhenUsed="0"/>
+    <w:lsdException w:name="Medium List 2 Accent 5" w:semiHidden="0" w:uiPriority="66" w:unhideWhenUsed="0"/>
+    <w:lsdException w:name="Medium Grid 1 Accent 5" w:semiHidden="0" w:uiPriority="67" w:unhideWhenUsed="0"/>
+    <w:lsdException w:name="Medium Grid 2 Accent 5" w:semiHidden="0" w:uiPriority="68" w:unhideWhenUsed="0"/>
+    <w:lsdException w:name="Medium Grid 3 Accent 5" w:semiHidden="0" w:uiPriority="69" w:unhideWhenUsed="0"/>
+    <w:lsdException w:name="Dark List Accent 5" w:semiHidden="0" w:uiPriority="70" w:unhideWhenUsed="0"/>
+    <w:lsdException w:name="Colorful Shading Accent 5" w:semiHidden="0" w:uiPriority="71" w:unhideWhenUsed="0"/>
+    <w:lsdException w:name="Colorful List Accent 5" w:semiHidden="0" w:uiPriority="72" w:unhideWhenUsed="0"/>
+    <w:lsdException w:name="Colorful Grid Accent 5" w:semiHidden="0" w:uiPriority="73" w:unhideWhenUsed="0"/>
+    <w:lsdException w:name="Light Shading Accent 6" w:semiHidden="0" w:uiPriority="60" w:unhideWhenUsed="0"/>
+    <w:lsdException w:name="Light List Accent 6" w:semiHidden="0" w:uiPriority="61" w:unhideWhenUsed="0"/>
+    <w:lsdException w:name="Light Grid Accent 6" w:semiHidden="0" w:uiPriority="62" w:unhideWhenUsed="0"/>
+    <w:lsdException w:name="Medium Shading 1 Accent 6" w:semiHidden="0" w:uiPriority="63" w:unhideWhenUsed="0"/>
+    <w:lsdException w:name="Medium Shading 2 Accent 6" w:semiHidden="0" w:uiPriority="64" w:unhideWhenUsed="0"/>
+    <w:lsdException w:name="Medium List 1 Accent 6" w:semiHidden="0" w:uiPriority="65" w:unhideWhenUsed="0"/>
+    <w:lsdException w:name="Medium List 2 Accent 6" w:semiHidden="0" w:uiPriority="66" w:unhideWhenUsed="0"/>
+    <w:lsdException w:name="Medium Grid 1 Accent 6" w:semiHidden="0" w:uiPriority="67" w:unhideWhenUsed="0"/>
+    <w:lsdException w:name="Medium Grid 2 Accent 6" w:semiHidden="0" w:uiPriority="68" w:unhideWhenUsed="0"/>
+    <w:lsdException w:name="Medium Grid 3 Accent 6" w:semiHidden="0" w:uiPriority="69" w:unhideWhenUsed="0"/>
+    <w:lsdException w:name="Dark List Accent 6" w:semiHidden="0" w:uiPriority="70" w:unhideWhenUsed="0"/>
+    <w:lsdException w:name="Colorful Shading Accent 6" w:semiHidden="0" w:uiPriority="71" w:unhideWhenUsed="0"/>
+    <w:lsdException w:name="Colorful List Accent 6" w:semiHidden="0" w:uiPriority="72" w:unhideWhenUsed="0"/>
+    <w:lsdException w:name="Colorful Grid Accent 6" w:semiHidden="0" w:uiPriority="73" w:unhideWhenUsed="0"/>
   </w:latentStyles>
-  <w:style w:type="paragraph" w:default="1" w:styleId="1">
+  <w:style w:type="paragraph" w:default="1" w:styleId="Normal">
     <w:name w:val="Normal"/>
     <w:qFormat/>
-    <w:uiPriority w:val="0"/>
     <w:pPr>
       <w:kinsoku w:val="0"/>
       <w:autoSpaceDE w:val="0"/>
@@ -9151,7 +9009,7 @@
       <w:textAlignment w:val="baseline"/>
     </w:pPr>
     <w:rPr>
-      <w:rFonts w:ascii="Arial" w:hAnsi="Arial" w:eastAsia="宋体" w:cs="Arial"/>
+      <w:rFonts w:ascii="Arial" w:eastAsia="宋体" w:hAnsi="Arial" w:cs="Arial"/>
       <w:snapToGrid w:val="0"/>
       <w:color w:val="000000"/>
       <w:kern w:val="0"/>
@@ -9160,12 +9018,11 @@
       <w:lang w:val="en-US" w:eastAsia="en-US" w:bidi="ar-SA"/>
     </w:rPr>
   </w:style>
-  <w:style w:type="paragraph" w:styleId="2">
+  <w:style w:type="paragraph" w:styleId="Heading1">
     <w:name w:val="heading 1"/>
-    <w:basedOn w:val="1"/>
-    <w:next w:val="1"/>
+    <w:basedOn w:val="Normal"/>
+    <w:next w:val="Normal"/>
     <w:qFormat/>
-    <w:uiPriority w:val="0"/>
     <w:pPr>
       <w:keepNext/>
       <w:keepLines/>
@@ -9183,13 +9040,12 @@
       <w:sz w:val="44"/>
     </w:rPr>
   </w:style>
-  <w:style w:type="paragraph" w:styleId="3">
+  <w:style w:type="paragraph" w:styleId="Heading2">
     <w:name w:val="heading 2"/>
-    <w:basedOn w:val="1"/>
-    <w:next w:val="1"/>
+    <w:basedOn w:val="Normal"/>
+    <w:next w:val="Normal"/>
     <w:unhideWhenUsed/>
     <w:qFormat/>
-    <w:uiPriority w:val="0"/>
     <w:pPr>
       <w:keepNext/>
       <w:keepLines/>
@@ -9202,19 +9058,18 @@
       <w:outlineLvl w:val="1"/>
     </w:pPr>
     <w:rPr>
-      <w:rFonts w:ascii="Arial" w:hAnsi="Arial" w:eastAsia="黑体"/>
+      <w:rFonts w:ascii="Arial" w:eastAsia="黑体" w:hAnsi="Arial"/>
       <w:b/>
       <w:sz w:val="32"/>
     </w:rPr>
   </w:style>
-  <w:style w:type="paragraph" w:styleId="4">
+  <w:style w:type="paragraph" w:styleId="Heading3">
     <w:name w:val="heading 3"/>
-    <w:basedOn w:val="1"/>
-    <w:next w:val="1"/>
+    <w:basedOn w:val="Normal"/>
+    <w:next w:val="Normal"/>
     <w:semiHidden/>
     <w:unhideWhenUsed/>
     <w:qFormat/>
-    <w:uiPriority w:val="0"/>
     <w:pPr>
       <w:keepNext/>
       <w:keepLines/>
@@ -9231,13 +9086,12 @@
       <w:sz w:val="32"/>
     </w:rPr>
   </w:style>
-  <w:style w:type="paragraph" w:styleId="5">
+  <w:style w:type="paragraph" w:styleId="Heading4">
     <w:name w:val="heading 4"/>
-    <w:basedOn w:val="1"/>
-    <w:next w:val="1"/>
+    <w:basedOn w:val="Normal"/>
+    <w:next w:val="Normal"/>
     <w:unhideWhenUsed/>
     <w:qFormat/>
-    <w:uiPriority w:val="0"/>
     <w:pPr>
       <w:keepNext/>
       <w:keepLines/>
@@ -9250,19 +9104,18 @@
       <w:outlineLvl w:val="3"/>
     </w:pPr>
     <w:rPr>
-      <w:rFonts w:ascii="Arial" w:hAnsi="Arial" w:eastAsia="黑体"/>
+      <w:rFonts w:ascii="Arial" w:eastAsia="黑体" w:hAnsi="Arial"/>
       <w:b/>
       <w:sz w:val="28"/>
     </w:rPr>
   </w:style>
-  <w:style w:type="paragraph" w:styleId="6">
+  <w:style w:type="paragraph" w:styleId="Heading5">
     <w:name w:val="heading 5"/>
-    <w:basedOn w:val="1"/>
-    <w:next w:val="1"/>
+    <w:basedOn w:val="Normal"/>
+    <w:next w:val="Normal"/>
     <w:semiHidden/>
     <w:unhideWhenUsed/>
     <w:qFormat/>
-    <w:uiPriority w:val="0"/>
     <w:pPr>
       <w:keepNext/>
       <w:keepLines/>
@@ -9279,14 +9132,13 @@
       <w:sz w:val="28"/>
     </w:rPr>
   </w:style>
-  <w:style w:type="paragraph" w:styleId="7">
+  <w:style w:type="paragraph" w:styleId="Heading6">
     <w:name w:val="heading 6"/>
-    <w:basedOn w:val="1"/>
-    <w:next w:val="1"/>
+    <w:basedOn w:val="Normal"/>
+    <w:next w:val="Normal"/>
     <w:semiHidden/>
     <w:unhideWhenUsed/>
     <w:qFormat/>
-    <w:uiPriority w:val="0"/>
     <w:pPr>
       <w:keepNext/>
       <w:keepLines/>
@@ -9299,19 +9151,18 @@
       <w:outlineLvl w:val="5"/>
     </w:pPr>
     <w:rPr>
-      <w:rFonts w:ascii="Arial" w:hAnsi="Arial" w:eastAsia="黑体"/>
+      <w:rFonts w:ascii="Arial" w:eastAsia="黑体" w:hAnsi="Arial"/>
       <w:b/>
       <w:sz w:val="24"/>
     </w:rPr>
   </w:style>
-  <w:style w:type="paragraph" w:styleId="8">
+  <w:style w:type="paragraph" w:styleId="Heading7">
     <w:name w:val="heading 7"/>
-    <w:basedOn w:val="1"/>
-    <w:next w:val="1"/>
+    <w:basedOn w:val="Normal"/>
+    <w:next w:val="Normal"/>
     <w:semiHidden/>
     <w:unhideWhenUsed/>
     <w:qFormat/>
-    <w:uiPriority w:val="0"/>
     <w:pPr>
       <w:keepNext/>
       <w:keepLines/>
@@ -9328,14 +9179,13 @@
       <w:sz w:val="24"/>
     </w:rPr>
   </w:style>
-  <w:style w:type="paragraph" w:styleId="9">
+  <w:style w:type="paragraph" w:styleId="Heading8">
     <w:name w:val="heading 8"/>
-    <w:basedOn w:val="1"/>
-    <w:next w:val="1"/>
+    <w:basedOn w:val="Normal"/>
+    <w:next w:val="Normal"/>
     <w:semiHidden/>
     <w:unhideWhenUsed/>
     <w:qFormat/>
-    <w:uiPriority w:val="0"/>
     <w:pPr>
       <w:keepNext/>
       <w:keepLines/>
@@ -9348,18 +9198,17 @@
       <w:outlineLvl w:val="7"/>
     </w:pPr>
     <w:rPr>
-      <w:rFonts w:ascii="Arial" w:hAnsi="Arial" w:eastAsia="黑体"/>
+      <w:rFonts w:ascii="Arial" w:eastAsia="黑体" w:hAnsi="Arial"/>
       <w:sz w:val="24"/>
     </w:rPr>
   </w:style>
-  <w:style w:type="paragraph" w:styleId="10">
+  <w:style w:type="paragraph" w:styleId="Heading9">
     <w:name w:val="heading 9"/>
-    <w:basedOn w:val="1"/>
-    <w:next w:val="1"/>
+    <w:basedOn w:val="Normal"/>
+    <w:next w:val="Normal"/>
     <w:semiHidden/>
     <w:unhideWhenUsed/>
     <w:qFormat/>
-    <w:uiPriority w:val="0"/>
     <w:pPr>
       <w:keepNext/>
       <w:keepLines/>
@@ -9372,21 +9221,19 @@
       <w:outlineLvl w:val="8"/>
     </w:pPr>
     <w:rPr>
-      <w:rFonts w:ascii="Arial" w:hAnsi="Arial" w:eastAsia="黑体"/>
+      <w:rFonts w:ascii="Arial" w:eastAsia="黑体" w:hAnsi="Arial"/>
       <w:sz w:val="21"/>
     </w:rPr>
   </w:style>
-  <w:style w:type="character" w:default="1" w:styleId="22">
+  <w:style w:type="character" w:default="1" w:styleId="DefaultParagraphFont">
     <w:name w:val="Default Paragraph Font"/>
     <w:semiHidden/>
     <w:qFormat/>
-    <w:uiPriority w:val="0"/>
   </w:style>
-  <w:style w:type="table" w:default="1" w:styleId="20">
+  <w:style w:type="table" w:default="1" w:styleId="TableNormal">
     <w:name w:val="Normal Table"/>
     <w:semiHidden/>
     <w:qFormat/>
-    <w:uiPriority w:val="0"/>
     <w:tblPr>
       <w:tblCellMar>
         <w:top w:w="0" w:type="dxa"/>
@@ -9396,43 +9243,39 @@
       </w:tblCellMar>
     </w:tblPr>
   </w:style>
-  <w:style w:type="paragraph" w:styleId="11">
+  <w:style w:type="paragraph" w:styleId="CommentText">
     <w:name w:val="annotation text"/>
-    <w:basedOn w:val="1"/>
+    <w:basedOn w:val="Normal"/>
     <w:qFormat/>
-    <w:uiPriority w:val="0"/>
     <w:pPr>
       <w:jc w:val="left"/>
     </w:pPr>
   </w:style>
-  <w:style w:type="paragraph" w:styleId="12">
+  <w:style w:type="paragraph" w:styleId="BodyText">
     <w:name w:val="Body Text"/>
-    <w:basedOn w:val="1"/>
+    <w:basedOn w:val="Normal"/>
     <w:semiHidden/>
     <w:qFormat/>
-    <w:uiPriority w:val="0"/>
     <w:rPr>
-      <w:rFonts w:ascii="Arial" w:hAnsi="Arial" w:eastAsia="Arial" w:cs="Arial"/>
+      <w:rFonts w:ascii="Arial" w:eastAsia="Arial" w:hAnsi="Arial" w:cs="Arial"/>
       <w:sz w:val="21"/>
       <w:szCs w:val="21"/>
       <w:lang w:val="en-US" w:eastAsia="en-US" w:bidi="ar-SA"/>
     </w:rPr>
   </w:style>
-  <w:style w:type="paragraph" w:styleId="13">
+  <w:style w:type="paragraph" w:styleId="TOC3">
     <w:name w:val="toc 3"/>
-    <w:basedOn w:val="1"/>
-    <w:next w:val="1"/>
+    <w:basedOn w:val="Normal"/>
+    <w:next w:val="Normal"/>
     <w:qFormat/>
-    <w:uiPriority w:val="0"/>
     <w:pPr>
       <w:ind w:left="840" w:leftChars="400"/>
     </w:pPr>
   </w:style>
-  <w:style w:type="paragraph" w:styleId="14">
+  <w:style w:type="paragraph" w:styleId="Footer">
     <w:name w:val="footer"/>
-    <w:basedOn w:val="1"/>
+    <w:basedOn w:val="Normal"/>
     <w:qFormat/>
-    <w:uiPriority w:val="0"/>
     <w:pPr>
       <w:tabs>
         <w:tab w:val="center" w:pos="4153"/>
@@ -9445,17 +9288,16 @@
       <w:sz w:val="18"/>
     </w:rPr>
   </w:style>
-  <w:style w:type="paragraph" w:styleId="15">
+  <w:style w:type="paragraph" w:styleId="Header">
     <w:name w:val="header"/>
-    <w:basedOn w:val="1"/>
+    <w:basedOn w:val="Normal"/>
     <w:qFormat/>
-    <w:uiPriority w:val="0"/>
     <w:pPr>
       <w:pBdr>
-        <w:top w:val="none" w:color="auto" w:sz="0" w:space="0"/>
-        <w:left w:val="none" w:color="auto" w:sz="0" w:space="0"/>
-        <w:bottom w:val="none" w:color="auto" w:sz="0" w:space="0"/>
-        <w:right w:val="none" w:color="auto" w:sz="0" w:space="0"/>
+        <w:top w:val="nil"/>
+        <w:left w:val="nil"/>
+        <w:bottom w:val="nil"/>
+        <w:right w:val="nil"/>
       </w:pBdr>
       <w:tabs>
         <w:tab w:val="center" w:pos="4153"/>
@@ -9470,41 +9312,37 @@
       <w:sz w:val="18"/>
     </w:rPr>
   </w:style>
-  <w:style w:type="paragraph" w:styleId="16">
+  <w:style w:type="paragraph" w:styleId="TOC1">
     <w:name w:val="toc 1"/>
-    <w:basedOn w:val="1"/>
-    <w:next w:val="1"/>
+    <w:basedOn w:val="Normal"/>
+    <w:next w:val="Normal"/>
     <w:qFormat/>
-    <w:uiPriority w:val="0"/>
     <w:rPr>
-      <w:rFonts w:ascii="Arial" w:hAnsi="Arial" w:eastAsia="Microsoft JhengHei"/>
+      <w:rFonts w:ascii="Arial" w:eastAsia="Microsoft JhengHei" w:hAnsi="Arial"/>
       <w:sz w:val="24"/>
     </w:rPr>
   </w:style>
-  <w:style w:type="paragraph" w:styleId="17">
+  <w:style w:type="paragraph" w:styleId="TOC2">
     <w:name w:val="toc 2"/>
-    <w:basedOn w:val="1"/>
-    <w:next w:val="1"/>
+    <w:basedOn w:val="Normal"/>
+    <w:next w:val="Normal"/>
     <w:qFormat/>
-    <w:uiPriority w:val="0"/>
     <w:pPr>
       <w:ind w:left="420" w:leftChars="200"/>
     </w:pPr>
   </w:style>
-  <w:style w:type="paragraph" w:styleId="18">
+  <w:style w:type="paragraph" w:styleId="NormalWeb">
     <w:name w:val="Normal (Web)"/>
-    <w:basedOn w:val="1"/>
+    <w:basedOn w:val="Normal"/>
     <w:qFormat/>
-    <w:uiPriority w:val="0"/>
     <w:rPr>
       <w:sz w:val="24"/>
     </w:rPr>
   </w:style>
-  <w:style w:type="paragraph" w:styleId="19">
+  <w:style w:type="paragraph" w:styleId="Title">
     <w:name w:val="Title"/>
-    <w:basedOn w:val="1"/>
+    <w:basedOn w:val="Normal"/>
     <w:qFormat/>
-    <w:uiPriority w:val="0"/>
     <w:pPr>
       <w:spacing w:before="240" w:beforeLines="0" w:beforeAutospacing="0" w:after="60" w:afterLines="0" w:afterAutospacing="0"/>
       <w:jc w:val="center"/>
@@ -9516,73 +9354,68 @@
       <w:sz w:val="32"/>
     </w:rPr>
   </w:style>
-  <w:style w:type="table" w:styleId="21">
+  <w:style w:type="table" w:styleId="TableGrid">
     <w:name w:val="Table Grid"/>
-    <w:basedOn w:val="20"/>
+    <w:basedOn w:val="TableNormal"/>
     <w:qFormat/>
-    <w:uiPriority w:val="0"/>
     <w:pPr>
       <w:widowControl w:val="0"/>
       <w:jc w:val="both"/>
     </w:pPr>
     <w:tblPr>
       <w:tblBorders>
-        <w:top w:val="single" w:color="auto" w:sz="4" w:space="0"/>
-        <w:left w:val="single" w:color="auto" w:sz="4" w:space="0"/>
-        <w:bottom w:val="single" w:color="auto" w:sz="4" w:space="0"/>
-        <w:right w:val="single" w:color="auto" w:sz="4" w:space="0"/>
-        <w:insideH w:val="single" w:color="auto" w:sz="4" w:space="0"/>
-        <w:insideV w:val="single" w:color="auto" w:sz="4" w:space="0"/>
+        <w:top w:val="single" w:sz="4" w:space="0" w:color="auto"/>
+        <w:left w:val="single" w:sz="4" w:space="0" w:color="auto"/>
+        <w:bottom w:val="single" w:sz="4" w:space="0" w:color="auto"/>
+        <w:right w:val="single" w:sz="4" w:space="0" w:color="auto"/>
+        <w:insideH w:val="single" w:sz="4" w:space="0" w:color="auto"/>
+        <w:insideV w:val="single" w:sz="4" w:space="0" w:color="auto"/>
       </w:tblBorders>
     </w:tblPr>
   </w:style>
-  <w:style w:type="character" w:styleId="23">
+  <w:style w:type="character" w:styleId="Strong">
     <w:name w:val="Strong"/>
-    <w:basedOn w:val="22"/>
+    <w:basedOn w:val="DefaultParagraphFont"/>
     <w:qFormat/>
-    <w:uiPriority w:val="0"/>
     <w:rPr>
       <w:b/>
     </w:rPr>
   </w:style>
-  <w:style w:type="paragraph" w:customStyle="1" w:styleId="24">
+  <w:style w:type="paragraph" w:customStyle="1" w:styleId="a">
     <w:name w:val="柴_公司名"/>
-    <w:basedOn w:val="19"/>
+    <w:basedOn w:val="Title"/>
     <w:qFormat/>
-    <w:uiPriority w:val="0"/>
     <w:pPr>
       <w:spacing w:after="600" w:afterLines="600"/>
     </w:pPr>
     <w:rPr>
-      <w:rFonts w:hint="eastAsia" w:ascii="宋体" w:hAnsi="宋体" w:eastAsia="宋体" w:cs="宋体"/>
+      <w:rFonts w:ascii="宋体" w:eastAsia="宋体" w:hAnsi="宋体" w:cs="宋体" w:hint="eastAsia"/>
       <w:bCs/>
       <w:spacing w:val="-6"/>
       <w:sz w:val="52"/>
       <w:szCs w:val="52"/>
     </w:rPr>
   </w:style>
-  <w:style w:type="paragraph" w:customStyle="1" w:styleId="25">
+  <w:style w:type="paragraph" w:customStyle="1" w:styleId="a0">
     <w:name w:val="柴_文档名"/>
-    <w:basedOn w:val="19"/>
+    <w:basedOn w:val="Title"/>
     <w:qFormat/>
-    <w:uiPriority w:val="0"/>
     <w:pPr>
       <w:spacing w:after="900" w:afterLines="900"/>
     </w:pPr>
     <w:rPr>
-      <w:rFonts w:ascii="黑体" w:hAnsi="黑体" w:eastAsia="黑体" w:cs="黑体"/>
+      <w:rFonts w:ascii="黑体" w:eastAsia="黑体" w:hAnsi="黑体" w:cs="黑体"/>
       <w:bCs/>
       <w:spacing w:val="-7"/>
       <w:sz w:val="52"/>
       <w:szCs w:val="52"/>
     </w:rPr>
   </w:style>
-  <w:style w:type="table" w:customStyle="1" w:styleId="26">
+  <w:style w:type="table" w:customStyle="1" w:styleId="TableNormal0">
     <w:name w:val="Table Normal_0"/>
     <w:semiHidden/>
     <w:unhideWhenUsed/>
     <w:qFormat/>
-    <w:uiPriority w:val="0"/>
     <w:tblPr>
       <w:tblCellMar>
         <w:top w:w="0" w:type="dxa"/>
@@ -9592,87 +9425,81 @@
       </w:tblCellMar>
     </w:tblPr>
   </w:style>
-  <w:style w:type="paragraph" w:customStyle="1" w:styleId="27">
+  <w:style w:type="paragraph" w:customStyle="1" w:styleId="TableText">
     <w:name w:val="Table Text"/>
-    <w:basedOn w:val="1"/>
+    <w:basedOn w:val="Normal"/>
     <w:semiHidden/>
     <w:qFormat/>
-    <w:uiPriority w:val="0"/>
     <w:rPr>
-      <w:rFonts w:ascii="宋体" w:hAnsi="宋体" w:eastAsia="宋体" w:cs="宋体"/>
+      <w:rFonts w:ascii="宋体" w:eastAsia="宋体" w:hAnsi="宋体" w:cs="宋体"/>
       <w:sz w:val="21"/>
       <w:szCs w:val="21"/>
       <w:lang w:val="en-US" w:eastAsia="en-US" w:bidi="ar-SA"/>
     </w:rPr>
   </w:style>
-  <w:style w:type="paragraph" w:customStyle="1" w:styleId="28">
+  <w:style w:type="paragraph" w:customStyle="1" w:styleId="1">
     <w:name w:val="柴_标题1"/>
-    <w:basedOn w:val="2"/>
-    <w:next w:val="29"/>
-    <w:link w:val="38"/>
+    <w:basedOn w:val="Heading1"/>
+    <w:next w:val="a1"/>
+    <w:link w:val="1Char"/>
     <w:qFormat/>
-    <w:uiPriority w:val="0"/>
     <w:pPr>
       <w:spacing w:before="100" w:after="90" w:line="360" w:lineRule="auto"/>
     </w:pPr>
     <w:rPr>
-      <w:rFonts w:ascii="Arial" w:hAnsi="Arial" w:eastAsia="宋体"/>
+      <w:rFonts w:ascii="Arial" w:eastAsia="宋体" w:hAnsi="Arial"/>
       <w:sz w:val="32"/>
     </w:rPr>
   </w:style>
-  <w:style w:type="paragraph" w:customStyle="1" w:styleId="29">
+  <w:style w:type="paragraph" w:customStyle="1" w:styleId="a1">
     <w:name w:val="柴_正文"/>
-    <w:basedOn w:val="12"/>
-    <w:link w:val="42"/>
+    <w:basedOn w:val="BodyText"/>
+    <w:link w:val="Char"/>
     <w:qFormat/>
-    <w:uiPriority w:val="0"/>
     <w:pPr>
       <w:spacing w:line="360" w:lineRule="auto"/>
       <w:ind w:firstLine="470" w:firstLineChars="200"/>
     </w:pPr>
     <w:rPr>
-      <w:rFonts w:ascii="Arial" w:hAnsi="Arial" w:eastAsia="宋体"/>
+      <w:rFonts w:ascii="Arial" w:eastAsia="宋体" w:hAnsi="Arial"/>
       <w:sz w:val="24"/>
       <w:lang w:eastAsia="zh-CN"/>
     </w:rPr>
   </w:style>
-  <w:style w:type="paragraph" w:customStyle="1" w:styleId="30">
+  <w:style w:type="paragraph" w:customStyle="1" w:styleId="2">
     <w:name w:val="柴_标题2"/>
-    <w:basedOn w:val="3"/>
-    <w:next w:val="29"/>
+    <w:basedOn w:val="Heading2"/>
+    <w:next w:val="a1"/>
     <w:qFormat/>
-    <w:uiPriority w:val="0"/>
     <w:pPr>
       <w:spacing w:line="360" w:lineRule="auto"/>
     </w:pPr>
     <w:rPr>
-      <w:rFonts w:ascii="Arial" w:hAnsi="Arial" w:eastAsia="宋体"/>
+      <w:rFonts w:ascii="Arial" w:eastAsia="宋体" w:hAnsi="Arial"/>
       <w:sz w:val="28"/>
     </w:rPr>
   </w:style>
-  <w:style w:type="paragraph" w:customStyle="1" w:styleId="31">
+  <w:style w:type="paragraph" w:customStyle="1" w:styleId="3">
     <w:name w:val="柴_标题3"/>
-    <w:basedOn w:val="4"/>
-    <w:next w:val="29"/>
+    <w:basedOn w:val="Heading3"/>
+    <w:next w:val="a1"/>
     <w:qFormat/>
-    <w:uiPriority w:val="0"/>
     <w:pPr>
       <w:spacing w:line="360" w:lineRule="auto"/>
       <w:ind w:left="0" w:firstLine="472" w:firstLineChars="200"/>
     </w:pPr>
     <w:rPr>
-      <w:rFonts w:ascii="宋体" w:hAnsi="宋体" w:eastAsia="宋体" w:cs="宋体"/>
+      <w:rFonts w:ascii="宋体" w:eastAsia="宋体" w:hAnsi="宋体" w:cs="宋体"/>
       <w:spacing w:val="-2"/>
       <w:sz w:val="24"/>
       <w:szCs w:val="24"/>
     </w:rPr>
   </w:style>
-  <w:style w:type="paragraph" w:customStyle="1" w:styleId="32">
+  <w:style w:type="paragraph" w:customStyle="1" w:styleId="a2">
     <w:name w:val="柴_目录"/>
-    <w:basedOn w:val="1"/>
-    <w:next w:val="12"/>
+    <w:basedOn w:val="Normal"/>
+    <w:next w:val="BodyText"/>
     <w:qFormat/>
-    <w:uiPriority w:val="0"/>
     <w:pPr>
       <w:tabs>
         <w:tab w:val="right" w:leader="dot" w:pos="8442"/>
@@ -9680,64 +9507,59 @@
       <w:ind w:left="0" w:leftChars="0"/>
     </w:pPr>
     <w:rPr>
-      <w:rFonts w:ascii="Arial" w:hAnsi="Arial" w:eastAsia="Microsoft JhengHei"/>
+      <w:rFonts w:ascii="Arial" w:eastAsia="Microsoft JhengHei" w:hAnsi="Arial"/>
       <w:sz w:val="24"/>
     </w:rPr>
   </w:style>
-  <w:style w:type="paragraph" w:customStyle="1" w:styleId="33">
+  <w:style w:type="paragraph" w:customStyle="1" w:styleId="WPSOffice1">
     <w:name w:val="WPSOffice手动目录 1"/>
     <w:qFormat/>
-    <w:uiPriority w:val="0"/>
     <w:pPr>
       <w:ind w:leftChars="0"/>
     </w:pPr>
     <w:rPr>
-      <w:rFonts w:ascii="Times New Roman" w:hAnsi="Times New Roman" w:eastAsia="宋体" w:cs="Times New Roman"/>
+      <w:rFonts w:ascii="Times New Roman" w:eastAsia="宋体" w:hAnsi="Times New Roman" w:cs="Times New Roman"/>
       <w:sz w:val="20"/>
       <w:szCs w:val="20"/>
     </w:rPr>
   </w:style>
-  <w:style w:type="paragraph" w:customStyle="1" w:styleId="34">
+  <w:style w:type="paragraph" w:customStyle="1" w:styleId="WPSOffice2">
     <w:name w:val="WPSOffice手动目录 2"/>
     <w:qFormat/>
-    <w:uiPriority w:val="0"/>
     <w:pPr>
       <w:ind w:leftChars="200"/>
     </w:pPr>
     <w:rPr>
-      <w:rFonts w:ascii="Times New Roman" w:hAnsi="Times New Roman" w:eastAsia="宋体" w:cs="Times New Roman"/>
+      <w:rFonts w:ascii="Times New Roman" w:eastAsia="宋体" w:hAnsi="Times New Roman" w:cs="Times New Roman"/>
       <w:sz w:val="20"/>
       <w:szCs w:val="20"/>
     </w:rPr>
   </w:style>
-  <w:style w:type="paragraph" w:customStyle="1" w:styleId="35">
+  <w:style w:type="paragraph" w:customStyle="1" w:styleId="WPSOffice3">
     <w:name w:val="WPSOffice手动目录 3"/>
     <w:qFormat/>
-    <w:uiPriority w:val="0"/>
     <w:pPr>
       <w:ind w:leftChars="400"/>
     </w:pPr>
     <w:rPr>
-      <w:rFonts w:ascii="Times New Roman" w:hAnsi="Times New Roman" w:eastAsia="宋体" w:cs="Times New Roman"/>
+      <w:rFonts w:ascii="Times New Roman" w:eastAsia="宋体" w:hAnsi="Times New Roman" w:cs="Times New Roman"/>
       <w:sz w:val="20"/>
       <w:szCs w:val="20"/>
     </w:rPr>
   </w:style>
-  <w:style w:type="paragraph" w:customStyle="1" w:styleId="36">
+  <w:style w:type="paragraph" w:customStyle="1" w:styleId="Compact">
     <w:name w:val="Compact"/>
-    <w:basedOn w:val="12"/>
+    <w:basedOn w:val="BodyText"/>
     <w:qFormat/>
-    <w:uiPriority w:val="0"/>
     <w:pPr>
       <w:spacing w:before="36" w:after="36"/>
     </w:pPr>
   </w:style>
-  <w:style w:type="table" w:customStyle="1" w:styleId="37">
+  <w:style w:type="table" w:customStyle="1" w:styleId="Table">
     <w:name w:val="Table"/>
     <w:semiHidden/>
     <w:unhideWhenUsed/>
     <w:qFormat/>
-    <w:uiPriority w:val="0"/>
     <w:tblPr>
       <w:tblCellMar>
         <w:top w:w="0" w:type="dxa"/>
@@ -9749,28 +9571,26 @@
     <w:tblStylePr w:type="firstRow">
       <w:tcPr>
         <w:tcBorders>
-          <w:bottom w:val="single" w:color="auto" w:sz="0" w:space="0"/>
+          <w:bottom w:val="single" w:sz="0" w:space="0" w:color="auto"/>
         </w:tcBorders>
         <w:vAlign w:val="bottom"/>
       </w:tcPr>
     </w:tblStylePr>
   </w:style>
-  <w:style w:type="character" w:customStyle="1" w:styleId="38">
+  <w:style w:type="character" w:customStyle="1" w:styleId="1Char">
     <w:name w:val="柴_标题1 Char"/>
-    <w:link w:val="28"/>
+    <w:link w:val="1"/>
     <w:qFormat/>
-    <w:uiPriority w:val="0"/>
     <w:rPr>
-      <w:rFonts w:ascii="Arial" w:hAnsi="Arial" w:eastAsia="宋体"/>
+      <w:rFonts w:ascii="Arial" w:eastAsia="宋体" w:hAnsi="Arial"/>
       <w:sz w:val="32"/>
     </w:rPr>
   </w:style>
-  <w:style w:type="table" w:customStyle="1" w:styleId="39">
+  <w:style w:type="table" w:customStyle="1" w:styleId="TableNormal1">
     <w:name w:val="Table Normal_1"/>
     <w:semiHidden/>
     <w:unhideWhenUsed/>
     <w:qFormat/>
-    <w:uiPriority w:val="0"/>
     <w:tblPr>
       <w:tblCellMar>
         <w:top w:w="0" w:type="dxa"/>
@@ -9780,11 +9600,10 @@
       </w:tblCellMar>
     </w:tblPr>
   </w:style>
-  <w:style w:type="paragraph" w:customStyle="1" w:styleId="40">
+  <w:style w:type="paragraph" w:customStyle="1" w:styleId="a3">
     <w:name w:val="柴_正文_无缩进"/>
-    <w:basedOn w:val="1"/>
+    <w:basedOn w:val="Normal"/>
     <w:qFormat/>
-    <w:uiPriority w:val="0"/>
     <w:pPr>
       <w:ind w:firstLine="0" w:firstLineChars="0"/>
     </w:pPr>
@@ -9794,31 +9613,29 @@
       <w:lang w:eastAsia="zh-CN"/>
     </w:rPr>
   </w:style>
-  <w:style w:type="paragraph" w:customStyle="1" w:styleId="41">
+  <w:style w:type="paragraph" w:customStyle="1" w:styleId="4">
     <w:name w:val="柴_标题4"/>
-    <w:basedOn w:val="5"/>
-    <w:next w:val="1"/>
+    <w:basedOn w:val="Heading4"/>
+    <w:next w:val="Normal"/>
     <w:qFormat/>
-    <w:uiPriority w:val="0"/>
     <w:pPr>
       <w:widowControl w:val="0"/>
       <w:spacing w:before="160" w:line="360" w:lineRule="auto"/>
-      <w:ind w:left="981" w:leftChars="300" w:hanging="862"/>
+      <w:ind w:left="981" w:hanging="862" w:leftChars="300"/>
     </w:pPr>
     <w:rPr>
-      <w:rFonts w:hint="eastAsia" w:ascii="Calibri" w:hAnsi="Calibri" w:eastAsia="宋体" w:cs="宋体"/>
+      <w:rFonts w:ascii="Calibri" w:eastAsia="宋体" w:hAnsi="Calibri" w:cs="宋体" w:hint="eastAsia"/>
       <w:sz w:val="24"/>
       <w:szCs w:val="24"/>
       <w:lang w:eastAsia="zh-CN" w:bidi="zh-CN"/>
     </w:rPr>
   </w:style>
-  <w:style w:type="character" w:customStyle="1" w:styleId="42">
+  <w:style w:type="character" w:customStyle="1" w:styleId="Char">
     <w:name w:val="柴_正文 Char"/>
-    <w:link w:val="29"/>
+    <w:link w:val="a1"/>
     <w:qFormat/>
-    <w:uiPriority w:val="0"/>
     <w:rPr>
-      <w:rFonts w:ascii="Arial" w:hAnsi="Arial" w:eastAsia="宋体"/>
+      <w:rFonts w:ascii="Arial" w:eastAsia="宋体" w:hAnsi="Arial"/>
       <w:sz w:val="24"/>
       <w:lang w:eastAsia="zh-CN"/>
     </w:rPr>
